--- a/2022/Drafts/Compliance Documents/LMCC/ADA Forms/2022-LMCC-MCH-02-E-PrescriptiveAlterationsHVAC.docx
+++ b/2022/Drafts/Compliance Documents/LMCC/ADA Forms/2022-LMCC-MCH-02-E-PrescriptiveAlterationsHVAC.docx
@@ -1569,7 +1569,7 @@
       <w:tr>
         <w:trPr>
           <w:trHeight w:val="390"/>
-          <w:del w:id="60" w:author="Grewing, Kyle@Energy" w:date="2023-08-11T11:53:00Z"/>
+          <w:ins w:id="60" w:author="Grewing, Kyle@Energy" w:date="2023-08-11T11:53:00Z"/>
         </w:trPr>
         <w:tc>
           <w:tcPr>
@@ -1581,16 +1581,8 @@
               <w:keepNext/>
               <w:jc w:val="center"/>
               <w:rPr>
-                <w:del w:id="61" w:author="Grewing, Kyle@Energy" w:date="2023-08-11T11:53:00Z"/>
-                <w:rFonts w:asciiTheme="minorHAnsi" w:hAnsiTheme="minorHAnsi" w:cstheme="minorHAnsi"/>
-                <w:rPrChange w:id="62" w:author="Alhabibi, Haider@Energy" w:date="2023-08-14T16:28:00Z">
-                  <w:rPr>
-                    <w:del w:id="63" w:author="Grewing, Kyle@Energy" w:date="2023-08-11T11:53:00Z"/>
-                    <w:rFonts w:ascii="Calibri" w:hAnsi="Calibri"/>
-                    <w:sz w:val="18"/>
-                    <w:szCs w:val="18"/>
-                  </w:rPr>
-                </w:rPrChange>
+                <w:ins w:id="61" w:author="Grewing, Kyle@Energy" w:date="2023-08-11T11:53:00Z"/>
+                <w:rFonts w:asciiTheme="minorHAnsi" w:hAnsiTheme="minorHAnsi" w:cstheme="minorHAnsi"/>
               </w:rPr>
             </w:pPr>
           </w:p>
@@ -1605,16 +1597,8 @@
               <w:keepNext/>
               <w:jc w:val="center"/>
               <w:rPr>
-                <w:del w:id="64" w:author="Grewing, Kyle@Energy" w:date="2023-08-11T11:53:00Z"/>
-                <w:rFonts w:asciiTheme="minorHAnsi" w:hAnsiTheme="minorHAnsi" w:cstheme="minorHAnsi"/>
-                <w:rPrChange w:id="65" w:author="Alhabibi, Haider@Energy" w:date="2023-08-14T16:28:00Z">
-                  <w:rPr>
-                    <w:del w:id="66" w:author="Grewing, Kyle@Energy" w:date="2023-08-11T11:53:00Z"/>
-                    <w:rFonts w:ascii="Calibri" w:hAnsi="Calibri"/>
-                    <w:sz w:val="18"/>
-                    <w:szCs w:val="18"/>
-                  </w:rPr>
-                </w:rPrChange>
+                <w:ins w:id="62" w:author="Grewing, Kyle@Energy" w:date="2023-08-11T11:53:00Z"/>
+                <w:rFonts w:asciiTheme="minorHAnsi" w:hAnsiTheme="minorHAnsi" w:cstheme="minorHAnsi"/>
               </w:rPr>
             </w:pPr>
           </w:p>
@@ -1629,33 +1613,10 @@
               <w:keepNext/>
               <w:jc w:val="center"/>
               <w:rPr>
-                <w:del w:id="67" w:author="Grewing, Kyle@Energy" w:date="2023-08-11T11:53:00Z"/>
-                <w:rFonts w:asciiTheme="minorHAnsi" w:hAnsiTheme="minorHAnsi" w:cstheme="minorHAnsi"/>
-                <w:rPrChange w:id="68" w:author="Alhabibi, Haider@Energy" w:date="2023-08-14T16:28:00Z">
-                  <w:rPr>
-                    <w:del w:id="69" w:author="Grewing, Kyle@Energy" w:date="2023-08-11T11:53:00Z"/>
-                    <w:rFonts w:ascii="Calibri" w:hAnsi="Calibri"/>
-                    <w:sz w:val="18"/>
-                    <w:szCs w:val="18"/>
-                  </w:rPr>
-                </w:rPrChange>
-              </w:rPr>
-            </w:pPr>
-            <w:del w:id="70" w:author="Grewing, Kyle@Energy" w:date="2023-08-11T11:53:00Z">
-              <w:r>
-                <w:rPr>
-                  <w:rFonts w:asciiTheme="minorHAnsi" w:hAnsiTheme="minorHAnsi" w:cstheme="minorHAnsi"/>
-                  <w:rPrChange w:id="71" w:author="Alhabibi, Haider@Energy" w:date="2023-08-14T16:28:00Z">
-                    <w:rPr>
-                      <w:rFonts w:ascii="Calibri" w:hAnsi="Calibri"/>
-                      <w:sz w:val="18"/>
-                      <w:szCs w:val="18"/>
-                    </w:rPr>
-                  </w:rPrChange>
-                </w:rPr>
-                <w:delText xml:space="preserve"> </w:delText>
-              </w:r>
-            </w:del>
+                <w:ins w:id="63" w:author="Grewing, Kyle@Energy" w:date="2023-08-11T11:53:00Z"/>
+                <w:rFonts w:asciiTheme="minorHAnsi" w:hAnsiTheme="minorHAnsi" w:cstheme="minorHAnsi"/>
+              </w:rPr>
+            </w:pPr>
           </w:p>
         </w:tc>
         <w:tc>
@@ -1671,7 +1632,7 @@
               <w:adjustRightInd w:val="0"/>
               <w:jc w:val="center"/>
               <w:rPr>
-                <w:del w:id="72" w:author="Grewing, Kyle@Energy" w:date="2023-08-11T11:53:00Z"/>
+                <w:ins w:id="64" w:author="Grewing, Kyle@Energy" w:date="2023-08-11T11:53:00Z"/>
                 <w:rFonts w:asciiTheme="minorHAnsi" w:hAnsiTheme="minorHAnsi" w:cstheme="minorHAnsi"/>
                 <w:color w:val="000000"/>
               </w:rPr>
@@ -1691,7 +1652,7 @@
               <w:adjustRightInd w:val="0"/>
               <w:jc w:val="center"/>
               <w:rPr>
-                <w:del w:id="73" w:author="Grewing, Kyle@Energy" w:date="2023-08-11T11:53:00Z"/>
+                <w:ins w:id="65" w:author="Grewing, Kyle@Energy" w:date="2023-08-11T11:53:00Z"/>
                 <w:rFonts w:asciiTheme="minorHAnsi" w:hAnsiTheme="minorHAnsi" w:cstheme="minorHAnsi"/>
                 <w:color w:val="000000"/>
               </w:rPr>
@@ -1711,7 +1672,7 @@
               <w:adjustRightInd w:val="0"/>
               <w:jc w:val="center"/>
               <w:rPr>
-                <w:del w:id="74" w:author="Grewing, Kyle@Energy" w:date="2023-08-11T11:53:00Z"/>
+                <w:ins w:id="66" w:author="Grewing, Kyle@Energy" w:date="2023-08-11T11:53:00Z"/>
                 <w:rFonts w:asciiTheme="minorHAnsi" w:hAnsiTheme="minorHAnsi" w:cstheme="minorHAnsi"/>
                 <w:color w:val="000000"/>
               </w:rPr>
@@ -1731,7 +1692,7 @@
               <w:adjustRightInd w:val="0"/>
               <w:jc w:val="center"/>
               <w:rPr>
-                <w:del w:id="75" w:author="Grewing, Kyle@Energy" w:date="2023-08-11T11:53:00Z"/>
+                <w:ins w:id="67" w:author="Grewing, Kyle@Energy" w:date="2023-08-11T11:53:00Z"/>
                 <w:rFonts w:asciiTheme="minorHAnsi" w:hAnsiTheme="minorHAnsi" w:cstheme="minorHAnsi"/>
                 <w:color w:val="000000"/>
               </w:rPr>
@@ -1751,7 +1712,7 @@
               <w:adjustRightInd w:val="0"/>
               <w:jc w:val="center"/>
               <w:rPr>
-                <w:del w:id="76" w:author="Grewing, Kyle@Energy" w:date="2023-08-11T11:53:00Z"/>
+                <w:ins w:id="68" w:author="Grewing, Kyle@Energy" w:date="2023-08-11T11:53:00Z"/>
                 <w:rFonts w:asciiTheme="minorHAnsi" w:hAnsiTheme="minorHAnsi" w:cstheme="minorHAnsi"/>
                 <w:color w:val="000000"/>
               </w:rPr>
@@ -1771,7 +1732,7 @@
               <w:adjustRightInd w:val="0"/>
               <w:jc w:val="center"/>
               <w:rPr>
-                <w:del w:id="77" w:author="Grewing, Kyle@Energy" w:date="2023-08-11T11:53:00Z"/>
+                <w:ins w:id="69" w:author="Grewing, Kyle@Energy" w:date="2023-08-11T11:53:00Z"/>
                 <w:rFonts w:asciiTheme="minorHAnsi" w:hAnsiTheme="minorHAnsi" w:cstheme="minorHAnsi"/>
                 <w:color w:val="000000"/>
               </w:rPr>
@@ -1788,7 +1749,7 @@
               <w:keepNext/>
               <w:jc w:val="center"/>
               <w:rPr>
-                <w:del w:id="78" w:author="Grewing, Kyle@Energy" w:date="2023-08-11T11:53:00Z"/>
+                <w:ins w:id="70" w:author="Grewing, Kyle@Energy" w:date="2023-08-11T11:53:00Z"/>
                 <w:rFonts w:asciiTheme="minorHAnsi" w:hAnsiTheme="minorHAnsi" w:cstheme="minorHAnsi"/>
               </w:rPr>
             </w:pPr>
@@ -1798,7 +1759,7 @@
       <w:tr>
         <w:trPr>
           <w:trHeight w:val="390"/>
-          <w:ins w:id="79" w:author="Grewing, Kyle@Energy" w:date="2023-08-11T11:53:00Z"/>
+          <w:ins w:id="71" w:author="Grewing, Kyle@Energy" w:date="2023-08-11T11:33:00Z"/>
         </w:trPr>
         <w:tc>
           <w:tcPr>
@@ -1810,7 +1771,7 @@
               <w:keepNext/>
               <w:jc w:val="center"/>
               <w:rPr>
-                <w:ins w:id="80" w:author="Grewing, Kyle@Energy" w:date="2023-08-11T11:53:00Z"/>
+                <w:ins w:id="72" w:author="Grewing, Kyle@Energy" w:date="2023-08-11T11:33:00Z"/>
                 <w:rFonts w:asciiTheme="minorHAnsi" w:hAnsiTheme="minorHAnsi" w:cstheme="minorHAnsi"/>
               </w:rPr>
             </w:pPr>
@@ -1826,7 +1787,7 @@
               <w:keepNext/>
               <w:jc w:val="center"/>
               <w:rPr>
-                <w:ins w:id="81" w:author="Grewing, Kyle@Energy" w:date="2023-08-11T11:53:00Z"/>
+                <w:ins w:id="73" w:author="Grewing, Kyle@Energy" w:date="2023-08-11T11:33:00Z"/>
                 <w:rFonts w:asciiTheme="minorHAnsi" w:hAnsiTheme="minorHAnsi" w:cstheme="minorHAnsi"/>
               </w:rPr>
             </w:pPr>
@@ -1842,7 +1803,7 @@
               <w:keepNext/>
               <w:jc w:val="center"/>
               <w:rPr>
-                <w:ins w:id="82" w:author="Grewing, Kyle@Energy" w:date="2023-08-11T11:53:00Z"/>
+                <w:ins w:id="74" w:author="Grewing, Kyle@Energy" w:date="2023-08-11T11:33:00Z"/>
                 <w:rFonts w:asciiTheme="minorHAnsi" w:hAnsiTheme="minorHAnsi" w:cstheme="minorHAnsi"/>
               </w:rPr>
             </w:pPr>
@@ -1861,7 +1822,7 @@
               <w:adjustRightInd w:val="0"/>
               <w:jc w:val="center"/>
               <w:rPr>
-                <w:ins w:id="83" w:author="Grewing, Kyle@Energy" w:date="2023-08-11T11:53:00Z"/>
+                <w:ins w:id="75" w:author="Grewing, Kyle@Energy" w:date="2023-08-11T11:33:00Z"/>
                 <w:rFonts w:asciiTheme="minorHAnsi" w:hAnsiTheme="minorHAnsi" w:cstheme="minorHAnsi"/>
                 <w:color w:val="000000"/>
               </w:rPr>
@@ -1881,7 +1842,7 @@
               <w:adjustRightInd w:val="0"/>
               <w:jc w:val="center"/>
               <w:rPr>
-                <w:ins w:id="84" w:author="Grewing, Kyle@Energy" w:date="2023-08-11T11:53:00Z"/>
+                <w:ins w:id="76" w:author="Grewing, Kyle@Energy" w:date="2023-08-11T11:33:00Z"/>
                 <w:rFonts w:asciiTheme="minorHAnsi" w:hAnsiTheme="minorHAnsi" w:cstheme="minorHAnsi"/>
                 <w:color w:val="000000"/>
               </w:rPr>
@@ -1901,7 +1862,7 @@
               <w:adjustRightInd w:val="0"/>
               <w:jc w:val="center"/>
               <w:rPr>
-                <w:ins w:id="85" w:author="Grewing, Kyle@Energy" w:date="2023-08-11T11:53:00Z"/>
+                <w:ins w:id="77" w:author="Grewing, Kyle@Energy" w:date="2023-08-11T11:33:00Z"/>
                 <w:rFonts w:asciiTheme="minorHAnsi" w:hAnsiTheme="minorHAnsi" w:cstheme="minorHAnsi"/>
                 <w:color w:val="000000"/>
               </w:rPr>
@@ -1921,7 +1882,7 @@
               <w:adjustRightInd w:val="0"/>
               <w:jc w:val="center"/>
               <w:rPr>
-                <w:ins w:id="86" w:author="Grewing, Kyle@Energy" w:date="2023-08-11T11:53:00Z"/>
+                <w:ins w:id="78" w:author="Grewing, Kyle@Energy" w:date="2023-08-11T11:33:00Z"/>
                 <w:rFonts w:asciiTheme="minorHAnsi" w:hAnsiTheme="minorHAnsi" w:cstheme="minorHAnsi"/>
                 <w:color w:val="000000"/>
               </w:rPr>
@@ -1941,7 +1902,7 @@
               <w:adjustRightInd w:val="0"/>
               <w:jc w:val="center"/>
               <w:rPr>
-                <w:ins w:id="87" w:author="Grewing, Kyle@Energy" w:date="2023-08-11T11:53:00Z"/>
+                <w:ins w:id="79" w:author="Grewing, Kyle@Energy" w:date="2023-08-11T11:33:00Z"/>
                 <w:rFonts w:asciiTheme="minorHAnsi" w:hAnsiTheme="minorHAnsi" w:cstheme="minorHAnsi"/>
                 <w:color w:val="000000"/>
               </w:rPr>
@@ -1961,7 +1922,7 @@
               <w:adjustRightInd w:val="0"/>
               <w:jc w:val="center"/>
               <w:rPr>
-                <w:ins w:id="88" w:author="Grewing, Kyle@Energy" w:date="2023-08-11T11:53:00Z"/>
+                <w:ins w:id="80" w:author="Grewing, Kyle@Energy" w:date="2023-08-11T11:33:00Z"/>
                 <w:rFonts w:asciiTheme="minorHAnsi" w:hAnsiTheme="minorHAnsi" w:cstheme="minorHAnsi"/>
                 <w:color w:val="000000"/>
               </w:rPr>
@@ -1978,7 +1939,7 @@
               <w:keepNext/>
               <w:jc w:val="center"/>
               <w:rPr>
-                <w:ins w:id="89" w:author="Grewing, Kyle@Energy" w:date="2023-08-11T11:53:00Z"/>
+                <w:ins w:id="81" w:author="Grewing, Kyle@Energy" w:date="2023-08-11T11:33:00Z"/>
                 <w:rFonts w:asciiTheme="minorHAnsi" w:hAnsiTheme="minorHAnsi" w:cstheme="minorHAnsi"/>
               </w:rPr>
             </w:pPr>
@@ -1988,7 +1949,7 @@
       <w:tr>
         <w:trPr>
           <w:trHeight w:val="390"/>
-          <w:ins w:id="90" w:author="Grewing, Kyle@Energy" w:date="2023-08-11T11:33:00Z"/>
+          <w:ins w:id="82" w:author="Grewing, Kyle@Energy" w:date="2023-08-11T11:33:00Z"/>
         </w:trPr>
         <w:tc>
           <w:tcPr>
@@ -2000,7 +1961,7 @@
               <w:keepNext/>
               <w:jc w:val="center"/>
               <w:rPr>
-                <w:ins w:id="91" w:author="Grewing, Kyle@Energy" w:date="2023-08-11T11:33:00Z"/>
+                <w:ins w:id="83" w:author="Grewing, Kyle@Energy" w:date="2023-08-11T11:33:00Z"/>
                 <w:rFonts w:asciiTheme="minorHAnsi" w:hAnsiTheme="minorHAnsi" w:cstheme="minorHAnsi"/>
               </w:rPr>
             </w:pPr>
@@ -2016,7 +1977,7 @@
               <w:keepNext/>
               <w:jc w:val="center"/>
               <w:rPr>
-                <w:ins w:id="92" w:author="Grewing, Kyle@Energy" w:date="2023-08-11T11:33:00Z"/>
+                <w:ins w:id="84" w:author="Grewing, Kyle@Energy" w:date="2023-08-11T11:33:00Z"/>
                 <w:rFonts w:asciiTheme="minorHAnsi" w:hAnsiTheme="minorHAnsi" w:cstheme="minorHAnsi"/>
               </w:rPr>
             </w:pPr>
@@ -2032,7 +1993,7 @@
               <w:keepNext/>
               <w:jc w:val="center"/>
               <w:rPr>
-                <w:ins w:id="93" w:author="Grewing, Kyle@Energy" w:date="2023-08-11T11:33:00Z"/>
+                <w:ins w:id="85" w:author="Grewing, Kyle@Energy" w:date="2023-08-11T11:33:00Z"/>
                 <w:rFonts w:asciiTheme="minorHAnsi" w:hAnsiTheme="minorHAnsi" w:cstheme="minorHAnsi"/>
               </w:rPr>
             </w:pPr>
@@ -2051,7 +2012,7 @@
               <w:adjustRightInd w:val="0"/>
               <w:jc w:val="center"/>
               <w:rPr>
-                <w:ins w:id="94" w:author="Grewing, Kyle@Energy" w:date="2023-08-11T11:33:00Z"/>
+                <w:ins w:id="86" w:author="Grewing, Kyle@Energy" w:date="2023-08-11T11:33:00Z"/>
                 <w:rFonts w:asciiTheme="minorHAnsi" w:hAnsiTheme="minorHAnsi" w:cstheme="minorHAnsi"/>
                 <w:color w:val="000000"/>
               </w:rPr>
@@ -2071,7 +2032,7 @@
               <w:adjustRightInd w:val="0"/>
               <w:jc w:val="center"/>
               <w:rPr>
-                <w:ins w:id="95" w:author="Grewing, Kyle@Energy" w:date="2023-08-11T11:33:00Z"/>
+                <w:ins w:id="87" w:author="Grewing, Kyle@Energy" w:date="2023-08-11T11:33:00Z"/>
                 <w:rFonts w:asciiTheme="minorHAnsi" w:hAnsiTheme="minorHAnsi" w:cstheme="minorHAnsi"/>
                 <w:color w:val="000000"/>
               </w:rPr>
@@ -2091,7 +2052,7 @@
               <w:adjustRightInd w:val="0"/>
               <w:jc w:val="center"/>
               <w:rPr>
-                <w:ins w:id="96" w:author="Grewing, Kyle@Energy" w:date="2023-08-11T11:33:00Z"/>
+                <w:ins w:id="88" w:author="Grewing, Kyle@Energy" w:date="2023-08-11T11:33:00Z"/>
                 <w:rFonts w:asciiTheme="minorHAnsi" w:hAnsiTheme="minorHAnsi" w:cstheme="minorHAnsi"/>
                 <w:color w:val="000000"/>
               </w:rPr>
@@ -2111,7 +2072,7 @@
               <w:adjustRightInd w:val="0"/>
               <w:jc w:val="center"/>
               <w:rPr>
-                <w:ins w:id="97" w:author="Grewing, Kyle@Energy" w:date="2023-08-11T11:33:00Z"/>
+                <w:ins w:id="89" w:author="Grewing, Kyle@Energy" w:date="2023-08-11T11:33:00Z"/>
                 <w:rFonts w:asciiTheme="minorHAnsi" w:hAnsiTheme="minorHAnsi" w:cstheme="minorHAnsi"/>
                 <w:color w:val="000000"/>
               </w:rPr>
@@ -2131,7 +2092,7 @@
               <w:adjustRightInd w:val="0"/>
               <w:jc w:val="center"/>
               <w:rPr>
-                <w:ins w:id="98" w:author="Grewing, Kyle@Energy" w:date="2023-08-11T11:33:00Z"/>
+                <w:ins w:id="90" w:author="Grewing, Kyle@Energy" w:date="2023-08-11T11:33:00Z"/>
                 <w:rFonts w:asciiTheme="minorHAnsi" w:hAnsiTheme="minorHAnsi" w:cstheme="minorHAnsi"/>
                 <w:color w:val="000000"/>
               </w:rPr>
@@ -2151,7 +2112,7 @@
               <w:adjustRightInd w:val="0"/>
               <w:jc w:val="center"/>
               <w:rPr>
-                <w:ins w:id="99" w:author="Grewing, Kyle@Energy" w:date="2023-08-11T11:33:00Z"/>
+                <w:ins w:id="91" w:author="Grewing, Kyle@Energy" w:date="2023-08-11T11:33:00Z"/>
                 <w:rFonts w:asciiTheme="minorHAnsi" w:hAnsiTheme="minorHAnsi" w:cstheme="minorHAnsi"/>
                 <w:color w:val="000000"/>
               </w:rPr>
@@ -2168,197 +2129,7 @@
               <w:keepNext/>
               <w:jc w:val="center"/>
               <w:rPr>
-                <w:ins w:id="100" w:author="Grewing, Kyle@Energy" w:date="2023-08-11T11:33:00Z"/>
-                <w:rFonts w:asciiTheme="minorHAnsi" w:hAnsiTheme="minorHAnsi" w:cstheme="minorHAnsi"/>
-              </w:rPr>
-            </w:pPr>
-          </w:p>
-        </w:tc>
-      </w:tr>
-      <w:tr>
-        <w:trPr>
-          <w:trHeight w:val="390"/>
-          <w:ins w:id="101" w:author="Grewing, Kyle@Energy" w:date="2023-08-11T11:33:00Z"/>
-        </w:trPr>
-        <w:tc>
-          <w:tcPr>
-            <w:tcW w:w="1351" w:type="dxa"/>
-            <w:vAlign w:val="bottom"/>
-          </w:tcPr>
-          <w:p>
-            <w:pPr>
-              <w:keepNext/>
-              <w:jc w:val="center"/>
-              <w:rPr>
-                <w:ins w:id="102" w:author="Grewing, Kyle@Energy" w:date="2023-08-11T11:33:00Z"/>
-                <w:rFonts w:asciiTheme="minorHAnsi" w:hAnsiTheme="minorHAnsi" w:cstheme="minorHAnsi"/>
-              </w:rPr>
-            </w:pPr>
-          </w:p>
-        </w:tc>
-        <w:tc>
-          <w:tcPr>
-            <w:tcW w:w="1351" w:type="dxa"/>
-            <w:vAlign w:val="bottom"/>
-          </w:tcPr>
-          <w:p>
-            <w:pPr>
-              <w:keepNext/>
-              <w:jc w:val="center"/>
-              <w:rPr>
-                <w:ins w:id="103" w:author="Grewing, Kyle@Energy" w:date="2023-08-11T11:33:00Z"/>
-                <w:rFonts w:asciiTheme="minorHAnsi" w:hAnsiTheme="minorHAnsi" w:cstheme="minorHAnsi"/>
-              </w:rPr>
-            </w:pPr>
-          </w:p>
-        </w:tc>
-        <w:tc>
-          <w:tcPr>
-            <w:tcW w:w="1351" w:type="dxa"/>
-            <w:vAlign w:val="bottom"/>
-          </w:tcPr>
-          <w:p>
-            <w:pPr>
-              <w:keepNext/>
-              <w:jc w:val="center"/>
-              <w:rPr>
-                <w:ins w:id="104" w:author="Grewing, Kyle@Energy" w:date="2023-08-11T11:33:00Z"/>
-                <w:rFonts w:asciiTheme="minorHAnsi" w:hAnsiTheme="minorHAnsi" w:cstheme="minorHAnsi"/>
-              </w:rPr>
-            </w:pPr>
-          </w:p>
-        </w:tc>
-        <w:tc>
-          <w:tcPr>
-            <w:tcW w:w="1351" w:type="dxa"/>
-            <w:vAlign w:val="bottom"/>
-          </w:tcPr>
-          <w:p>
-            <w:pPr>
-              <w:keepNext/>
-              <w:autoSpaceDE w:val="0"/>
-              <w:autoSpaceDN w:val="0"/>
-              <w:adjustRightInd w:val="0"/>
-              <w:jc w:val="center"/>
-              <w:rPr>
-                <w:ins w:id="105" w:author="Grewing, Kyle@Energy" w:date="2023-08-11T11:33:00Z"/>
-                <w:rFonts w:asciiTheme="minorHAnsi" w:hAnsiTheme="minorHAnsi" w:cstheme="minorHAnsi"/>
-                <w:color w:val="000000"/>
-              </w:rPr>
-            </w:pPr>
-          </w:p>
-        </w:tc>
-        <w:tc>
-          <w:tcPr>
-            <w:tcW w:w="1350" w:type="dxa"/>
-            <w:vAlign w:val="bottom"/>
-          </w:tcPr>
-          <w:p>
-            <w:pPr>
-              <w:keepNext/>
-              <w:autoSpaceDE w:val="0"/>
-              <w:autoSpaceDN w:val="0"/>
-              <w:adjustRightInd w:val="0"/>
-              <w:jc w:val="center"/>
-              <w:rPr>
-                <w:ins w:id="106" w:author="Grewing, Kyle@Energy" w:date="2023-08-11T11:33:00Z"/>
-                <w:rFonts w:asciiTheme="minorHAnsi" w:hAnsiTheme="minorHAnsi" w:cstheme="minorHAnsi"/>
-                <w:color w:val="000000"/>
-              </w:rPr>
-            </w:pPr>
-          </w:p>
-        </w:tc>
-        <w:tc>
-          <w:tcPr>
-            <w:tcW w:w="1350" w:type="dxa"/>
-            <w:vAlign w:val="bottom"/>
-          </w:tcPr>
-          <w:p>
-            <w:pPr>
-              <w:keepNext/>
-              <w:autoSpaceDE w:val="0"/>
-              <w:autoSpaceDN w:val="0"/>
-              <w:adjustRightInd w:val="0"/>
-              <w:jc w:val="center"/>
-              <w:rPr>
-                <w:ins w:id="107" w:author="Grewing, Kyle@Energy" w:date="2023-08-11T11:33:00Z"/>
-                <w:rFonts w:asciiTheme="minorHAnsi" w:hAnsiTheme="minorHAnsi" w:cstheme="minorHAnsi"/>
-                <w:color w:val="000000"/>
-              </w:rPr>
-            </w:pPr>
-          </w:p>
-        </w:tc>
-        <w:tc>
-          <w:tcPr>
-            <w:tcW w:w="1350" w:type="dxa"/>
-            <w:vAlign w:val="bottom"/>
-          </w:tcPr>
-          <w:p>
-            <w:pPr>
-              <w:keepNext/>
-              <w:autoSpaceDE w:val="0"/>
-              <w:autoSpaceDN w:val="0"/>
-              <w:adjustRightInd w:val="0"/>
-              <w:jc w:val="center"/>
-              <w:rPr>
-                <w:ins w:id="108" w:author="Grewing, Kyle@Energy" w:date="2023-08-11T11:33:00Z"/>
-                <w:rFonts w:asciiTheme="minorHAnsi" w:hAnsiTheme="minorHAnsi" w:cstheme="minorHAnsi"/>
-                <w:color w:val="000000"/>
-              </w:rPr>
-            </w:pPr>
-          </w:p>
-        </w:tc>
-        <w:tc>
-          <w:tcPr>
-            <w:tcW w:w="1350" w:type="dxa"/>
-            <w:vAlign w:val="bottom"/>
-          </w:tcPr>
-          <w:p>
-            <w:pPr>
-              <w:keepNext/>
-              <w:autoSpaceDE w:val="0"/>
-              <w:autoSpaceDN w:val="0"/>
-              <w:adjustRightInd w:val="0"/>
-              <w:jc w:val="center"/>
-              <w:rPr>
-                <w:ins w:id="109" w:author="Grewing, Kyle@Energy" w:date="2023-08-11T11:33:00Z"/>
-                <w:rFonts w:asciiTheme="minorHAnsi" w:hAnsiTheme="minorHAnsi" w:cstheme="minorHAnsi"/>
-                <w:color w:val="000000"/>
-              </w:rPr>
-            </w:pPr>
-          </w:p>
-        </w:tc>
-        <w:tc>
-          <w:tcPr>
-            <w:tcW w:w="1350" w:type="dxa"/>
-            <w:vAlign w:val="bottom"/>
-          </w:tcPr>
-          <w:p>
-            <w:pPr>
-              <w:keepNext/>
-              <w:autoSpaceDE w:val="0"/>
-              <w:autoSpaceDN w:val="0"/>
-              <w:adjustRightInd w:val="0"/>
-              <w:jc w:val="center"/>
-              <w:rPr>
-                <w:ins w:id="110" w:author="Grewing, Kyle@Energy" w:date="2023-08-11T11:33:00Z"/>
-                <w:rFonts w:asciiTheme="minorHAnsi" w:hAnsiTheme="minorHAnsi" w:cstheme="minorHAnsi"/>
-                <w:color w:val="000000"/>
-              </w:rPr>
-            </w:pPr>
-          </w:p>
-        </w:tc>
-        <w:tc>
-          <w:tcPr>
-            <w:tcW w:w="2230" w:type="dxa"/>
-            <w:vAlign w:val="bottom"/>
-          </w:tcPr>
-          <w:p>
-            <w:pPr>
-              <w:keepNext/>
-              <w:jc w:val="center"/>
-              <w:rPr>
-                <w:ins w:id="111" w:author="Grewing, Kyle@Energy" w:date="2023-08-11T11:33:00Z"/>
+                <w:ins w:id="92" w:author="Grewing, Kyle@Energy" w:date="2023-08-11T11:33:00Z"/>
                 <w:rFonts w:asciiTheme="minorHAnsi" w:hAnsiTheme="minorHAnsi" w:cstheme="minorHAnsi"/>
               </w:rPr>
             </w:pPr>
@@ -2429,7 +2200,7 @@
               <w:lastRenderedPageBreak/>
               <w:t xml:space="preserve">C. Extension of Existing Duct System, Greater Than </w:t>
             </w:r>
-            <w:ins w:id="112" w:author="Moua, Cheng@Energy" w:date="2021-11-12T15:29:00Z">
+            <w:ins w:id="93" w:author="Moua, Cheng@Energy" w:date="2021-11-12T15:29:00Z">
               <w:r>
                 <w:rPr>
                   <w:rFonts w:asciiTheme="minorHAnsi" w:hAnsiTheme="minorHAnsi" w:cstheme="minorHAnsi"/>
@@ -2438,7 +2209,7 @@
                 <w:t>25</w:t>
               </w:r>
             </w:ins>
-            <w:del w:id="113" w:author="Moua, Cheng@Energy" w:date="2021-11-12T15:29:00Z">
+            <w:del w:id="94" w:author="Moua, Cheng@Energy" w:date="2021-11-12T15:29:00Z">
               <w:r>
                 <w:rPr>
                   <w:rFonts w:asciiTheme="minorHAnsi" w:hAnsiTheme="minorHAnsi" w:cstheme="minorHAnsi"/>
@@ -2767,7 +2538,7 @@
       <w:tr>
         <w:trPr>
           <w:trHeight w:val="432"/>
-          <w:ins w:id="114" w:author="Grewing, Kyle@Energy" w:date="2023-08-11T11:33:00Z"/>
+          <w:ins w:id="95" w:author="Grewing, Kyle@Energy" w:date="2023-08-11T11:33:00Z"/>
         </w:trPr>
         <w:tc>
           <w:tcPr>
@@ -2785,7 +2556,7 @@
               <w:keepNext/>
               <w:jc w:val="center"/>
               <w:rPr>
-                <w:ins w:id="115" w:author="Grewing, Kyle@Energy" w:date="2023-08-11T11:33:00Z"/>
+                <w:ins w:id="96" w:author="Grewing, Kyle@Energy" w:date="2023-08-11T11:33:00Z"/>
                 <w:rFonts w:asciiTheme="minorHAnsi" w:hAnsiTheme="minorHAnsi" w:cstheme="minorHAnsi"/>
               </w:rPr>
             </w:pPr>
@@ -2806,7 +2577,7 @@
               <w:keepNext/>
               <w:jc w:val="center"/>
               <w:rPr>
-                <w:ins w:id="116" w:author="Grewing, Kyle@Energy" w:date="2023-08-11T11:33:00Z"/>
+                <w:ins w:id="97" w:author="Grewing, Kyle@Energy" w:date="2023-08-11T11:33:00Z"/>
                 <w:rFonts w:asciiTheme="minorHAnsi" w:hAnsiTheme="minorHAnsi" w:cstheme="minorHAnsi"/>
               </w:rPr>
             </w:pPr>
@@ -2827,7 +2598,7 @@
               <w:keepNext/>
               <w:jc w:val="center"/>
               <w:rPr>
-                <w:ins w:id="117" w:author="Grewing, Kyle@Energy" w:date="2023-08-11T11:33:00Z"/>
+                <w:ins w:id="98" w:author="Grewing, Kyle@Energy" w:date="2023-08-11T11:33:00Z"/>
                 <w:rFonts w:asciiTheme="minorHAnsi" w:hAnsiTheme="minorHAnsi" w:cstheme="minorHAnsi"/>
               </w:rPr>
             </w:pPr>
@@ -2837,7 +2608,7 @@
       <w:tr>
         <w:trPr>
           <w:trHeight w:val="432"/>
-          <w:ins w:id="118" w:author="Grewing, Kyle@Energy" w:date="2023-08-11T11:33:00Z"/>
+          <w:ins w:id="99" w:author="Grewing, Kyle@Energy" w:date="2023-08-11T11:33:00Z"/>
         </w:trPr>
         <w:tc>
           <w:tcPr>
@@ -2855,7 +2626,7 @@
               <w:keepNext/>
               <w:jc w:val="center"/>
               <w:rPr>
-                <w:ins w:id="119" w:author="Grewing, Kyle@Energy" w:date="2023-08-11T11:33:00Z"/>
+                <w:ins w:id="100" w:author="Grewing, Kyle@Energy" w:date="2023-08-11T11:33:00Z"/>
                 <w:rFonts w:asciiTheme="minorHAnsi" w:hAnsiTheme="minorHAnsi" w:cstheme="minorHAnsi"/>
               </w:rPr>
             </w:pPr>
@@ -2876,7 +2647,7 @@
               <w:keepNext/>
               <w:jc w:val="center"/>
               <w:rPr>
-                <w:ins w:id="120" w:author="Grewing, Kyle@Energy" w:date="2023-08-11T11:33:00Z"/>
+                <w:ins w:id="101" w:author="Grewing, Kyle@Energy" w:date="2023-08-11T11:33:00Z"/>
                 <w:rFonts w:asciiTheme="minorHAnsi" w:hAnsiTheme="minorHAnsi" w:cstheme="minorHAnsi"/>
               </w:rPr>
             </w:pPr>
@@ -2897,7 +2668,7 @@
               <w:keepNext/>
               <w:jc w:val="center"/>
               <w:rPr>
-                <w:ins w:id="121" w:author="Grewing, Kyle@Energy" w:date="2023-08-11T11:33:00Z"/>
+                <w:ins w:id="102" w:author="Grewing, Kyle@Energy" w:date="2023-08-11T11:33:00Z"/>
                 <w:rFonts w:asciiTheme="minorHAnsi" w:hAnsiTheme="minorHAnsi" w:cstheme="minorHAnsi"/>
               </w:rPr>
             </w:pPr>
@@ -2947,7 +2718,7 @@
                 <w:szCs w:val="22"/>
               </w:rPr>
             </w:pPr>
-            <w:ins w:id="122" w:author="Geiser, Che@Energy" w:date="2023-08-03T16:41:00Z">
+            <w:ins w:id="103" w:author="Geiser, Che@Energy" w:date="2023-08-03T16:41:00Z">
               <w:r>
                 <w:rPr>
                   <w:rFonts w:asciiTheme="minorHAnsi" w:hAnsiTheme="minorHAnsi" w:cstheme="minorHAnsi"/>
@@ -2965,7 +2736,7 @@
                 <w:t xml:space="preserve"> </w:t>
               </w:r>
             </w:ins>
-            <w:del w:id="123" w:author="Geiser, Che@Energy" w:date="2023-08-03T16:41:00Z">
+            <w:del w:id="104" w:author="Geiser, Che@Energy" w:date="2023-08-03T16:41:00Z">
               <w:r>
                 <w:rPr>
                   <w:rFonts w:asciiTheme="minorHAnsi" w:hAnsiTheme="minorHAnsi" w:cstheme="minorHAnsi"/>
@@ -3002,7 +2773,7 @@
               </w:rPr>
               <w:t>-Duct insulation requirement for the new portions of supply-air and return-air ducts or plenums: R</w:t>
             </w:r>
-            <w:ins w:id="124" w:author="Moua, Cheng@Energy" w:date="2021-11-12T15:27:00Z">
+            <w:ins w:id="105" w:author="Moua, Cheng@Energy" w:date="2021-11-12T15:27:00Z">
               <w:r>
                 <w:rPr>
                   <w:rFonts w:asciiTheme="minorHAnsi" w:hAnsiTheme="minorHAnsi" w:cstheme="minorHAnsi"/>
@@ -3020,7 +2791,7 @@
               </w:rPr>
               <w:t xml:space="preserve">6 (CZ </w:t>
             </w:r>
-            <w:ins w:id="125" w:author="Thomas" w:date="2021-10-29T10:19:00Z">
+            <w:ins w:id="106" w:author="Thomas" w:date="2021-10-29T10:19:00Z">
               <w:r>
                 <w:rPr>
                   <w:rFonts w:asciiTheme="minorHAnsi" w:hAnsiTheme="minorHAnsi" w:cstheme="minorHAnsi"/>
@@ -3030,7 +2801,7 @@
                 <w:t>3, 5-7</w:t>
               </w:r>
             </w:ins>
-            <w:del w:id="126" w:author="Thomas" w:date="2021-10-29T10:19:00Z">
+            <w:del w:id="107" w:author="Thomas" w:date="2021-10-29T10:19:00Z">
               <w:r>
                 <w:rPr>
                   <w:rFonts w:asciiTheme="minorHAnsi" w:hAnsiTheme="minorHAnsi" w:cstheme="minorHAnsi"/>
@@ -3048,7 +2819,7 @@
               </w:rPr>
               <w:t>and R-8 (CZ</w:t>
             </w:r>
-            <w:del w:id="127" w:author="Thomas" w:date="2021-10-29T10:20:00Z">
+            <w:del w:id="108" w:author="Thomas" w:date="2021-10-29T10:20:00Z">
               <w:r>
                 <w:rPr>
                   <w:rFonts w:asciiTheme="minorHAnsi" w:hAnsiTheme="minorHAnsi" w:cstheme="minorHAnsi"/>
@@ -3058,7 +2829,7 @@
                 <w:delText xml:space="preserve"> </w:delText>
               </w:r>
             </w:del>
-            <w:ins w:id="128" w:author="Thomas" w:date="2021-10-29T10:20:00Z">
+            <w:ins w:id="109" w:author="Thomas" w:date="2021-10-29T10:20:00Z">
               <w:r>
                 <w:rPr>
                   <w:rFonts w:asciiTheme="minorHAnsi" w:hAnsiTheme="minorHAnsi" w:cstheme="minorHAnsi"/>
@@ -3068,7 +2839,7 @@
                 <w:t>1,2,4, 8-16</w:t>
               </w:r>
             </w:ins>
-            <w:del w:id="129" w:author="Thomas" w:date="2021-10-29T10:20:00Z">
+            <w:del w:id="110" w:author="Thomas" w:date="2021-10-29T10:20:00Z">
               <w:r>
                 <w:rPr>
                   <w:rFonts w:asciiTheme="minorHAnsi" w:hAnsiTheme="minorHAnsi" w:cstheme="minorHAnsi"/>
@@ -3096,7 +2867,7 @@
                 <w:szCs w:val="22"/>
               </w:rPr>
             </w:pPr>
-            <w:del w:id="130" w:author="Grewing, Kyle@Energy" w:date="2023-08-10T14:44:00Z">
+            <w:del w:id="111" w:author="Grewing, Kyle@Energy" w:date="2023-08-10T14:44:00Z">
               <w:r>
                 <w:rPr>
                   <w:rFonts w:asciiTheme="minorHAnsi" w:hAnsiTheme="minorHAnsi" w:cstheme="minorHAnsi"/>
@@ -3106,7 +2877,7 @@
                 <w:delText xml:space="preserve">CF2R </w:delText>
               </w:r>
             </w:del>
-            <w:ins w:id="131" w:author="Grewing, Kyle@Energy" w:date="2023-08-10T14:44:00Z">
+            <w:ins w:id="112" w:author="Grewing, Kyle@Energy" w:date="2023-08-10T14:44:00Z">
               <w:r>
                 <w:rPr>
                   <w:rFonts w:asciiTheme="minorHAnsi" w:hAnsiTheme="minorHAnsi" w:cstheme="minorHAnsi"/>
@@ -3124,7 +2895,7 @@
               </w:rPr>
               <w:t xml:space="preserve">&amp; </w:t>
             </w:r>
-            <w:del w:id="132" w:author="Grewing, Kyle@Energy" w:date="2023-08-10T14:44:00Z">
+            <w:del w:id="113" w:author="Grewing, Kyle@Energy" w:date="2023-08-10T14:44:00Z">
               <w:r>
                 <w:rPr>
                   <w:rFonts w:asciiTheme="minorHAnsi" w:hAnsiTheme="minorHAnsi" w:cstheme="minorHAnsi"/>
@@ -3134,7 +2905,7 @@
                 <w:delText>CF3R</w:delText>
               </w:r>
             </w:del>
-            <w:ins w:id="133" w:author="Grewing, Kyle@Energy" w:date="2023-08-10T14:44:00Z">
+            <w:ins w:id="114" w:author="Grewing, Kyle@Energy" w:date="2023-08-10T14:44:00Z">
               <w:r>
                 <w:rPr>
                   <w:rFonts w:asciiTheme="minorHAnsi" w:hAnsiTheme="minorHAnsi" w:cstheme="minorHAnsi"/>
@@ -3170,7 +2941,7 @@
               </w:rPr>
               <w:t xml:space="preserve">-Leakage rate compliance:  </w:t>
             </w:r>
-            <w:del w:id="134" w:author="Shewmaker, Michael@Energy" w:date="2021-12-27T11:20:00Z">
+            <w:del w:id="115" w:author="Shewmaker, Michael@Energy" w:date="2021-12-27T11:20:00Z">
               <w:r>
                 <w:rPr>
                   <w:rFonts w:asciiTheme="minorHAnsi" w:hAnsiTheme="minorHAnsi" w:cstheme="minorHAnsi"/>
@@ -3180,7 +2951,7 @@
                 <w:delText xml:space="preserve">≤ </w:delText>
               </w:r>
             </w:del>
-            <w:ins w:id="135" w:author="Shewmaker, Michael@Energy" w:date="2021-12-27T11:20:00Z">
+            <w:ins w:id="116" w:author="Shewmaker, Michael@Energy" w:date="2021-12-27T11:20:00Z">
               <w:r>
                 <w:rPr>
                   <w:rFonts w:asciiTheme="minorHAnsi" w:hAnsiTheme="minorHAnsi" w:cstheme="minorHAnsi"/>
@@ -3190,7 +2961,7 @@
                 <w:t xml:space="preserve">less than or equal to </w:t>
               </w:r>
             </w:ins>
-            <w:ins w:id="136" w:author="Thomas" w:date="2021-10-29T10:05:00Z">
+            <w:ins w:id="117" w:author="Thomas" w:date="2021-10-29T10:05:00Z">
               <w:r>
                 <w:rPr>
                   <w:rFonts w:asciiTheme="minorHAnsi" w:hAnsiTheme="minorHAnsi" w:cstheme="minorHAnsi"/>
@@ -3200,7 +2971,7 @@
                 <w:t>10</w:t>
               </w:r>
             </w:ins>
-            <w:del w:id="137" w:author="Thomas" w:date="2021-10-29T10:05:00Z">
+            <w:del w:id="118" w:author="Thomas" w:date="2021-10-29T10:05:00Z">
               <w:r>
                 <w:rPr>
                   <w:rFonts w:asciiTheme="minorHAnsi" w:hAnsiTheme="minorHAnsi" w:cstheme="minorHAnsi"/>
@@ -3218,7 +2989,7 @@
               </w:rPr>
               <w:t xml:space="preserve">%, </w:t>
             </w:r>
-            <w:del w:id="138" w:author="Grewing, Kyle@Energy" w:date="2023-08-10T16:18:00Z">
+            <w:del w:id="119" w:author="Grewing, Kyle@Energy" w:date="2023-08-10T16:18:00Z">
               <w:r>
                 <w:rPr>
                   <w:rFonts w:asciiTheme="minorHAnsi" w:hAnsiTheme="minorHAnsi" w:cstheme="minorHAnsi"/>
@@ -3236,7 +3007,7 @@
               </w:rPr>
               <w:t xml:space="preserve">or </w:t>
             </w:r>
-            <w:del w:id="139" w:author="Shewmaker, Michael@Energy" w:date="2021-12-27T11:20:00Z">
+            <w:del w:id="120" w:author="Shewmaker, Michael@Energy" w:date="2021-12-27T11:20:00Z">
               <w:r>
                 <w:rPr>
                   <w:rFonts w:asciiTheme="minorHAnsi" w:hAnsiTheme="minorHAnsi" w:cstheme="minorHAnsi"/>
@@ -3246,7 +3017,7 @@
                 <w:delText xml:space="preserve">≤ </w:delText>
               </w:r>
             </w:del>
-            <w:ins w:id="140" w:author="Shewmaker, Michael@Energy" w:date="2021-12-27T11:20:00Z">
+            <w:ins w:id="121" w:author="Shewmaker, Michael@Energy" w:date="2021-12-27T11:20:00Z">
               <w:r>
                 <w:rPr>
                   <w:rFonts w:asciiTheme="minorHAnsi" w:hAnsiTheme="minorHAnsi" w:cstheme="minorHAnsi"/>
@@ -3256,7 +3027,7 @@
                 <w:t xml:space="preserve">less than or equal to </w:t>
               </w:r>
             </w:ins>
-            <w:ins w:id="141" w:author="Thomas" w:date="2021-10-29T10:05:00Z">
+            <w:ins w:id="122" w:author="Thomas" w:date="2021-10-29T10:05:00Z">
               <w:r>
                 <w:rPr>
                   <w:rFonts w:asciiTheme="minorHAnsi" w:hAnsiTheme="minorHAnsi" w:cstheme="minorHAnsi"/>
@@ -3266,7 +3037,7 @@
                 <w:t>7</w:t>
               </w:r>
             </w:ins>
-            <w:del w:id="142" w:author="Thomas" w:date="2021-10-29T10:05:00Z">
+            <w:del w:id="123" w:author="Thomas" w:date="2021-10-29T10:05:00Z">
               <w:r>
                 <w:rPr>
                   <w:rFonts w:asciiTheme="minorHAnsi" w:hAnsiTheme="minorHAnsi" w:cstheme="minorHAnsi"/>
@@ -3320,7 +3091,7 @@
               </w:rPr>
               <w:t xml:space="preserve">Existing duct systems constructed, </w:t>
             </w:r>
-            <w:del w:id="143" w:author="Shewmaker, Michael@Energy" w:date="2021-12-27T11:14:00Z">
+            <w:del w:id="124" w:author="Shewmaker, Michael@Energy" w:date="2021-12-27T11:14:00Z">
               <w:r>
                 <w:rPr>
                   <w:rFonts w:asciiTheme="minorHAnsi" w:hAnsiTheme="minorHAnsi" w:cstheme="minorHAnsi"/>
@@ -3330,7 +3101,7 @@
                 <w:delText>insulated</w:delText>
               </w:r>
             </w:del>
-            <w:ins w:id="144" w:author="Shewmaker, Michael@Energy" w:date="2021-12-27T11:14:00Z">
+            <w:ins w:id="125" w:author="Shewmaker, Michael@Energy" w:date="2021-12-27T11:14:00Z">
               <w:r>
                 <w:rPr>
                   <w:rFonts w:asciiTheme="minorHAnsi" w:hAnsiTheme="minorHAnsi" w:cstheme="minorHAnsi"/>
@@ -3677,7 +3448,7 @@
                 <w:szCs w:val="22"/>
               </w:rPr>
             </w:pPr>
-            <w:ins w:id="145" w:author="Grewing, Kyle@Energy" w:date="2023-08-11T11:17:00Z">
+            <w:ins w:id="126" w:author="Grewing, Kyle@Energy" w:date="2023-08-11T11:17:00Z">
               <w:r>
                 <w:rPr>
                   <w:rFonts w:asciiTheme="minorHAnsi" w:hAnsiTheme="minorHAnsi" w:cstheme="minorHAnsi"/>
@@ -4111,7 +3882,7 @@
               </w:rPr>
               <w:t>Minimum Efficiency Value</w:t>
             </w:r>
-            <w:ins w:id="146" w:author="Grewing, Kyle@Energy" w:date="2023-08-14T13:52:00Z">
+            <w:ins w:id="127" w:author="Grewing, Kyle@Energy" w:date="2023-08-14T13:52:00Z">
               <w:r>
                 <w:rPr>
                   <w:rFonts w:asciiTheme="minorHAnsi" w:hAnsiTheme="minorHAnsi" w:cstheme="minorHAnsi"/>
@@ -4137,7 +3908,7 @@
                 <w:szCs w:val="22"/>
               </w:rPr>
             </w:pPr>
-            <w:ins w:id="147" w:author="Grewing, Kyle@Energy" w:date="2023-08-11T11:17:00Z">
+            <w:ins w:id="128" w:author="Grewing, Kyle@Energy" w:date="2023-08-11T11:17:00Z">
               <w:r>
                 <w:rPr>
                   <w:rStyle w:val="ui-provider"/>
@@ -4450,7 +4221,7 @@
       <w:tr>
         <w:trPr>
           <w:trHeight w:val="433"/>
-          <w:ins w:id="148" w:author="Grewing, Kyle@Energy" w:date="2023-08-11T11:32:00Z"/>
+          <w:ins w:id="129" w:author="Grewing, Kyle@Energy" w:date="2023-08-11T11:32:00Z"/>
         </w:trPr>
         <w:tc>
           <w:tcPr>
@@ -4462,7 +4233,7 @@
               <w:keepNext/>
               <w:jc w:val="center"/>
               <w:rPr>
-                <w:ins w:id="149" w:author="Grewing, Kyle@Energy" w:date="2023-08-11T11:32:00Z"/>
+                <w:ins w:id="130" w:author="Grewing, Kyle@Energy" w:date="2023-08-11T11:32:00Z"/>
                 <w:rFonts w:asciiTheme="minorHAnsi" w:hAnsiTheme="minorHAnsi" w:cstheme="minorHAnsi"/>
               </w:rPr>
             </w:pPr>
@@ -4477,7 +4248,7 @@
               <w:keepNext/>
               <w:jc w:val="center"/>
               <w:rPr>
-                <w:ins w:id="150" w:author="Grewing, Kyle@Energy" w:date="2023-08-11T11:32:00Z"/>
+                <w:ins w:id="131" w:author="Grewing, Kyle@Energy" w:date="2023-08-11T11:32:00Z"/>
                 <w:rFonts w:asciiTheme="minorHAnsi" w:hAnsiTheme="minorHAnsi" w:cstheme="minorHAnsi"/>
               </w:rPr>
             </w:pPr>
@@ -4493,7 +4264,7 @@
               <w:keepNext/>
               <w:jc w:val="center"/>
               <w:rPr>
-                <w:ins w:id="151" w:author="Grewing, Kyle@Energy" w:date="2023-08-11T11:32:00Z"/>
+                <w:ins w:id="132" w:author="Grewing, Kyle@Energy" w:date="2023-08-11T11:32:00Z"/>
                 <w:rFonts w:asciiTheme="minorHAnsi" w:hAnsiTheme="minorHAnsi" w:cstheme="minorHAnsi"/>
               </w:rPr>
             </w:pPr>
@@ -4508,7 +4279,7 @@
               <w:keepNext/>
               <w:jc w:val="center"/>
               <w:rPr>
-                <w:ins w:id="152" w:author="Grewing, Kyle@Energy" w:date="2023-08-11T11:32:00Z"/>
+                <w:ins w:id="133" w:author="Grewing, Kyle@Energy" w:date="2023-08-11T11:32:00Z"/>
                 <w:rFonts w:asciiTheme="minorHAnsi" w:hAnsiTheme="minorHAnsi" w:cstheme="minorHAnsi"/>
               </w:rPr>
             </w:pPr>
@@ -4523,7 +4294,7 @@
               <w:keepNext/>
               <w:jc w:val="center"/>
               <w:rPr>
-                <w:ins w:id="153" w:author="Grewing, Kyle@Energy" w:date="2023-08-11T11:32:00Z"/>
+                <w:ins w:id="134" w:author="Grewing, Kyle@Energy" w:date="2023-08-11T11:32:00Z"/>
                 <w:rFonts w:asciiTheme="minorHAnsi" w:hAnsiTheme="minorHAnsi" w:cstheme="minorHAnsi"/>
               </w:rPr>
             </w:pPr>
@@ -4538,7 +4309,7 @@
               <w:keepNext/>
               <w:jc w:val="center"/>
               <w:rPr>
-                <w:ins w:id="154" w:author="Grewing, Kyle@Energy" w:date="2023-08-11T11:32:00Z"/>
+                <w:ins w:id="135" w:author="Grewing, Kyle@Energy" w:date="2023-08-11T11:32:00Z"/>
                 <w:rFonts w:asciiTheme="minorHAnsi" w:hAnsiTheme="minorHAnsi" w:cstheme="minorHAnsi"/>
               </w:rPr>
             </w:pPr>
@@ -4553,7 +4324,7 @@
               <w:keepNext/>
               <w:jc w:val="center"/>
               <w:rPr>
-                <w:ins w:id="155" w:author="Grewing, Kyle@Energy" w:date="2023-08-11T11:32:00Z"/>
+                <w:ins w:id="136" w:author="Grewing, Kyle@Energy" w:date="2023-08-11T11:32:00Z"/>
                 <w:rFonts w:asciiTheme="minorHAnsi" w:hAnsiTheme="minorHAnsi" w:cstheme="minorHAnsi"/>
               </w:rPr>
             </w:pPr>
@@ -4568,7 +4339,7 @@
               <w:keepNext/>
               <w:jc w:val="center"/>
               <w:rPr>
-                <w:ins w:id="156" w:author="Grewing, Kyle@Energy" w:date="2023-08-11T11:32:00Z"/>
+                <w:ins w:id="137" w:author="Grewing, Kyle@Energy" w:date="2023-08-11T11:32:00Z"/>
                 <w:rFonts w:asciiTheme="minorHAnsi" w:hAnsiTheme="minorHAnsi" w:cstheme="minorHAnsi"/>
               </w:rPr>
             </w:pPr>
@@ -4583,7 +4354,7 @@
               <w:keepNext/>
               <w:jc w:val="center"/>
               <w:rPr>
-                <w:ins w:id="157" w:author="Grewing, Kyle@Energy" w:date="2023-08-11T11:32:00Z"/>
+                <w:ins w:id="138" w:author="Grewing, Kyle@Energy" w:date="2023-08-11T11:32:00Z"/>
                 <w:rFonts w:asciiTheme="minorHAnsi" w:hAnsiTheme="minorHAnsi" w:cstheme="minorHAnsi"/>
               </w:rPr>
             </w:pPr>
@@ -4598,7 +4369,7 @@
               <w:keepNext/>
               <w:jc w:val="center"/>
               <w:rPr>
-                <w:ins w:id="158" w:author="Grewing, Kyle@Energy" w:date="2023-08-11T11:32:00Z"/>
+                <w:ins w:id="139" w:author="Grewing, Kyle@Energy" w:date="2023-08-11T11:32:00Z"/>
                 <w:rFonts w:asciiTheme="minorHAnsi" w:hAnsiTheme="minorHAnsi" w:cstheme="minorHAnsi"/>
               </w:rPr>
             </w:pPr>
@@ -4613,7 +4384,7 @@
               <w:keepNext/>
               <w:jc w:val="center"/>
               <w:rPr>
-                <w:ins w:id="159" w:author="Grewing, Kyle@Energy" w:date="2023-08-11T11:32:00Z"/>
+                <w:ins w:id="140" w:author="Grewing, Kyle@Energy" w:date="2023-08-11T11:32:00Z"/>
                 <w:rFonts w:asciiTheme="minorHAnsi" w:hAnsiTheme="minorHAnsi" w:cstheme="minorHAnsi"/>
               </w:rPr>
             </w:pPr>
@@ -4628,7 +4399,7 @@
               <w:keepNext/>
               <w:jc w:val="center"/>
               <w:rPr>
-                <w:ins w:id="160" w:author="Grewing, Kyle@Energy" w:date="2023-08-11T11:32:00Z"/>
+                <w:ins w:id="141" w:author="Grewing, Kyle@Energy" w:date="2023-08-11T11:32:00Z"/>
                 <w:rFonts w:asciiTheme="minorHAnsi" w:hAnsiTheme="minorHAnsi" w:cstheme="minorHAnsi"/>
               </w:rPr>
             </w:pPr>
@@ -4643,7 +4414,7 @@
               <w:keepNext/>
               <w:jc w:val="center"/>
               <w:rPr>
-                <w:ins w:id="161" w:author="Grewing, Kyle@Energy" w:date="2023-08-11T11:32:00Z"/>
+                <w:ins w:id="142" w:author="Grewing, Kyle@Energy" w:date="2023-08-11T11:32:00Z"/>
                 <w:rFonts w:asciiTheme="minorHAnsi" w:hAnsiTheme="minorHAnsi" w:cstheme="minorHAnsi"/>
               </w:rPr>
             </w:pPr>
@@ -4658,7 +4429,7 @@
               <w:keepNext/>
               <w:jc w:val="center"/>
               <w:rPr>
-                <w:ins w:id="162" w:author="Grewing, Kyle@Energy" w:date="2023-08-11T11:32:00Z"/>
+                <w:ins w:id="143" w:author="Grewing, Kyle@Energy" w:date="2023-08-11T11:32:00Z"/>
                 <w:rFonts w:asciiTheme="minorHAnsi" w:hAnsiTheme="minorHAnsi" w:cstheme="minorHAnsi"/>
               </w:rPr>
             </w:pPr>
@@ -4668,7 +4439,7 @@
       <w:tr>
         <w:trPr>
           <w:trHeight w:val="433"/>
-          <w:ins w:id="163" w:author="Grewing, Kyle@Energy" w:date="2023-08-11T11:33:00Z"/>
+          <w:ins w:id="144" w:author="Grewing, Kyle@Energy" w:date="2023-08-11T11:33:00Z"/>
         </w:trPr>
         <w:tc>
           <w:tcPr>
@@ -4680,7 +4451,7 @@
               <w:keepNext/>
               <w:jc w:val="center"/>
               <w:rPr>
-                <w:ins w:id="164" w:author="Grewing, Kyle@Energy" w:date="2023-08-11T11:33:00Z"/>
+                <w:ins w:id="145" w:author="Grewing, Kyle@Energy" w:date="2023-08-11T11:33:00Z"/>
                 <w:rFonts w:asciiTheme="minorHAnsi" w:hAnsiTheme="minorHAnsi" w:cstheme="minorHAnsi"/>
               </w:rPr>
             </w:pPr>
@@ -4695,7 +4466,7 @@
               <w:keepNext/>
               <w:jc w:val="center"/>
               <w:rPr>
-                <w:ins w:id="165" w:author="Grewing, Kyle@Energy" w:date="2023-08-11T11:33:00Z"/>
+                <w:ins w:id="146" w:author="Grewing, Kyle@Energy" w:date="2023-08-11T11:33:00Z"/>
                 <w:rFonts w:asciiTheme="minorHAnsi" w:hAnsiTheme="minorHAnsi" w:cstheme="minorHAnsi"/>
               </w:rPr>
             </w:pPr>
@@ -4711,7 +4482,7 @@
               <w:keepNext/>
               <w:jc w:val="center"/>
               <w:rPr>
-                <w:ins w:id="166" w:author="Grewing, Kyle@Energy" w:date="2023-08-11T11:33:00Z"/>
+                <w:ins w:id="147" w:author="Grewing, Kyle@Energy" w:date="2023-08-11T11:33:00Z"/>
                 <w:rFonts w:asciiTheme="minorHAnsi" w:hAnsiTheme="minorHAnsi" w:cstheme="minorHAnsi"/>
               </w:rPr>
             </w:pPr>
@@ -4726,7 +4497,7 @@
               <w:keepNext/>
               <w:jc w:val="center"/>
               <w:rPr>
-                <w:ins w:id="167" w:author="Grewing, Kyle@Energy" w:date="2023-08-11T11:33:00Z"/>
+                <w:ins w:id="148" w:author="Grewing, Kyle@Energy" w:date="2023-08-11T11:33:00Z"/>
                 <w:rFonts w:asciiTheme="minorHAnsi" w:hAnsiTheme="minorHAnsi" w:cstheme="minorHAnsi"/>
               </w:rPr>
             </w:pPr>
@@ -4741,7 +4512,7 @@
               <w:keepNext/>
               <w:jc w:val="center"/>
               <w:rPr>
-                <w:ins w:id="168" w:author="Grewing, Kyle@Energy" w:date="2023-08-11T11:33:00Z"/>
+                <w:ins w:id="149" w:author="Grewing, Kyle@Energy" w:date="2023-08-11T11:33:00Z"/>
                 <w:rFonts w:asciiTheme="minorHAnsi" w:hAnsiTheme="minorHAnsi" w:cstheme="minorHAnsi"/>
               </w:rPr>
             </w:pPr>
@@ -4756,7 +4527,7 @@
               <w:keepNext/>
               <w:jc w:val="center"/>
               <w:rPr>
-                <w:ins w:id="169" w:author="Grewing, Kyle@Energy" w:date="2023-08-11T11:33:00Z"/>
+                <w:ins w:id="150" w:author="Grewing, Kyle@Energy" w:date="2023-08-11T11:33:00Z"/>
                 <w:rFonts w:asciiTheme="minorHAnsi" w:hAnsiTheme="minorHAnsi" w:cstheme="minorHAnsi"/>
               </w:rPr>
             </w:pPr>
@@ -4771,7 +4542,7 @@
               <w:keepNext/>
               <w:jc w:val="center"/>
               <w:rPr>
-                <w:ins w:id="170" w:author="Grewing, Kyle@Energy" w:date="2023-08-11T11:33:00Z"/>
+                <w:ins w:id="151" w:author="Grewing, Kyle@Energy" w:date="2023-08-11T11:33:00Z"/>
                 <w:rFonts w:asciiTheme="minorHAnsi" w:hAnsiTheme="minorHAnsi" w:cstheme="minorHAnsi"/>
               </w:rPr>
             </w:pPr>
@@ -4786,7 +4557,7 @@
               <w:keepNext/>
               <w:jc w:val="center"/>
               <w:rPr>
-                <w:ins w:id="171" w:author="Grewing, Kyle@Energy" w:date="2023-08-11T11:33:00Z"/>
+                <w:ins w:id="152" w:author="Grewing, Kyle@Energy" w:date="2023-08-11T11:33:00Z"/>
                 <w:rFonts w:asciiTheme="minorHAnsi" w:hAnsiTheme="minorHAnsi" w:cstheme="minorHAnsi"/>
               </w:rPr>
             </w:pPr>
@@ -4801,7 +4572,7 @@
               <w:keepNext/>
               <w:jc w:val="center"/>
               <w:rPr>
-                <w:ins w:id="172" w:author="Grewing, Kyle@Energy" w:date="2023-08-11T11:33:00Z"/>
+                <w:ins w:id="153" w:author="Grewing, Kyle@Energy" w:date="2023-08-11T11:33:00Z"/>
                 <w:rFonts w:asciiTheme="minorHAnsi" w:hAnsiTheme="minorHAnsi" w:cstheme="minorHAnsi"/>
               </w:rPr>
             </w:pPr>
@@ -4816,7 +4587,7 @@
               <w:keepNext/>
               <w:jc w:val="center"/>
               <w:rPr>
-                <w:ins w:id="173" w:author="Grewing, Kyle@Energy" w:date="2023-08-11T11:33:00Z"/>
+                <w:ins w:id="154" w:author="Grewing, Kyle@Energy" w:date="2023-08-11T11:33:00Z"/>
                 <w:rFonts w:asciiTheme="minorHAnsi" w:hAnsiTheme="minorHAnsi" w:cstheme="minorHAnsi"/>
               </w:rPr>
             </w:pPr>
@@ -4831,7 +4602,7 @@
               <w:keepNext/>
               <w:jc w:val="center"/>
               <w:rPr>
-                <w:ins w:id="174" w:author="Grewing, Kyle@Energy" w:date="2023-08-11T11:33:00Z"/>
+                <w:ins w:id="155" w:author="Grewing, Kyle@Energy" w:date="2023-08-11T11:33:00Z"/>
                 <w:rFonts w:asciiTheme="minorHAnsi" w:hAnsiTheme="minorHAnsi" w:cstheme="minorHAnsi"/>
               </w:rPr>
             </w:pPr>
@@ -4846,7 +4617,7 @@
               <w:keepNext/>
               <w:jc w:val="center"/>
               <w:rPr>
-                <w:ins w:id="175" w:author="Grewing, Kyle@Energy" w:date="2023-08-11T11:33:00Z"/>
+                <w:ins w:id="156" w:author="Grewing, Kyle@Energy" w:date="2023-08-11T11:33:00Z"/>
                 <w:rFonts w:asciiTheme="minorHAnsi" w:hAnsiTheme="minorHAnsi" w:cstheme="minorHAnsi"/>
               </w:rPr>
             </w:pPr>
@@ -4861,7 +4632,7 @@
               <w:keepNext/>
               <w:jc w:val="center"/>
               <w:rPr>
-                <w:ins w:id="176" w:author="Grewing, Kyle@Energy" w:date="2023-08-11T11:33:00Z"/>
+                <w:ins w:id="157" w:author="Grewing, Kyle@Energy" w:date="2023-08-11T11:33:00Z"/>
                 <w:rFonts w:asciiTheme="minorHAnsi" w:hAnsiTheme="minorHAnsi" w:cstheme="minorHAnsi"/>
               </w:rPr>
             </w:pPr>
@@ -4876,7 +4647,7 @@
               <w:keepNext/>
               <w:jc w:val="center"/>
               <w:rPr>
-                <w:ins w:id="177" w:author="Grewing, Kyle@Energy" w:date="2023-08-11T11:33:00Z"/>
+                <w:ins w:id="158" w:author="Grewing, Kyle@Energy" w:date="2023-08-11T11:33:00Z"/>
                 <w:rFonts w:asciiTheme="minorHAnsi" w:hAnsiTheme="minorHAnsi" w:cstheme="minorHAnsi"/>
               </w:rPr>
             </w:pPr>
@@ -4921,7 +4692,7 @@
                 <w:szCs w:val="22"/>
               </w:rPr>
             </w:pPr>
-            <w:ins w:id="178" w:author="Grewing, Kyle@Energy" w:date="2023-08-10T14:41:00Z">
+            <w:ins w:id="159" w:author="Grewing, Kyle@Energy" w:date="2023-08-10T14:41:00Z">
               <w:r>
                 <w:rPr>
                   <w:rFonts w:asciiTheme="minorHAnsi" w:hAnsiTheme="minorHAnsi" w:cstheme="minorHAnsi"/>
@@ -4931,7 +4702,7 @@
                 <w:t>LMC</w:t>
               </w:r>
             </w:ins>
-            <w:ins w:id="179" w:author="Grewing, Kyle@Energy" w:date="2023-08-10T14:42:00Z">
+            <w:ins w:id="160" w:author="Grewing, Kyle@Energy" w:date="2023-08-10T14:42:00Z">
               <w:r>
                 <w:rPr>
                   <w:rFonts w:asciiTheme="minorHAnsi" w:hAnsiTheme="minorHAnsi" w:cstheme="minorHAnsi"/>
@@ -4941,7 +4712,7 @@
                 <w:t>I</w:t>
               </w:r>
             </w:ins>
-            <w:del w:id="180" w:author="Grewing, Kyle@Energy" w:date="2023-08-10T14:41:00Z">
+            <w:del w:id="161" w:author="Grewing, Kyle@Energy" w:date="2023-08-10T14:41:00Z">
               <w:r>
                 <w:rPr>
                   <w:rFonts w:asciiTheme="minorHAnsi" w:hAnsiTheme="minorHAnsi" w:cstheme="minorHAnsi"/>
@@ -4978,7 +4749,7 @@
               </w:rPr>
               <w:t>-Duct insulation requirement for the new portions of supply-air and return-air ducts or plenums: R</w:t>
             </w:r>
-            <w:ins w:id="181" w:author="Moua, Cheng@Energy" w:date="2021-11-12T15:34:00Z">
+            <w:ins w:id="162" w:author="Moua, Cheng@Energy" w:date="2021-11-12T15:34:00Z">
               <w:r>
                 <w:rPr>
                   <w:rFonts w:asciiTheme="minorHAnsi" w:hAnsiTheme="minorHAnsi" w:cstheme="minorHAnsi"/>
@@ -4996,7 +4767,7 @@
               </w:rPr>
               <w:t>6 (CZ</w:t>
             </w:r>
-            <w:del w:id="182" w:author="Thomas" w:date="2021-10-29T10:21:00Z">
+            <w:del w:id="163" w:author="Thomas" w:date="2021-10-29T10:21:00Z">
               <w:r>
                 <w:rPr>
                   <w:rFonts w:asciiTheme="minorHAnsi" w:hAnsiTheme="minorHAnsi" w:cstheme="minorHAnsi"/>
@@ -5006,7 +4777,7 @@
                 <w:delText xml:space="preserve"> </w:delText>
               </w:r>
             </w:del>
-            <w:ins w:id="183" w:author="Thomas" w:date="2021-10-29T10:21:00Z">
+            <w:ins w:id="164" w:author="Thomas" w:date="2021-10-29T10:21:00Z">
               <w:r>
                 <w:rPr>
                   <w:rFonts w:asciiTheme="minorHAnsi" w:hAnsiTheme="minorHAnsi" w:cstheme="minorHAnsi"/>
@@ -5016,7 +4787,7 @@
                 <w:t>3, 5-7</w:t>
               </w:r>
             </w:ins>
-            <w:del w:id="184" w:author="Thomas" w:date="2021-10-29T10:21:00Z">
+            <w:del w:id="165" w:author="Thomas" w:date="2021-10-29T10:21:00Z">
               <w:r>
                 <w:rPr>
                   <w:rFonts w:asciiTheme="minorHAnsi" w:hAnsiTheme="minorHAnsi" w:cstheme="minorHAnsi"/>
@@ -5034,7 +4805,7 @@
               </w:rPr>
               <w:t>) and R-8 (CZ</w:t>
             </w:r>
-            <w:del w:id="185" w:author="Thomas" w:date="2021-10-29T10:21:00Z">
+            <w:del w:id="166" w:author="Thomas" w:date="2021-10-29T10:21:00Z">
               <w:r>
                 <w:rPr>
                   <w:rFonts w:asciiTheme="minorHAnsi" w:hAnsiTheme="minorHAnsi" w:cstheme="minorHAnsi"/>
@@ -5044,7 +4815,7 @@
                 <w:delText xml:space="preserve"> </w:delText>
               </w:r>
             </w:del>
-            <w:ins w:id="186" w:author="Thomas" w:date="2021-10-29T10:21:00Z">
+            <w:ins w:id="167" w:author="Thomas" w:date="2021-10-29T10:21:00Z">
               <w:r>
                 <w:rPr>
                   <w:rFonts w:asciiTheme="minorHAnsi" w:hAnsiTheme="minorHAnsi" w:cstheme="minorHAnsi"/>
@@ -5054,7 +4825,7 @@
                 <w:t>1,2,4, 8-16</w:t>
               </w:r>
             </w:ins>
-            <w:del w:id="187" w:author="Thomas" w:date="2021-10-29T10:21:00Z">
+            <w:del w:id="168" w:author="Thomas" w:date="2021-10-29T10:21:00Z">
               <w:r>
                 <w:rPr>
                   <w:rFonts w:asciiTheme="minorHAnsi" w:hAnsiTheme="minorHAnsi" w:cstheme="minorHAnsi"/>
@@ -5082,7 +4853,7 @@
                 <w:szCs w:val="22"/>
               </w:rPr>
             </w:pPr>
-            <w:del w:id="188" w:author="Grewing, Kyle@Energy" w:date="2023-08-10T14:41:00Z">
+            <w:del w:id="169" w:author="Grewing, Kyle@Energy" w:date="2023-08-10T14:41:00Z">
               <w:r>
                 <w:rPr>
                   <w:rFonts w:asciiTheme="minorHAnsi" w:hAnsiTheme="minorHAnsi" w:cstheme="minorHAnsi"/>
@@ -5092,7 +4863,7 @@
                 <w:delText xml:space="preserve">CF2R </w:delText>
               </w:r>
             </w:del>
-            <w:ins w:id="189" w:author="Grewing, Kyle@Energy" w:date="2023-08-10T14:41:00Z">
+            <w:ins w:id="170" w:author="Grewing, Kyle@Energy" w:date="2023-08-10T14:41:00Z">
               <w:r>
                 <w:rPr>
                   <w:rFonts w:asciiTheme="minorHAnsi" w:hAnsiTheme="minorHAnsi" w:cstheme="minorHAnsi"/>
@@ -5102,7 +4873,7 @@
                 <w:t>LMC</w:t>
               </w:r>
             </w:ins>
-            <w:ins w:id="190" w:author="Grewing, Kyle@Energy" w:date="2023-08-10T14:42:00Z">
+            <w:ins w:id="171" w:author="Grewing, Kyle@Energy" w:date="2023-08-10T14:42:00Z">
               <w:r>
                 <w:rPr>
                   <w:rFonts w:asciiTheme="minorHAnsi" w:hAnsiTheme="minorHAnsi" w:cstheme="minorHAnsi"/>
@@ -5112,7 +4883,7 @@
                 <w:t>I</w:t>
               </w:r>
             </w:ins>
-            <w:ins w:id="191" w:author="Grewing, Kyle@Energy" w:date="2023-08-10T14:41:00Z">
+            <w:ins w:id="172" w:author="Grewing, Kyle@Energy" w:date="2023-08-10T14:41:00Z">
               <w:r>
                 <w:rPr>
                   <w:rFonts w:asciiTheme="minorHAnsi" w:hAnsiTheme="minorHAnsi" w:cstheme="minorHAnsi"/>
@@ -5130,7 +4901,7 @@
               </w:rPr>
               <w:t xml:space="preserve">&amp; </w:t>
             </w:r>
-            <w:del w:id="192" w:author="Grewing, Kyle@Energy" w:date="2023-08-10T14:42:00Z">
+            <w:del w:id="173" w:author="Grewing, Kyle@Energy" w:date="2023-08-10T14:42:00Z">
               <w:r>
                 <w:rPr>
                   <w:rFonts w:asciiTheme="minorHAnsi" w:hAnsiTheme="minorHAnsi" w:cstheme="minorHAnsi"/>
@@ -5140,7 +4911,7 @@
                 <w:delText>CF3R</w:delText>
               </w:r>
             </w:del>
-            <w:ins w:id="193" w:author="Grewing, Kyle@Energy" w:date="2023-08-10T14:42:00Z">
+            <w:ins w:id="174" w:author="Grewing, Kyle@Energy" w:date="2023-08-10T14:42:00Z">
               <w:r>
                 <w:rPr>
                   <w:rFonts w:asciiTheme="minorHAnsi" w:hAnsiTheme="minorHAnsi" w:cstheme="minorHAnsi"/>
@@ -5158,7 +4929,7 @@
               </w:rPr>
               <w:t xml:space="preserve">-MCH-20-H – Duct Leakage Test required when heating or cooling components are installed in ducted systems, or when more than </w:t>
             </w:r>
-            <w:del w:id="194" w:author="Moua, Cheng@Energy" w:date="2021-11-12T15:44:00Z">
+            <w:del w:id="175" w:author="Moua, Cheng@Energy" w:date="2021-11-12T15:44:00Z">
               <w:r>
                 <w:rPr>
                   <w:rFonts w:asciiTheme="minorHAnsi" w:hAnsiTheme="minorHAnsi" w:cstheme="minorHAnsi"/>
@@ -5168,7 +4939,7 @@
                 <w:delText xml:space="preserve">40 </w:delText>
               </w:r>
             </w:del>
-            <w:ins w:id="195" w:author="Moua, Cheng@Energy" w:date="2021-11-12T15:44:00Z">
+            <w:ins w:id="176" w:author="Moua, Cheng@Energy" w:date="2021-11-12T15:44:00Z">
               <w:r>
                 <w:rPr>
                   <w:rFonts w:asciiTheme="minorHAnsi" w:hAnsiTheme="minorHAnsi" w:cstheme="minorHAnsi"/>
@@ -5204,7 +4975,7 @@
               </w:rPr>
               <w:t xml:space="preserve">-Leakage rate compliance: </w:t>
             </w:r>
-            <w:del w:id="196" w:author="Shewmaker, Michael@Energy" w:date="2021-12-27T11:20:00Z">
+            <w:del w:id="177" w:author="Shewmaker, Michael@Energy" w:date="2021-12-27T11:20:00Z">
               <w:r>
                 <w:rPr>
                   <w:rFonts w:asciiTheme="minorHAnsi" w:hAnsiTheme="minorHAnsi" w:cstheme="minorHAnsi"/>
@@ -5214,7 +4985,7 @@
                 <w:delText xml:space="preserve">≤ </w:delText>
               </w:r>
             </w:del>
-            <w:ins w:id="197" w:author="Shewmaker, Michael@Energy" w:date="2021-12-27T11:20:00Z">
+            <w:ins w:id="178" w:author="Shewmaker, Michael@Energy" w:date="2021-12-27T11:20:00Z">
               <w:r>
                 <w:rPr>
                   <w:rFonts w:asciiTheme="minorHAnsi" w:hAnsiTheme="minorHAnsi" w:cstheme="minorHAnsi"/>
@@ -5224,7 +4995,7 @@
                 <w:t xml:space="preserve">less than or equal to </w:t>
               </w:r>
             </w:ins>
-            <w:ins w:id="198" w:author="Thomas" w:date="2021-10-29T10:11:00Z">
+            <w:ins w:id="179" w:author="Thomas" w:date="2021-10-29T10:11:00Z">
               <w:r>
                 <w:rPr>
                   <w:rFonts w:asciiTheme="minorHAnsi" w:hAnsiTheme="minorHAnsi" w:cstheme="minorHAnsi"/>
@@ -5234,7 +5005,7 @@
                 <w:t>10</w:t>
               </w:r>
             </w:ins>
-            <w:del w:id="199" w:author="Thomas" w:date="2021-10-29T10:11:00Z">
+            <w:del w:id="180" w:author="Thomas" w:date="2021-10-29T10:11:00Z">
               <w:r>
                 <w:rPr>
                   <w:rFonts w:asciiTheme="minorHAnsi" w:hAnsiTheme="minorHAnsi" w:cstheme="minorHAnsi"/>
@@ -5252,7 +5023,7 @@
               </w:rPr>
               <w:t xml:space="preserve">%, or </w:t>
             </w:r>
-            <w:del w:id="200" w:author="Shewmaker, Michael@Energy" w:date="2021-12-27T11:20:00Z">
+            <w:del w:id="181" w:author="Shewmaker, Michael@Energy" w:date="2021-12-27T11:20:00Z">
               <w:r>
                 <w:rPr>
                   <w:rFonts w:asciiTheme="minorHAnsi" w:hAnsiTheme="minorHAnsi" w:cstheme="minorHAnsi"/>
@@ -5262,7 +5033,7 @@
                 <w:delText xml:space="preserve">≤ </w:delText>
               </w:r>
             </w:del>
-            <w:ins w:id="201" w:author="Shewmaker, Michael@Energy" w:date="2021-12-27T11:20:00Z">
+            <w:ins w:id="182" w:author="Shewmaker, Michael@Energy" w:date="2021-12-27T11:20:00Z">
               <w:r>
                 <w:rPr>
                   <w:rFonts w:asciiTheme="minorHAnsi" w:hAnsiTheme="minorHAnsi" w:cstheme="minorHAnsi"/>
@@ -5272,7 +5043,7 @@
                 <w:t xml:space="preserve">less than or equal to </w:t>
               </w:r>
             </w:ins>
-            <w:ins w:id="202" w:author="Thomas" w:date="2021-10-29T10:11:00Z">
+            <w:ins w:id="183" w:author="Thomas" w:date="2021-10-29T10:11:00Z">
               <w:r>
                 <w:rPr>
                   <w:rFonts w:asciiTheme="minorHAnsi" w:hAnsiTheme="minorHAnsi" w:cstheme="minorHAnsi"/>
@@ -5282,7 +5053,7 @@
                 <w:t>7</w:t>
               </w:r>
             </w:ins>
-            <w:del w:id="203" w:author="Thomas" w:date="2021-10-29T10:11:00Z">
+            <w:del w:id="184" w:author="Thomas" w:date="2021-10-29T10:11:00Z">
               <w:r>
                 <w:rPr>
                   <w:rFonts w:asciiTheme="minorHAnsi" w:hAnsiTheme="minorHAnsi" w:cstheme="minorHAnsi"/>
@@ -5310,7 +5081,7 @@
                 <w:szCs w:val="22"/>
               </w:rPr>
             </w:pPr>
-            <w:del w:id="204" w:author="Grewing, Kyle@Energy" w:date="2023-08-10T14:42:00Z">
+            <w:del w:id="185" w:author="Grewing, Kyle@Energy" w:date="2023-08-10T14:42:00Z">
               <w:r>
                 <w:rPr>
                   <w:rFonts w:asciiTheme="minorHAnsi" w:hAnsiTheme="minorHAnsi" w:cstheme="minorHAnsi"/>
@@ -5320,7 +5091,7 @@
                 <w:delText xml:space="preserve">CF2R </w:delText>
               </w:r>
             </w:del>
-            <w:ins w:id="205" w:author="Grewing, Kyle@Energy" w:date="2023-08-10T14:42:00Z">
+            <w:ins w:id="186" w:author="Grewing, Kyle@Energy" w:date="2023-08-10T14:42:00Z">
               <w:r>
                 <w:rPr>
                   <w:rFonts w:asciiTheme="minorHAnsi" w:hAnsiTheme="minorHAnsi" w:cstheme="minorHAnsi"/>
@@ -5338,7 +5109,7 @@
               </w:rPr>
               <w:t xml:space="preserve">&amp; </w:t>
             </w:r>
-            <w:del w:id="206" w:author="Grewing, Kyle@Energy" w:date="2023-08-10T14:42:00Z">
+            <w:del w:id="187" w:author="Grewing, Kyle@Energy" w:date="2023-08-10T14:42:00Z">
               <w:r>
                 <w:rPr>
                   <w:rFonts w:asciiTheme="minorHAnsi" w:hAnsiTheme="minorHAnsi" w:cstheme="minorHAnsi"/>
@@ -5348,7 +5119,7 @@
                 <w:delText>CF3R</w:delText>
               </w:r>
             </w:del>
-            <w:ins w:id="207" w:author="Grewing, Kyle@Energy" w:date="2023-08-10T14:42:00Z">
+            <w:ins w:id="188" w:author="Grewing, Kyle@Energy" w:date="2023-08-10T14:42:00Z">
               <w:r>
                 <w:rPr>
                   <w:rFonts w:asciiTheme="minorHAnsi" w:hAnsiTheme="minorHAnsi" w:cstheme="minorHAnsi"/>
@@ -5393,7 +5164,7 @@
                 <w:szCs w:val="22"/>
               </w:rPr>
             </w:pPr>
-            <w:del w:id="208" w:author="Grewing, Kyle@Energy" w:date="2023-08-10T14:42:00Z">
+            <w:del w:id="189" w:author="Grewing, Kyle@Energy" w:date="2023-08-10T14:42:00Z">
               <w:r>
                 <w:rPr>
                   <w:rFonts w:asciiTheme="minorHAnsi" w:hAnsiTheme="minorHAnsi" w:cstheme="minorHAnsi"/>
@@ -5403,7 +5174,7 @@
                 <w:delText xml:space="preserve">CF2R </w:delText>
               </w:r>
             </w:del>
-            <w:ins w:id="209" w:author="Grewing, Kyle@Energy" w:date="2023-08-10T14:42:00Z">
+            <w:ins w:id="190" w:author="Grewing, Kyle@Energy" w:date="2023-08-10T14:42:00Z">
               <w:r>
                 <w:rPr>
                   <w:rFonts w:asciiTheme="minorHAnsi" w:hAnsiTheme="minorHAnsi" w:cstheme="minorHAnsi"/>
@@ -5421,7 +5192,7 @@
               </w:rPr>
               <w:t xml:space="preserve">&amp; </w:t>
             </w:r>
-            <w:del w:id="210" w:author="Grewing, Kyle@Energy" w:date="2023-08-10T14:43:00Z">
+            <w:del w:id="191" w:author="Grewing, Kyle@Energy" w:date="2023-08-10T14:43:00Z">
               <w:r>
                 <w:rPr>
                   <w:rFonts w:asciiTheme="minorHAnsi" w:hAnsiTheme="minorHAnsi" w:cstheme="minorHAnsi"/>
@@ -5431,7 +5202,7 @@
                 <w:delText>CF3R</w:delText>
               </w:r>
             </w:del>
-            <w:ins w:id="211" w:author="Grewing, Kyle@Energy" w:date="2023-08-10T14:43:00Z">
+            <w:ins w:id="192" w:author="Grewing, Kyle@Energy" w:date="2023-08-10T14:43:00Z">
               <w:r>
                 <w:rPr>
                   <w:rFonts w:asciiTheme="minorHAnsi" w:hAnsiTheme="minorHAnsi" w:cstheme="minorHAnsi"/>
@@ -5449,7 +5220,7 @@
               </w:rPr>
               <w:t xml:space="preserve">-MCH-23 Airflow Rate </w:t>
             </w:r>
-            <w:del w:id="212" w:author="Shewmaker, Michael@Energy" w:date="2021-12-27T11:20:00Z">
+            <w:del w:id="193" w:author="Shewmaker, Michael@Energy" w:date="2021-12-27T11:20:00Z">
               <w:r>
                 <w:rPr>
                   <w:rFonts w:asciiTheme="minorHAnsi" w:hAnsiTheme="minorHAnsi" w:cstheme="minorHAnsi"/>
@@ -5459,7 +5230,7 @@
                 <w:delText xml:space="preserve">≥ </w:delText>
               </w:r>
             </w:del>
-            <w:ins w:id="213" w:author="Shewmaker, Michael@Energy" w:date="2021-12-27T11:20:00Z">
+            <w:ins w:id="194" w:author="Shewmaker, Michael@Energy" w:date="2021-12-27T11:20:00Z">
               <w:r>
                 <w:rPr>
                   <w:rFonts w:asciiTheme="minorHAnsi" w:hAnsiTheme="minorHAnsi" w:cstheme="minorHAnsi"/>
@@ -5549,7 +5320,7 @@
               </w:rPr>
               <w:t>-Existing duct systems constructed, insulated</w:t>
             </w:r>
-            <w:ins w:id="214" w:author="Shewmaker, Michael@Energy" w:date="2021-12-27T11:16:00Z">
+            <w:ins w:id="195" w:author="Shewmaker, Michael@Energy" w:date="2021-12-27T11:16:00Z">
               <w:r>
                 <w:rPr>
                   <w:rFonts w:asciiTheme="minorHAnsi" w:hAnsiTheme="minorHAnsi" w:cstheme="minorHAnsi"/>
@@ -5902,7 +5673,7 @@
                 <w:szCs w:val="22"/>
               </w:rPr>
             </w:pPr>
-            <w:ins w:id="215" w:author="Grewing, Kyle@Energy" w:date="2023-08-11T11:27:00Z">
+            <w:ins w:id="196" w:author="Grewing, Kyle@Energy" w:date="2023-08-11T11:27:00Z">
               <w:r>
                 <w:rPr>
                   <w:rFonts w:asciiTheme="minorHAnsi" w:hAnsiTheme="minorHAnsi" w:cstheme="minorHAnsi"/>
@@ -6331,7 +6102,7 @@
               </w:rPr>
               <w:t>Minimum Efficiency Value</w:t>
             </w:r>
-            <w:ins w:id="216" w:author="Grewing, Kyle@Energy" w:date="2023-08-14T13:52:00Z">
+            <w:ins w:id="197" w:author="Grewing, Kyle@Energy" w:date="2023-08-14T13:52:00Z">
               <w:r>
                 <w:rPr>
                   <w:rFonts w:asciiTheme="minorHAnsi" w:hAnsiTheme="minorHAnsi" w:cstheme="minorHAnsi"/>
@@ -6357,7 +6128,7 @@
                 <w:szCs w:val="22"/>
               </w:rPr>
             </w:pPr>
-            <w:ins w:id="217" w:author="Grewing, Kyle@Energy" w:date="2023-08-11T11:27:00Z">
+            <w:ins w:id="198" w:author="Grewing, Kyle@Energy" w:date="2023-08-11T11:27:00Z">
               <w:r>
                 <w:rPr>
                   <w:rStyle w:val="ui-provider"/>
@@ -6631,7 +6402,7 @@
       <w:tr>
         <w:trPr>
           <w:trHeight w:val="448"/>
-          <w:ins w:id="218" w:author="Grewing, Kyle@Energy" w:date="2023-08-11T11:29:00Z"/>
+          <w:ins w:id="199" w:author="Grewing, Kyle@Energy" w:date="2023-08-11T11:29:00Z"/>
         </w:trPr>
         <w:tc>
           <w:tcPr>
@@ -6643,7 +6414,7 @@
               <w:keepNext/>
               <w:jc w:val="center"/>
               <w:rPr>
-                <w:ins w:id="219" w:author="Grewing, Kyle@Energy" w:date="2023-08-11T11:29:00Z"/>
+                <w:ins w:id="200" w:author="Grewing, Kyle@Energy" w:date="2023-08-11T11:29:00Z"/>
                 <w:rFonts w:asciiTheme="minorHAnsi" w:hAnsiTheme="minorHAnsi" w:cstheme="minorHAnsi"/>
               </w:rPr>
             </w:pPr>
@@ -6658,7 +6429,7 @@
               <w:keepNext/>
               <w:jc w:val="center"/>
               <w:rPr>
-                <w:ins w:id="220" w:author="Grewing, Kyle@Energy" w:date="2023-08-11T11:29:00Z"/>
+                <w:ins w:id="201" w:author="Grewing, Kyle@Energy" w:date="2023-08-11T11:29:00Z"/>
                 <w:rFonts w:asciiTheme="minorHAnsi" w:hAnsiTheme="minorHAnsi" w:cstheme="minorHAnsi"/>
               </w:rPr>
             </w:pPr>
@@ -6674,7 +6445,7 @@
               <w:keepNext/>
               <w:jc w:val="center"/>
               <w:rPr>
-                <w:ins w:id="221" w:author="Grewing, Kyle@Energy" w:date="2023-08-11T11:29:00Z"/>
+                <w:ins w:id="202" w:author="Grewing, Kyle@Energy" w:date="2023-08-11T11:29:00Z"/>
                 <w:rFonts w:asciiTheme="minorHAnsi" w:hAnsiTheme="minorHAnsi" w:cstheme="minorHAnsi"/>
               </w:rPr>
             </w:pPr>
@@ -6689,7 +6460,7 @@
               <w:keepNext/>
               <w:jc w:val="center"/>
               <w:rPr>
-                <w:ins w:id="222" w:author="Grewing, Kyle@Energy" w:date="2023-08-11T11:29:00Z"/>
+                <w:ins w:id="203" w:author="Grewing, Kyle@Energy" w:date="2023-08-11T11:29:00Z"/>
                 <w:rFonts w:asciiTheme="minorHAnsi" w:hAnsiTheme="minorHAnsi" w:cstheme="minorHAnsi"/>
               </w:rPr>
             </w:pPr>
@@ -6704,7 +6475,7 @@
               <w:keepNext/>
               <w:jc w:val="center"/>
               <w:rPr>
-                <w:ins w:id="223" w:author="Grewing, Kyle@Energy" w:date="2023-08-11T11:29:00Z"/>
+                <w:ins w:id="204" w:author="Grewing, Kyle@Energy" w:date="2023-08-11T11:29:00Z"/>
                 <w:rFonts w:asciiTheme="minorHAnsi" w:hAnsiTheme="minorHAnsi" w:cstheme="minorHAnsi"/>
               </w:rPr>
             </w:pPr>
@@ -6719,7 +6490,7 @@
               <w:keepNext/>
               <w:jc w:val="center"/>
               <w:rPr>
-                <w:ins w:id="224" w:author="Grewing, Kyle@Energy" w:date="2023-08-11T11:29:00Z"/>
+                <w:ins w:id="205" w:author="Grewing, Kyle@Energy" w:date="2023-08-11T11:29:00Z"/>
                 <w:rFonts w:asciiTheme="minorHAnsi" w:hAnsiTheme="minorHAnsi" w:cstheme="minorHAnsi"/>
               </w:rPr>
             </w:pPr>
@@ -6734,7 +6505,7 @@
               <w:keepNext/>
               <w:jc w:val="center"/>
               <w:rPr>
-                <w:ins w:id="225" w:author="Grewing, Kyle@Energy" w:date="2023-08-11T11:29:00Z"/>
+                <w:ins w:id="206" w:author="Grewing, Kyle@Energy" w:date="2023-08-11T11:29:00Z"/>
                 <w:rFonts w:asciiTheme="minorHAnsi" w:hAnsiTheme="minorHAnsi" w:cstheme="minorHAnsi"/>
               </w:rPr>
             </w:pPr>
@@ -6749,7 +6520,7 @@
               <w:keepNext/>
               <w:jc w:val="center"/>
               <w:rPr>
-                <w:ins w:id="226" w:author="Grewing, Kyle@Energy" w:date="2023-08-11T11:29:00Z"/>
+                <w:ins w:id="207" w:author="Grewing, Kyle@Energy" w:date="2023-08-11T11:29:00Z"/>
                 <w:rFonts w:asciiTheme="minorHAnsi" w:hAnsiTheme="minorHAnsi" w:cstheme="minorHAnsi"/>
               </w:rPr>
             </w:pPr>
@@ -6764,7 +6535,7 @@
               <w:keepNext/>
               <w:jc w:val="center"/>
               <w:rPr>
-                <w:ins w:id="227" w:author="Grewing, Kyle@Energy" w:date="2023-08-11T11:29:00Z"/>
+                <w:ins w:id="208" w:author="Grewing, Kyle@Energy" w:date="2023-08-11T11:29:00Z"/>
                 <w:rFonts w:asciiTheme="minorHAnsi" w:hAnsiTheme="minorHAnsi" w:cstheme="minorHAnsi"/>
               </w:rPr>
             </w:pPr>
@@ -6779,7 +6550,7 @@
               <w:keepNext/>
               <w:jc w:val="center"/>
               <w:rPr>
-                <w:ins w:id="228" w:author="Grewing, Kyle@Energy" w:date="2023-08-11T11:29:00Z"/>
+                <w:ins w:id="209" w:author="Grewing, Kyle@Energy" w:date="2023-08-11T11:29:00Z"/>
                 <w:rFonts w:asciiTheme="minorHAnsi" w:hAnsiTheme="minorHAnsi" w:cstheme="minorHAnsi"/>
               </w:rPr>
             </w:pPr>
@@ -6794,7 +6565,7 @@
               <w:keepNext/>
               <w:jc w:val="center"/>
               <w:rPr>
-                <w:ins w:id="229" w:author="Grewing, Kyle@Energy" w:date="2023-08-11T11:29:00Z"/>
+                <w:ins w:id="210" w:author="Grewing, Kyle@Energy" w:date="2023-08-11T11:29:00Z"/>
                 <w:rFonts w:asciiTheme="minorHAnsi" w:hAnsiTheme="minorHAnsi" w:cstheme="minorHAnsi"/>
               </w:rPr>
             </w:pPr>
@@ -6809,7 +6580,7 @@
               <w:keepNext/>
               <w:jc w:val="center"/>
               <w:rPr>
-                <w:ins w:id="230" w:author="Grewing, Kyle@Energy" w:date="2023-08-11T11:29:00Z"/>
+                <w:ins w:id="211" w:author="Grewing, Kyle@Energy" w:date="2023-08-11T11:29:00Z"/>
                 <w:rFonts w:asciiTheme="minorHAnsi" w:hAnsiTheme="minorHAnsi" w:cstheme="minorHAnsi"/>
               </w:rPr>
             </w:pPr>
@@ -6824,7 +6595,7 @@
               <w:keepNext/>
               <w:jc w:val="center"/>
               <w:rPr>
-                <w:ins w:id="231" w:author="Grewing, Kyle@Energy" w:date="2023-08-11T11:29:00Z"/>
+                <w:ins w:id="212" w:author="Grewing, Kyle@Energy" w:date="2023-08-11T11:29:00Z"/>
                 <w:rFonts w:asciiTheme="minorHAnsi" w:hAnsiTheme="minorHAnsi" w:cstheme="minorHAnsi"/>
               </w:rPr>
             </w:pPr>
@@ -6834,7 +6605,7 @@
       <w:tr>
         <w:trPr>
           <w:trHeight w:val="448"/>
-          <w:ins w:id="232" w:author="Grewing, Kyle@Energy" w:date="2023-08-11T11:29:00Z"/>
+          <w:ins w:id="213" w:author="Grewing, Kyle@Energy" w:date="2023-08-11T11:29:00Z"/>
         </w:trPr>
         <w:tc>
           <w:tcPr>
@@ -6846,7 +6617,7 @@
               <w:keepNext/>
               <w:jc w:val="center"/>
               <w:rPr>
-                <w:ins w:id="233" w:author="Grewing, Kyle@Energy" w:date="2023-08-11T11:29:00Z"/>
+                <w:ins w:id="214" w:author="Grewing, Kyle@Energy" w:date="2023-08-11T11:29:00Z"/>
                 <w:rFonts w:asciiTheme="minorHAnsi" w:hAnsiTheme="minorHAnsi" w:cstheme="minorHAnsi"/>
               </w:rPr>
             </w:pPr>
@@ -6861,7 +6632,7 @@
               <w:keepNext/>
               <w:jc w:val="center"/>
               <w:rPr>
-                <w:ins w:id="234" w:author="Grewing, Kyle@Energy" w:date="2023-08-11T11:29:00Z"/>
+                <w:ins w:id="215" w:author="Grewing, Kyle@Energy" w:date="2023-08-11T11:29:00Z"/>
                 <w:rFonts w:asciiTheme="minorHAnsi" w:hAnsiTheme="minorHAnsi" w:cstheme="minorHAnsi"/>
               </w:rPr>
             </w:pPr>
@@ -6877,7 +6648,7 @@
               <w:keepNext/>
               <w:jc w:val="center"/>
               <w:rPr>
-                <w:ins w:id="235" w:author="Grewing, Kyle@Energy" w:date="2023-08-11T11:29:00Z"/>
+                <w:ins w:id="216" w:author="Grewing, Kyle@Energy" w:date="2023-08-11T11:29:00Z"/>
                 <w:rFonts w:asciiTheme="minorHAnsi" w:hAnsiTheme="minorHAnsi" w:cstheme="minorHAnsi"/>
               </w:rPr>
             </w:pPr>
@@ -6892,7 +6663,7 @@
               <w:keepNext/>
               <w:jc w:val="center"/>
               <w:rPr>
-                <w:ins w:id="236" w:author="Grewing, Kyle@Energy" w:date="2023-08-11T11:29:00Z"/>
+                <w:ins w:id="217" w:author="Grewing, Kyle@Energy" w:date="2023-08-11T11:29:00Z"/>
                 <w:rFonts w:asciiTheme="minorHAnsi" w:hAnsiTheme="minorHAnsi" w:cstheme="minorHAnsi"/>
               </w:rPr>
             </w:pPr>
@@ -6907,7 +6678,7 @@
               <w:keepNext/>
               <w:jc w:val="center"/>
               <w:rPr>
-                <w:ins w:id="237" w:author="Grewing, Kyle@Energy" w:date="2023-08-11T11:29:00Z"/>
+                <w:ins w:id="218" w:author="Grewing, Kyle@Energy" w:date="2023-08-11T11:29:00Z"/>
                 <w:rFonts w:asciiTheme="minorHAnsi" w:hAnsiTheme="minorHAnsi" w:cstheme="minorHAnsi"/>
               </w:rPr>
             </w:pPr>
@@ -6922,7 +6693,7 @@
               <w:keepNext/>
               <w:jc w:val="center"/>
               <w:rPr>
-                <w:ins w:id="238" w:author="Grewing, Kyle@Energy" w:date="2023-08-11T11:29:00Z"/>
+                <w:ins w:id="219" w:author="Grewing, Kyle@Energy" w:date="2023-08-11T11:29:00Z"/>
                 <w:rFonts w:asciiTheme="minorHAnsi" w:hAnsiTheme="minorHAnsi" w:cstheme="minorHAnsi"/>
               </w:rPr>
             </w:pPr>
@@ -6937,7 +6708,7 @@
               <w:keepNext/>
               <w:jc w:val="center"/>
               <w:rPr>
-                <w:ins w:id="239" w:author="Grewing, Kyle@Energy" w:date="2023-08-11T11:29:00Z"/>
+                <w:ins w:id="220" w:author="Grewing, Kyle@Energy" w:date="2023-08-11T11:29:00Z"/>
                 <w:rFonts w:asciiTheme="minorHAnsi" w:hAnsiTheme="minorHAnsi" w:cstheme="minorHAnsi"/>
               </w:rPr>
             </w:pPr>
@@ -6952,7 +6723,7 @@
               <w:keepNext/>
               <w:jc w:val="center"/>
               <w:rPr>
-                <w:ins w:id="240" w:author="Grewing, Kyle@Energy" w:date="2023-08-11T11:29:00Z"/>
+                <w:ins w:id="221" w:author="Grewing, Kyle@Energy" w:date="2023-08-11T11:29:00Z"/>
                 <w:rFonts w:asciiTheme="minorHAnsi" w:hAnsiTheme="minorHAnsi" w:cstheme="minorHAnsi"/>
               </w:rPr>
             </w:pPr>
@@ -6967,7 +6738,7 @@
               <w:keepNext/>
               <w:jc w:val="center"/>
               <w:rPr>
-                <w:ins w:id="241" w:author="Grewing, Kyle@Energy" w:date="2023-08-11T11:29:00Z"/>
+                <w:ins w:id="222" w:author="Grewing, Kyle@Energy" w:date="2023-08-11T11:29:00Z"/>
                 <w:rFonts w:asciiTheme="minorHAnsi" w:hAnsiTheme="minorHAnsi" w:cstheme="minorHAnsi"/>
               </w:rPr>
             </w:pPr>
@@ -6982,7 +6753,7 @@
               <w:keepNext/>
               <w:jc w:val="center"/>
               <w:rPr>
-                <w:ins w:id="242" w:author="Grewing, Kyle@Energy" w:date="2023-08-11T11:29:00Z"/>
+                <w:ins w:id="223" w:author="Grewing, Kyle@Energy" w:date="2023-08-11T11:29:00Z"/>
                 <w:rFonts w:asciiTheme="minorHAnsi" w:hAnsiTheme="minorHAnsi" w:cstheme="minorHAnsi"/>
               </w:rPr>
             </w:pPr>
@@ -6997,7 +6768,7 @@
               <w:keepNext/>
               <w:jc w:val="center"/>
               <w:rPr>
-                <w:ins w:id="243" w:author="Grewing, Kyle@Energy" w:date="2023-08-11T11:29:00Z"/>
+                <w:ins w:id="224" w:author="Grewing, Kyle@Energy" w:date="2023-08-11T11:29:00Z"/>
                 <w:rFonts w:asciiTheme="minorHAnsi" w:hAnsiTheme="minorHAnsi" w:cstheme="minorHAnsi"/>
               </w:rPr>
             </w:pPr>
@@ -7012,7 +6783,7 @@
               <w:keepNext/>
               <w:jc w:val="center"/>
               <w:rPr>
-                <w:ins w:id="244" w:author="Grewing, Kyle@Energy" w:date="2023-08-11T11:29:00Z"/>
+                <w:ins w:id="225" w:author="Grewing, Kyle@Energy" w:date="2023-08-11T11:29:00Z"/>
                 <w:rFonts w:asciiTheme="minorHAnsi" w:hAnsiTheme="minorHAnsi" w:cstheme="minorHAnsi"/>
               </w:rPr>
             </w:pPr>
@@ -7027,7 +6798,7 @@
               <w:keepNext/>
               <w:jc w:val="center"/>
               <w:rPr>
-                <w:ins w:id="245" w:author="Grewing, Kyle@Energy" w:date="2023-08-11T11:29:00Z"/>
+                <w:ins w:id="226" w:author="Grewing, Kyle@Energy" w:date="2023-08-11T11:29:00Z"/>
                 <w:rFonts w:asciiTheme="minorHAnsi" w:hAnsiTheme="minorHAnsi" w:cstheme="minorHAnsi"/>
               </w:rPr>
             </w:pPr>
@@ -7082,7 +6853,7 @@
                 <w:szCs w:val="22"/>
               </w:rPr>
             </w:pPr>
-            <w:del w:id="246" w:author="Grewing, Kyle@Energy" w:date="2023-08-10T14:45:00Z">
+            <w:del w:id="227" w:author="Grewing, Kyle@Energy" w:date="2023-08-10T14:45:00Z">
               <w:r>
                 <w:rPr>
                   <w:rFonts w:asciiTheme="minorHAnsi" w:hAnsiTheme="minorHAnsi" w:cstheme="minorHAnsi"/>
@@ -7092,7 +6863,7 @@
                 <w:delText>CF2R</w:delText>
               </w:r>
             </w:del>
-            <w:ins w:id="247" w:author="Grewing, Kyle@Energy" w:date="2023-08-10T14:45:00Z">
+            <w:ins w:id="228" w:author="Grewing, Kyle@Energy" w:date="2023-08-10T14:45:00Z">
               <w:r>
                 <w:rPr>
                   <w:rFonts w:asciiTheme="minorHAnsi" w:hAnsiTheme="minorHAnsi" w:cstheme="minorHAnsi"/>
@@ -7129,7 +6900,7 @@
               </w:rPr>
               <w:t>-Duct insulation requirement for the new portions of supply-air and return-air ducts or plenums: R</w:t>
             </w:r>
-            <w:ins w:id="248" w:author="Moua, Cheng@Energy" w:date="2021-11-12T15:34:00Z">
+            <w:ins w:id="229" w:author="Moua, Cheng@Energy" w:date="2021-11-12T15:34:00Z">
               <w:r>
                 <w:rPr>
                   <w:rFonts w:asciiTheme="minorHAnsi" w:hAnsiTheme="minorHAnsi" w:cstheme="minorHAnsi"/>
@@ -7147,7 +6918,7 @@
               </w:rPr>
               <w:t>6 (CZ</w:t>
             </w:r>
-            <w:del w:id="249" w:author="Thomas" w:date="2021-10-29T10:23:00Z">
+            <w:del w:id="230" w:author="Thomas" w:date="2021-10-29T10:23:00Z">
               <w:r>
                 <w:rPr>
                   <w:rFonts w:asciiTheme="minorHAnsi" w:hAnsiTheme="minorHAnsi" w:cstheme="minorHAnsi"/>
@@ -7157,7 +6928,7 @@
                 <w:delText xml:space="preserve"> </w:delText>
               </w:r>
             </w:del>
-            <w:ins w:id="250" w:author="Thomas" w:date="2021-10-29T10:23:00Z">
+            <w:ins w:id="231" w:author="Thomas" w:date="2021-10-29T10:23:00Z">
               <w:r>
                 <w:rPr>
                   <w:rFonts w:asciiTheme="minorHAnsi" w:hAnsiTheme="minorHAnsi" w:cstheme="minorHAnsi"/>
@@ -7167,7 +6938,7 @@
                 <w:t>3,5-7</w:t>
               </w:r>
             </w:ins>
-            <w:del w:id="251" w:author="Thomas" w:date="2021-10-29T10:23:00Z">
+            <w:del w:id="232" w:author="Thomas" w:date="2021-10-29T10:23:00Z">
               <w:r>
                 <w:rPr>
                   <w:rFonts w:asciiTheme="minorHAnsi" w:hAnsiTheme="minorHAnsi" w:cstheme="minorHAnsi"/>
@@ -7185,7 +6956,7 @@
               </w:rPr>
               <w:t>) and R-8 (CZ</w:t>
             </w:r>
-            <w:del w:id="252" w:author="Thomas" w:date="2021-10-29T10:23:00Z">
+            <w:del w:id="233" w:author="Thomas" w:date="2021-10-29T10:23:00Z">
               <w:r>
                 <w:rPr>
                   <w:rFonts w:asciiTheme="minorHAnsi" w:hAnsiTheme="minorHAnsi" w:cstheme="minorHAnsi"/>
@@ -7195,7 +6966,7 @@
                 <w:delText xml:space="preserve"> </w:delText>
               </w:r>
             </w:del>
-            <w:ins w:id="253" w:author="Thomas" w:date="2021-10-29T10:23:00Z">
+            <w:ins w:id="234" w:author="Thomas" w:date="2021-10-29T10:23:00Z">
               <w:r>
                 <w:rPr>
                   <w:rFonts w:asciiTheme="minorHAnsi" w:hAnsiTheme="minorHAnsi" w:cstheme="minorHAnsi"/>
@@ -7205,7 +6976,7 @@
                 <w:t>1,2,4, 8-16</w:t>
               </w:r>
             </w:ins>
-            <w:del w:id="254" w:author="Thomas" w:date="2021-10-29T10:23:00Z">
+            <w:del w:id="235" w:author="Thomas" w:date="2021-10-29T10:23:00Z">
               <w:r>
                 <w:rPr>
                   <w:rFonts w:asciiTheme="minorHAnsi" w:hAnsiTheme="minorHAnsi" w:cstheme="minorHAnsi"/>
@@ -7233,7 +7004,7 @@
                 <w:szCs w:val="22"/>
               </w:rPr>
             </w:pPr>
-            <w:del w:id="255" w:author="Grewing, Kyle@Energy" w:date="2023-08-10T14:45:00Z">
+            <w:del w:id="236" w:author="Grewing, Kyle@Energy" w:date="2023-08-10T14:45:00Z">
               <w:r>
                 <w:rPr>
                   <w:rFonts w:asciiTheme="minorHAnsi" w:hAnsiTheme="minorHAnsi" w:cstheme="minorHAnsi"/>
@@ -7243,7 +7014,7 @@
                 <w:delText xml:space="preserve">CF2R </w:delText>
               </w:r>
             </w:del>
-            <w:ins w:id="256" w:author="Grewing, Kyle@Energy" w:date="2023-08-10T14:45:00Z">
+            <w:ins w:id="237" w:author="Grewing, Kyle@Energy" w:date="2023-08-10T14:45:00Z">
               <w:r>
                 <w:rPr>
                   <w:rFonts w:asciiTheme="minorHAnsi" w:hAnsiTheme="minorHAnsi" w:cstheme="minorHAnsi"/>
@@ -7261,7 +7032,7 @@
               </w:rPr>
               <w:t xml:space="preserve">&amp; </w:t>
             </w:r>
-            <w:del w:id="257" w:author="Grewing, Kyle@Energy" w:date="2023-08-10T14:46:00Z">
+            <w:del w:id="238" w:author="Grewing, Kyle@Energy" w:date="2023-08-10T14:46:00Z">
               <w:r>
                 <w:rPr>
                   <w:rFonts w:asciiTheme="minorHAnsi" w:hAnsiTheme="minorHAnsi" w:cstheme="minorHAnsi"/>
@@ -7271,7 +7042,7 @@
                 <w:delText>CF3R</w:delText>
               </w:r>
             </w:del>
-            <w:ins w:id="258" w:author="Grewing, Kyle@Energy" w:date="2023-08-10T14:46:00Z">
+            <w:ins w:id="239" w:author="Grewing, Kyle@Energy" w:date="2023-08-10T14:46:00Z">
               <w:r>
                 <w:rPr>
                   <w:rFonts w:asciiTheme="minorHAnsi" w:hAnsiTheme="minorHAnsi" w:cstheme="minorHAnsi"/>
@@ -7307,7 +7078,7 @@
               </w:rPr>
               <w:t xml:space="preserve">-Leakage rate compliance: </w:t>
             </w:r>
-            <w:del w:id="259" w:author="Shewmaker, Michael@Energy" w:date="2021-12-27T11:19:00Z">
+            <w:del w:id="240" w:author="Shewmaker, Michael@Energy" w:date="2021-12-27T11:19:00Z">
               <w:r>
                 <w:rPr>
                   <w:rFonts w:asciiTheme="minorHAnsi" w:hAnsiTheme="minorHAnsi" w:cstheme="minorHAnsi"/>
@@ -7317,7 +7088,7 @@
                 <w:delText xml:space="preserve"> ≤</w:delText>
               </w:r>
             </w:del>
-            <w:ins w:id="260" w:author="Shewmaker, Michael@Energy" w:date="2021-12-27T11:19:00Z">
+            <w:ins w:id="241" w:author="Shewmaker, Michael@Energy" w:date="2021-12-27T11:19:00Z">
               <w:r>
                 <w:rPr>
                   <w:rFonts w:asciiTheme="minorHAnsi" w:hAnsiTheme="minorHAnsi" w:cstheme="minorHAnsi"/>
@@ -7335,7 +7106,7 @@
               </w:rPr>
               <w:t xml:space="preserve"> 5</w:t>
             </w:r>
-            <w:del w:id="261" w:author="Shewmaker, Michael@Energy" w:date="2021-12-27T11:19:00Z">
+            <w:del w:id="242" w:author="Shewmaker, Michael@Energy" w:date="2021-12-27T11:19:00Z">
               <w:r>
                 <w:rPr>
                   <w:rFonts w:asciiTheme="minorHAnsi" w:hAnsiTheme="minorHAnsi" w:cstheme="minorHAnsi"/>
@@ -7345,7 +7116,7 @@
                 <w:delText>%.</w:delText>
               </w:r>
             </w:del>
-            <w:ins w:id="262" w:author="Shewmaker, Michael@Energy" w:date="2021-12-27T11:19:00Z">
+            <w:ins w:id="243" w:author="Shewmaker, Michael@Energy" w:date="2021-12-27T11:19:00Z">
               <w:r>
                 <w:rPr>
                   <w:rFonts w:asciiTheme="minorHAnsi" w:hAnsiTheme="minorHAnsi" w:cstheme="minorHAnsi"/>
@@ -7365,7 +7136,7 @@
                 <w:szCs w:val="22"/>
               </w:rPr>
             </w:pPr>
-            <w:del w:id="263" w:author="Grewing, Kyle@Energy" w:date="2023-08-10T14:45:00Z">
+            <w:del w:id="244" w:author="Grewing, Kyle@Energy" w:date="2023-08-10T14:45:00Z">
               <w:r>
                 <w:rPr>
                   <w:rFonts w:asciiTheme="minorHAnsi" w:hAnsiTheme="minorHAnsi" w:cstheme="minorHAnsi"/>
@@ -7375,7 +7146,7 @@
                 <w:delText xml:space="preserve">CF2R </w:delText>
               </w:r>
             </w:del>
-            <w:ins w:id="264" w:author="Grewing, Kyle@Energy" w:date="2023-08-10T14:45:00Z">
+            <w:ins w:id="245" w:author="Grewing, Kyle@Energy" w:date="2023-08-10T14:45:00Z">
               <w:r>
                 <w:rPr>
                   <w:rFonts w:asciiTheme="minorHAnsi" w:hAnsiTheme="minorHAnsi" w:cstheme="minorHAnsi"/>
@@ -7393,7 +7164,7 @@
               </w:rPr>
               <w:t xml:space="preserve">&amp; </w:t>
             </w:r>
-            <w:del w:id="265" w:author="Grewing, Kyle@Energy" w:date="2023-08-10T14:45:00Z">
+            <w:del w:id="246" w:author="Grewing, Kyle@Energy" w:date="2023-08-10T14:45:00Z">
               <w:r>
                 <w:rPr>
                   <w:rFonts w:asciiTheme="minorHAnsi" w:hAnsiTheme="minorHAnsi" w:cstheme="minorHAnsi"/>
@@ -7403,7 +7174,7 @@
                 <w:delText>CF3R</w:delText>
               </w:r>
             </w:del>
-            <w:ins w:id="266" w:author="Grewing, Kyle@Energy" w:date="2023-08-10T14:45:00Z">
+            <w:ins w:id="247" w:author="Grewing, Kyle@Energy" w:date="2023-08-10T14:45:00Z">
               <w:r>
                 <w:rPr>
                   <w:rFonts w:asciiTheme="minorHAnsi" w:hAnsiTheme="minorHAnsi" w:cstheme="minorHAnsi"/>
@@ -7431,7 +7202,7 @@
                 <w:szCs w:val="22"/>
               </w:rPr>
             </w:pPr>
-            <w:del w:id="267" w:author="Grewing, Kyle@Energy" w:date="2023-08-10T14:45:00Z">
+            <w:del w:id="248" w:author="Grewing, Kyle@Energy" w:date="2023-08-10T14:45:00Z">
               <w:r>
                 <w:rPr>
                   <w:rFonts w:asciiTheme="minorHAnsi" w:hAnsiTheme="minorHAnsi" w:cstheme="minorHAnsi"/>
@@ -7441,7 +7212,7 @@
                 <w:delText xml:space="preserve">CF2R </w:delText>
               </w:r>
             </w:del>
-            <w:ins w:id="268" w:author="Grewing, Kyle@Energy" w:date="2023-08-10T14:45:00Z">
+            <w:ins w:id="249" w:author="Grewing, Kyle@Energy" w:date="2023-08-10T14:45:00Z">
               <w:r>
                 <w:rPr>
                   <w:rFonts w:asciiTheme="minorHAnsi" w:hAnsiTheme="minorHAnsi" w:cstheme="minorHAnsi"/>
@@ -7459,7 +7230,7 @@
               </w:rPr>
               <w:t xml:space="preserve">&amp; </w:t>
             </w:r>
-            <w:del w:id="269" w:author="Grewing, Kyle@Energy" w:date="2023-08-10T14:46:00Z">
+            <w:del w:id="250" w:author="Grewing, Kyle@Energy" w:date="2023-08-10T14:46:00Z">
               <w:r>
                 <w:rPr>
                   <w:rFonts w:asciiTheme="minorHAnsi" w:hAnsiTheme="minorHAnsi" w:cstheme="minorHAnsi"/>
@@ -7469,7 +7240,7 @@
                 <w:delText>CF3R</w:delText>
               </w:r>
             </w:del>
-            <w:ins w:id="270" w:author="Grewing, Kyle@Energy" w:date="2023-08-10T14:46:00Z">
+            <w:ins w:id="251" w:author="Grewing, Kyle@Energy" w:date="2023-08-10T14:46:00Z">
               <w:r>
                 <w:rPr>
                   <w:rFonts w:asciiTheme="minorHAnsi" w:hAnsiTheme="minorHAnsi" w:cstheme="minorHAnsi"/>
@@ -7505,7 +7276,7 @@
               </w:rPr>
               <w:t xml:space="preserve">-Compliance: Fan Efficacy </w:t>
             </w:r>
-            <w:del w:id="271" w:author="Shewmaker, Michael@Energy" w:date="2021-12-27T11:19:00Z">
+            <w:del w:id="252" w:author="Shewmaker, Michael@Energy" w:date="2021-12-27T11:19:00Z">
               <w:r>
                 <w:rPr>
                   <w:rFonts w:asciiTheme="minorHAnsi" w:hAnsiTheme="minorHAnsi" w:cstheme="minorHAnsi"/>
@@ -7515,7 +7286,7 @@
                 <w:delText xml:space="preserve">≤ </w:delText>
               </w:r>
             </w:del>
-            <w:ins w:id="272" w:author="Shewmaker, Michael@Energy" w:date="2021-12-27T11:19:00Z">
+            <w:ins w:id="253" w:author="Shewmaker, Michael@Energy" w:date="2021-12-27T11:19:00Z">
               <w:r>
                 <w:rPr>
                   <w:rFonts w:asciiTheme="minorHAnsi" w:hAnsiTheme="minorHAnsi" w:cstheme="minorHAnsi"/>
@@ -7533,7 +7304,7 @@
               </w:rPr>
               <w:t xml:space="preserve">0.58 W/cfm for non-gas furnaces and 0.45 W/cfm for gas furnaces and System Airflow </w:t>
             </w:r>
-            <w:del w:id="273" w:author="Shewmaker, Michael@Energy" w:date="2021-12-27T11:19:00Z">
+            <w:del w:id="254" w:author="Shewmaker, Michael@Energy" w:date="2021-12-27T11:19:00Z">
               <w:r>
                 <w:rPr>
                   <w:rFonts w:asciiTheme="minorHAnsi" w:hAnsiTheme="minorHAnsi" w:cstheme="minorHAnsi"/>
@@ -7543,7 +7314,7 @@
                 <w:delText xml:space="preserve">≥ </w:delText>
               </w:r>
             </w:del>
-            <w:ins w:id="274" w:author="Shewmaker, Michael@Energy" w:date="2021-12-27T11:19:00Z">
+            <w:ins w:id="255" w:author="Shewmaker, Michael@Energy" w:date="2021-12-27T11:19:00Z">
               <w:r>
                 <w:rPr>
                   <w:rFonts w:asciiTheme="minorHAnsi" w:hAnsiTheme="minorHAnsi" w:cstheme="minorHAnsi"/>
@@ -7579,7 +7350,7 @@
               </w:rPr>
               <w:t xml:space="preserve">-Alternative Compliance:  </w:t>
             </w:r>
-            <w:del w:id="275" w:author="Grewing, Kyle@Energy" w:date="2023-08-10T14:46:00Z">
+            <w:del w:id="256" w:author="Grewing, Kyle@Energy" w:date="2023-08-10T14:46:00Z">
               <w:r>
                 <w:rPr>
                   <w:rFonts w:asciiTheme="minorHAnsi" w:hAnsiTheme="minorHAnsi" w:cstheme="minorHAnsi"/>
@@ -7589,7 +7360,7 @@
                 <w:delText xml:space="preserve">CF2R </w:delText>
               </w:r>
             </w:del>
-            <w:ins w:id="276" w:author="Grewing, Kyle@Energy" w:date="2023-08-10T14:46:00Z">
+            <w:ins w:id="257" w:author="Grewing, Kyle@Energy" w:date="2023-08-10T14:46:00Z">
               <w:r>
                 <w:rPr>
                   <w:rFonts w:asciiTheme="minorHAnsi" w:hAnsiTheme="minorHAnsi" w:cstheme="minorHAnsi"/>
@@ -7607,7 +7378,7 @@
               </w:rPr>
               <w:t xml:space="preserve">&amp; </w:t>
             </w:r>
-            <w:del w:id="277" w:author="Grewing, Kyle@Energy" w:date="2023-08-10T14:46:00Z">
+            <w:del w:id="258" w:author="Grewing, Kyle@Energy" w:date="2023-08-10T14:46:00Z">
               <w:r>
                 <w:rPr>
                   <w:rFonts w:asciiTheme="minorHAnsi" w:hAnsiTheme="minorHAnsi" w:cstheme="minorHAnsi"/>
@@ -7617,7 +7388,7 @@
                 <w:delText>CF3R</w:delText>
               </w:r>
             </w:del>
-            <w:ins w:id="278" w:author="Grewing, Kyle@Energy" w:date="2023-08-10T14:46:00Z">
+            <w:ins w:id="259" w:author="Grewing, Kyle@Energy" w:date="2023-08-10T14:46:00Z">
               <w:r>
                 <w:rPr>
                   <w:rFonts w:asciiTheme="minorHAnsi" w:hAnsiTheme="minorHAnsi" w:cstheme="minorHAnsi"/>
@@ -7645,7 +7416,7 @@
                 <w:szCs w:val="22"/>
               </w:rPr>
             </w:pPr>
-            <w:del w:id="279" w:author="Grewing, Kyle@Energy" w:date="2023-08-10T14:46:00Z">
+            <w:del w:id="260" w:author="Grewing, Kyle@Energy" w:date="2023-08-10T14:46:00Z">
               <w:r>
                 <w:rPr>
                   <w:rFonts w:asciiTheme="minorHAnsi" w:hAnsiTheme="minorHAnsi" w:cstheme="minorHAnsi"/>
@@ -7655,7 +7426,7 @@
                 <w:delText xml:space="preserve">CF2R </w:delText>
               </w:r>
             </w:del>
-            <w:ins w:id="280" w:author="Grewing, Kyle@Energy" w:date="2023-08-10T14:46:00Z">
+            <w:ins w:id="261" w:author="Grewing, Kyle@Energy" w:date="2023-08-10T14:46:00Z">
               <w:r>
                 <w:rPr>
                   <w:rFonts w:asciiTheme="minorHAnsi" w:hAnsiTheme="minorHAnsi" w:cstheme="minorHAnsi"/>
@@ -7673,7 +7444,7 @@
               </w:rPr>
               <w:t xml:space="preserve">&amp; </w:t>
             </w:r>
-            <w:del w:id="281" w:author="Grewing, Kyle@Energy" w:date="2023-08-10T14:46:00Z">
+            <w:del w:id="262" w:author="Grewing, Kyle@Energy" w:date="2023-08-10T14:46:00Z">
               <w:r>
                 <w:rPr>
                   <w:rFonts w:asciiTheme="minorHAnsi" w:hAnsiTheme="minorHAnsi" w:cstheme="minorHAnsi"/>
@@ -7683,7 +7454,7 @@
                 <w:delText>CF3R</w:delText>
               </w:r>
             </w:del>
-            <w:ins w:id="282" w:author="Grewing, Kyle@Energy" w:date="2023-08-10T14:46:00Z">
+            <w:ins w:id="263" w:author="Grewing, Kyle@Energy" w:date="2023-08-10T14:46:00Z">
               <w:r>
                 <w:rPr>
                   <w:rFonts w:asciiTheme="minorHAnsi" w:hAnsiTheme="minorHAnsi" w:cstheme="minorHAnsi"/>
@@ -7799,7 +7570,7 @@
     <w:p>
       <w:pPr>
         <w:rPr>
-          <w:del w:id="283" w:author="Grewing, Kyle@Energy" w:date="2023-08-11T11:30:00Z"/>
+          <w:del w:id="264" w:author="Grewing, Kyle@Energy" w:date="2023-08-11T11:30:00Z"/>
           <w:rFonts w:asciiTheme="minorHAnsi" w:hAnsiTheme="minorHAnsi" w:cstheme="minorHAnsi"/>
         </w:rPr>
       </w:pPr>
@@ -7807,7 +7578,7 @@
     <w:p>
       <w:pPr>
         <w:rPr>
-          <w:del w:id="284" w:author="Grewing, Kyle@Energy" w:date="2023-08-11T11:30:00Z"/>
+          <w:del w:id="265" w:author="Grewing, Kyle@Energy" w:date="2023-08-11T11:30:00Z"/>
           <w:rFonts w:asciiTheme="minorHAnsi" w:hAnsiTheme="minorHAnsi" w:cstheme="minorHAnsi"/>
         </w:rPr>
       </w:pPr>
@@ -8128,7 +7899,7 @@
                 <w:szCs w:val="22"/>
               </w:rPr>
             </w:pPr>
-            <w:ins w:id="285" w:author="Grewing, Kyle@Energy" w:date="2023-08-11T11:31:00Z">
+            <w:ins w:id="266" w:author="Grewing, Kyle@Energy" w:date="2023-08-11T11:31:00Z">
               <w:r>
                 <w:rPr>
                   <w:rFonts w:asciiTheme="minorHAnsi" w:hAnsiTheme="minorHAnsi" w:cstheme="minorHAnsi"/>
@@ -8538,7 +8309,7 @@
               </w:rPr>
               <w:t>Minimum Efficiency Value</w:t>
             </w:r>
-            <w:ins w:id="286" w:author="Grewing, Kyle@Energy" w:date="2023-08-14T13:53:00Z">
+            <w:ins w:id="267" w:author="Grewing, Kyle@Energy" w:date="2023-08-14T13:53:00Z">
               <w:r>
                 <w:rPr>
                   <w:rFonts w:asciiTheme="minorHAnsi" w:hAnsiTheme="minorHAnsi" w:cstheme="minorHAnsi"/>
@@ -8564,7 +8335,7 @@
                 <w:szCs w:val="22"/>
               </w:rPr>
             </w:pPr>
-            <w:ins w:id="287" w:author="Grewing, Kyle@Energy" w:date="2023-08-11T11:31:00Z">
+            <w:ins w:id="268" w:author="Grewing, Kyle@Energy" w:date="2023-08-11T11:31:00Z">
               <w:r>
                 <w:rPr>
                   <w:rStyle w:val="ui-provider"/>
@@ -8838,7 +8609,7 @@
       <w:tr>
         <w:trPr>
           <w:trHeight w:val="426"/>
-          <w:ins w:id="288" w:author="Grewing, Kyle@Energy" w:date="2023-08-11T11:30:00Z"/>
+          <w:ins w:id="269" w:author="Grewing, Kyle@Energy" w:date="2023-08-11T11:30:00Z"/>
         </w:trPr>
         <w:tc>
           <w:tcPr>
@@ -8850,7 +8621,7 @@
               <w:keepNext/>
               <w:jc w:val="center"/>
               <w:rPr>
-                <w:ins w:id="289" w:author="Grewing, Kyle@Energy" w:date="2023-08-11T11:30:00Z"/>
+                <w:ins w:id="270" w:author="Grewing, Kyle@Energy" w:date="2023-08-11T11:30:00Z"/>
                 <w:rFonts w:asciiTheme="minorHAnsi" w:hAnsiTheme="minorHAnsi" w:cstheme="minorHAnsi"/>
               </w:rPr>
             </w:pPr>
@@ -8865,7 +8636,7 @@
               <w:keepNext/>
               <w:jc w:val="center"/>
               <w:rPr>
-                <w:ins w:id="290" w:author="Grewing, Kyle@Energy" w:date="2023-08-11T11:30:00Z"/>
+                <w:ins w:id="271" w:author="Grewing, Kyle@Energy" w:date="2023-08-11T11:30:00Z"/>
                 <w:rFonts w:asciiTheme="minorHAnsi" w:hAnsiTheme="minorHAnsi" w:cstheme="minorHAnsi"/>
               </w:rPr>
             </w:pPr>
@@ -8881,7 +8652,7 @@
               <w:keepNext/>
               <w:jc w:val="center"/>
               <w:rPr>
-                <w:ins w:id="291" w:author="Grewing, Kyle@Energy" w:date="2023-08-11T11:30:00Z"/>
+                <w:ins w:id="272" w:author="Grewing, Kyle@Energy" w:date="2023-08-11T11:30:00Z"/>
                 <w:rFonts w:asciiTheme="minorHAnsi" w:hAnsiTheme="minorHAnsi" w:cstheme="minorHAnsi"/>
               </w:rPr>
             </w:pPr>
@@ -8896,7 +8667,7 @@
               <w:keepNext/>
               <w:jc w:val="center"/>
               <w:rPr>
-                <w:ins w:id="292" w:author="Grewing, Kyle@Energy" w:date="2023-08-11T11:30:00Z"/>
+                <w:ins w:id="273" w:author="Grewing, Kyle@Energy" w:date="2023-08-11T11:30:00Z"/>
                 <w:rFonts w:asciiTheme="minorHAnsi" w:hAnsiTheme="minorHAnsi" w:cstheme="minorHAnsi"/>
               </w:rPr>
             </w:pPr>
@@ -8911,7 +8682,7 @@
               <w:keepNext/>
               <w:jc w:val="center"/>
               <w:rPr>
-                <w:ins w:id="293" w:author="Grewing, Kyle@Energy" w:date="2023-08-11T11:30:00Z"/>
+                <w:ins w:id="274" w:author="Grewing, Kyle@Energy" w:date="2023-08-11T11:30:00Z"/>
                 <w:rFonts w:asciiTheme="minorHAnsi" w:hAnsiTheme="minorHAnsi" w:cstheme="minorHAnsi"/>
               </w:rPr>
             </w:pPr>
@@ -8926,7 +8697,7 @@
               <w:keepNext/>
               <w:jc w:val="center"/>
               <w:rPr>
-                <w:ins w:id="294" w:author="Grewing, Kyle@Energy" w:date="2023-08-11T11:30:00Z"/>
+                <w:ins w:id="275" w:author="Grewing, Kyle@Energy" w:date="2023-08-11T11:30:00Z"/>
                 <w:rFonts w:asciiTheme="minorHAnsi" w:hAnsiTheme="minorHAnsi" w:cstheme="minorHAnsi"/>
               </w:rPr>
             </w:pPr>
@@ -8941,7 +8712,7 @@
               <w:keepNext/>
               <w:jc w:val="center"/>
               <w:rPr>
-                <w:ins w:id="295" w:author="Grewing, Kyle@Energy" w:date="2023-08-11T11:30:00Z"/>
+                <w:ins w:id="276" w:author="Grewing, Kyle@Energy" w:date="2023-08-11T11:30:00Z"/>
                 <w:rFonts w:asciiTheme="minorHAnsi" w:hAnsiTheme="minorHAnsi" w:cstheme="minorHAnsi"/>
               </w:rPr>
             </w:pPr>
@@ -8956,7 +8727,7 @@
               <w:keepNext/>
               <w:jc w:val="center"/>
               <w:rPr>
-                <w:ins w:id="296" w:author="Grewing, Kyle@Energy" w:date="2023-08-11T11:30:00Z"/>
+                <w:ins w:id="277" w:author="Grewing, Kyle@Energy" w:date="2023-08-11T11:30:00Z"/>
                 <w:rFonts w:asciiTheme="minorHAnsi" w:hAnsiTheme="minorHAnsi" w:cstheme="minorHAnsi"/>
               </w:rPr>
             </w:pPr>
@@ -8971,7 +8742,7 @@
               <w:keepNext/>
               <w:jc w:val="center"/>
               <w:rPr>
-                <w:ins w:id="297" w:author="Grewing, Kyle@Energy" w:date="2023-08-11T11:30:00Z"/>
+                <w:ins w:id="278" w:author="Grewing, Kyle@Energy" w:date="2023-08-11T11:30:00Z"/>
                 <w:rFonts w:asciiTheme="minorHAnsi" w:hAnsiTheme="minorHAnsi" w:cstheme="minorHAnsi"/>
               </w:rPr>
             </w:pPr>
@@ -8986,7 +8757,7 @@
               <w:keepNext/>
               <w:jc w:val="center"/>
               <w:rPr>
-                <w:ins w:id="298" w:author="Grewing, Kyle@Energy" w:date="2023-08-11T11:30:00Z"/>
+                <w:ins w:id="279" w:author="Grewing, Kyle@Energy" w:date="2023-08-11T11:30:00Z"/>
                 <w:rFonts w:asciiTheme="minorHAnsi" w:hAnsiTheme="minorHAnsi" w:cstheme="minorHAnsi"/>
               </w:rPr>
             </w:pPr>
@@ -9001,7 +8772,7 @@
               <w:keepNext/>
               <w:jc w:val="center"/>
               <w:rPr>
-                <w:ins w:id="299" w:author="Grewing, Kyle@Energy" w:date="2023-08-11T11:30:00Z"/>
+                <w:ins w:id="280" w:author="Grewing, Kyle@Energy" w:date="2023-08-11T11:30:00Z"/>
                 <w:rFonts w:asciiTheme="minorHAnsi" w:hAnsiTheme="minorHAnsi" w:cstheme="minorHAnsi"/>
               </w:rPr>
             </w:pPr>
@@ -9016,7 +8787,7 @@
               <w:keepNext/>
               <w:jc w:val="center"/>
               <w:rPr>
-                <w:ins w:id="300" w:author="Grewing, Kyle@Energy" w:date="2023-08-11T11:30:00Z"/>
+                <w:ins w:id="281" w:author="Grewing, Kyle@Energy" w:date="2023-08-11T11:30:00Z"/>
                 <w:rFonts w:asciiTheme="minorHAnsi" w:hAnsiTheme="minorHAnsi" w:cstheme="minorHAnsi"/>
               </w:rPr>
             </w:pPr>
@@ -9031,7 +8802,7 @@
               <w:keepNext/>
               <w:jc w:val="center"/>
               <w:rPr>
-                <w:ins w:id="301" w:author="Grewing, Kyle@Energy" w:date="2023-08-11T11:30:00Z"/>
+                <w:ins w:id="282" w:author="Grewing, Kyle@Energy" w:date="2023-08-11T11:30:00Z"/>
                 <w:rFonts w:asciiTheme="minorHAnsi" w:hAnsiTheme="minorHAnsi" w:cstheme="minorHAnsi"/>
               </w:rPr>
             </w:pPr>
@@ -9041,7 +8812,7 @@
       <w:tr>
         <w:trPr>
           <w:trHeight w:val="426"/>
-          <w:ins w:id="302" w:author="Grewing, Kyle@Energy" w:date="2023-08-11T11:30:00Z"/>
+          <w:ins w:id="283" w:author="Grewing, Kyle@Energy" w:date="2023-08-11T11:30:00Z"/>
         </w:trPr>
         <w:tc>
           <w:tcPr>
@@ -9053,7 +8824,7 @@
               <w:keepNext/>
               <w:jc w:val="center"/>
               <w:rPr>
-                <w:ins w:id="303" w:author="Grewing, Kyle@Energy" w:date="2023-08-11T11:30:00Z"/>
+                <w:ins w:id="284" w:author="Grewing, Kyle@Energy" w:date="2023-08-11T11:30:00Z"/>
                 <w:rFonts w:asciiTheme="minorHAnsi" w:hAnsiTheme="minorHAnsi" w:cstheme="minorHAnsi"/>
               </w:rPr>
             </w:pPr>
@@ -9068,7 +8839,7 @@
               <w:keepNext/>
               <w:jc w:val="center"/>
               <w:rPr>
-                <w:ins w:id="304" w:author="Grewing, Kyle@Energy" w:date="2023-08-11T11:30:00Z"/>
+                <w:ins w:id="285" w:author="Grewing, Kyle@Energy" w:date="2023-08-11T11:30:00Z"/>
                 <w:rFonts w:asciiTheme="minorHAnsi" w:hAnsiTheme="minorHAnsi" w:cstheme="minorHAnsi"/>
               </w:rPr>
             </w:pPr>
@@ -9084,7 +8855,7 @@
               <w:keepNext/>
               <w:jc w:val="center"/>
               <w:rPr>
-                <w:ins w:id="305" w:author="Grewing, Kyle@Energy" w:date="2023-08-11T11:30:00Z"/>
+                <w:ins w:id="286" w:author="Grewing, Kyle@Energy" w:date="2023-08-11T11:30:00Z"/>
                 <w:rFonts w:asciiTheme="minorHAnsi" w:hAnsiTheme="minorHAnsi" w:cstheme="minorHAnsi"/>
               </w:rPr>
             </w:pPr>
@@ -9099,7 +8870,7 @@
               <w:keepNext/>
               <w:jc w:val="center"/>
               <w:rPr>
-                <w:ins w:id="306" w:author="Grewing, Kyle@Energy" w:date="2023-08-11T11:30:00Z"/>
+                <w:ins w:id="287" w:author="Grewing, Kyle@Energy" w:date="2023-08-11T11:30:00Z"/>
                 <w:rFonts w:asciiTheme="minorHAnsi" w:hAnsiTheme="minorHAnsi" w:cstheme="minorHAnsi"/>
               </w:rPr>
             </w:pPr>
@@ -9114,7 +8885,7 @@
               <w:keepNext/>
               <w:jc w:val="center"/>
               <w:rPr>
-                <w:ins w:id="307" w:author="Grewing, Kyle@Energy" w:date="2023-08-11T11:30:00Z"/>
+                <w:ins w:id="288" w:author="Grewing, Kyle@Energy" w:date="2023-08-11T11:30:00Z"/>
                 <w:rFonts w:asciiTheme="minorHAnsi" w:hAnsiTheme="minorHAnsi" w:cstheme="minorHAnsi"/>
               </w:rPr>
             </w:pPr>
@@ -9129,7 +8900,7 @@
               <w:keepNext/>
               <w:jc w:val="center"/>
               <w:rPr>
-                <w:ins w:id="308" w:author="Grewing, Kyle@Energy" w:date="2023-08-11T11:30:00Z"/>
+                <w:ins w:id="289" w:author="Grewing, Kyle@Energy" w:date="2023-08-11T11:30:00Z"/>
                 <w:rFonts w:asciiTheme="minorHAnsi" w:hAnsiTheme="minorHAnsi" w:cstheme="minorHAnsi"/>
               </w:rPr>
             </w:pPr>
@@ -9144,7 +8915,7 @@
               <w:keepNext/>
               <w:jc w:val="center"/>
               <w:rPr>
-                <w:ins w:id="309" w:author="Grewing, Kyle@Energy" w:date="2023-08-11T11:30:00Z"/>
+                <w:ins w:id="290" w:author="Grewing, Kyle@Energy" w:date="2023-08-11T11:30:00Z"/>
                 <w:rFonts w:asciiTheme="minorHAnsi" w:hAnsiTheme="minorHAnsi" w:cstheme="minorHAnsi"/>
               </w:rPr>
             </w:pPr>
@@ -9159,7 +8930,7 @@
               <w:keepNext/>
               <w:jc w:val="center"/>
               <w:rPr>
-                <w:ins w:id="310" w:author="Grewing, Kyle@Energy" w:date="2023-08-11T11:30:00Z"/>
+                <w:ins w:id="291" w:author="Grewing, Kyle@Energy" w:date="2023-08-11T11:30:00Z"/>
                 <w:rFonts w:asciiTheme="minorHAnsi" w:hAnsiTheme="minorHAnsi" w:cstheme="minorHAnsi"/>
               </w:rPr>
             </w:pPr>
@@ -9174,7 +8945,7 @@
               <w:keepNext/>
               <w:jc w:val="center"/>
               <w:rPr>
-                <w:ins w:id="311" w:author="Grewing, Kyle@Energy" w:date="2023-08-11T11:30:00Z"/>
+                <w:ins w:id="292" w:author="Grewing, Kyle@Energy" w:date="2023-08-11T11:30:00Z"/>
                 <w:rFonts w:asciiTheme="minorHAnsi" w:hAnsiTheme="minorHAnsi" w:cstheme="minorHAnsi"/>
               </w:rPr>
             </w:pPr>
@@ -9189,7 +8960,7 @@
               <w:keepNext/>
               <w:jc w:val="center"/>
               <w:rPr>
-                <w:ins w:id="312" w:author="Grewing, Kyle@Energy" w:date="2023-08-11T11:30:00Z"/>
+                <w:ins w:id="293" w:author="Grewing, Kyle@Energy" w:date="2023-08-11T11:30:00Z"/>
                 <w:rFonts w:asciiTheme="minorHAnsi" w:hAnsiTheme="minorHAnsi" w:cstheme="minorHAnsi"/>
               </w:rPr>
             </w:pPr>
@@ -9204,7 +8975,7 @@
               <w:keepNext/>
               <w:jc w:val="center"/>
               <w:rPr>
-                <w:ins w:id="313" w:author="Grewing, Kyle@Energy" w:date="2023-08-11T11:30:00Z"/>
+                <w:ins w:id="294" w:author="Grewing, Kyle@Energy" w:date="2023-08-11T11:30:00Z"/>
                 <w:rFonts w:asciiTheme="minorHAnsi" w:hAnsiTheme="minorHAnsi" w:cstheme="minorHAnsi"/>
               </w:rPr>
             </w:pPr>
@@ -9219,7 +8990,7 @@
               <w:keepNext/>
               <w:jc w:val="center"/>
               <w:rPr>
-                <w:ins w:id="314" w:author="Grewing, Kyle@Energy" w:date="2023-08-11T11:30:00Z"/>
+                <w:ins w:id="295" w:author="Grewing, Kyle@Energy" w:date="2023-08-11T11:30:00Z"/>
                 <w:rFonts w:asciiTheme="minorHAnsi" w:hAnsiTheme="minorHAnsi" w:cstheme="minorHAnsi"/>
               </w:rPr>
             </w:pPr>
@@ -9234,7 +9005,7 @@
               <w:keepNext/>
               <w:jc w:val="center"/>
               <w:rPr>
-                <w:ins w:id="315" w:author="Grewing, Kyle@Energy" w:date="2023-08-11T11:30:00Z"/>
+                <w:ins w:id="296" w:author="Grewing, Kyle@Energy" w:date="2023-08-11T11:30:00Z"/>
                 <w:rFonts w:asciiTheme="minorHAnsi" w:hAnsiTheme="minorHAnsi" w:cstheme="minorHAnsi"/>
               </w:rPr>
             </w:pPr>
@@ -9289,7 +9060,7 @@
                 <w:szCs w:val="22"/>
               </w:rPr>
             </w:pPr>
-            <w:del w:id="316" w:author="Grewing, Kyle@Energy" w:date="2023-08-10T14:47:00Z">
+            <w:del w:id="297" w:author="Grewing, Kyle@Energy" w:date="2023-08-10T14:47:00Z">
               <w:r>
                 <w:rPr>
                   <w:rFonts w:asciiTheme="minorHAnsi" w:hAnsiTheme="minorHAnsi" w:cstheme="minorHAnsi"/>
@@ -9299,7 +9070,7 @@
                 <w:delText>CF2R</w:delText>
               </w:r>
             </w:del>
-            <w:ins w:id="317" w:author="Grewing, Kyle@Energy" w:date="2023-08-10T14:47:00Z">
+            <w:ins w:id="298" w:author="Grewing, Kyle@Energy" w:date="2023-08-10T14:47:00Z">
               <w:r>
                 <w:rPr>
                   <w:rFonts w:asciiTheme="minorHAnsi" w:hAnsiTheme="minorHAnsi" w:cstheme="minorHAnsi"/>
@@ -9345,7 +9116,7 @@
               </w:rPr>
               <w:t>-Duct insulation requirement for the new portions of supply-air and return-air ducts or plenums: R</w:t>
             </w:r>
-            <w:ins w:id="318" w:author="Moua, Cheng@Energy" w:date="2021-11-12T15:35:00Z">
+            <w:ins w:id="299" w:author="Moua, Cheng@Energy" w:date="2021-11-12T15:35:00Z">
               <w:r>
                 <w:rPr>
                   <w:rFonts w:asciiTheme="minorHAnsi" w:hAnsiTheme="minorHAnsi" w:cstheme="minorHAnsi"/>
@@ -9363,7 +9134,7 @@
               </w:rPr>
               <w:t>6 (CZ</w:t>
             </w:r>
-            <w:del w:id="319" w:author="Thomas" w:date="2021-10-29T11:17:00Z">
+            <w:del w:id="300" w:author="Thomas" w:date="2021-10-29T11:17:00Z">
               <w:r>
                 <w:rPr>
                   <w:rFonts w:asciiTheme="minorHAnsi" w:hAnsiTheme="minorHAnsi" w:cstheme="minorHAnsi"/>
@@ -9373,7 +9144,7 @@
                 <w:delText xml:space="preserve"> </w:delText>
               </w:r>
             </w:del>
-            <w:ins w:id="320" w:author="Thomas" w:date="2021-10-29T11:17:00Z">
+            <w:ins w:id="301" w:author="Thomas" w:date="2021-10-29T11:17:00Z">
               <w:r>
                 <w:rPr>
                   <w:rFonts w:asciiTheme="minorHAnsi" w:hAnsiTheme="minorHAnsi" w:cstheme="minorHAnsi"/>
@@ -9383,7 +9154,7 @@
                 <w:t>3, 5-7</w:t>
               </w:r>
             </w:ins>
-            <w:del w:id="321" w:author="Thomas" w:date="2021-10-29T11:17:00Z">
+            <w:del w:id="302" w:author="Thomas" w:date="2021-10-29T11:17:00Z">
               <w:r>
                 <w:rPr>
                   <w:rFonts w:asciiTheme="minorHAnsi" w:hAnsiTheme="minorHAnsi" w:cstheme="minorHAnsi"/>
@@ -9401,7 +9172,7 @@
               </w:rPr>
               <w:t>) and R-8 (CZ</w:t>
             </w:r>
-            <w:del w:id="322" w:author="Thomas" w:date="2021-10-29T11:17:00Z">
+            <w:del w:id="303" w:author="Thomas" w:date="2021-10-29T11:17:00Z">
               <w:r>
                 <w:rPr>
                   <w:rFonts w:asciiTheme="minorHAnsi" w:hAnsiTheme="minorHAnsi" w:cstheme="minorHAnsi"/>
@@ -9411,7 +9182,7 @@
                 <w:delText xml:space="preserve"> </w:delText>
               </w:r>
             </w:del>
-            <w:ins w:id="323" w:author="Thomas" w:date="2021-10-29T11:17:00Z">
+            <w:ins w:id="304" w:author="Thomas" w:date="2021-10-29T11:17:00Z">
               <w:r>
                 <w:rPr>
                   <w:rFonts w:asciiTheme="minorHAnsi" w:hAnsiTheme="minorHAnsi" w:cstheme="minorHAnsi"/>
@@ -9421,7 +9192,7 @@
                 <w:t>1,2,4, 8-16</w:t>
               </w:r>
             </w:ins>
-            <w:del w:id="324" w:author="Thomas" w:date="2021-10-29T11:17:00Z">
+            <w:del w:id="305" w:author="Thomas" w:date="2021-10-29T11:17:00Z">
               <w:r>
                 <w:rPr>
                   <w:rFonts w:asciiTheme="minorHAnsi" w:hAnsiTheme="minorHAnsi" w:cstheme="minorHAnsi"/>
@@ -9449,7 +9220,7 @@
                 <w:szCs w:val="22"/>
               </w:rPr>
             </w:pPr>
-            <w:del w:id="325" w:author="Grewing, Kyle@Energy" w:date="2023-08-10T14:47:00Z">
+            <w:del w:id="306" w:author="Grewing, Kyle@Energy" w:date="2023-08-10T14:47:00Z">
               <w:r>
                 <w:rPr>
                   <w:rFonts w:asciiTheme="minorHAnsi" w:hAnsiTheme="minorHAnsi" w:cstheme="minorHAnsi"/>
@@ -9459,7 +9230,7 @@
                 <w:delText xml:space="preserve">CF2R </w:delText>
               </w:r>
             </w:del>
-            <w:ins w:id="326" w:author="Grewing, Kyle@Energy" w:date="2023-08-10T14:47:00Z">
+            <w:ins w:id="307" w:author="Grewing, Kyle@Energy" w:date="2023-08-10T14:47:00Z">
               <w:r>
                 <w:rPr>
                   <w:rFonts w:asciiTheme="minorHAnsi" w:hAnsiTheme="minorHAnsi" w:cstheme="minorHAnsi"/>
@@ -9477,7 +9248,7 @@
               </w:rPr>
               <w:t xml:space="preserve">&amp; </w:t>
             </w:r>
-            <w:del w:id="327" w:author="Grewing, Kyle@Energy" w:date="2023-08-10T14:47:00Z">
+            <w:del w:id="308" w:author="Grewing, Kyle@Energy" w:date="2023-08-10T14:47:00Z">
               <w:r>
                 <w:rPr>
                   <w:rFonts w:asciiTheme="minorHAnsi" w:hAnsiTheme="minorHAnsi" w:cstheme="minorHAnsi"/>
@@ -9487,7 +9258,7 @@
                 <w:delText>CF3R</w:delText>
               </w:r>
             </w:del>
-            <w:ins w:id="328" w:author="Grewing, Kyle@Energy" w:date="2023-08-10T14:47:00Z">
+            <w:ins w:id="309" w:author="Grewing, Kyle@Energy" w:date="2023-08-10T14:47:00Z">
               <w:r>
                 <w:rPr>
                   <w:rFonts w:asciiTheme="minorHAnsi" w:hAnsiTheme="minorHAnsi" w:cstheme="minorHAnsi"/>
@@ -9523,7 +9294,7 @@
               </w:rPr>
               <w:t xml:space="preserve">-Leakage rate compliance:  </w:t>
             </w:r>
-            <w:del w:id="329" w:author="Shewmaker, Michael@Energy" w:date="2021-12-27T11:22:00Z">
+            <w:del w:id="310" w:author="Shewmaker, Michael@Energy" w:date="2021-12-27T11:22:00Z">
               <w:r>
                 <w:rPr>
                   <w:rFonts w:asciiTheme="minorHAnsi" w:hAnsiTheme="minorHAnsi" w:cstheme="minorHAnsi"/>
@@ -9533,7 +9304,7 @@
                 <w:delText xml:space="preserve">≤ </w:delText>
               </w:r>
             </w:del>
-            <w:ins w:id="330" w:author="Shewmaker, Michael@Energy" w:date="2021-12-27T11:22:00Z">
+            <w:ins w:id="311" w:author="Shewmaker, Michael@Energy" w:date="2021-12-27T11:22:00Z">
               <w:r>
                 <w:rPr>
                   <w:rFonts w:asciiTheme="minorHAnsi" w:hAnsiTheme="minorHAnsi" w:cstheme="minorHAnsi"/>
@@ -9551,7 +9322,7 @@
               </w:rPr>
               <w:t>5</w:t>
             </w:r>
-            <w:del w:id="331" w:author="Shewmaker, Michael@Energy" w:date="2021-12-27T11:23:00Z">
+            <w:del w:id="312" w:author="Shewmaker, Michael@Energy" w:date="2021-12-27T11:23:00Z">
               <w:r>
                 <w:rPr>
                   <w:rFonts w:asciiTheme="minorHAnsi" w:hAnsiTheme="minorHAnsi" w:cstheme="minorHAnsi"/>
@@ -9561,7 +9332,7 @@
                 <w:delText>%.</w:delText>
               </w:r>
             </w:del>
-            <w:ins w:id="332" w:author="Shewmaker, Michael@Energy" w:date="2021-12-27T11:23:00Z">
+            <w:ins w:id="313" w:author="Shewmaker, Michael@Energy" w:date="2021-12-27T11:23:00Z">
               <w:r>
                 <w:rPr>
                   <w:rFonts w:asciiTheme="minorHAnsi" w:hAnsiTheme="minorHAnsi" w:cstheme="minorHAnsi"/>
@@ -9581,7 +9352,7 @@
                 <w:szCs w:val="22"/>
               </w:rPr>
             </w:pPr>
-            <w:del w:id="333" w:author="Grewing, Kyle@Energy" w:date="2023-08-10T14:47:00Z">
+            <w:del w:id="314" w:author="Grewing, Kyle@Energy" w:date="2023-08-10T14:47:00Z">
               <w:r>
                 <w:rPr>
                   <w:rFonts w:asciiTheme="minorHAnsi" w:hAnsiTheme="minorHAnsi" w:cstheme="minorHAnsi"/>
@@ -9591,7 +9362,7 @@
                 <w:delText xml:space="preserve">CF2R </w:delText>
               </w:r>
             </w:del>
-            <w:ins w:id="334" w:author="Grewing, Kyle@Energy" w:date="2023-08-10T14:47:00Z">
+            <w:ins w:id="315" w:author="Grewing, Kyle@Energy" w:date="2023-08-10T14:47:00Z">
               <w:r>
                 <w:rPr>
                   <w:rFonts w:asciiTheme="minorHAnsi" w:hAnsiTheme="minorHAnsi" w:cstheme="minorHAnsi"/>
@@ -9609,7 +9380,7 @@
               </w:rPr>
               <w:t xml:space="preserve">&amp; </w:t>
             </w:r>
-            <w:del w:id="335" w:author="Grewing, Kyle@Energy" w:date="2023-08-10T14:47:00Z">
+            <w:del w:id="316" w:author="Grewing, Kyle@Energy" w:date="2023-08-10T14:47:00Z">
               <w:r>
                 <w:rPr>
                   <w:rFonts w:asciiTheme="minorHAnsi" w:hAnsiTheme="minorHAnsi" w:cstheme="minorHAnsi"/>
@@ -9619,7 +9390,7 @@
                 <w:delText>CF3R</w:delText>
               </w:r>
             </w:del>
-            <w:ins w:id="336" w:author="Grewing, Kyle@Energy" w:date="2023-08-10T14:47:00Z">
+            <w:ins w:id="317" w:author="Grewing, Kyle@Energy" w:date="2023-08-10T14:47:00Z">
               <w:r>
                 <w:rPr>
                   <w:rFonts w:asciiTheme="minorHAnsi" w:hAnsiTheme="minorHAnsi" w:cstheme="minorHAnsi"/>
@@ -9647,7 +9418,7 @@
                 <w:szCs w:val="22"/>
               </w:rPr>
             </w:pPr>
-            <w:del w:id="337" w:author="Grewing, Kyle@Energy" w:date="2023-08-10T14:47:00Z">
+            <w:del w:id="318" w:author="Grewing, Kyle@Energy" w:date="2023-08-10T14:47:00Z">
               <w:r>
                 <w:rPr>
                   <w:rFonts w:asciiTheme="minorHAnsi" w:hAnsiTheme="minorHAnsi" w:cstheme="minorHAnsi"/>
@@ -9657,7 +9428,7 @@
                 <w:delText xml:space="preserve">CF2R </w:delText>
               </w:r>
             </w:del>
-            <w:ins w:id="338" w:author="Grewing, Kyle@Energy" w:date="2023-08-10T14:47:00Z">
+            <w:ins w:id="319" w:author="Grewing, Kyle@Energy" w:date="2023-08-10T14:47:00Z">
               <w:r>
                 <w:rPr>
                   <w:rFonts w:asciiTheme="minorHAnsi" w:hAnsiTheme="minorHAnsi" w:cstheme="minorHAnsi"/>
@@ -9675,7 +9446,7 @@
               </w:rPr>
               <w:t xml:space="preserve">&amp; </w:t>
             </w:r>
-            <w:del w:id="339" w:author="Grewing, Kyle@Energy" w:date="2023-08-10T14:48:00Z">
+            <w:del w:id="320" w:author="Grewing, Kyle@Energy" w:date="2023-08-10T14:48:00Z">
               <w:r>
                 <w:rPr>
                   <w:rFonts w:asciiTheme="minorHAnsi" w:hAnsiTheme="minorHAnsi" w:cstheme="minorHAnsi"/>
@@ -9685,7 +9456,7 @@
                 <w:delText>CF3R</w:delText>
               </w:r>
             </w:del>
-            <w:ins w:id="340" w:author="Grewing, Kyle@Energy" w:date="2023-08-10T14:48:00Z">
+            <w:ins w:id="321" w:author="Grewing, Kyle@Energy" w:date="2023-08-10T14:48:00Z">
               <w:r>
                 <w:rPr>
                   <w:rFonts w:asciiTheme="minorHAnsi" w:hAnsiTheme="minorHAnsi" w:cstheme="minorHAnsi"/>
@@ -9721,7 +9492,7 @@
               </w:rPr>
               <w:t xml:space="preserve">-Compliance: Fan Efficacy </w:t>
             </w:r>
-            <w:del w:id="341" w:author="Shewmaker, Michael@Energy" w:date="2021-12-27T11:23:00Z">
+            <w:del w:id="322" w:author="Shewmaker, Michael@Energy" w:date="2021-12-27T11:23:00Z">
               <w:r>
                 <w:rPr>
                   <w:rFonts w:asciiTheme="minorHAnsi" w:hAnsiTheme="minorHAnsi" w:cstheme="minorHAnsi"/>
@@ -9731,7 +9502,7 @@
                 <w:delText xml:space="preserve">≤ </w:delText>
               </w:r>
             </w:del>
-            <w:ins w:id="342" w:author="Shewmaker, Michael@Energy" w:date="2021-12-27T11:23:00Z">
+            <w:ins w:id="323" w:author="Shewmaker, Michael@Energy" w:date="2021-12-27T11:23:00Z">
               <w:r>
                 <w:rPr>
                   <w:rFonts w:asciiTheme="minorHAnsi" w:hAnsiTheme="minorHAnsi" w:cstheme="minorHAnsi"/>
@@ -9749,7 +9520,7 @@
               </w:rPr>
               <w:t xml:space="preserve">0.58 W/cfm for non-gas furnaces and 0.45 W/cfm for gas furnaces and System Airflow </w:t>
             </w:r>
-            <w:del w:id="343" w:author="Shewmaker, Michael@Energy" w:date="2021-12-27T11:23:00Z">
+            <w:del w:id="324" w:author="Shewmaker, Michael@Energy" w:date="2021-12-27T11:23:00Z">
               <w:r>
                 <w:rPr>
                   <w:rFonts w:asciiTheme="minorHAnsi" w:hAnsiTheme="minorHAnsi" w:cstheme="minorHAnsi"/>
@@ -9759,7 +9530,7 @@
                 <w:delText xml:space="preserve">≥ </w:delText>
               </w:r>
             </w:del>
-            <w:ins w:id="344" w:author="Shewmaker, Michael@Energy" w:date="2021-12-27T11:23:00Z">
+            <w:ins w:id="325" w:author="Shewmaker, Michael@Energy" w:date="2021-12-27T11:23:00Z">
               <w:r>
                 <w:rPr>
                   <w:rFonts w:asciiTheme="minorHAnsi" w:hAnsiTheme="minorHAnsi" w:cstheme="minorHAnsi"/>
@@ -9795,7 +9566,7 @@
               </w:rPr>
               <w:t xml:space="preserve">- Alternative Compliance:  </w:t>
             </w:r>
-            <w:del w:id="345" w:author="Grewing, Kyle@Energy" w:date="2023-08-10T14:48:00Z">
+            <w:del w:id="326" w:author="Grewing, Kyle@Energy" w:date="2023-08-10T14:48:00Z">
               <w:r>
                 <w:rPr>
                   <w:rFonts w:asciiTheme="minorHAnsi" w:hAnsiTheme="minorHAnsi" w:cstheme="minorHAnsi"/>
@@ -9805,7 +9576,7 @@
                 <w:delText xml:space="preserve">CF2R </w:delText>
               </w:r>
             </w:del>
-            <w:ins w:id="346" w:author="Grewing, Kyle@Energy" w:date="2023-08-10T14:48:00Z">
+            <w:ins w:id="327" w:author="Grewing, Kyle@Energy" w:date="2023-08-10T14:48:00Z">
               <w:r>
                 <w:rPr>
                   <w:rFonts w:asciiTheme="minorHAnsi" w:hAnsiTheme="minorHAnsi" w:cstheme="minorHAnsi"/>
@@ -9823,7 +9594,7 @@
               </w:rPr>
               <w:t xml:space="preserve">&amp; </w:t>
             </w:r>
-            <w:del w:id="347" w:author="Grewing, Kyle@Energy" w:date="2023-08-10T14:48:00Z">
+            <w:del w:id="328" w:author="Grewing, Kyle@Energy" w:date="2023-08-10T14:48:00Z">
               <w:r>
                 <w:rPr>
                   <w:rFonts w:asciiTheme="minorHAnsi" w:hAnsiTheme="minorHAnsi" w:cstheme="minorHAnsi"/>
@@ -9833,7 +9604,7 @@
                 <w:delText>CF3R</w:delText>
               </w:r>
             </w:del>
-            <w:ins w:id="348" w:author="Grewing, Kyle@Energy" w:date="2023-08-10T14:48:00Z">
+            <w:ins w:id="329" w:author="Grewing, Kyle@Energy" w:date="2023-08-10T14:48:00Z">
               <w:r>
                 <w:rPr>
                   <w:rFonts w:asciiTheme="minorHAnsi" w:hAnsiTheme="minorHAnsi" w:cstheme="minorHAnsi"/>
@@ -9861,7 +9632,7 @@
                 <w:szCs w:val="22"/>
               </w:rPr>
             </w:pPr>
-            <w:del w:id="349" w:author="Grewing, Kyle@Energy" w:date="2023-08-10T14:48:00Z">
+            <w:del w:id="330" w:author="Grewing, Kyle@Energy" w:date="2023-08-10T14:48:00Z">
               <w:r>
                 <w:rPr>
                   <w:rFonts w:asciiTheme="minorHAnsi" w:hAnsiTheme="minorHAnsi" w:cstheme="minorHAnsi"/>
@@ -9871,7 +9642,7 @@
                 <w:delText xml:space="preserve">CF2R </w:delText>
               </w:r>
             </w:del>
-            <w:ins w:id="350" w:author="Grewing, Kyle@Energy" w:date="2023-08-10T14:48:00Z">
+            <w:ins w:id="331" w:author="Grewing, Kyle@Energy" w:date="2023-08-10T14:48:00Z">
               <w:r>
                 <w:rPr>
                   <w:rFonts w:asciiTheme="minorHAnsi" w:hAnsiTheme="minorHAnsi" w:cstheme="minorHAnsi"/>
@@ -9889,7 +9660,7 @@
               </w:rPr>
               <w:t xml:space="preserve">&amp; </w:t>
             </w:r>
-            <w:del w:id="351" w:author="Grewing, Kyle@Energy" w:date="2023-08-10T14:48:00Z">
+            <w:del w:id="332" w:author="Grewing, Kyle@Energy" w:date="2023-08-10T14:48:00Z">
               <w:r>
                 <w:rPr>
                   <w:rFonts w:asciiTheme="minorHAnsi" w:hAnsiTheme="minorHAnsi" w:cstheme="minorHAnsi"/>
@@ -9899,7 +9670,7 @@
                 <w:delText>CF3R</w:delText>
               </w:r>
             </w:del>
-            <w:ins w:id="352" w:author="Grewing, Kyle@Energy" w:date="2023-08-10T14:48:00Z">
+            <w:ins w:id="333" w:author="Grewing, Kyle@Energy" w:date="2023-08-10T14:48:00Z">
               <w:r>
                 <w:rPr>
                   <w:rFonts w:asciiTheme="minorHAnsi" w:hAnsiTheme="minorHAnsi" w:cstheme="minorHAnsi"/>
@@ -10559,7 +10330,7 @@
               <w:ind w:right="90"/>
               <w:contextualSpacing/>
               <w:rPr>
-                <w:ins w:id="353" w:author="Grewing, Kyle@Energy" w:date="2023-08-10T16:30:00Z"/>
+                <w:ins w:id="334" w:author="Grewing, Kyle@Energy" w:date="2023-08-10T16:30:00Z"/>
                 <w:rFonts w:asciiTheme="minorHAnsi" w:hAnsiTheme="minorHAnsi" w:cstheme="minorHAnsi"/>
                 <w:sz w:val="22"/>
                 <w:szCs w:val="22"/>
@@ -10573,7 +10344,7 @@
               </w:rPr>
               <w:t xml:space="preserve">I </w:t>
             </w:r>
-            <w:del w:id="354" w:author="Grewing, Kyle@Energy" w:date="2023-08-10T16:31:00Z">
+            <w:del w:id="335" w:author="Grewing, Kyle@Energy" w:date="2023-08-10T16:31:00Z">
               <w:r>
                 <w:rPr>
                   <w:rFonts w:asciiTheme="minorHAnsi" w:hAnsiTheme="minorHAnsi" w:cstheme="minorHAnsi"/>
@@ -10583,7 +10354,7 @@
                 <w:delText>will ensure</w:delText>
               </w:r>
             </w:del>
-            <w:ins w:id="355" w:author="Grewing, Kyle@Energy" w:date="2023-08-10T16:31:00Z">
+            <w:ins w:id="336" w:author="Grewing, Kyle@Energy" w:date="2023-08-10T16:31:00Z">
               <w:r>
                 <w:rPr>
                   <w:rFonts w:asciiTheme="minorHAnsi" w:hAnsiTheme="minorHAnsi" w:cstheme="minorHAnsi"/>
@@ -11074,7 +10845,7 @@
           <w:tab w:val="left" w:pos="8559"/>
         </w:tabs>
         <w:rPr>
-          <w:del w:id="356" w:author="Grewing, Kyle@Energy" w:date="2023-08-11T11:34:00Z"/>
+          <w:del w:id="337" w:author="Grewing, Kyle@Energy" w:date="2023-08-11T11:34:00Z"/>
           <w:rFonts w:asciiTheme="minorHAnsi" w:hAnsiTheme="minorHAnsi" w:cstheme="minorHAnsi"/>
         </w:rPr>
       </w:pPr>
@@ -11117,7 +10888,7 @@
           <w:b/>
         </w:rPr>
       </w:pPr>
-      <w:del w:id="402" w:author="Grewing, Kyle@Energy" w:date="2023-08-10T14:49:00Z">
+      <w:del w:id="383" w:author="Grewing, Kyle@Energy" w:date="2023-08-10T14:49:00Z">
         <w:r>
           <w:rPr>
             <w:rFonts w:asciiTheme="minorHAnsi" w:hAnsiTheme="minorHAnsi" w:cstheme="minorHAnsi"/>
@@ -11126,7 +10897,7 @@
           <w:delText>CF1R-ALT</w:delText>
         </w:r>
       </w:del>
-      <w:ins w:id="403" w:author="Grewing, Kyle@Energy" w:date="2023-08-10T14:49:00Z">
+      <w:ins w:id="384" w:author="Grewing, Kyle@Energy" w:date="2023-08-10T14:49:00Z">
         <w:r>
           <w:rPr>
             <w:rFonts w:asciiTheme="minorHAnsi" w:hAnsiTheme="minorHAnsi" w:cstheme="minorHAnsi"/>
@@ -11183,7 +10954,7 @@
         </w:rPr>
         <w:t xml:space="preserve">Completing these forms will require that you have the </w:t>
       </w:r>
-      <w:del w:id="404" w:author="Shewmaker, Michael@Energy" w:date="2021-12-27T11:25:00Z">
+      <w:del w:id="385" w:author="Shewmaker, Michael@Energy" w:date="2021-12-27T11:25:00Z">
         <w:r>
           <w:rPr>
             <w:rFonts w:asciiTheme="minorHAnsi" w:hAnsiTheme="minorHAnsi" w:cstheme="minorHAnsi"/>
@@ -11203,7 +10974,7 @@
           <w:delText xml:space="preserve"> </w:delText>
         </w:r>
       </w:del>
-      <w:ins w:id="405" w:author="Shewmaker, Michael@Energy" w:date="2021-12-27T11:25:00Z">
+      <w:ins w:id="386" w:author="Shewmaker, Michael@Energy" w:date="2021-12-27T11:25:00Z">
         <w:r>
           <w:rPr>
             <w:rFonts w:asciiTheme="minorHAnsi" w:hAnsiTheme="minorHAnsi" w:cstheme="minorHAnsi"/>
@@ -11217,7 +10988,7 @@
         </w:rPr>
         <w:t xml:space="preserve">Reference Appendices for the </w:t>
       </w:r>
-      <w:del w:id="406" w:author="Shewmaker, Michael@Energy" w:date="2021-12-27T11:25:00Z">
+      <w:del w:id="387" w:author="Shewmaker, Michael@Energy" w:date="2021-12-27T11:25:00Z">
         <w:r>
           <w:rPr>
             <w:rFonts w:asciiTheme="minorHAnsi" w:hAnsiTheme="minorHAnsi" w:cstheme="minorHAnsi"/>
@@ -11237,7 +11008,7 @@
           <w:delText xml:space="preserve"> </w:delText>
         </w:r>
       </w:del>
-      <w:ins w:id="407" w:author="Shewmaker, Michael@Energy" w:date="2021-12-27T11:25:00Z">
+      <w:ins w:id="388" w:author="Shewmaker, Michael@Energy" w:date="2021-12-27T11:25:00Z">
         <w:r>
           <w:rPr>
             <w:rFonts w:asciiTheme="minorHAnsi" w:hAnsiTheme="minorHAnsi" w:cstheme="minorHAnsi"/>
@@ -11271,7 +11042,7 @@
         </w:rPr>
         <w:t xml:space="preserve">When the term </w:t>
       </w:r>
-      <w:del w:id="408" w:author="Grewing, Kyle@Energy" w:date="2023-08-10T14:50:00Z">
+      <w:del w:id="389" w:author="Grewing, Kyle@Energy" w:date="2023-08-10T14:50:00Z">
         <w:r>
           <w:rPr>
             <w:rFonts w:asciiTheme="minorHAnsi" w:hAnsiTheme="minorHAnsi" w:cstheme="minorHAnsi"/>
@@ -11279,7 +11050,7 @@
           <w:delText xml:space="preserve">CF1R </w:delText>
         </w:r>
       </w:del>
-      <w:ins w:id="409" w:author="Grewing, Kyle@Energy" w:date="2023-08-10T14:50:00Z">
+      <w:ins w:id="390" w:author="Grewing, Kyle@Energy" w:date="2023-08-10T14:50:00Z">
         <w:r>
           <w:rPr>
             <w:rFonts w:asciiTheme="minorHAnsi" w:hAnsiTheme="minorHAnsi" w:cstheme="minorHAnsi"/>
@@ -11299,7 +11070,7 @@
         </w:rPr>
         <w:t xml:space="preserve">is used, it is referencing the </w:t>
       </w:r>
-      <w:del w:id="410" w:author="Grewing, Kyle@Energy" w:date="2023-08-10T14:51:00Z">
+      <w:del w:id="391" w:author="Grewing, Kyle@Energy" w:date="2023-08-10T14:51:00Z">
         <w:r>
           <w:rPr>
             <w:rFonts w:asciiTheme="minorHAnsi" w:hAnsiTheme="minorHAnsi" w:cstheme="minorHAnsi"/>
@@ -11307,7 +11078,7 @@
           <w:delText>CF1R-ALT</w:delText>
         </w:r>
       </w:del>
-      <w:ins w:id="411" w:author="Grewing, Kyle@Energy" w:date="2023-08-10T14:51:00Z">
+      <w:ins w:id="392" w:author="Grewing, Kyle@Energy" w:date="2023-08-10T14:51:00Z">
         <w:r>
           <w:rPr>
             <w:rFonts w:asciiTheme="minorHAnsi" w:hAnsiTheme="minorHAnsi" w:cstheme="minorHAnsi"/>
@@ -11321,7 +11092,7 @@
         </w:rPr>
         <w:t xml:space="preserve">-02. Worksheets are identified by their entire name, and subsequently by only the worksheet number, such as </w:t>
       </w:r>
-      <w:del w:id="412" w:author="Grewing, Kyle@Energy" w:date="2023-08-10T14:51:00Z">
+      <w:del w:id="393" w:author="Grewing, Kyle@Energy" w:date="2023-08-10T14:51:00Z">
         <w:r>
           <w:rPr>
             <w:rFonts w:asciiTheme="minorHAnsi" w:hAnsiTheme="minorHAnsi" w:cstheme="minorHAnsi"/>
@@ -11329,7 +11100,7 @@
           <w:delText>CF1R</w:delText>
         </w:r>
       </w:del>
-      <w:ins w:id="413" w:author="Grewing, Kyle@Energy" w:date="2023-08-10T14:51:00Z">
+      <w:ins w:id="394" w:author="Grewing, Kyle@Energy" w:date="2023-08-10T14:51:00Z">
         <w:r>
           <w:rPr>
             <w:rFonts w:asciiTheme="minorHAnsi" w:hAnsiTheme="minorHAnsi" w:cstheme="minorHAnsi"/>
@@ -11427,11 +11198,11 @@
           <w:numId w:val="35"/>
         </w:numPr>
         <w:rPr>
-          <w:ins w:id="414" w:author="Grewing, Kyle@Energy" w:date="2023-08-10T16:57:00Z"/>
+          <w:ins w:id="395" w:author="Grewing, Kyle@Energy" w:date="2023-08-10T16:57:00Z"/>
           <w:rFonts w:asciiTheme="minorHAnsi" w:hAnsiTheme="minorHAnsi" w:cstheme="minorHAnsi"/>
         </w:rPr>
       </w:pPr>
-      <w:ins w:id="415" w:author="Grewing, Kyle@Energy" w:date="2023-08-10T16:57:00Z">
+      <w:ins w:id="396" w:author="Grewing, Kyle@Energy" w:date="2023-08-10T16:57:00Z">
         <w:r>
           <w:rPr>
             <w:rFonts w:asciiTheme="minorHAnsi" w:hAnsiTheme="minorHAnsi" w:cstheme="minorHAnsi"/>
@@ -11448,11 +11219,11 @@
           <w:numId w:val="35"/>
         </w:numPr>
         <w:rPr>
-          <w:ins w:id="416" w:author="Grewing, Kyle@Energy" w:date="2023-08-10T16:57:00Z"/>
+          <w:ins w:id="397" w:author="Grewing, Kyle@Energy" w:date="2023-08-10T16:57:00Z"/>
           <w:rFonts w:asciiTheme="minorHAnsi" w:hAnsiTheme="minorHAnsi" w:cstheme="minorHAnsi"/>
         </w:rPr>
       </w:pPr>
-      <w:ins w:id="417" w:author="Grewing, Kyle@Energy" w:date="2023-08-10T16:57:00Z">
+      <w:ins w:id="398" w:author="Grewing, Kyle@Energy" w:date="2023-08-10T16:57:00Z">
         <w:r>
           <w:rPr>
             <w:rFonts w:asciiTheme="minorHAnsi" w:hAnsiTheme="minorHAnsi" w:cstheme="minorHAnsi"/>
@@ -11460,7 +11231,7 @@
           <w:t xml:space="preserve">Building Type: </w:t>
         </w:r>
       </w:ins>
-      <w:ins w:id="418" w:author="Grewing, Kyle@Energy" w:date="2023-08-14T15:27:00Z">
+      <w:ins w:id="399" w:author="Grewing, Kyle@Energy" w:date="2023-08-14T15:27:00Z">
         <w:r>
           <w:rPr>
             <w:rFonts w:asciiTheme="minorHAnsi" w:hAnsiTheme="minorHAnsi" w:cstheme="minorHAnsi"/>
@@ -11477,11 +11248,11 @@
           <w:numId w:val="35"/>
         </w:numPr>
         <w:rPr>
-          <w:ins w:id="419" w:author="Grewing, Kyle@Energy" w:date="2023-08-14T15:28:00Z"/>
+          <w:ins w:id="400" w:author="Grewing, Kyle@Energy" w:date="2023-08-14T15:28:00Z"/>
           <w:rFonts w:asciiTheme="minorHAnsi" w:hAnsiTheme="minorHAnsi" w:cstheme="minorHAnsi"/>
         </w:rPr>
       </w:pPr>
-      <w:ins w:id="420" w:author="Grewing, Kyle@Energy" w:date="2023-08-10T16:57:00Z">
+      <w:ins w:id="401" w:author="Grewing, Kyle@Energy" w:date="2023-08-10T16:57:00Z">
         <w:r>
           <w:rPr>
             <w:rFonts w:asciiTheme="minorHAnsi" w:hAnsiTheme="minorHAnsi" w:cstheme="minorHAnsi"/>
@@ -11489,7 +11260,7 @@
           <w:t>Dwelling Unit Name</w:t>
         </w:r>
       </w:ins>
-      <w:ins w:id="421" w:author="Grewing, Kyle@Energy" w:date="2023-08-14T15:28:00Z">
+      <w:ins w:id="402" w:author="Grewing, Kyle@Energy" w:date="2023-08-14T15:28:00Z">
         <w:r>
           <w:rPr>
             <w:rFonts w:asciiTheme="minorHAnsi" w:hAnsiTheme="minorHAnsi" w:cstheme="minorHAnsi"/>
@@ -11497,7 +11268,7 @@
           <w:t>/Type</w:t>
         </w:r>
       </w:ins>
-      <w:ins w:id="422" w:author="Grewing, Kyle@Energy" w:date="2023-08-10T16:57:00Z">
+      <w:ins w:id="403" w:author="Grewing, Kyle@Energy" w:date="2023-08-10T16:57:00Z">
         <w:r>
           <w:rPr>
             <w:rFonts w:asciiTheme="minorHAnsi" w:hAnsiTheme="minorHAnsi" w:cstheme="minorHAnsi"/>
@@ -11514,11 +11285,11 @@
           <w:numId w:val="35"/>
         </w:numPr>
         <w:rPr>
-          <w:ins w:id="423" w:author="Grewing, Kyle@Energy" w:date="2023-08-10T16:57:00Z"/>
+          <w:ins w:id="404" w:author="Grewing, Kyle@Energy" w:date="2023-08-10T16:57:00Z"/>
           <w:rFonts w:asciiTheme="minorHAnsi" w:hAnsiTheme="minorHAnsi" w:cstheme="minorHAnsi"/>
         </w:rPr>
       </w:pPr>
-      <w:ins w:id="424" w:author="Grewing, Kyle@Energy" w:date="2023-08-14T15:28:00Z">
+      <w:ins w:id="405" w:author="Grewing, Kyle@Energy" w:date="2023-08-14T15:28:00Z">
         <w:r>
           <w:rPr>
             <w:rFonts w:asciiTheme="minorHAnsi" w:hAnsiTheme="minorHAnsi" w:cstheme="minorHAnsi"/>
@@ -11526,7 +11297,7 @@
           <w:t xml:space="preserve">Dwelling Unit Count: Enter the </w:t>
         </w:r>
       </w:ins>
-      <w:ins w:id="425" w:author="Grewing, Kyle@Energy" w:date="2023-08-14T15:29:00Z">
+      <w:ins w:id="406" w:author="Grewing, Kyle@Energy" w:date="2023-08-14T15:29:00Z">
         <w:r>
           <w:rPr>
             <w:rFonts w:asciiTheme="minorHAnsi" w:hAnsiTheme="minorHAnsi" w:cstheme="minorHAnsi"/>
@@ -11543,11 +11314,11 @@
           <w:numId w:val="35"/>
         </w:numPr>
         <w:rPr>
-          <w:ins w:id="426" w:author="Grewing, Kyle@Energy" w:date="2023-08-10T16:57:00Z"/>
+          <w:ins w:id="407" w:author="Grewing, Kyle@Energy" w:date="2023-08-10T16:57:00Z"/>
           <w:rFonts w:asciiTheme="minorHAnsi" w:hAnsiTheme="minorHAnsi" w:cstheme="minorHAnsi"/>
         </w:rPr>
       </w:pPr>
-      <w:ins w:id="427" w:author="Grewing, Kyle@Energy" w:date="2023-08-10T16:57:00Z">
+      <w:ins w:id="408" w:author="Grewing, Kyle@Energy" w:date="2023-08-10T16:57:00Z">
         <w:r>
           <w:rPr>
             <w:rFonts w:asciiTheme="minorHAnsi" w:hAnsiTheme="minorHAnsi" w:cstheme="minorHAnsi"/>
@@ -11564,11 +11335,11 @@
           <w:numId w:val="35"/>
         </w:numPr>
         <w:rPr>
-          <w:ins w:id="428" w:author="Grewing, Kyle@Energy" w:date="2023-08-10T16:57:00Z"/>
+          <w:ins w:id="409" w:author="Grewing, Kyle@Energy" w:date="2023-08-10T16:57:00Z"/>
           <w:rFonts w:asciiTheme="minorHAnsi" w:hAnsiTheme="minorHAnsi" w:cstheme="minorHAnsi"/>
         </w:rPr>
       </w:pPr>
-      <w:ins w:id="429" w:author="Grewing, Kyle@Energy" w:date="2023-08-10T16:57:00Z">
+      <w:ins w:id="410" w:author="Grewing, Kyle@Energy" w:date="2023-08-10T16:57:00Z">
         <w:r>
           <w:rPr>
             <w:rFonts w:asciiTheme="minorHAnsi" w:hAnsiTheme="minorHAnsi" w:cstheme="minorHAnsi"/>
@@ -11576,7 +11347,7 @@
           <w:t xml:space="preserve">Dwelling Unit </w:t>
         </w:r>
       </w:ins>
-      <w:ins w:id="430" w:author="Grewing, Kyle@Energy" w:date="2023-08-14T15:29:00Z">
+      <w:ins w:id="411" w:author="Grewing, Kyle@Energy" w:date="2023-08-14T15:29:00Z">
         <w:r>
           <w:rPr>
             <w:rFonts w:asciiTheme="minorHAnsi" w:hAnsiTheme="minorHAnsi" w:cstheme="minorHAnsi"/>
@@ -11584,7 +11355,7 @@
           <w:t xml:space="preserve">Total </w:t>
         </w:r>
       </w:ins>
-      <w:ins w:id="431" w:author="Grewing, Kyle@Energy" w:date="2023-08-10T16:57:00Z">
+      <w:ins w:id="412" w:author="Grewing, Kyle@Energy" w:date="2023-08-10T16:57:00Z">
         <w:r>
           <w:rPr>
             <w:rFonts w:asciiTheme="minorHAnsi" w:hAnsiTheme="minorHAnsi" w:cstheme="minorHAnsi"/>
@@ -11592,7 +11363,7 @@
           <w:t>C</w:t>
         </w:r>
       </w:ins>
-      <w:ins w:id="432" w:author="Grewing, Kyle@Energy" w:date="2023-08-14T15:29:00Z">
+      <w:ins w:id="413" w:author="Grewing, Kyle@Energy" w:date="2023-08-14T15:29:00Z">
         <w:r>
           <w:rPr>
             <w:rFonts w:asciiTheme="minorHAnsi" w:hAnsiTheme="minorHAnsi" w:cstheme="minorHAnsi"/>
@@ -11600,7 +11371,7 @@
           <w:t xml:space="preserve">onditioned </w:t>
         </w:r>
       </w:ins>
-      <w:ins w:id="433" w:author="Grewing, Kyle@Energy" w:date="2023-08-10T16:57:00Z">
+      <w:ins w:id="414" w:author="Grewing, Kyle@Energy" w:date="2023-08-10T16:57:00Z">
         <w:r>
           <w:rPr>
             <w:rFonts w:asciiTheme="minorHAnsi" w:hAnsiTheme="minorHAnsi" w:cstheme="minorHAnsi"/>
@@ -11608,7 +11379,7 @@
           <w:t>F</w:t>
         </w:r>
       </w:ins>
-      <w:ins w:id="434" w:author="Grewing, Kyle@Energy" w:date="2023-08-14T15:29:00Z">
+      <w:ins w:id="415" w:author="Grewing, Kyle@Energy" w:date="2023-08-14T15:29:00Z">
         <w:r>
           <w:rPr>
             <w:rFonts w:asciiTheme="minorHAnsi" w:hAnsiTheme="minorHAnsi" w:cstheme="minorHAnsi"/>
@@ -11616,7 +11387,7 @@
           <w:t xml:space="preserve">loor </w:t>
         </w:r>
       </w:ins>
-      <w:ins w:id="435" w:author="Grewing, Kyle@Energy" w:date="2023-08-10T16:57:00Z">
+      <w:ins w:id="416" w:author="Grewing, Kyle@Energy" w:date="2023-08-10T16:57:00Z">
         <w:r>
           <w:rPr>
             <w:rFonts w:asciiTheme="minorHAnsi" w:hAnsiTheme="minorHAnsi" w:cstheme="minorHAnsi"/>
@@ -11624,7 +11395,7 @@
           <w:t>A</w:t>
         </w:r>
       </w:ins>
-      <w:ins w:id="436" w:author="Grewing, Kyle@Energy" w:date="2023-08-14T15:29:00Z">
+      <w:ins w:id="417" w:author="Grewing, Kyle@Energy" w:date="2023-08-14T15:29:00Z">
         <w:r>
           <w:rPr>
             <w:rFonts w:asciiTheme="minorHAnsi" w:hAnsiTheme="minorHAnsi" w:cstheme="minorHAnsi"/>
@@ -11632,7 +11403,7 @@
           <w:t>rea</w:t>
         </w:r>
       </w:ins>
-      <w:ins w:id="437" w:author="Grewing, Kyle@Energy" w:date="2023-08-10T16:57:00Z">
+      <w:ins w:id="418" w:author="Grewing, Kyle@Energy" w:date="2023-08-10T16:57:00Z">
         <w:r>
           <w:rPr>
             <w:rFonts w:asciiTheme="minorHAnsi" w:hAnsiTheme="minorHAnsi" w:cstheme="minorHAnsi"/>
@@ -11662,11 +11433,11 @@
           <w:numId w:val="35"/>
         </w:numPr>
         <w:rPr>
-          <w:ins w:id="438" w:author="Grewing, Kyle@Energy" w:date="2023-08-10T16:57:00Z"/>
+          <w:ins w:id="419" w:author="Grewing, Kyle@Energy" w:date="2023-08-10T16:57:00Z"/>
           <w:rFonts w:asciiTheme="minorHAnsi" w:hAnsiTheme="minorHAnsi" w:cstheme="minorHAnsi"/>
         </w:rPr>
       </w:pPr>
-      <w:ins w:id="439" w:author="Grewing, Kyle@Energy" w:date="2023-08-10T16:57:00Z">
+      <w:ins w:id="420" w:author="Grewing, Kyle@Energy" w:date="2023-08-10T16:57:00Z">
         <w:r>
           <w:rPr>
             <w:rFonts w:asciiTheme="minorHAnsi" w:hAnsiTheme="minorHAnsi" w:cstheme="minorHAnsi"/>
@@ -11683,11 +11454,11 @@
           <w:numId w:val="35"/>
         </w:numPr>
         <w:rPr>
-          <w:del w:id="440" w:author="Grewing, Kyle@Energy" w:date="2023-08-10T16:57:00Z"/>
+          <w:del w:id="421" w:author="Grewing, Kyle@Energy" w:date="2023-08-10T16:57:00Z"/>
           <w:rFonts w:asciiTheme="minorHAnsi" w:hAnsiTheme="minorHAnsi" w:cstheme="minorHAnsi"/>
         </w:rPr>
       </w:pPr>
-      <w:del w:id="441" w:author="Grewing, Kyle@Energy" w:date="2023-08-10T16:57:00Z">
+      <w:del w:id="422" w:author="Grewing, Kyle@Energy" w:date="2023-08-10T16:57:00Z">
         <w:r>
           <w:rPr>
             <w:rFonts w:asciiTheme="minorHAnsi" w:hAnsiTheme="minorHAnsi" w:cstheme="minorHAnsi"/>
@@ -11704,11 +11475,11 @@
           <w:numId w:val="35"/>
         </w:numPr>
         <w:rPr>
-          <w:del w:id="442" w:author="Grewing, Kyle@Energy" w:date="2023-08-10T16:57:00Z"/>
+          <w:del w:id="423" w:author="Grewing, Kyle@Energy" w:date="2023-08-10T16:57:00Z"/>
           <w:rFonts w:asciiTheme="minorHAnsi" w:hAnsiTheme="minorHAnsi" w:cstheme="minorHAnsi"/>
         </w:rPr>
       </w:pPr>
-      <w:del w:id="443" w:author="Grewing, Kyle@Energy" w:date="2023-08-10T16:57:00Z">
+      <w:del w:id="424" w:author="Grewing, Kyle@Energy" w:date="2023-08-10T16:57:00Z">
         <w:r>
           <w:rPr>
             <w:rFonts w:asciiTheme="minorHAnsi" w:hAnsiTheme="minorHAnsi" w:cstheme="minorHAnsi"/>
@@ -11725,11 +11496,11 @@
           <w:numId w:val="35"/>
         </w:numPr>
         <w:rPr>
-          <w:del w:id="444" w:author="Grewing, Kyle@Energy" w:date="2023-08-10T16:57:00Z"/>
+          <w:del w:id="425" w:author="Grewing, Kyle@Energy" w:date="2023-08-10T16:57:00Z"/>
           <w:rFonts w:asciiTheme="minorHAnsi" w:hAnsiTheme="minorHAnsi" w:cstheme="minorHAnsi"/>
         </w:rPr>
       </w:pPr>
-      <w:del w:id="445" w:author="Grewing, Kyle@Energy" w:date="2023-08-10T16:57:00Z">
+      <w:del w:id="426" w:author="Grewing, Kyle@Energy" w:date="2023-08-10T16:57:00Z">
         <w:r>
           <w:rPr>
             <w:rFonts w:asciiTheme="minorHAnsi" w:hAnsiTheme="minorHAnsi" w:cstheme="minorHAnsi"/>
@@ -11746,11 +11517,11 @@
           <w:numId w:val="35"/>
         </w:numPr>
         <w:rPr>
-          <w:del w:id="446" w:author="Grewing, Kyle@Energy" w:date="2023-08-10T16:57:00Z"/>
+          <w:del w:id="427" w:author="Grewing, Kyle@Energy" w:date="2023-08-10T16:57:00Z"/>
           <w:rFonts w:asciiTheme="minorHAnsi" w:hAnsiTheme="minorHAnsi" w:cstheme="minorHAnsi"/>
         </w:rPr>
       </w:pPr>
-      <w:del w:id="447" w:author="Grewing, Kyle@Energy" w:date="2023-08-10T16:57:00Z">
+      <w:del w:id="428" w:author="Grewing, Kyle@Energy" w:date="2023-08-10T16:57:00Z">
         <w:r>
           <w:rPr>
             <w:rFonts w:asciiTheme="minorHAnsi" w:hAnsiTheme="minorHAnsi" w:cstheme="minorHAnsi"/>
@@ -11770,8 +11541,8 @@
           <w:delText>family (a building that shares common walls and common floors or ceilings).</w:delText>
         </w:r>
       </w:del>
-      <w:ins w:id="448" w:author="Shewmaker, Michael@Energy" w:date="2021-12-27T11:28:00Z">
-        <w:del w:id="449" w:author="Grewing, Kyle@Energy" w:date="2023-08-10T16:57:00Z">
+      <w:ins w:id="429" w:author="Shewmaker, Michael@Energy" w:date="2021-12-27T11:28:00Z">
+        <w:del w:id="430" w:author="Grewing, Kyle@Energy" w:date="2023-08-10T16:57:00Z">
           <w:r>
             <w:rPr>
               <w:rFonts w:asciiTheme="minorHAnsi" w:hAnsiTheme="minorHAnsi" w:cstheme="minorHAnsi"/>
@@ -11789,11 +11560,11 @@
           <w:numId w:val="35"/>
         </w:numPr>
         <w:rPr>
-          <w:del w:id="450" w:author="Grewing, Kyle@Energy" w:date="2023-08-10T16:57:00Z"/>
+          <w:del w:id="431" w:author="Grewing, Kyle@Energy" w:date="2023-08-10T16:57:00Z"/>
           <w:rFonts w:asciiTheme="minorHAnsi" w:hAnsiTheme="minorHAnsi" w:cstheme="minorHAnsi"/>
         </w:rPr>
       </w:pPr>
-      <w:del w:id="451" w:author="Grewing, Kyle@Energy" w:date="2023-08-10T16:57:00Z">
+      <w:del w:id="432" w:author="Grewing, Kyle@Energy" w:date="2023-08-10T16:57:00Z">
         <w:r>
           <w:rPr>
             <w:rFonts w:asciiTheme="minorHAnsi" w:hAnsiTheme="minorHAnsi" w:cstheme="minorHAnsi"/>
@@ -11810,11 +11581,11 @@
           <w:numId w:val="35"/>
         </w:numPr>
         <w:rPr>
-          <w:del w:id="452" w:author="Grewing, Kyle@Energy" w:date="2023-08-10T16:57:00Z"/>
+          <w:del w:id="433" w:author="Grewing, Kyle@Energy" w:date="2023-08-10T16:57:00Z"/>
           <w:rFonts w:asciiTheme="minorHAnsi" w:hAnsiTheme="minorHAnsi" w:cstheme="minorHAnsi"/>
         </w:rPr>
       </w:pPr>
-      <w:del w:id="453" w:author="Grewing, Kyle@Energy" w:date="2023-08-10T16:57:00Z">
+      <w:del w:id="434" w:author="Grewing, Kyle@Energy" w:date="2023-08-10T16:57:00Z">
         <w:r>
           <w:rPr>
             <w:rFonts w:asciiTheme="minorHAnsi" w:hAnsiTheme="minorHAnsi" w:cstheme="minorHAnsi"/>
@@ -11831,11 +11602,11 @@
           <w:numId w:val="35"/>
         </w:numPr>
         <w:rPr>
-          <w:del w:id="454" w:author="Grewing, Kyle@Energy" w:date="2023-08-10T16:57:00Z"/>
+          <w:del w:id="435" w:author="Grewing, Kyle@Energy" w:date="2023-08-10T16:57:00Z"/>
           <w:rFonts w:asciiTheme="minorHAnsi" w:hAnsiTheme="minorHAnsi" w:cstheme="minorHAnsi"/>
         </w:rPr>
       </w:pPr>
-      <w:del w:id="455" w:author="Grewing, Kyle@Energy" w:date="2023-08-10T16:57:00Z">
+      <w:del w:id="436" w:author="Grewing, Kyle@Energy" w:date="2023-08-10T16:57:00Z">
         <w:r>
           <w:rPr>
             <w:rFonts w:asciiTheme="minorHAnsi" w:hAnsiTheme="minorHAnsi" w:cstheme="minorHAnsi"/>
@@ -11852,11 +11623,11 @@
           <w:numId w:val="35"/>
         </w:numPr>
         <w:rPr>
-          <w:del w:id="456" w:author="Grewing, Kyle@Energy" w:date="2023-08-10T16:57:00Z"/>
+          <w:del w:id="437" w:author="Grewing, Kyle@Energy" w:date="2023-08-10T16:57:00Z"/>
           <w:rFonts w:asciiTheme="minorHAnsi" w:hAnsiTheme="minorHAnsi" w:cstheme="minorHAnsi"/>
         </w:rPr>
       </w:pPr>
-      <w:del w:id="457" w:author="Grewing, Kyle@Energy" w:date="2023-08-10T16:57:00Z">
+      <w:del w:id="438" w:author="Grewing, Kyle@Energy" w:date="2023-08-10T16:57:00Z">
         <w:r>
           <w:rPr>
             <w:rFonts w:asciiTheme="minorHAnsi" w:hAnsiTheme="minorHAnsi" w:cstheme="minorHAnsi"/>
@@ -11899,11 +11670,11 @@
           <w:numId w:val="35"/>
         </w:numPr>
         <w:rPr>
-          <w:del w:id="458" w:author="Grewing, Kyle@Energy" w:date="2023-08-10T16:57:00Z"/>
+          <w:del w:id="439" w:author="Grewing, Kyle@Energy" w:date="2023-08-10T16:57:00Z"/>
           <w:rFonts w:asciiTheme="minorHAnsi" w:hAnsiTheme="minorHAnsi" w:cstheme="minorHAnsi"/>
         </w:rPr>
       </w:pPr>
-      <w:del w:id="459" w:author="Grewing, Kyle@Energy" w:date="2023-08-10T16:57:00Z">
+      <w:del w:id="440" w:author="Grewing, Kyle@Energy" w:date="2023-08-10T16:57:00Z">
         <w:r>
           <w:rPr>
             <w:rFonts w:asciiTheme="minorHAnsi" w:hAnsiTheme="minorHAnsi" w:cstheme="minorHAnsi"/>
@@ -11911,8 +11682,8 @@
           <w:delText xml:space="preserve">Climate Zone: If the project utilizes a CF1R-ALT-01 (or CF1R-ADD-01), this field will reference the same field on that document for consistency. If not, select the correct climate zone for the project. From </w:delText>
         </w:r>
       </w:del>
-      <w:ins w:id="460" w:author="Shewmaker, Michael@Energy" w:date="2021-12-27T11:29:00Z">
-        <w:del w:id="461" w:author="Grewing, Kyle@Energy" w:date="2023-08-10T16:57:00Z">
+      <w:ins w:id="441" w:author="Shewmaker, Michael@Energy" w:date="2021-12-27T11:29:00Z">
+        <w:del w:id="442" w:author="Grewing, Kyle@Energy" w:date="2023-08-10T16:57:00Z">
           <w:r>
             <w:rPr>
               <w:rFonts w:asciiTheme="minorHAnsi" w:hAnsiTheme="minorHAnsi" w:cstheme="minorHAnsi"/>
@@ -11921,7 +11692,7 @@
           </w:r>
         </w:del>
       </w:ins>
-      <w:del w:id="462" w:author="Grewing, Kyle@Energy" w:date="2023-08-10T16:57:00Z">
+      <w:del w:id="443" w:author="Grewing, Kyle@Energy" w:date="2023-08-10T16:57:00Z">
         <w:r>
           <w:rPr>
             <w:rFonts w:asciiTheme="minorHAnsi" w:hAnsiTheme="minorHAnsi" w:cstheme="minorHAnsi"/>
@@ -11929,8 +11700,8 @@
           <w:delText>Joint Appendix</w:delText>
         </w:r>
       </w:del>
-      <w:ins w:id="463" w:author="Shewmaker, Michael@Energy" w:date="2021-12-27T11:29:00Z">
-        <w:del w:id="464" w:author="Grewing, Kyle@Energy" w:date="2023-08-10T16:57:00Z">
+      <w:ins w:id="444" w:author="Shewmaker, Michael@Energy" w:date="2021-12-27T11:29:00Z">
+        <w:del w:id="445" w:author="Grewing, Kyle@Energy" w:date="2023-08-10T16:57:00Z">
           <w:r>
             <w:rPr>
               <w:rFonts w:asciiTheme="minorHAnsi" w:hAnsiTheme="minorHAnsi" w:cstheme="minorHAnsi"/>
@@ -11939,7 +11710,7 @@
           </w:r>
         </w:del>
       </w:ins>
-      <w:del w:id="465" w:author="Grewing, Kyle@Energy" w:date="2023-08-10T16:57:00Z">
+      <w:del w:id="446" w:author="Grewing, Kyle@Energy" w:date="2023-08-10T16:57:00Z">
         <w:r>
           <w:rPr>
             <w:rFonts w:asciiTheme="minorHAnsi" w:hAnsiTheme="minorHAnsi" w:cstheme="minorHAnsi"/>
@@ -11959,8 +11730,8 @@
           <w:delText xml:space="preserve"> Reference Appendices.</w:delText>
         </w:r>
       </w:del>
-      <w:ins w:id="466" w:author="Shewmaker, Michael@Energy" w:date="2021-12-27T11:29:00Z">
-        <w:del w:id="467" w:author="Grewing, Kyle@Energy" w:date="2023-08-10T16:57:00Z">
+      <w:ins w:id="447" w:author="Shewmaker, Michael@Energy" w:date="2021-12-27T11:29:00Z">
+        <w:del w:id="448" w:author="Grewing, Kyle@Energy" w:date="2023-08-10T16:57:00Z">
           <w:r>
             <w:rPr>
               <w:rFonts w:asciiTheme="minorHAnsi" w:hAnsiTheme="minorHAnsi" w:cstheme="minorHAnsi"/>
@@ -11978,11 +11749,11 @@
           <w:numId w:val="35"/>
         </w:numPr>
         <w:rPr>
-          <w:del w:id="468" w:author="Grewing, Kyle@Energy" w:date="2023-08-10T16:57:00Z"/>
+          <w:del w:id="449" w:author="Grewing, Kyle@Energy" w:date="2023-08-10T16:57:00Z"/>
           <w:rFonts w:asciiTheme="minorHAnsi" w:hAnsiTheme="minorHAnsi" w:cstheme="minorHAnsi"/>
         </w:rPr>
       </w:pPr>
-      <w:del w:id="469" w:author="Grewing, Kyle@Energy" w:date="2023-08-10T16:57:00Z">
+      <w:del w:id="450" w:author="Grewing, Kyle@Energy" w:date="2023-08-10T16:57:00Z">
         <w:r>
           <w:rPr>
             <w:rFonts w:asciiTheme="minorHAnsi" w:hAnsiTheme="minorHAnsi" w:cstheme="minorHAnsi"/>
@@ -12298,7 +12069,7 @@
         </w:rPr>
         <w:t xml:space="preserve"> if new HVAC components such as a packaged unit, condensing unit, cooling/heating coil, or air-handling unit (e.g.</w:t>
       </w:r>
-      <w:ins w:id="470" w:author="Shewmaker, Michael@Energy" w:date="2021-12-27T11:30:00Z">
+      <w:ins w:id="451" w:author="Shewmaker, Michael@Energy" w:date="2021-12-27T11:30:00Z">
         <w:r>
           <w:rPr>
             <w:rFonts w:asciiTheme="minorHAnsi" w:hAnsiTheme="minorHAnsi" w:cstheme="minorHAnsi"/>
@@ -12343,7 +12114,7 @@
         </w:rPr>
         <w:t xml:space="preserve">Installing more than </w:t>
       </w:r>
-      <w:del w:id="471" w:author="Moua, Cheng@Energy" w:date="2021-11-12T15:36:00Z">
+      <w:del w:id="452" w:author="Moua, Cheng@Energy" w:date="2021-11-12T15:36:00Z">
         <w:r>
           <w:rPr>
             <w:rFonts w:asciiTheme="minorHAnsi" w:hAnsiTheme="minorHAnsi" w:cstheme="minorHAnsi"/>
@@ -12351,7 +12122,7 @@
           <w:delText xml:space="preserve">40 </w:delText>
         </w:r>
       </w:del>
-      <w:ins w:id="472" w:author="Moua, Cheng@Energy" w:date="2021-11-12T15:36:00Z">
+      <w:ins w:id="453" w:author="Moua, Cheng@Energy" w:date="2021-11-12T15:36:00Z">
         <w:r>
           <w:rPr>
             <w:rFonts w:asciiTheme="minorHAnsi" w:hAnsiTheme="minorHAnsi" w:cstheme="minorHAnsi"/>
@@ -12378,7 +12149,7 @@
         </w:rPr>
         <w:t xml:space="preserve">” if the project involves installing more than </w:t>
       </w:r>
-      <w:del w:id="473" w:author="Moua, Cheng@Energy" w:date="2021-11-12T15:37:00Z">
+      <w:del w:id="454" w:author="Moua, Cheng@Energy" w:date="2021-11-12T15:37:00Z">
         <w:r>
           <w:rPr>
             <w:rFonts w:asciiTheme="minorHAnsi" w:hAnsiTheme="minorHAnsi" w:cstheme="minorHAnsi"/>
@@ -12386,7 +12157,7 @@
           <w:delText xml:space="preserve">40 </w:delText>
         </w:r>
       </w:del>
-      <w:ins w:id="474" w:author="Moua, Cheng@Energy" w:date="2021-11-12T15:37:00Z">
+      <w:ins w:id="455" w:author="Moua, Cheng@Energy" w:date="2021-11-12T15:37:00Z">
         <w:r>
           <w:rPr>
             <w:rFonts w:asciiTheme="minorHAnsi" w:hAnsiTheme="minorHAnsi" w:cstheme="minorHAnsi"/>
@@ -12431,7 +12202,7 @@
         </w:rPr>
         <w:t>Is the entire duct system accessible for sealing and is more than 75</w:t>
       </w:r>
-      <w:del w:id="475" w:author="Shewmaker, Michael@Energy" w:date="2021-12-27T11:30:00Z">
+      <w:del w:id="456" w:author="Shewmaker, Michael@Energy" w:date="2021-12-27T11:30:00Z">
         <w:r>
           <w:rPr>
             <w:rFonts w:asciiTheme="minorHAnsi" w:hAnsiTheme="minorHAnsi" w:cstheme="minorHAnsi"/>
@@ -12439,7 +12210,7 @@
           <w:delText xml:space="preserve">% </w:delText>
         </w:r>
       </w:del>
-      <w:ins w:id="476" w:author="Shewmaker, Michael@Energy" w:date="2021-12-27T11:30:00Z">
+      <w:ins w:id="457" w:author="Shewmaker, Michael@Energy" w:date="2021-12-27T11:30:00Z">
         <w:r>
           <w:rPr>
             <w:rFonts w:asciiTheme="minorHAnsi" w:hAnsiTheme="minorHAnsi" w:cstheme="minorHAnsi"/>
@@ -12478,7 +12249,7 @@
         </w:rPr>
         <w:t xml:space="preserve"> 75</w:t>
       </w:r>
-      <w:del w:id="477" w:author="Shewmaker, Michael@Energy" w:date="2021-12-27T11:31:00Z">
+      <w:del w:id="458" w:author="Shewmaker, Michael@Energy" w:date="2021-12-27T11:31:00Z">
         <w:r>
           <w:rPr>
             <w:rFonts w:asciiTheme="minorHAnsi" w:hAnsiTheme="minorHAnsi" w:cstheme="minorHAnsi"/>
@@ -12486,7 +12257,7 @@
           <w:delText xml:space="preserve">% </w:delText>
         </w:r>
       </w:del>
-      <w:ins w:id="478" w:author="Shewmaker, Michael@Energy" w:date="2021-12-27T11:31:00Z">
+      <w:ins w:id="459" w:author="Shewmaker, Michael@Energy" w:date="2021-12-27T11:31:00Z">
         <w:r>
           <w:rPr>
             <w:rFonts w:asciiTheme="minorHAnsi" w:hAnsiTheme="minorHAnsi" w:cstheme="minorHAnsi"/>
@@ -12513,7 +12284,7 @@
         </w:rPr>
         <w:t xml:space="preserve">.” “Accessible” is defined in </w:t>
       </w:r>
-      <w:ins w:id="479" w:author="Shewmaker, Michael@Energy" w:date="2021-12-27T11:31:00Z">
+      <w:ins w:id="460" w:author="Shewmaker, Michael@Energy" w:date="2021-12-27T11:31:00Z">
         <w:r>
           <w:rPr>
             <w:rFonts w:asciiTheme="minorHAnsi" w:hAnsiTheme="minorHAnsi" w:cstheme="minorHAnsi"/>
@@ -12527,7 +12298,7 @@
         </w:rPr>
         <w:t>Joint Appendix</w:t>
       </w:r>
-      <w:ins w:id="480" w:author="Shewmaker, Michael@Energy" w:date="2021-12-27T11:31:00Z">
+      <w:ins w:id="461" w:author="Shewmaker, Michael@Energy" w:date="2021-12-27T11:31:00Z">
         <w:r>
           <w:rPr>
             <w:rFonts w:asciiTheme="minorHAnsi" w:hAnsiTheme="minorHAnsi" w:cstheme="minorHAnsi"/>
@@ -12541,7 +12312,7 @@
         </w:rPr>
         <w:t xml:space="preserve"> JA1</w:t>
       </w:r>
-      <w:del w:id="481" w:author="Shewmaker, Michael@Energy" w:date="2021-12-27T11:31:00Z">
+      <w:del w:id="462" w:author="Shewmaker, Michael@Energy" w:date="2021-12-27T11:31:00Z">
         <w:r>
           <w:rPr>
             <w:rFonts w:asciiTheme="minorHAnsi" w:hAnsiTheme="minorHAnsi" w:cstheme="minorHAnsi"/>
@@ -12629,7 +12400,7 @@
         </w:rPr>
         <w:t>Alteration Type: This field is calculated automatically based on the information entered in previous fields. Alteration types are defined in</w:t>
       </w:r>
-      <w:ins w:id="482" w:author="Shewmaker, Michael@Energy" w:date="2021-12-27T11:31:00Z">
+      <w:ins w:id="463" w:author="Shewmaker, Michael@Energy" w:date="2021-12-27T11:31:00Z">
         <w:r>
           <w:rPr>
             <w:rFonts w:asciiTheme="minorHAnsi" w:hAnsiTheme="minorHAnsi" w:cstheme="minorHAnsi"/>
@@ -12643,7 +12414,7 @@
         </w:rPr>
         <w:t xml:space="preserve"> Joint Appendix</w:t>
       </w:r>
-      <w:ins w:id="483" w:author="Shewmaker, Michael@Energy" w:date="2021-12-27T11:31:00Z">
+      <w:ins w:id="464" w:author="Shewmaker, Michael@Energy" w:date="2021-12-27T11:31:00Z">
         <w:r>
           <w:rPr>
             <w:rFonts w:asciiTheme="minorHAnsi" w:hAnsiTheme="minorHAnsi" w:cstheme="minorHAnsi"/>
@@ -12657,7 +12428,7 @@
         </w:rPr>
         <w:t xml:space="preserve"> JA1</w:t>
       </w:r>
-      <w:del w:id="484" w:author="Shewmaker, Michael@Energy" w:date="2021-12-27T11:31:00Z">
+      <w:del w:id="465" w:author="Shewmaker, Michael@Energy" w:date="2021-12-27T11:31:00Z">
         <w:r>
           <w:rPr>
             <w:rFonts w:asciiTheme="minorHAnsi" w:hAnsiTheme="minorHAnsi" w:cstheme="minorHAnsi"/>
@@ -12705,7 +12476,7 @@
         </w:rPr>
         <w:t xml:space="preserve">C. Extension of Existing Duct System, Greater Than </w:t>
       </w:r>
-      <w:del w:id="485" w:author="Moua, Cheng@Energy" w:date="2021-11-12T15:37:00Z">
+      <w:del w:id="466" w:author="Moua, Cheng@Energy" w:date="2021-11-12T15:37:00Z">
         <w:r>
           <w:rPr>
             <w:rFonts w:asciiTheme="minorHAnsi" w:hAnsiTheme="minorHAnsi" w:cstheme="minorHAnsi"/>
@@ -12714,7 +12485,7 @@
           <w:delText xml:space="preserve">40 </w:delText>
         </w:r>
       </w:del>
-      <w:ins w:id="486" w:author="Moua, Cheng@Energy" w:date="2021-11-12T15:37:00Z">
+      <w:ins w:id="467" w:author="Moua, Cheng@Energy" w:date="2021-11-12T15:37:00Z">
         <w:r>
           <w:rPr>
             <w:rFonts w:asciiTheme="minorHAnsi" w:hAnsiTheme="minorHAnsi" w:cstheme="minorHAnsi"/>
@@ -12802,7 +12573,7 @@
         </w:rPr>
         <w:t>New Duct R-value: This field is automatically calculated based on the climate zone selected in Section A. It represents the minimum R-value required. The installed R-value shown on the installation certificate (</w:t>
       </w:r>
-      <w:ins w:id="487" w:author="Grewing, Kyle@Energy" w:date="2023-08-14T14:45:00Z">
+      <w:ins w:id="468" w:author="Grewing, Kyle@Energy" w:date="2023-08-14T14:45:00Z">
         <w:r>
           <w:rPr>
             <w:rFonts w:asciiTheme="minorHAnsi" w:hAnsiTheme="minorHAnsi" w:cstheme="minorHAnsi"/>
@@ -12810,7 +12581,7 @@
           <w:t>LMCC</w:t>
         </w:r>
       </w:ins>
-      <w:del w:id="488" w:author="Grewing, Kyle@Energy" w:date="2023-08-14T14:45:00Z">
+      <w:del w:id="469" w:author="Grewing, Kyle@Energy" w:date="2023-08-14T14:45:00Z">
         <w:r>
           <w:rPr>
             <w:rFonts w:asciiTheme="minorHAnsi" w:hAnsiTheme="minorHAnsi" w:cstheme="minorHAnsi"/>
@@ -12955,7 +12726,7 @@
         </w:rPr>
         <w:t>Heating Minimum Efficiency Value: This field is filled automatically based on selections in previous fields. This field represents the minimum efficiency to be installed. The actual installed efficiency may be higher and will be recorded on the Installation Certificate (</w:t>
       </w:r>
-      <w:ins w:id="489" w:author="Grewing, Kyle@Energy" w:date="2023-08-14T14:42:00Z">
+      <w:ins w:id="470" w:author="Grewing, Kyle@Energy" w:date="2023-08-14T14:42:00Z">
         <w:r>
           <w:rPr>
             <w:rFonts w:asciiTheme="minorHAnsi" w:hAnsiTheme="minorHAnsi" w:cstheme="minorHAnsi"/>
@@ -12963,7 +12734,7 @@
           <w:t>LMCI</w:t>
         </w:r>
       </w:ins>
-      <w:del w:id="490" w:author="Grewing, Kyle@Energy" w:date="2023-08-14T14:42:00Z">
+      <w:del w:id="471" w:author="Grewing, Kyle@Energy" w:date="2023-08-14T14:42:00Z">
         <w:r>
           <w:rPr>
             <w:rFonts w:asciiTheme="minorHAnsi" w:hAnsiTheme="minorHAnsi" w:cstheme="minorHAnsi"/>
@@ -13052,12 +12823,12 @@
           <w:numId w:val="31"/>
         </w:numPr>
         <w:rPr>
-          <w:ins w:id="491" w:author="Alhabibi, Haider@Energy" w:date="2023-08-14T15:37:00Z"/>
+          <w:ins w:id="472" w:author="Alhabibi, Haider@Energy" w:date="2023-08-14T15:37:00Z"/>
           <w:rFonts w:asciiTheme="minorHAnsi" w:hAnsiTheme="minorHAnsi" w:cstheme="minorHAnsi"/>
         </w:rPr>
       </w:pPr>
-      <w:bookmarkStart w:id="492" w:name="_Hlk142914215"/>
-      <w:ins w:id="493" w:author="Grewing, Kyle@Energy" w:date="2023-08-14T14:08:00Z">
+      <w:bookmarkStart w:id="473" w:name="_Hlk142914215"/>
+      <w:ins w:id="474" w:author="Grewing, Kyle@Energy" w:date="2023-08-14T14:08:00Z">
         <w:r>
           <w:rPr>
             <w:rFonts w:asciiTheme="minorHAnsi" w:hAnsiTheme="minorHAnsi" w:cstheme="minorHAnsi"/>
@@ -13065,7 +12836,7 @@
           <w:t xml:space="preserve">Cooling Minimum Efficiency Value SEER/SEER2: This field is filled automatically based on </w:t>
         </w:r>
       </w:ins>
-      <w:ins w:id="494" w:author="Grewing, Kyle@Energy" w:date="2023-08-14T14:39:00Z">
+      <w:ins w:id="475" w:author="Grewing, Kyle@Energy" w:date="2023-08-14T14:39:00Z">
         <w:r>
           <w:rPr>
             <w:rFonts w:asciiTheme="minorHAnsi" w:hAnsiTheme="minorHAnsi" w:cstheme="minorHAnsi"/>
@@ -13073,7 +12844,7 @@
           <w:t>LMCC-MCH</w:t>
         </w:r>
       </w:ins>
-      <w:ins w:id="495" w:author="Grewing, Kyle@Energy" w:date="2023-08-14T14:08:00Z">
+      <w:ins w:id="476" w:author="Grewing, Kyle@Energy" w:date="2023-08-14T14:08:00Z">
         <w:r>
           <w:rPr>
             <w:rFonts w:asciiTheme="minorHAnsi" w:hAnsiTheme="minorHAnsi" w:cstheme="minorHAnsi"/>
@@ -13081,7 +12852,7 @@
           <w:t>-02 selections in previous fields. This field represents the minimum efficiency to be installed. The actual installed efficiency may be higher and will be recorded on the Installation Certificate (</w:t>
         </w:r>
       </w:ins>
-      <w:ins w:id="496" w:author="Grewing, Kyle@Energy" w:date="2023-08-14T14:39:00Z">
+      <w:ins w:id="477" w:author="Grewing, Kyle@Energy" w:date="2023-08-14T14:39:00Z">
         <w:r>
           <w:rPr>
             <w:rFonts w:asciiTheme="minorHAnsi" w:hAnsiTheme="minorHAnsi" w:cstheme="minorHAnsi"/>
@@ -13089,7 +12860,7 @@
           <w:t>LMCI</w:t>
         </w:r>
       </w:ins>
-      <w:ins w:id="497" w:author="Grewing, Kyle@Energy" w:date="2023-08-14T14:08:00Z">
+      <w:ins w:id="478" w:author="Grewing, Kyle@Energy" w:date="2023-08-14T14:08:00Z">
         <w:r>
           <w:rPr>
             <w:rFonts w:asciiTheme="minorHAnsi" w:hAnsiTheme="minorHAnsi" w:cstheme="minorHAnsi"/>
@@ -13102,21 +12873,12 @@
       <w:pPr>
         <w:ind w:left="270"/>
         <w:rPr>
-          <w:ins w:id="498" w:author="Grewing, Kyle@Energy" w:date="2023-08-14T14:08:00Z"/>
-          <w:del w:id="499" w:author="Alhabibi, Haider@Energy" w:date="2023-08-14T15:39:00Z"/>
+          <w:ins w:id="479" w:author="Grewing, Kyle@Energy" w:date="2023-08-14T14:08:00Z"/>
+          <w:del w:id="480" w:author="Alhabibi, Haider@Energy" w:date="2023-08-14T15:39:00Z"/>
           <w:rFonts w:asciiTheme="minorHAnsi" w:hAnsiTheme="minorHAnsi" w:cstheme="minorHAnsi"/>
         </w:rPr>
-        <w:pPrChange w:id="500" w:author="Alhabibi, Haider@Energy" w:date="2023-08-14T15:38:00Z">
-          <w:pPr>
-            <w:pStyle w:val="ListParagraph"/>
-            <w:numPr>
-              <w:numId w:val="31"/>
-            </w:numPr>
-            <w:ind w:hanging="360"/>
-          </w:pPr>
-        </w:pPrChange>
-      </w:pPr>
-      <w:ins w:id="501" w:author="Alhabibi, Haider@Energy" w:date="2023-08-14T15:37:00Z">
+      </w:pPr>
+      <w:ins w:id="481" w:author="Alhabibi, Haider@Energy" w:date="2023-08-14T15:37:00Z">
         <w:r>
           <w:rPr>
             <w:rFonts w:asciiTheme="minorHAnsi" w:hAnsiTheme="minorHAnsi" w:cstheme="minorHAnsi"/>
@@ -13124,7 +12886,7 @@
           <w:t>10b</w:t>
         </w:r>
       </w:ins>
-      <w:ins w:id="502" w:author="Alhabibi, Haider@Energy" w:date="2023-08-14T15:38:00Z">
+      <w:ins w:id="482" w:author="Alhabibi, Haider@Energy" w:date="2023-08-14T15:38:00Z">
         <w:r>
           <w:rPr>
             <w:rFonts w:asciiTheme="minorHAnsi" w:hAnsiTheme="minorHAnsi" w:cstheme="minorHAnsi"/>
@@ -13133,7 +12895,7 @@
         </w:r>
       </w:ins>
     </w:p>
-    <w:bookmarkEnd w:id="492"/>
+    <w:bookmarkEnd w:id="473"/>
     <w:p>
       <w:pPr>
         <w:ind w:left="720" w:hanging="450"/>
@@ -13141,7 +12903,7 @@
           <w:rFonts w:asciiTheme="minorHAnsi" w:hAnsiTheme="minorHAnsi" w:cstheme="minorHAnsi"/>
         </w:rPr>
       </w:pPr>
-      <w:ins w:id="503" w:author="Grewing, Kyle@Energy" w:date="2023-08-14T14:08:00Z">
+      <w:ins w:id="483" w:author="Grewing, Kyle@Energy" w:date="2023-08-14T14:08:00Z">
         <w:r>
           <w:rPr>
             <w:rFonts w:asciiTheme="minorHAnsi" w:hAnsiTheme="minorHAnsi" w:cstheme="minorHAnsi"/>
@@ -13149,7 +12911,7 @@
           <w:t xml:space="preserve">Cooling Minimum Efficiency Value EER/EER2/CEER: This field is filled automatically based on </w:t>
         </w:r>
       </w:ins>
-      <w:ins w:id="504" w:author="Grewing, Kyle@Energy" w:date="2023-08-14T14:39:00Z">
+      <w:ins w:id="484" w:author="Grewing, Kyle@Energy" w:date="2023-08-14T14:39:00Z">
         <w:r>
           <w:rPr>
             <w:rFonts w:asciiTheme="minorHAnsi" w:hAnsiTheme="minorHAnsi" w:cstheme="minorHAnsi"/>
@@ -13157,7 +12919,7 @@
           <w:t>LMCC-MCH</w:t>
         </w:r>
       </w:ins>
-      <w:ins w:id="505" w:author="Grewing, Kyle@Energy" w:date="2023-08-14T14:08:00Z">
+      <w:ins w:id="485" w:author="Grewing, Kyle@Energy" w:date="2023-08-14T14:08:00Z">
         <w:r>
           <w:rPr>
             <w:rFonts w:asciiTheme="minorHAnsi" w:hAnsiTheme="minorHAnsi" w:cstheme="minorHAnsi"/>
@@ -13165,7 +12927,7 @@
           <w:t>-02 selections in previous fields. This field represents the minimum efficiency to be installed. The actual installed efficiency may be higher and will be recorded on the Installation Certificate (</w:t>
         </w:r>
       </w:ins>
-      <w:ins w:id="506" w:author="Grewing, Kyle@Energy" w:date="2023-08-14T14:39:00Z">
+      <w:ins w:id="486" w:author="Grewing, Kyle@Energy" w:date="2023-08-14T14:39:00Z">
         <w:r>
           <w:rPr>
             <w:rFonts w:asciiTheme="minorHAnsi" w:hAnsiTheme="minorHAnsi" w:cstheme="minorHAnsi"/>
@@ -13173,7 +12935,7 @@
           <w:t>LMCI</w:t>
         </w:r>
       </w:ins>
-      <w:ins w:id="507" w:author="Grewing, Kyle@Energy" w:date="2023-08-14T14:08:00Z">
+      <w:ins w:id="487" w:author="Grewing, Kyle@Energy" w:date="2023-08-14T14:08:00Z">
         <w:r>
           <w:rPr>
             <w:rFonts w:asciiTheme="minorHAnsi" w:hAnsiTheme="minorHAnsi" w:cstheme="minorHAnsi"/>
@@ -13181,7 +12943,7 @@
           <w:t>). Optional: the user may enter a higher-than-default value for situations where local codes or programs require a higher minimum.</w:t>
         </w:r>
       </w:ins>
-      <w:del w:id="508" w:author="Grewing, Kyle@Energy" w:date="2023-08-14T14:08:00Z">
+      <w:del w:id="488" w:author="Grewing, Kyle@Energy" w:date="2023-08-14T14:08:00Z">
         <w:r>
           <w:rPr>
             <w:rFonts w:asciiTheme="minorHAnsi" w:hAnsiTheme="minorHAnsi" w:cstheme="minorHAnsi"/>
@@ -13261,7 +13023,7 @@
           <w:rFonts w:asciiTheme="minorHAnsi" w:hAnsiTheme="minorHAnsi" w:cstheme="minorHAnsi"/>
         </w:rPr>
       </w:pPr>
-      <w:bookmarkStart w:id="509" w:name="_Hlk142315971"/>
+      <w:bookmarkStart w:id="489" w:name="_Hlk142315971"/>
       <w:r>
         <w:rPr>
           <w:rFonts w:asciiTheme="minorHAnsi" w:hAnsiTheme="minorHAnsi" w:cstheme="minorHAnsi"/>
@@ -13269,7 +13031,7 @@
         <w:t>New Duct R-value: This field is filled automatically based on the entries in previous fields and the climate zone of the project.</w:t>
       </w:r>
     </w:p>
-    <w:bookmarkEnd w:id="509"/>
+    <w:bookmarkEnd w:id="489"/>
     <w:p>
       <w:pPr>
         <w:rPr>
@@ -13406,7 +13168,7 @@
         </w:rPr>
         <w:t>Heating Minimum Efficiency Value: This field is filled automatically based on selections in previous fields. This field represents the minimum efficiency to be installed. The actual installed efficiency may be higher and will be recorded on the Installation Certificate (</w:t>
       </w:r>
-      <w:ins w:id="510" w:author="Grewing, Kyle@Energy" w:date="2023-08-14T14:46:00Z">
+      <w:ins w:id="490" w:author="Grewing, Kyle@Energy" w:date="2023-08-14T14:46:00Z">
         <w:r>
           <w:rPr>
             <w:rFonts w:asciiTheme="minorHAnsi" w:hAnsiTheme="minorHAnsi" w:cstheme="minorHAnsi"/>
@@ -13414,7 +13176,7 @@
           <w:t>LMCC</w:t>
         </w:r>
       </w:ins>
-      <w:del w:id="511" w:author="Grewing, Kyle@Energy" w:date="2023-08-14T14:45:00Z">
+      <w:del w:id="491" w:author="Grewing, Kyle@Energy" w:date="2023-08-14T14:45:00Z">
         <w:r>
           <w:rPr>
             <w:rFonts w:asciiTheme="minorHAnsi" w:hAnsiTheme="minorHAnsi" w:cstheme="minorHAnsi"/>
@@ -13506,11 +13268,11 @@
           <w:numId w:val="43"/>
         </w:numPr>
         <w:rPr>
-          <w:ins w:id="512" w:author="Grewing, Kyle@Energy" w:date="2023-08-14T14:11:00Z"/>
+          <w:ins w:id="492" w:author="Grewing, Kyle@Energy" w:date="2023-08-14T14:11:00Z"/>
           <w:rFonts w:asciiTheme="minorHAnsi" w:hAnsiTheme="minorHAnsi" w:cstheme="minorHAnsi"/>
         </w:rPr>
       </w:pPr>
-      <w:ins w:id="513" w:author="Grewing, Kyle@Energy" w:date="2023-08-14T14:10:00Z">
+      <w:ins w:id="493" w:author="Grewing, Kyle@Energy" w:date="2023-08-14T14:10:00Z">
         <w:r>
           <w:rPr>
             <w:rFonts w:asciiTheme="minorHAnsi" w:hAnsiTheme="minorHAnsi" w:cstheme="minorHAnsi"/>
@@ -13518,7 +13280,7 @@
           <w:t xml:space="preserve">Cooling Minimum Efficiency Value SEER/SEER2: This field is filled automatically based on </w:t>
         </w:r>
       </w:ins>
-      <w:ins w:id="514" w:author="Grewing, Kyle@Energy" w:date="2023-08-14T14:39:00Z">
+      <w:ins w:id="494" w:author="Grewing, Kyle@Energy" w:date="2023-08-14T14:39:00Z">
         <w:r>
           <w:rPr>
             <w:rFonts w:asciiTheme="minorHAnsi" w:hAnsiTheme="minorHAnsi" w:cstheme="minorHAnsi"/>
@@ -13526,7 +13288,7 @@
           <w:t>LMCC-MCH</w:t>
         </w:r>
       </w:ins>
-      <w:ins w:id="515" w:author="Grewing, Kyle@Energy" w:date="2023-08-14T14:10:00Z">
+      <w:ins w:id="495" w:author="Grewing, Kyle@Energy" w:date="2023-08-14T14:10:00Z">
         <w:r>
           <w:rPr>
             <w:rFonts w:asciiTheme="minorHAnsi" w:hAnsiTheme="minorHAnsi" w:cstheme="minorHAnsi"/>
@@ -13534,7 +13296,7 @@
           <w:t>-02 selections in previous fields. This field represents the minimum efficiency to be installed. The actual installed efficiency may be higher and will be recorded on the Installation Certificate (</w:t>
         </w:r>
       </w:ins>
-      <w:ins w:id="516" w:author="Grewing, Kyle@Energy" w:date="2023-08-14T14:39:00Z">
+      <w:ins w:id="496" w:author="Grewing, Kyle@Energy" w:date="2023-08-14T14:39:00Z">
         <w:r>
           <w:rPr>
             <w:rFonts w:asciiTheme="minorHAnsi" w:hAnsiTheme="minorHAnsi" w:cstheme="minorHAnsi"/>
@@ -13542,7 +13304,7 @@
           <w:t>LMCI</w:t>
         </w:r>
       </w:ins>
-      <w:ins w:id="517" w:author="Grewing, Kyle@Energy" w:date="2023-08-14T14:10:00Z">
+      <w:ins w:id="497" w:author="Grewing, Kyle@Energy" w:date="2023-08-14T14:10:00Z">
         <w:r>
           <w:rPr>
             <w:rFonts w:asciiTheme="minorHAnsi" w:hAnsiTheme="minorHAnsi" w:cstheme="minorHAnsi"/>
@@ -13555,11 +13317,11 @@
       <w:pPr>
         <w:ind w:left="1080" w:hanging="450"/>
         <w:rPr>
-          <w:ins w:id="518" w:author="Grewing, Kyle@Energy" w:date="2023-08-14T14:10:00Z"/>
+          <w:ins w:id="498" w:author="Grewing, Kyle@Energy" w:date="2023-08-14T14:10:00Z"/>
           <w:rFonts w:asciiTheme="minorHAnsi" w:hAnsiTheme="minorHAnsi" w:cstheme="minorHAnsi"/>
         </w:rPr>
       </w:pPr>
-      <w:ins w:id="519" w:author="Alhabibi, Haider@Energy" w:date="2023-08-14T16:15:00Z">
+      <w:ins w:id="499" w:author="Alhabibi, Haider@Energy" w:date="2023-08-14T16:15:00Z">
         <w:r>
           <w:rPr>
             <w:rFonts w:asciiTheme="minorHAnsi" w:hAnsiTheme="minorHAnsi" w:cstheme="minorHAnsi"/>
@@ -13567,7 +13329,7 @@
           <w:t xml:space="preserve">10b. </w:t>
         </w:r>
       </w:ins>
-      <w:ins w:id="520" w:author="Grewing, Kyle@Energy" w:date="2023-08-14T14:10:00Z">
+      <w:ins w:id="500" w:author="Grewing, Kyle@Energy" w:date="2023-08-14T14:10:00Z">
         <w:r>
           <w:rPr>
             <w:rFonts w:asciiTheme="minorHAnsi" w:hAnsiTheme="minorHAnsi" w:cstheme="minorHAnsi"/>
@@ -13575,7 +13337,7 @@
           <w:t xml:space="preserve">Cooling Minimum Efficiency Value EER/EER2/CEER: This field is filled automatically based on </w:t>
         </w:r>
       </w:ins>
-      <w:ins w:id="521" w:author="Grewing, Kyle@Energy" w:date="2023-08-14T14:39:00Z">
+      <w:ins w:id="501" w:author="Grewing, Kyle@Energy" w:date="2023-08-14T14:39:00Z">
         <w:r>
           <w:rPr>
             <w:rFonts w:asciiTheme="minorHAnsi" w:hAnsiTheme="minorHAnsi" w:cstheme="minorHAnsi"/>
@@ -13583,7 +13345,7 @@
           <w:t>LMCC-MCH</w:t>
         </w:r>
       </w:ins>
-      <w:ins w:id="522" w:author="Grewing, Kyle@Energy" w:date="2023-08-14T14:10:00Z">
+      <w:ins w:id="502" w:author="Grewing, Kyle@Energy" w:date="2023-08-14T14:10:00Z">
         <w:r>
           <w:rPr>
             <w:rFonts w:asciiTheme="minorHAnsi" w:hAnsiTheme="minorHAnsi" w:cstheme="minorHAnsi"/>
@@ -13591,7 +13353,7 @@
           <w:t>-02 selections in previous fields. This field represents the minimum efficiency to be installed. The actual installed efficiency may be higher and will be recorded on the Installation Certificate (</w:t>
         </w:r>
       </w:ins>
-      <w:ins w:id="523" w:author="Grewing, Kyle@Energy" w:date="2023-08-14T14:39:00Z">
+      <w:ins w:id="503" w:author="Grewing, Kyle@Energy" w:date="2023-08-14T14:39:00Z">
         <w:r>
           <w:rPr>
             <w:rFonts w:asciiTheme="minorHAnsi" w:hAnsiTheme="minorHAnsi" w:cstheme="minorHAnsi"/>
@@ -13599,7 +13361,7 @@
           <w:t>LMCI</w:t>
         </w:r>
       </w:ins>
-      <w:ins w:id="524" w:author="Grewing, Kyle@Energy" w:date="2023-08-14T14:10:00Z">
+      <w:ins w:id="504" w:author="Grewing, Kyle@Energy" w:date="2023-08-14T14:10:00Z">
         <w:r>
           <w:rPr>
             <w:rFonts w:asciiTheme="minorHAnsi" w:hAnsiTheme="minorHAnsi" w:cstheme="minorHAnsi"/>
@@ -13617,11 +13379,11 @@
           <w:numId w:val="43"/>
         </w:numPr>
         <w:rPr>
-          <w:del w:id="525" w:author="Grewing, Kyle@Energy" w:date="2023-08-14T14:10:00Z"/>
+          <w:del w:id="505" w:author="Grewing, Kyle@Energy" w:date="2023-08-14T14:10:00Z"/>
           <w:rFonts w:asciiTheme="minorHAnsi" w:hAnsiTheme="minorHAnsi" w:cstheme="minorHAnsi"/>
         </w:rPr>
       </w:pPr>
-      <w:del w:id="526" w:author="Grewing, Kyle@Energy" w:date="2023-08-14T14:10:00Z">
+      <w:del w:id="506" w:author="Grewing, Kyle@Energy" w:date="2023-08-14T14:10:00Z">
         <w:r>
           <w:rPr>
             <w:rFonts w:asciiTheme="minorHAnsi" w:hAnsiTheme="minorHAnsi" w:cstheme="minorHAnsi"/>
@@ -13818,7 +13580,7 @@
         </w:rPr>
         <w:t>Heating Minimum Efficiency Value: This field is filled automatically based on selections in previous fields. This field represents the minimum efficiency to be installed. The actual installed efficiency may be higher and will be recorded on the Installation Certificate (</w:t>
       </w:r>
-      <w:ins w:id="527" w:author="Grewing, Kyle@Energy" w:date="2023-08-14T14:46:00Z">
+      <w:ins w:id="507" w:author="Grewing, Kyle@Energy" w:date="2023-08-14T14:46:00Z">
         <w:r>
           <w:rPr>
             <w:rFonts w:asciiTheme="minorHAnsi" w:hAnsiTheme="minorHAnsi" w:cstheme="minorHAnsi"/>
@@ -13826,7 +13588,7 @@
           <w:t>LMCC</w:t>
         </w:r>
       </w:ins>
-      <w:del w:id="528" w:author="Grewing, Kyle@Energy" w:date="2023-08-14T14:46:00Z">
+      <w:del w:id="508" w:author="Grewing, Kyle@Energy" w:date="2023-08-14T14:46:00Z">
         <w:r>
           <w:rPr>
             <w:rFonts w:asciiTheme="minorHAnsi" w:hAnsiTheme="minorHAnsi" w:cstheme="minorHAnsi"/>
@@ -13918,11 +13680,11 @@
           <w:numId w:val="45"/>
         </w:numPr>
         <w:rPr>
-          <w:ins w:id="529" w:author="Grewing, Kyle@Energy" w:date="2023-08-14T14:12:00Z"/>
+          <w:ins w:id="509" w:author="Grewing, Kyle@Energy" w:date="2023-08-14T14:12:00Z"/>
           <w:rFonts w:asciiTheme="minorHAnsi" w:hAnsiTheme="minorHAnsi" w:cstheme="minorHAnsi"/>
         </w:rPr>
       </w:pPr>
-      <w:ins w:id="530" w:author="Grewing, Kyle@Energy" w:date="2023-08-14T14:12:00Z">
+      <w:ins w:id="510" w:author="Grewing, Kyle@Energy" w:date="2023-08-14T14:12:00Z">
         <w:r>
           <w:rPr>
             <w:rFonts w:asciiTheme="minorHAnsi" w:hAnsiTheme="minorHAnsi" w:cstheme="minorHAnsi"/>
@@ -13930,7 +13692,7 @@
           <w:t xml:space="preserve">Cooling Minimum Efficiency Value SEER/SEER2: This field is filled automatically based on </w:t>
         </w:r>
       </w:ins>
-      <w:ins w:id="531" w:author="Grewing, Kyle@Energy" w:date="2023-08-14T14:38:00Z">
+      <w:ins w:id="511" w:author="Grewing, Kyle@Energy" w:date="2023-08-14T14:38:00Z">
         <w:r>
           <w:rPr>
             <w:rFonts w:asciiTheme="minorHAnsi" w:hAnsiTheme="minorHAnsi" w:cstheme="minorHAnsi"/>
@@ -13938,7 +13700,7 @@
           <w:t>LMCC-MCH-02</w:t>
         </w:r>
       </w:ins>
-      <w:ins w:id="532" w:author="Grewing, Kyle@Energy" w:date="2023-08-14T14:12:00Z">
+      <w:ins w:id="512" w:author="Grewing, Kyle@Energy" w:date="2023-08-14T14:12:00Z">
         <w:r>
           <w:rPr>
             <w:rFonts w:asciiTheme="minorHAnsi" w:hAnsiTheme="minorHAnsi" w:cstheme="minorHAnsi"/>
@@ -13946,7 +13708,7 @@
           <w:t xml:space="preserve"> selections in previous fields. This field represents the minimum efficiency to be installed. The actual installed efficiency may be higher and will be recorded on the Installation Certificate (</w:t>
         </w:r>
       </w:ins>
-      <w:ins w:id="533" w:author="Grewing, Kyle@Energy" w:date="2023-08-14T14:38:00Z">
+      <w:ins w:id="513" w:author="Grewing, Kyle@Energy" w:date="2023-08-14T14:38:00Z">
         <w:r>
           <w:rPr>
             <w:rFonts w:asciiTheme="minorHAnsi" w:hAnsiTheme="minorHAnsi" w:cstheme="minorHAnsi"/>
@@ -13954,7 +13716,7 @@
           <w:t>LMCI</w:t>
         </w:r>
       </w:ins>
-      <w:ins w:id="534" w:author="Grewing, Kyle@Energy" w:date="2023-08-14T14:12:00Z">
+      <w:ins w:id="514" w:author="Grewing, Kyle@Energy" w:date="2023-08-14T14:12:00Z">
         <w:r>
           <w:rPr>
             <w:rFonts w:asciiTheme="minorHAnsi" w:hAnsiTheme="minorHAnsi" w:cstheme="minorHAnsi"/>
@@ -13967,11 +13729,11 @@
       <w:pPr>
         <w:ind w:left="1080" w:hanging="540"/>
         <w:rPr>
-          <w:ins w:id="535" w:author="Grewing, Kyle@Energy" w:date="2023-08-14T14:12:00Z"/>
+          <w:ins w:id="515" w:author="Grewing, Kyle@Energy" w:date="2023-08-14T14:12:00Z"/>
           <w:rFonts w:asciiTheme="minorHAnsi" w:hAnsiTheme="minorHAnsi" w:cstheme="minorHAnsi"/>
         </w:rPr>
       </w:pPr>
-      <w:ins w:id="536" w:author="Alhabibi, Haider@Energy" w:date="2023-08-14T16:19:00Z">
+      <w:ins w:id="516" w:author="Alhabibi, Haider@Energy" w:date="2023-08-14T16:19:00Z">
         <w:r>
           <w:rPr>
             <w:rFonts w:asciiTheme="minorHAnsi" w:hAnsiTheme="minorHAnsi" w:cstheme="minorHAnsi"/>
@@ -13979,7 +13741,7 @@
           <w:t xml:space="preserve">10b. </w:t>
         </w:r>
       </w:ins>
-      <w:ins w:id="537" w:author="Grewing, Kyle@Energy" w:date="2023-08-14T14:12:00Z">
+      <w:ins w:id="517" w:author="Grewing, Kyle@Energy" w:date="2023-08-14T14:12:00Z">
         <w:r>
           <w:rPr>
             <w:rFonts w:asciiTheme="minorHAnsi" w:hAnsiTheme="minorHAnsi" w:cstheme="minorHAnsi"/>
@@ -13987,7 +13749,7 @@
           <w:t xml:space="preserve">Cooling Minimum Efficiency Value EER/EER2/CEER: This field is filled automatically based on </w:t>
         </w:r>
       </w:ins>
-      <w:ins w:id="538" w:author="Grewing, Kyle@Energy" w:date="2023-08-14T14:38:00Z">
+      <w:ins w:id="518" w:author="Grewing, Kyle@Energy" w:date="2023-08-14T14:38:00Z">
         <w:r>
           <w:rPr>
             <w:rFonts w:asciiTheme="minorHAnsi" w:hAnsiTheme="minorHAnsi" w:cstheme="minorHAnsi"/>
@@ -13995,7 +13757,7 @@
           <w:t>LMCC-MCH</w:t>
         </w:r>
       </w:ins>
-      <w:ins w:id="539" w:author="Grewing, Kyle@Energy" w:date="2023-08-14T14:12:00Z">
+      <w:ins w:id="519" w:author="Grewing, Kyle@Energy" w:date="2023-08-14T14:12:00Z">
         <w:r>
           <w:rPr>
             <w:rFonts w:asciiTheme="minorHAnsi" w:hAnsiTheme="minorHAnsi" w:cstheme="minorHAnsi"/>
@@ -14003,7 +13765,7 @@
           <w:t>-02 selections in previous fields. This field represents the minimum efficiency to be installed. The actual installed efficiency may be higher and will be recorded on the Installation Certificate (</w:t>
         </w:r>
       </w:ins>
-      <w:ins w:id="540" w:author="Grewing, Kyle@Energy" w:date="2023-08-14T14:38:00Z">
+      <w:ins w:id="520" w:author="Grewing, Kyle@Energy" w:date="2023-08-14T14:38:00Z">
         <w:r>
           <w:rPr>
             <w:rFonts w:asciiTheme="minorHAnsi" w:hAnsiTheme="minorHAnsi" w:cstheme="minorHAnsi"/>
@@ -14011,7 +13773,7 @@
           <w:t>LMCI</w:t>
         </w:r>
       </w:ins>
-      <w:ins w:id="541" w:author="Grewing, Kyle@Energy" w:date="2023-08-14T14:12:00Z">
+      <w:ins w:id="521" w:author="Grewing, Kyle@Energy" w:date="2023-08-14T14:12:00Z">
         <w:r>
           <w:rPr>
             <w:rFonts w:asciiTheme="minorHAnsi" w:hAnsiTheme="minorHAnsi" w:cstheme="minorHAnsi"/>
@@ -14029,11 +13791,11 @@
           <w:numId w:val="45"/>
         </w:numPr>
         <w:rPr>
-          <w:del w:id="542" w:author="Grewing, Kyle@Energy" w:date="2023-08-14T14:12:00Z"/>
+          <w:del w:id="522" w:author="Grewing, Kyle@Energy" w:date="2023-08-14T14:12:00Z"/>
           <w:rFonts w:asciiTheme="minorHAnsi" w:hAnsiTheme="minorHAnsi" w:cstheme="minorHAnsi"/>
         </w:rPr>
       </w:pPr>
-      <w:del w:id="543" w:author="Grewing, Kyle@Energy" w:date="2023-08-14T14:12:00Z">
+      <w:del w:id="523" w:author="Grewing, Kyle@Energy" w:date="2023-08-14T14:12:00Z">
         <w:r>
           <w:rPr>
             <w:rFonts w:asciiTheme="minorHAnsi" w:hAnsiTheme="minorHAnsi" w:cstheme="minorHAnsi"/>
@@ -14073,7 +13835,7 @@
           <w:rFonts w:asciiTheme="minorHAnsi" w:hAnsiTheme="minorHAnsi" w:cstheme="minorHAnsi"/>
         </w:rPr>
       </w:pPr>
-      <w:bookmarkStart w:id="544" w:name="_Hlk142317024"/>
+      <w:bookmarkStart w:id="524" w:name="_Hlk142317024"/>
       <w:r>
         <w:rPr>
           <w:rFonts w:asciiTheme="minorHAnsi" w:hAnsiTheme="minorHAnsi" w:cstheme="minorHAnsi"/>
@@ -14081,7 +13843,7 @@
         <w:t xml:space="preserve">New Duct R-value: This field is filled automatically based on the entries in previous fields and the climate zone of the project. </w:t>
       </w:r>
     </w:p>
-    <w:bookmarkEnd w:id="544"/>
+    <w:bookmarkEnd w:id="524"/>
     <w:p>
       <w:pPr>
         <w:rPr>
@@ -14196,7 +13958,7 @@
                 <w:szCs w:val="20"/>
               </w:rPr>
             </w:pPr>
-            <w:ins w:id="575" w:author="Alhabibi, Haider@Energy" w:date="2022-03-02T13:24:00Z">
+            <w:ins w:id="555" w:author="Alhabibi, Haider@Energy" w:date="2022-03-02T13:24:00Z">
               <w:r>
                 <w:rPr>
                   <w:rFonts w:asciiTheme="minorHAnsi" w:hAnsiTheme="minorHAnsi" w:cstheme="minorHAnsi"/>
@@ -14206,7 +13968,7 @@
                 <w:t>&lt;&lt;Static Text - see the top&gt;&gt;</w:t>
               </w:r>
             </w:ins>
-            <w:del w:id="576" w:author="Alhabibi, Haider@Energy" w:date="2022-03-02T13:24:00Z">
+            <w:del w:id="556" w:author="Alhabibi, Haider@Energy" w:date="2022-03-02T13:24:00Z">
               <w:r>
                 <w:rPr>
                   <w:rFonts w:asciiTheme="minorHAnsi" w:hAnsiTheme="minorHAnsi" w:cstheme="minorHAnsi"/>
@@ -14353,7 +14115,7 @@
                 <w:szCs w:val="20"/>
               </w:rPr>
             </w:pPr>
-            <w:ins w:id="577" w:author="Grewing, Kyle@Energy" w:date="2023-08-14T14:59:00Z">
+            <w:ins w:id="557" w:author="Grewing, Kyle@Energy" w:date="2023-08-14T14:59:00Z">
               <w:r>
                 <w:rPr>
                   <w:rFonts w:asciiTheme="minorHAnsi" w:hAnsiTheme="minorHAnsi" w:cstheme="minorHAnsi"/>
@@ -14363,7 +14125,7 @@
                 <w:t>Date Prepared:</w:t>
               </w:r>
             </w:ins>
-            <w:del w:id="578" w:author="Grewing, Kyle@Energy" w:date="2023-08-14T14:59:00Z">
+            <w:del w:id="558" w:author="Grewing, Kyle@Energy" w:date="2023-08-14T14:59:00Z">
               <w:r>
                 <w:rPr>
                   <w:rFonts w:asciiTheme="minorHAnsi" w:hAnsiTheme="minorHAnsi" w:cstheme="minorHAnsi"/>
@@ -14388,7 +14150,7 @@
                 <w:szCs w:val="20"/>
               </w:rPr>
             </w:pPr>
-            <w:ins w:id="579" w:author="Grewing, Kyle@Energy" w:date="2023-08-14T14:59:00Z">
+            <w:ins w:id="559" w:author="Grewing, Kyle@Energy" w:date="2023-08-14T14:59:00Z">
               <w:r>
                 <w:rPr>
                   <w:rFonts w:asciiTheme="minorHAnsi" w:hAnsiTheme="minorHAnsi" w:cstheme="minorHAnsi"/>
@@ -14398,7 +14160,7 @@
                 <w:t>&lt;&lt; user input date format; pick from enumerated list&gt;&gt;</w:t>
               </w:r>
             </w:ins>
-            <w:del w:id="580" w:author="Grewing, Kyle@Energy" w:date="2023-08-14T14:59:00Z">
+            <w:del w:id="560" w:author="Grewing, Kyle@Energy" w:date="2023-08-14T14:59:00Z">
               <w:r>
                 <w:rPr>
                   <w:rFonts w:asciiTheme="minorHAnsi" w:hAnsiTheme="minorHAnsi" w:cstheme="minorHAnsi"/>
@@ -14408,7 +14170,7 @@
                 <w:delText xml:space="preserve">&lt;&lt; </w:delText>
               </w:r>
             </w:del>
-            <w:del w:id="581" w:author="Grewing, Kyle@Energy" w:date="2023-08-14T14:47:00Z">
+            <w:del w:id="561" w:author="Grewing, Kyle@Energy" w:date="2023-08-14T14:47:00Z">
               <w:r>
                 <w:rPr>
                   <w:rFonts w:asciiTheme="minorHAnsi" w:hAnsiTheme="minorHAnsi" w:cstheme="minorHAnsi"/>
@@ -14418,7 +14180,7 @@
                 <w:delText xml:space="preserve">reference from CF1R-ALT-01, or CF1R-ADD-01 if applicable, else </w:delText>
               </w:r>
             </w:del>
-            <w:del w:id="582" w:author="Grewing, Kyle@Energy" w:date="2023-08-14T14:59:00Z">
+            <w:del w:id="562" w:author="Grewing, Kyle@Energy" w:date="2023-08-14T14:59:00Z">
               <w:r>
                 <w:rPr>
                   <w:rFonts w:asciiTheme="minorHAnsi" w:hAnsiTheme="minorHAnsi" w:cstheme="minorHAnsi"/>
@@ -14471,7 +14233,7 @@
                 <w:szCs w:val="20"/>
               </w:rPr>
             </w:pPr>
-            <w:ins w:id="583" w:author="Grewing, Kyle@Energy" w:date="2023-08-14T14:59:00Z">
+            <w:ins w:id="563" w:author="Grewing, Kyle@Energy" w:date="2023-08-14T14:59:00Z">
               <w:r>
                 <w:rPr>
                   <w:rFonts w:asciiTheme="minorHAnsi" w:hAnsiTheme="minorHAnsi" w:cstheme="minorHAnsi"/>
@@ -14481,7 +14243,7 @@
                 <w:t>Building Type:</w:t>
               </w:r>
             </w:ins>
-            <w:del w:id="584" w:author="Grewing, Kyle@Energy" w:date="2023-08-14T14:59:00Z">
+            <w:del w:id="564" w:author="Grewing, Kyle@Energy" w:date="2023-08-14T14:59:00Z">
               <w:r>
                 <w:rPr>
                   <w:rFonts w:asciiTheme="minorHAnsi" w:hAnsiTheme="minorHAnsi" w:cstheme="minorHAnsi"/>
@@ -14501,13 +14263,13 @@
           <w:p>
             <w:pPr>
               <w:rPr>
-                <w:ins w:id="585" w:author="Grewing, Kyle@Energy" w:date="2023-08-14T14:59:00Z"/>
-                <w:rFonts w:asciiTheme="minorHAnsi" w:hAnsiTheme="minorHAnsi" w:cstheme="minorHAnsi"/>
-                <w:sz w:val="20"/>
-                <w:szCs w:val="20"/>
-              </w:rPr>
-            </w:pPr>
-            <w:ins w:id="586" w:author="Grewing, Kyle@Energy" w:date="2023-08-14T14:59:00Z">
+                <w:ins w:id="565" w:author="Grewing, Kyle@Energy" w:date="2023-08-14T14:59:00Z"/>
+                <w:rFonts w:asciiTheme="minorHAnsi" w:hAnsiTheme="minorHAnsi" w:cstheme="minorHAnsi"/>
+                <w:sz w:val="20"/>
+                <w:szCs w:val="20"/>
+              </w:rPr>
+            </w:pPr>
+            <w:ins w:id="566" w:author="Grewing, Kyle@Energy" w:date="2023-08-14T14:59:00Z">
               <w:r>
                 <w:rPr>
                   <w:rFonts w:asciiTheme="minorHAnsi" w:hAnsiTheme="minorHAnsi" w:cstheme="minorHAnsi"/>
@@ -14517,7 +14279,7 @@
                 <w:t xml:space="preserve">&lt; default to </w:t>
               </w:r>
             </w:ins>
-            <w:ins w:id="587" w:author="Grewing, Kyle@Energy" w:date="2023-08-14T15:27:00Z">
+            <w:ins w:id="567" w:author="Grewing, Kyle@Energy" w:date="2023-08-14T15:27:00Z">
               <w:r>
                 <w:rPr>
                   <w:rFonts w:asciiTheme="minorHAnsi" w:hAnsiTheme="minorHAnsi" w:cstheme="minorHAnsi"/>
@@ -14527,7 +14289,7 @@
                 <w:t>Multif</w:t>
               </w:r>
             </w:ins>
-            <w:ins w:id="588" w:author="Grewing, Kyle@Energy" w:date="2023-08-14T14:59:00Z">
+            <w:ins w:id="568" w:author="Grewing, Kyle@Energy" w:date="2023-08-14T14:59:00Z">
               <w:r>
                 <w:rPr>
                   <w:rFonts w:asciiTheme="minorHAnsi" w:hAnsiTheme="minorHAnsi" w:cstheme="minorHAnsi"/>
@@ -14537,7 +14299,7 @@
                 <w:t>amily</w:t>
               </w:r>
             </w:ins>
-            <w:ins w:id="589" w:author="Grewing, Kyle@Energy" w:date="2023-08-14T15:27:00Z">
+            <w:ins w:id="569" w:author="Grewing, Kyle@Energy" w:date="2023-08-14T15:27:00Z">
               <w:r>
                 <w:rPr>
                   <w:rFonts w:asciiTheme="minorHAnsi" w:hAnsiTheme="minorHAnsi" w:cstheme="minorHAnsi"/>
@@ -14556,7 +14318,7 @@
                 <w:szCs w:val="20"/>
               </w:rPr>
             </w:pPr>
-            <w:ins w:id="590" w:author="Grewing, Kyle@Energy" w:date="2023-08-14T14:59:00Z">
+            <w:ins w:id="570" w:author="Grewing, Kyle@Energy" w:date="2023-08-14T14:59:00Z">
               <w:r>
                 <w:rPr>
                   <w:rFonts w:asciiTheme="minorHAnsi" w:hAnsiTheme="minorHAnsi" w:cstheme="minorHAnsi"/>
@@ -14566,7 +14328,7 @@
                 <w:t>&gt;&gt;</w:t>
               </w:r>
             </w:ins>
-            <w:del w:id="591" w:author="Grewing, Kyle@Energy" w:date="2023-08-14T14:59:00Z">
+            <w:del w:id="571" w:author="Grewing, Kyle@Energy" w:date="2023-08-14T14:59:00Z">
               <w:r>
                 <w:rPr>
                   <w:rFonts w:asciiTheme="minorHAnsi" w:hAnsiTheme="minorHAnsi" w:cstheme="minorHAnsi"/>
@@ -14576,7 +14338,7 @@
                 <w:delText xml:space="preserve">&lt;&lt; </w:delText>
               </w:r>
             </w:del>
-            <w:del w:id="592" w:author="Grewing, Kyle@Energy" w:date="2023-08-14T14:50:00Z">
+            <w:del w:id="572" w:author="Grewing, Kyle@Energy" w:date="2023-08-14T14:50:00Z">
               <w:r>
                 <w:rPr>
                   <w:rFonts w:asciiTheme="minorHAnsi" w:hAnsiTheme="minorHAnsi" w:cstheme="minorHAnsi"/>
@@ -14586,7 +14348,7 @@
                 <w:delText xml:space="preserve">reference from CF1R-ALT-01, or CF1R-ADD-01 if applicable, else </w:delText>
               </w:r>
             </w:del>
-            <w:del w:id="593" w:author="Grewing, Kyle@Energy" w:date="2023-08-14T14:59:00Z">
+            <w:del w:id="573" w:author="Grewing, Kyle@Energy" w:date="2023-08-14T14:59:00Z">
               <w:r>
                 <w:rPr>
                   <w:rFonts w:asciiTheme="minorHAnsi" w:hAnsiTheme="minorHAnsi" w:cstheme="minorHAnsi"/>
@@ -14637,7 +14399,7 @@
                 <w:szCs w:val="20"/>
               </w:rPr>
             </w:pPr>
-            <w:ins w:id="594" w:author="Grewing, Kyle@Energy" w:date="2023-08-14T15:00:00Z">
+            <w:ins w:id="574" w:author="Grewing, Kyle@Energy" w:date="2023-08-14T15:00:00Z">
               <w:r>
                 <w:rPr>
                   <w:rFonts w:asciiTheme="minorHAnsi" w:hAnsiTheme="minorHAnsi" w:cstheme="minorHAnsi"/>
@@ -14647,7 +14409,7 @@
                 <w:t>Dwelling Unit Name/Type:</w:t>
               </w:r>
             </w:ins>
-            <w:del w:id="595" w:author="Grewing, Kyle@Energy" w:date="2023-08-14T15:00:00Z">
+            <w:del w:id="575" w:author="Grewing, Kyle@Energy" w:date="2023-08-14T15:00:00Z">
               <w:r>
                 <w:rPr>
                   <w:rFonts w:asciiTheme="minorHAnsi" w:hAnsiTheme="minorHAnsi" w:cstheme="minorHAnsi"/>
@@ -14672,7 +14434,7 @@
                 <w:szCs w:val="20"/>
               </w:rPr>
             </w:pPr>
-            <w:ins w:id="596" w:author="Grewing, Kyle@Energy" w:date="2023-08-14T15:00:00Z">
+            <w:ins w:id="576" w:author="Grewing, Kyle@Energy" w:date="2023-08-14T15:00:00Z">
               <w:r>
                 <w:rPr>
                   <w:rFonts w:asciiTheme="minorHAnsi" w:hAnsiTheme="minorHAnsi" w:cstheme="minorHAnsi"/>
@@ -14682,7 +14444,7 @@
                 <w:t>&lt;&lt; user input text&gt;&gt;</w:t>
               </w:r>
             </w:ins>
-            <w:del w:id="597" w:author="Grewing, Kyle@Energy" w:date="2023-08-14T15:00:00Z">
+            <w:del w:id="577" w:author="Grewing, Kyle@Energy" w:date="2023-08-14T15:00:00Z">
               <w:r>
                 <w:rPr>
                   <w:rFonts w:asciiTheme="minorHAnsi" w:hAnsiTheme="minorHAnsi" w:cstheme="minorHAnsi"/>
@@ -14692,7 +14454,7 @@
                 <w:delText xml:space="preserve">&lt;&lt; </w:delText>
               </w:r>
             </w:del>
-            <w:del w:id="598" w:author="Grewing, Kyle@Energy" w:date="2023-08-14T14:48:00Z">
+            <w:del w:id="578" w:author="Grewing, Kyle@Energy" w:date="2023-08-14T14:48:00Z">
               <w:r>
                 <w:rPr>
                   <w:rFonts w:asciiTheme="minorHAnsi" w:hAnsiTheme="minorHAnsi" w:cstheme="minorHAnsi"/>
@@ -14702,7 +14464,7 @@
                 <w:delText xml:space="preserve">reference from CF1R-ALT-01, or CF1R-ADD-01 if applicable, else </w:delText>
               </w:r>
             </w:del>
-            <w:del w:id="599" w:author="Grewing, Kyle@Energy" w:date="2023-08-14T15:00:00Z">
+            <w:del w:id="579" w:author="Grewing, Kyle@Energy" w:date="2023-08-14T15:00:00Z">
               <w:r>
                 <w:rPr>
                   <w:rFonts w:asciiTheme="minorHAnsi" w:hAnsiTheme="minorHAnsi" w:cstheme="minorHAnsi"/>
@@ -14755,7 +14517,7 @@
                 <w:szCs w:val="20"/>
               </w:rPr>
             </w:pPr>
-            <w:del w:id="600" w:author="Grewing, Kyle@Energy" w:date="2023-08-14T15:00:00Z">
+            <w:del w:id="580" w:author="Grewing, Kyle@Energy" w:date="2023-08-14T15:00:00Z">
               <w:r>
                 <w:rPr>
                   <w:rFonts w:asciiTheme="minorHAnsi" w:hAnsiTheme="minorHAnsi" w:cstheme="minorHAnsi"/>
@@ -14765,7 +14527,7 @@
                 <w:delText>Building Type</w:delText>
               </w:r>
             </w:del>
-            <w:ins w:id="601" w:author="Grewing, Kyle@Energy" w:date="2023-08-14T15:00:00Z">
+            <w:ins w:id="581" w:author="Grewing, Kyle@Energy" w:date="2023-08-14T15:00:00Z">
               <w:r>
                 <w:rPr>
                   <w:rFonts w:asciiTheme="minorHAnsi" w:hAnsiTheme="minorHAnsi" w:cstheme="minorHAnsi"/>
@@ -14793,7 +14555,7 @@
           <w:p>
             <w:pPr>
               <w:rPr>
-                <w:del w:id="602" w:author="Grewing, Kyle@Energy" w:date="2023-08-14T15:00:00Z"/>
+                <w:del w:id="582" w:author="Grewing, Kyle@Energy" w:date="2023-08-14T15:00:00Z"/>
                 <w:rFonts w:asciiTheme="minorHAnsi" w:hAnsiTheme="minorHAnsi" w:cstheme="minorHAnsi"/>
                 <w:sz w:val="20"/>
                 <w:szCs w:val="20"/>
@@ -14807,7 +14569,7 @@
               </w:rPr>
               <w:t xml:space="preserve">&lt; </w:t>
             </w:r>
-            <w:del w:id="603" w:author="Grewing, Kyle@Energy" w:date="2023-08-14T15:00:00Z">
+            <w:del w:id="583" w:author="Grewing, Kyle@Energy" w:date="2023-08-14T15:00:00Z">
               <w:r>
                 <w:rPr>
                   <w:rFonts w:asciiTheme="minorHAnsi" w:hAnsiTheme="minorHAnsi" w:cstheme="minorHAnsi"/>
@@ -14817,8 +14579,8 @@
                 <w:delText>reference from CF1R-ALT-01, or CF1R-ADD-01 if applicable, else user select one from list:</w:delText>
               </w:r>
             </w:del>
-            <w:ins w:id="604" w:author="Shewmaker, Michael@Energy" w:date="2021-12-27T11:27:00Z">
-              <w:del w:id="605" w:author="Grewing, Kyle@Energy" w:date="2023-08-14T15:00:00Z">
+            <w:ins w:id="584" w:author="Shewmaker, Michael@Energy" w:date="2021-12-27T11:27:00Z">
+              <w:del w:id="585" w:author="Grewing, Kyle@Energy" w:date="2023-08-14T15:00:00Z">
                 <w:r>
                   <w:rPr>
                     <w:rFonts w:asciiTheme="minorHAnsi" w:hAnsiTheme="minorHAnsi" w:cstheme="minorHAnsi"/>
@@ -14829,7 +14591,7 @@
                 </w:r>
               </w:del>
             </w:ins>
-            <w:del w:id="606" w:author="Grewing, Kyle@Energy" w:date="2023-08-14T15:00:00Z">
+            <w:del w:id="586" w:author="Grewing, Kyle@Energy" w:date="2023-08-14T15:00:00Z">
               <w:r>
                 <w:rPr>
                   <w:rFonts w:asciiTheme="minorHAnsi" w:hAnsiTheme="minorHAnsi" w:cstheme="minorHAnsi"/>
@@ -14843,13 +14605,13 @@
           <w:p>
             <w:pPr>
               <w:rPr>
-                <w:del w:id="607" w:author="Grewing, Kyle@Energy" w:date="2023-08-14T15:07:00Z"/>
-                <w:rFonts w:asciiTheme="minorHAnsi" w:hAnsiTheme="minorHAnsi" w:cstheme="minorHAnsi"/>
-                <w:sz w:val="20"/>
-                <w:szCs w:val="20"/>
-              </w:rPr>
-            </w:pPr>
-            <w:del w:id="608" w:author="Grewing, Kyle@Energy" w:date="2023-08-14T15:00:00Z">
+                <w:del w:id="587" w:author="Grewing, Kyle@Energy" w:date="2023-08-14T15:07:00Z"/>
+                <w:rFonts w:asciiTheme="minorHAnsi" w:hAnsiTheme="minorHAnsi" w:cstheme="minorHAnsi"/>
+                <w:sz w:val="20"/>
+                <w:szCs w:val="20"/>
+              </w:rPr>
+            </w:pPr>
+            <w:del w:id="588" w:author="Grewing, Kyle@Energy" w:date="2023-08-14T15:00:00Z">
               <w:r>
                 <w:rPr>
                   <w:rFonts w:asciiTheme="minorHAnsi" w:hAnsiTheme="minorHAnsi" w:cstheme="minorHAnsi"/>
@@ -14859,7 +14621,7 @@
                 <w:delText xml:space="preserve">*Single Family; </w:delText>
               </w:r>
             </w:del>
-            <w:ins w:id="609" w:author="Grewing, Kyle@Energy" w:date="2023-08-14T15:07:00Z">
+            <w:ins w:id="589" w:author="Grewing, Kyle@Energy" w:date="2023-08-14T15:07:00Z">
               <w:r>
                 <w:rPr>
                   <w:rFonts w:asciiTheme="minorHAnsi" w:hAnsiTheme="minorHAnsi" w:cstheme="minorHAnsi"/>
@@ -14878,7 +14640,7 @@
                 <w:szCs w:val="20"/>
               </w:rPr>
             </w:pPr>
-            <w:del w:id="610" w:author="Shewmaker, Michael@Energy" w:date="2021-12-27T11:27:00Z">
+            <w:del w:id="590" w:author="Shewmaker, Michael@Energy" w:date="2021-12-27T11:27:00Z">
               <w:r>
                 <w:rPr>
                   <w:rFonts w:asciiTheme="minorHAnsi" w:hAnsiTheme="minorHAnsi" w:cstheme="minorHAnsi"/>
@@ -14937,7 +14699,7 @@
                 <w:szCs w:val="20"/>
               </w:rPr>
             </w:pPr>
-            <w:ins w:id="611" w:author="Grewing, Kyle@Energy" w:date="2023-08-14T15:01:00Z">
+            <w:ins w:id="591" w:author="Grewing, Kyle@Energy" w:date="2023-08-14T15:01:00Z">
               <w:r>
                 <w:rPr>
                   <w:rFonts w:asciiTheme="minorHAnsi" w:hAnsiTheme="minorHAnsi" w:cstheme="minorHAnsi"/>
@@ -14947,7 +14709,7 @@
                 <w:t>Climate Zone:</w:t>
               </w:r>
             </w:ins>
-            <w:del w:id="612" w:author="Grewing, Kyle@Energy" w:date="2023-08-14T15:01:00Z">
+            <w:del w:id="592" w:author="Grewing, Kyle@Energy" w:date="2023-08-14T15:01:00Z">
               <w:r>
                 <w:rPr>
                   <w:rFonts w:asciiTheme="minorHAnsi" w:hAnsiTheme="minorHAnsi" w:cstheme="minorHAnsi"/>
@@ -14975,7 +14737,7 @@
                 <w:szCs w:val="20"/>
               </w:rPr>
             </w:pPr>
-            <w:ins w:id="613" w:author="Grewing, Kyle@Energy" w:date="2023-08-14T15:01:00Z">
+            <w:ins w:id="593" w:author="Grewing, Kyle@Energy" w:date="2023-08-14T15:01:00Z">
               <w:r>
                 <w:rPr>
                   <w:rFonts w:asciiTheme="minorHAnsi" w:hAnsiTheme="minorHAnsi" w:cstheme="minorHAnsi"/>
@@ -14985,7 +14747,7 @@
                 <w:t>&lt;&lt; user input text:  pick from enumerated list&gt;&gt;</w:t>
               </w:r>
             </w:ins>
-            <w:del w:id="614" w:author="Grewing, Kyle@Energy" w:date="2023-08-14T15:01:00Z">
+            <w:del w:id="594" w:author="Grewing, Kyle@Energy" w:date="2023-08-14T15:01:00Z">
               <w:r>
                 <w:rPr>
                   <w:rFonts w:asciiTheme="minorHAnsi" w:hAnsiTheme="minorHAnsi" w:cstheme="minorHAnsi"/>
@@ -14995,7 +14757,7 @@
                 <w:delText xml:space="preserve">&lt;&lt; </w:delText>
               </w:r>
             </w:del>
-            <w:del w:id="615" w:author="Grewing, Kyle@Energy" w:date="2023-08-14T14:48:00Z">
+            <w:del w:id="595" w:author="Grewing, Kyle@Energy" w:date="2023-08-14T14:48:00Z">
               <w:r>
                 <w:rPr>
                   <w:rFonts w:asciiTheme="minorHAnsi" w:hAnsiTheme="minorHAnsi" w:cstheme="minorHAnsi"/>
@@ -15005,7 +14767,7 @@
                 <w:delText xml:space="preserve">reference from CF1R-ALT-01, or CF1R-ADD-01 if applicable, else </w:delText>
               </w:r>
             </w:del>
-            <w:del w:id="616" w:author="Grewing, Kyle@Energy" w:date="2023-08-14T15:01:00Z">
+            <w:del w:id="596" w:author="Grewing, Kyle@Energy" w:date="2023-08-14T15:01:00Z">
               <w:r>
                 <w:rPr>
                   <w:rFonts w:asciiTheme="minorHAnsi" w:hAnsiTheme="minorHAnsi" w:cstheme="minorHAnsi"/>
@@ -15058,7 +14820,7 @@
                 <w:szCs w:val="20"/>
               </w:rPr>
             </w:pPr>
-            <w:ins w:id="617" w:author="Grewing, Kyle@Energy" w:date="2023-08-14T15:01:00Z">
+            <w:ins w:id="597" w:author="Grewing, Kyle@Energy" w:date="2023-08-14T15:01:00Z">
               <w:r>
                 <w:rPr>
                   <w:rFonts w:asciiTheme="minorHAnsi" w:hAnsiTheme="minorHAnsi" w:cstheme="minorHAnsi"/>
@@ -15085,7 +14847,7 @@
                 <w:t>)</w:t>
               </w:r>
             </w:ins>
-            <w:del w:id="618" w:author="Grewing, Kyle@Energy" w:date="2023-08-14T15:01:00Z">
+            <w:del w:id="598" w:author="Grewing, Kyle@Energy" w:date="2023-08-14T15:01:00Z">
               <w:r>
                 <w:rPr>
                   <w:rFonts w:asciiTheme="minorHAnsi" w:hAnsiTheme="minorHAnsi" w:cstheme="minorHAnsi"/>
@@ -15110,7 +14872,7 @@
                 <w:szCs w:val="20"/>
               </w:rPr>
             </w:pPr>
-            <w:ins w:id="619" w:author="Grewing, Kyle@Energy" w:date="2023-08-14T15:01:00Z">
+            <w:ins w:id="599" w:author="Grewing, Kyle@Energy" w:date="2023-08-14T15:01:00Z">
               <w:r>
                 <w:rPr>
                   <w:rFonts w:asciiTheme="minorHAnsi" w:hAnsiTheme="minorHAnsi" w:cstheme="minorHAnsi"/>
@@ -15120,7 +14882,7 @@
                 <w:t>&lt;&lt; user input integer; xxxxx; &gt;&gt;</w:t>
               </w:r>
             </w:ins>
-            <w:del w:id="620" w:author="Grewing, Kyle@Energy" w:date="2023-08-14T15:01:00Z">
+            <w:del w:id="600" w:author="Grewing, Kyle@Energy" w:date="2023-08-14T15:01:00Z">
               <w:r>
                 <w:rPr>
                   <w:rFonts w:asciiTheme="minorHAnsi" w:hAnsiTheme="minorHAnsi" w:cstheme="minorHAnsi"/>
@@ -15130,7 +14892,7 @@
                 <w:delText xml:space="preserve">&lt;&lt; </w:delText>
               </w:r>
             </w:del>
-            <w:del w:id="621" w:author="Grewing, Kyle@Energy" w:date="2023-08-14T14:49:00Z">
+            <w:del w:id="601" w:author="Grewing, Kyle@Energy" w:date="2023-08-14T14:49:00Z">
               <w:r>
                 <w:rPr>
                   <w:rFonts w:asciiTheme="minorHAnsi" w:hAnsiTheme="minorHAnsi" w:cstheme="minorHAnsi"/>
@@ -15140,7 +14902,7 @@
                 <w:delText xml:space="preserve">reference from CF1R-ALT-01, or CF1R-ADD-01 if applicable, else </w:delText>
               </w:r>
             </w:del>
-            <w:del w:id="622" w:author="Grewing, Kyle@Energy" w:date="2023-08-14T15:01:00Z">
+            <w:del w:id="602" w:author="Grewing, Kyle@Energy" w:date="2023-08-14T15:01:00Z">
               <w:r>
                 <w:rPr>
                   <w:rFonts w:asciiTheme="minorHAnsi" w:hAnsiTheme="minorHAnsi" w:cstheme="minorHAnsi"/>
@@ -15191,7 +14953,7 @@
                 <w:szCs w:val="20"/>
               </w:rPr>
             </w:pPr>
-            <w:ins w:id="623" w:author="Grewing, Kyle@Energy" w:date="2023-08-14T15:01:00Z">
+            <w:ins w:id="603" w:author="Grewing, Kyle@Energy" w:date="2023-08-14T15:01:00Z">
               <w:r>
                 <w:rPr>
                   <w:rFonts w:asciiTheme="minorHAnsi" w:hAnsiTheme="minorHAnsi" w:cstheme="minorHAnsi"/>
@@ -15201,7 +14963,7 @@
                 <w:t>Number of space conditioning (SC) systems in this dwelling unit.</w:t>
               </w:r>
             </w:ins>
-            <w:del w:id="624" w:author="Grewing, Kyle@Energy" w:date="2023-08-14T15:01:00Z">
+            <w:del w:id="604" w:author="Grewing, Kyle@Energy" w:date="2023-08-14T15:01:00Z">
               <w:r>
                 <w:rPr>
                   <w:rFonts w:asciiTheme="minorHAnsi" w:hAnsiTheme="minorHAnsi" w:cstheme="minorHAnsi"/>
@@ -15226,7 +14988,7 @@
                 <w:szCs w:val="20"/>
               </w:rPr>
             </w:pPr>
-            <w:ins w:id="625" w:author="Grewing, Kyle@Energy" w:date="2023-08-14T15:01:00Z">
+            <w:ins w:id="605" w:author="Grewing, Kyle@Energy" w:date="2023-08-14T15:01:00Z">
               <w:r>
                 <w:rPr>
                   <w:rFonts w:asciiTheme="minorHAnsi" w:hAnsiTheme="minorHAnsi" w:cstheme="minorHAnsi"/>
@@ -15236,7 +14998,7 @@
                 <w:t>&lt;&lt; user input:  integer, xx&gt;&gt;</w:t>
               </w:r>
             </w:ins>
-            <w:del w:id="626" w:author="Grewing, Kyle@Energy" w:date="2023-08-14T15:01:00Z">
+            <w:del w:id="606" w:author="Grewing, Kyle@Energy" w:date="2023-08-14T15:01:00Z">
               <w:r>
                 <w:rPr>
                   <w:rFonts w:asciiTheme="minorHAnsi" w:hAnsiTheme="minorHAnsi" w:cstheme="minorHAnsi"/>
@@ -15246,7 +15008,7 @@
                 <w:delText xml:space="preserve">&lt;&lt; </w:delText>
               </w:r>
             </w:del>
-            <w:del w:id="627" w:author="Grewing, Kyle@Energy" w:date="2023-08-14T14:48:00Z">
+            <w:del w:id="607" w:author="Grewing, Kyle@Energy" w:date="2023-08-14T14:48:00Z">
               <w:r>
                 <w:rPr>
                   <w:rFonts w:asciiTheme="minorHAnsi" w:hAnsiTheme="minorHAnsi" w:cstheme="minorHAnsi"/>
@@ -15256,7 +15018,7 @@
                 <w:delText xml:space="preserve">reference from CF1R-ALT-01, or CF1R-ADD-01 if applicable, else </w:delText>
               </w:r>
             </w:del>
-            <w:del w:id="628" w:author="Grewing, Kyle@Energy" w:date="2023-08-14T15:01:00Z">
+            <w:del w:id="608" w:author="Grewing, Kyle@Energy" w:date="2023-08-14T15:01:00Z">
               <w:r>
                 <w:rPr>
                   <w:rFonts w:asciiTheme="minorHAnsi" w:hAnsiTheme="minorHAnsi" w:cstheme="minorHAnsi"/>
@@ -15286,7 +15048,7 @@
                 <w:szCs w:val="20"/>
               </w:rPr>
             </w:pPr>
-            <w:del w:id="629" w:author="Grewing, Kyle@Energy" w:date="2023-08-14T15:07:00Z">
+            <w:del w:id="609" w:author="Grewing, Kyle@Energy" w:date="2023-08-14T15:07:00Z">
               <w:r>
                 <w:rPr>
                   <w:rFonts w:asciiTheme="minorHAnsi" w:hAnsiTheme="minorHAnsi" w:cstheme="minorHAnsi"/>
@@ -15296,7 +15058,7 @@
                 <w:delText>08</w:delText>
               </w:r>
             </w:del>
-            <w:ins w:id="630" w:author="Grewing, Kyle@Energy" w:date="2023-08-14T15:07:00Z">
+            <w:ins w:id="610" w:author="Grewing, Kyle@Energy" w:date="2023-08-14T15:07:00Z">
               <w:r>
                 <w:rPr>
                   <w:rFonts w:asciiTheme="minorHAnsi" w:hAnsiTheme="minorHAnsi" w:cstheme="minorHAnsi"/>
@@ -15321,7 +15083,7 @@
                 <w:szCs w:val="20"/>
               </w:rPr>
             </w:pPr>
-            <w:del w:id="631" w:author="Grewing, Kyle@Energy" w:date="2023-08-14T15:07:00Z">
+            <w:del w:id="611" w:author="Grewing, Kyle@Energy" w:date="2023-08-14T15:07:00Z">
               <w:r>
                 <w:rPr>
                   <w:rFonts w:asciiTheme="minorHAnsi" w:hAnsiTheme="minorHAnsi" w:cstheme="minorHAnsi"/>
@@ -15348,7 +15110,7 @@
                 <w:delText>)</w:delText>
               </w:r>
             </w:del>
-            <w:ins w:id="632" w:author="Grewing, Kyle@Energy" w:date="2023-08-14T15:07:00Z">
+            <w:ins w:id="612" w:author="Grewing, Kyle@Energy" w:date="2023-08-14T15:07:00Z">
               <w:r>
                 <w:rPr>
                   <w:rFonts w:asciiTheme="minorHAnsi" w:hAnsiTheme="minorHAnsi" w:cstheme="minorHAnsi"/>
@@ -15373,7 +15135,7 @@
                 <w:szCs w:val="20"/>
               </w:rPr>
             </w:pPr>
-            <w:del w:id="633" w:author="Grewing, Kyle@Energy" w:date="2023-08-14T15:07:00Z">
+            <w:del w:id="613" w:author="Grewing, Kyle@Energy" w:date="2023-08-14T15:07:00Z">
               <w:r>
                 <w:rPr>
                   <w:rFonts w:asciiTheme="minorHAnsi" w:hAnsiTheme="minorHAnsi" w:cstheme="minorHAnsi"/>
@@ -15383,7 +15145,7 @@
                 <w:delText xml:space="preserve">&lt;&lt; </w:delText>
               </w:r>
             </w:del>
-            <w:del w:id="634" w:author="Grewing, Kyle@Energy" w:date="2023-08-14T14:49:00Z">
+            <w:del w:id="614" w:author="Grewing, Kyle@Energy" w:date="2023-08-14T14:49:00Z">
               <w:r>
                 <w:rPr>
                   <w:rFonts w:asciiTheme="minorHAnsi" w:hAnsiTheme="minorHAnsi" w:cstheme="minorHAnsi"/>
@@ -15393,7 +15155,7 @@
                 <w:delText xml:space="preserve">reference from CF1R-ALT-01, or CF1R-ADD-01 if applicable, else </w:delText>
               </w:r>
             </w:del>
-            <w:del w:id="635" w:author="Grewing, Kyle@Energy" w:date="2023-08-14T15:07:00Z">
+            <w:del w:id="615" w:author="Grewing, Kyle@Energy" w:date="2023-08-14T15:07:00Z">
               <w:r>
                 <w:rPr>
                   <w:rFonts w:asciiTheme="minorHAnsi" w:hAnsiTheme="minorHAnsi" w:cstheme="minorHAnsi"/>
@@ -15403,7 +15165,7 @@
                 <w:delText>user input integer; xxxxx; &gt;&gt;</w:delText>
               </w:r>
             </w:del>
-            <w:ins w:id="636" w:author="Grewing, Kyle@Energy" w:date="2023-08-14T15:07:00Z">
+            <w:ins w:id="616" w:author="Grewing, Kyle@Energy" w:date="2023-08-14T15:07:00Z">
               <w:r>
                 <w:rPr>
                   <w:rFonts w:asciiTheme="minorHAnsi" w:hAnsiTheme="minorHAnsi" w:cstheme="minorHAnsi"/>
@@ -15413,331 +15175,6 @@
                 <w:t xml:space="preserve"> </w:t>
               </w:r>
             </w:ins>
-          </w:p>
-        </w:tc>
-      </w:tr>
-      <w:tr>
-        <w:trPr>
-          <w:del w:id="637" w:author="Grewing, Kyle@Energy" w:date="2023-08-14T15:07:00Z"/>
-        </w:trPr>
-        <w:tc>
-          <w:tcPr>
-            <w:tcW w:w="471" w:type="dxa"/>
-            <w:vAlign w:val="center"/>
-          </w:tcPr>
-          <w:p>
-            <w:pPr>
-              <w:jc w:val="center"/>
-              <w:rPr>
-                <w:del w:id="638" w:author="Grewing, Kyle@Energy" w:date="2023-08-14T15:07:00Z"/>
-                <w:rFonts w:asciiTheme="minorHAnsi" w:hAnsiTheme="minorHAnsi" w:cstheme="minorHAnsi"/>
-                <w:sz w:val="20"/>
-                <w:szCs w:val="20"/>
-                <w:rPrChange w:id="639" w:author="Alhabibi, Haider@Energy" w:date="2023-08-14T16:53:00Z">
-                  <w:rPr>
-                    <w:del w:id="640" w:author="Grewing, Kyle@Energy" w:date="2023-08-14T15:07:00Z"/>
-                    <w:rFonts w:ascii="Calibri" w:hAnsi="Calibri"/>
-                    <w:sz w:val="18"/>
-                    <w:szCs w:val="18"/>
-                  </w:rPr>
-                </w:rPrChange>
-              </w:rPr>
-            </w:pPr>
-            <w:del w:id="641" w:author="Grewing, Kyle@Energy" w:date="2023-08-14T15:07:00Z">
-              <w:r>
-                <w:rPr>
-                  <w:rFonts w:asciiTheme="minorHAnsi" w:hAnsiTheme="minorHAnsi" w:cstheme="minorHAnsi"/>
-                  <w:sz w:val="20"/>
-                  <w:szCs w:val="20"/>
-                  <w:rPrChange w:id="642" w:author="Alhabibi, Haider@Energy" w:date="2023-08-14T16:53:00Z">
-                    <w:rPr>
-                      <w:rFonts w:ascii="Calibri" w:hAnsi="Calibri"/>
-                      <w:sz w:val="18"/>
-                      <w:szCs w:val="18"/>
-                    </w:rPr>
-                  </w:rPrChange>
-                </w:rPr>
-                <w:delText>09</w:delText>
-              </w:r>
-            </w:del>
-          </w:p>
-        </w:tc>
-        <w:tc>
-          <w:tcPr>
-            <w:tcW w:w="2833" w:type="dxa"/>
-            <w:vAlign w:val="center"/>
-          </w:tcPr>
-          <w:p>
-            <w:pPr>
-              <w:rPr>
-                <w:del w:id="643" w:author="Grewing, Kyle@Energy" w:date="2023-08-14T15:07:00Z"/>
-                <w:rFonts w:asciiTheme="minorHAnsi" w:hAnsiTheme="minorHAnsi" w:cstheme="minorHAnsi"/>
-                <w:sz w:val="20"/>
-                <w:szCs w:val="20"/>
-                <w:rPrChange w:id="644" w:author="Alhabibi, Haider@Energy" w:date="2023-08-14T16:53:00Z">
-                  <w:rPr>
-                    <w:del w:id="645" w:author="Grewing, Kyle@Energy" w:date="2023-08-14T15:07:00Z"/>
-                    <w:rFonts w:ascii="Calibri" w:hAnsi="Calibri"/>
-                    <w:sz w:val="18"/>
-                    <w:szCs w:val="18"/>
-                  </w:rPr>
-                </w:rPrChange>
-              </w:rPr>
-            </w:pPr>
-            <w:del w:id="646" w:author="Grewing, Kyle@Energy" w:date="2023-08-14T15:07:00Z">
-              <w:r>
-                <w:rPr>
-                  <w:rFonts w:asciiTheme="minorHAnsi" w:hAnsiTheme="minorHAnsi" w:cstheme="minorHAnsi"/>
-                  <w:sz w:val="20"/>
-                  <w:szCs w:val="20"/>
-                  <w:rPrChange w:id="647" w:author="Alhabibi, Haider@Energy" w:date="2023-08-14T16:53:00Z">
-                    <w:rPr>
-                      <w:rFonts w:ascii="Calibri" w:hAnsi="Calibri"/>
-                      <w:sz w:val="18"/>
-                      <w:szCs w:val="18"/>
-                    </w:rPr>
-                  </w:rPrChange>
-                </w:rPr>
-                <w:delText>Climate Zone:</w:delText>
-              </w:r>
-            </w:del>
-          </w:p>
-        </w:tc>
-        <w:tc>
-          <w:tcPr>
-            <w:tcW w:w="3540" w:type="dxa"/>
-            <w:vAlign w:val="center"/>
-          </w:tcPr>
-          <w:p>
-            <w:pPr>
-              <w:rPr>
-                <w:del w:id="648" w:author="Grewing, Kyle@Energy" w:date="2023-08-14T15:07:00Z"/>
-                <w:rFonts w:asciiTheme="minorHAnsi" w:hAnsiTheme="minorHAnsi" w:cstheme="minorHAnsi"/>
-                <w:sz w:val="20"/>
-                <w:szCs w:val="20"/>
-                <w:rPrChange w:id="649" w:author="Alhabibi, Haider@Energy" w:date="2023-08-14T16:53:00Z">
-                  <w:rPr>
-                    <w:del w:id="650" w:author="Grewing, Kyle@Energy" w:date="2023-08-14T15:07:00Z"/>
-                    <w:rFonts w:ascii="Calibri" w:hAnsi="Calibri"/>
-                    <w:sz w:val="18"/>
-                    <w:szCs w:val="18"/>
-                  </w:rPr>
-                </w:rPrChange>
-              </w:rPr>
-            </w:pPr>
-            <w:del w:id="651" w:author="Grewing, Kyle@Energy" w:date="2023-08-14T15:07:00Z">
-              <w:r>
-                <w:rPr>
-                  <w:rFonts w:asciiTheme="minorHAnsi" w:hAnsiTheme="minorHAnsi" w:cstheme="minorHAnsi"/>
-                  <w:sz w:val="20"/>
-                  <w:szCs w:val="20"/>
-                  <w:rPrChange w:id="652" w:author="Alhabibi, Haider@Energy" w:date="2023-08-14T16:53:00Z">
-                    <w:rPr>
-                      <w:rFonts w:ascii="Calibri" w:hAnsi="Calibri"/>
-                      <w:sz w:val="18"/>
-                      <w:szCs w:val="18"/>
-                    </w:rPr>
-                  </w:rPrChange>
-                </w:rPr>
-                <w:delText xml:space="preserve">&lt;&lt; </w:delText>
-              </w:r>
-            </w:del>
-            <w:del w:id="653" w:author="Grewing, Kyle@Energy" w:date="2023-08-14T14:48:00Z">
-              <w:r>
-                <w:rPr>
-                  <w:rFonts w:asciiTheme="minorHAnsi" w:hAnsiTheme="minorHAnsi" w:cstheme="minorHAnsi"/>
-                  <w:sz w:val="20"/>
-                  <w:szCs w:val="20"/>
-                  <w:rPrChange w:id="654" w:author="Alhabibi, Haider@Energy" w:date="2023-08-14T16:53:00Z">
-                    <w:rPr>
-                      <w:rFonts w:ascii="Calibri" w:hAnsi="Calibri"/>
-                      <w:sz w:val="18"/>
-                      <w:szCs w:val="18"/>
-                    </w:rPr>
-                  </w:rPrChange>
-                </w:rPr>
-                <w:delText xml:space="preserve">reference from CF1R-ALT-01, or CF1R-ADD-01 if applicable, else </w:delText>
-              </w:r>
-            </w:del>
-            <w:del w:id="655" w:author="Grewing, Kyle@Energy" w:date="2023-08-14T15:07:00Z">
-              <w:r>
-                <w:rPr>
-                  <w:rFonts w:asciiTheme="minorHAnsi" w:hAnsiTheme="minorHAnsi" w:cstheme="minorHAnsi"/>
-                  <w:sz w:val="20"/>
-                  <w:szCs w:val="20"/>
-                  <w:rPrChange w:id="656" w:author="Alhabibi, Haider@Energy" w:date="2023-08-14T16:53:00Z">
-                    <w:rPr>
-                      <w:rFonts w:ascii="Calibri" w:hAnsi="Calibri"/>
-                      <w:sz w:val="18"/>
-                      <w:szCs w:val="18"/>
-                    </w:rPr>
-                  </w:rPrChange>
-                </w:rPr>
-                <w:delText>user input text:  pick from enumerated list&gt;&gt;</w:delText>
-              </w:r>
-            </w:del>
-          </w:p>
-        </w:tc>
-        <w:tc>
-          <w:tcPr>
-            <w:tcW w:w="443" w:type="dxa"/>
-            <w:tcMar>
-              <w:left w:w="29" w:type="dxa"/>
-              <w:right w:w="29" w:type="dxa"/>
-            </w:tcMar>
-            <w:vAlign w:val="center"/>
-          </w:tcPr>
-          <w:p>
-            <w:pPr>
-              <w:jc w:val="center"/>
-              <w:rPr>
-                <w:del w:id="657" w:author="Grewing, Kyle@Energy" w:date="2023-08-14T15:07:00Z"/>
-                <w:rFonts w:asciiTheme="minorHAnsi" w:hAnsiTheme="minorHAnsi" w:cstheme="minorHAnsi"/>
-                <w:sz w:val="20"/>
-                <w:szCs w:val="20"/>
-                <w:rPrChange w:id="658" w:author="Alhabibi, Haider@Energy" w:date="2023-08-14T16:53:00Z">
-                  <w:rPr>
-                    <w:del w:id="659" w:author="Grewing, Kyle@Energy" w:date="2023-08-14T15:07:00Z"/>
-                    <w:rFonts w:ascii="Calibri" w:hAnsi="Calibri"/>
-                    <w:sz w:val="18"/>
-                    <w:szCs w:val="18"/>
-                  </w:rPr>
-                </w:rPrChange>
-              </w:rPr>
-            </w:pPr>
-            <w:del w:id="660" w:author="Grewing, Kyle@Energy" w:date="2023-08-14T15:07:00Z">
-              <w:r>
-                <w:rPr>
-                  <w:rFonts w:asciiTheme="minorHAnsi" w:hAnsiTheme="minorHAnsi" w:cstheme="minorHAnsi"/>
-                  <w:sz w:val="20"/>
-                  <w:szCs w:val="20"/>
-                  <w:rPrChange w:id="661" w:author="Alhabibi, Haider@Energy" w:date="2023-08-14T16:53:00Z">
-                    <w:rPr>
-                      <w:rFonts w:ascii="Calibri" w:hAnsi="Calibri"/>
-                      <w:sz w:val="18"/>
-                      <w:szCs w:val="18"/>
-                    </w:rPr>
-                  </w:rPrChange>
-                </w:rPr>
-                <w:delText>10</w:delText>
-              </w:r>
-            </w:del>
-          </w:p>
-        </w:tc>
-        <w:tc>
-          <w:tcPr>
-            <w:tcW w:w="3451" w:type="dxa"/>
-            <w:vAlign w:val="center"/>
-          </w:tcPr>
-          <w:p>
-            <w:pPr>
-              <w:rPr>
-                <w:del w:id="662" w:author="Grewing, Kyle@Energy" w:date="2023-08-14T15:07:00Z"/>
-                <w:rFonts w:asciiTheme="minorHAnsi" w:hAnsiTheme="minorHAnsi" w:cstheme="minorHAnsi"/>
-                <w:sz w:val="20"/>
-                <w:szCs w:val="20"/>
-                <w:rPrChange w:id="663" w:author="Alhabibi, Haider@Energy" w:date="2023-08-14T16:53:00Z">
-                  <w:rPr>
-                    <w:del w:id="664" w:author="Grewing, Kyle@Energy" w:date="2023-08-14T15:07:00Z"/>
-                    <w:rFonts w:ascii="Calibri" w:hAnsi="Calibri"/>
-                    <w:sz w:val="18"/>
-                    <w:szCs w:val="18"/>
-                  </w:rPr>
-                </w:rPrChange>
-              </w:rPr>
-            </w:pPr>
-            <w:del w:id="665" w:author="Grewing, Kyle@Energy" w:date="2023-08-14T15:07:00Z">
-              <w:r>
-                <w:rPr>
-                  <w:rFonts w:asciiTheme="minorHAnsi" w:hAnsiTheme="minorHAnsi" w:cstheme="minorHAnsi"/>
-                  <w:sz w:val="20"/>
-                  <w:szCs w:val="20"/>
-                  <w:rPrChange w:id="666" w:author="Alhabibi, Haider@Energy" w:date="2023-08-14T16:53:00Z">
-                    <w:rPr>
-                      <w:rFonts w:ascii="Calibri" w:hAnsi="Calibri"/>
-                      <w:sz w:val="18"/>
-                      <w:szCs w:val="18"/>
-                    </w:rPr>
-                  </w:rPrChange>
-                </w:rPr>
-                <w:delText>Number of space conditioning (SC) systems in this dwelling unit.</w:delText>
-              </w:r>
-            </w:del>
-          </w:p>
-        </w:tc>
-        <w:tc>
-          <w:tcPr>
-            <w:tcW w:w="3652" w:type="dxa"/>
-            <w:vAlign w:val="center"/>
-          </w:tcPr>
-          <w:p>
-            <w:pPr>
-              <w:rPr>
-                <w:del w:id="667" w:author="Grewing, Kyle@Energy" w:date="2023-08-14T15:07:00Z"/>
-                <w:rFonts w:asciiTheme="minorHAnsi" w:hAnsiTheme="minorHAnsi" w:cstheme="minorHAnsi"/>
-                <w:sz w:val="20"/>
-                <w:szCs w:val="20"/>
-                <w:rPrChange w:id="668" w:author="Alhabibi, Haider@Energy" w:date="2023-08-14T16:53:00Z">
-                  <w:rPr>
-                    <w:del w:id="669" w:author="Grewing, Kyle@Energy" w:date="2023-08-14T15:07:00Z"/>
-                    <w:rFonts w:ascii="Calibri" w:hAnsi="Calibri"/>
-                    <w:sz w:val="18"/>
-                    <w:szCs w:val="18"/>
-                  </w:rPr>
-                </w:rPrChange>
-              </w:rPr>
-            </w:pPr>
-            <w:del w:id="670" w:author="Grewing, Kyle@Energy" w:date="2023-08-14T15:07:00Z">
-              <w:r>
-                <w:rPr>
-                  <w:rFonts w:asciiTheme="minorHAnsi" w:hAnsiTheme="minorHAnsi" w:cstheme="minorHAnsi"/>
-                  <w:sz w:val="20"/>
-                  <w:szCs w:val="20"/>
-                  <w:rPrChange w:id="671" w:author="Alhabibi, Haider@Energy" w:date="2023-08-14T16:53:00Z">
-                    <w:rPr>
-                      <w:rFonts w:ascii="Calibri" w:hAnsi="Calibri"/>
-                      <w:sz w:val="18"/>
-                      <w:szCs w:val="18"/>
-                    </w:rPr>
-                  </w:rPrChange>
-                </w:rPr>
-                <w:delText>&lt;&lt;</w:delText>
-              </w:r>
-            </w:del>
-            <w:del w:id="672" w:author="Grewing, Kyle@Energy" w:date="2023-08-14T14:49:00Z">
-              <w:r>
-                <w:rPr>
-                  <w:rFonts w:asciiTheme="minorHAnsi" w:hAnsiTheme="minorHAnsi" w:cstheme="minorHAnsi"/>
-                  <w:sz w:val="20"/>
-                  <w:szCs w:val="20"/>
-                  <w:rPrChange w:id="673" w:author="Alhabibi, Haider@Energy" w:date="2023-08-14T16:53:00Z">
-                    <w:rPr>
-                      <w:rFonts w:ascii="Calibri" w:hAnsi="Calibri"/>
-                      <w:sz w:val="18"/>
-                      <w:szCs w:val="18"/>
-                    </w:rPr>
-                  </w:rPrChange>
-                </w:rPr>
-                <w:delText xml:space="preserve"> reference from CF1R-ALT-01, or CF1R-ADD-01 if applicable,</w:delText>
-              </w:r>
-            </w:del>
-            <w:del w:id="674" w:author="Grewing, Kyle@Energy" w:date="2023-08-14T15:07:00Z">
-              <w:r>
-                <w:rPr>
-                  <w:rFonts w:asciiTheme="minorHAnsi" w:hAnsiTheme="minorHAnsi" w:cstheme="minorHAnsi"/>
-                  <w:sz w:val="20"/>
-                  <w:szCs w:val="20"/>
-                  <w:rPrChange w:id="675" w:author="Alhabibi, Haider@Energy" w:date="2023-08-14T16:53:00Z">
-                    <w:rPr>
-                      <w:rFonts w:ascii="Calibri" w:hAnsi="Calibri"/>
-                      <w:sz w:val="18"/>
-                      <w:szCs w:val="18"/>
-                    </w:rPr>
-                  </w:rPrChange>
-                </w:rPr>
-                <w:delText xml:space="preserve"> else user input:  integer, xx&gt;&gt;</w:delText>
-              </w:r>
-            </w:del>
           </w:p>
         </w:tc>
       </w:tr>
@@ -16371,7 +15808,7 @@
               </w:rPr>
               <w:t xml:space="preserve">Installing more than </w:t>
             </w:r>
-            <w:del w:id="676" w:author="Moua, Cheng@Energy" w:date="2021-11-12T15:38:00Z">
+            <w:del w:id="617" w:author="Moua, Cheng@Energy" w:date="2021-11-12T15:38:00Z">
               <w:r>
                 <w:rPr>
                   <w:rFonts w:asciiTheme="minorHAnsi" w:hAnsiTheme="minorHAnsi" w:cstheme="minorHAnsi"/>
@@ -16382,7 +15819,7 @@
                 <w:delText xml:space="preserve">40 </w:delText>
               </w:r>
             </w:del>
-            <w:ins w:id="677" w:author="Moua, Cheng@Energy" w:date="2021-11-12T15:38:00Z">
+            <w:ins w:id="618" w:author="Moua, Cheng@Energy" w:date="2021-11-12T15:38:00Z">
               <w:r>
                 <w:rPr>
                   <w:rFonts w:asciiTheme="minorHAnsi" w:hAnsiTheme="minorHAnsi" w:cstheme="minorHAnsi"/>
@@ -17774,7 +17211,7 @@
               </w:rPr>
               <w:t xml:space="preserve">Installing more than </w:t>
             </w:r>
-            <w:del w:id="678" w:author="Moua, Cheng@Energy" w:date="2021-11-12T15:39:00Z">
+            <w:del w:id="619" w:author="Moua, Cheng@Energy" w:date="2021-11-12T15:39:00Z">
               <w:r>
                 <w:rPr>
                   <w:rFonts w:asciiTheme="minorHAnsi" w:hAnsiTheme="minorHAnsi" w:cstheme="minorHAnsi"/>
@@ -17785,7 +17222,7 @@
                 <w:delText xml:space="preserve">40 </w:delText>
               </w:r>
             </w:del>
-            <w:ins w:id="679" w:author="Moua, Cheng@Energy" w:date="2021-11-12T15:39:00Z">
+            <w:ins w:id="620" w:author="Moua, Cheng@Energy" w:date="2021-11-12T15:39:00Z">
               <w:r>
                 <w:rPr>
                   <w:rFonts w:asciiTheme="minorHAnsi" w:hAnsiTheme="minorHAnsi" w:cstheme="minorHAnsi"/>
@@ -25254,7 +24691,7 @@
               </w:rPr>
               <w:t xml:space="preserve">e.g. new ducted system that has less than </w:t>
             </w:r>
-            <w:del w:id="680" w:author="Moua, Cheng@Energy" w:date="2021-11-12T15:39:00Z">
+            <w:del w:id="621" w:author="Moua, Cheng@Energy" w:date="2021-11-12T15:39:00Z">
               <w:r>
                 <w:rPr>
                   <w:rFonts w:asciiTheme="minorHAnsi" w:hAnsiTheme="minorHAnsi" w:cstheme="minorHAnsi"/>
@@ -25265,7 +24702,7 @@
                 <w:delText xml:space="preserve">40 </w:delText>
               </w:r>
             </w:del>
-            <w:ins w:id="681" w:author="Moua, Cheng@Energy" w:date="2021-11-12T15:39:00Z">
+            <w:ins w:id="622" w:author="Moua, Cheng@Energy" w:date="2021-11-12T15:39:00Z">
               <w:r>
                 <w:rPr>
                   <w:rFonts w:asciiTheme="minorHAnsi" w:hAnsiTheme="minorHAnsi" w:cstheme="minorHAnsi"/>
@@ -25825,7 +25262,7 @@
               </w:rPr>
               <w:t xml:space="preserve">C. Extension of Existing Duct System, Greater Than </w:t>
             </w:r>
-            <w:del w:id="682" w:author="Moua, Cheng@Energy" w:date="2021-11-12T15:40:00Z">
+            <w:del w:id="623" w:author="Moua, Cheng@Energy" w:date="2021-11-12T15:40:00Z">
               <w:r>
                 <w:rPr>
                   <w:rFonts w:asciiTheme="minorHAnsi" w:hAnsiTheme="minorHAnsi" w:cstheme="minorHAnsi"/>
@@ -25834,7 +25271,7 @@
                 <w:delText xml:space="preserve">40 </w:delText>
               </w:r>
             </w:del>
-            <w:ins w:id="683" w:author="Moua, Cheng@Energy" w:date="2021-11-12T15:40:00Z">
+            <w:ins w:id="624" w:author="Moua, Cheng@Energy" w:date="2021-11-12T15:40:00Z">
               <w:r>
                 <w:rPr>
                   <w:rFonts w:asciiTheme="minorHAnsi" w:hAnsiTheme="minorHAnsi" w:cstheme="minorHAnsi"/>
@@ -26300,7 +25737,7 @@
               </w:rPr>
               <w:t>&lt;&lt;calculated field: if A09= CZ</w:t>
             </w:r>
-            <w:del w:id="684" w:author="Thomas" w:date="2021-10-29T15:00:00Z">
+            <w:del w:id="625" w:author="Thomas" w:date="2021-10-29T15:00:00Z">
               <w:r>
                 <w:rPr>
                   <w:rFonts w:asciiTheme="minorHAnsi" w:hAnsiTheme="minorHAnsi" w:cstheme="minorHAnsi"/>
@@ -26310,7 +25747,7 @@
                 <w:delText xml:space="preserve"> </w:delText>
               </w:r>
             </w:del>
-            <w:ins w:id="685" w:author="Thomas" w:date="2021-10-29T15:00:00Z">
+            <w:ins w:id="626" w:author="Thomas" w:date="2021-10-29T15:00:00Z">
               <w:r>
                 <w:rPr>
                   <w:rFonts w:asciiTheme="minorHAnsi" w:hAnsiTheme="minorHAnsi" w:cstheme="minorHAnsi"/>
@@ -26320,7 +25757,7 @@
                 <w:t>3, 5-7</w:t>
               </w:r>
             </w:ins>
-            <w:del w:id="686" w:author="Thomas" w:date="2021-10-29T15:00:00Z">
+            <w:del w:id="627" w:author="Thomas" w:date="2021-10-29T15:00:00Z">
               <w:r>
                 <w:rPr>
                   <w:rFonts w:asciiTheme="minorHAnsi" w:hAnsiTheme="minorHAnsi" w:cstheme="minorHAnsi"/>
@@ -26338,7 +25775,7 @@
               </w:rPr>
               <w:t xml:space="preserve">, then value = "R-6."; else if A09=CZ </w:t>
             </w:r>
-            <w:del w:id="687" w:author="Thomas" w:date="2021-10-29T15:00:00Z">
+            <w:del w:id="628" w:author="Thomas" w:date="2021-10-29T15:00:00Z">
               <w:r>
                 <w:rPr>
                   <w:rFonts w:asciiTheme="minorHAnsi" w:hAnsiTheme="minorHAnsi" w:cstheme="minorHAnsi"/>
@@ -26348,7 +25785,7 @@
                 <w:delText>11, 14-16</w:delText>
               </w:r>
             </w:del>
-            <w:ins w:id="688" w:author="Thomas" w:date="2021-10-29T15:00:00Z">
+            <w:ins w:id="629" w:author="Thomas" w:date="2021-10-29T15:00:00Z">
               <w:r>
                 <w:rPr>
                   <w:rFonts w:asciiTheme="minorHAnsi" w:hAnsiTheme="minorHAnsi" w:cstheme="minorHAnsi"/>
@@ -26492,14 +25929,14 @@
             <w:pPr>
               <w:keepNext/>
               <w:rPr>
-                <w:del w:id="689" w:author="Alhabibi, Haider@Energy" w:date="2022-03-02T13:25:00Z"/>
+                <w:del w:id="630" w:author="Alhabibi, Haider@Energy" w:date="2022-03-02T13:25:00Z"/>
                 <w:rFonts w:asciiTheme="minorHAnsi" w:hAnsiTheme="minorHAnsi" w:cstheme="minorHAnsi"/>
                 <w:sz w:val="20"/>
                 <w:szCs w:val="20"/>
                 <w:u w:val="single"/>
               </w:rPr>
             </w:pPr>
-            <w:ins w:id="690" w:author="Alhabibi, Haider@Energy" w:date="2022-03-02T13:25:00Z">
+            <w:ins w:id="631" w:author="Alhabibi, Haider@Energy" w:date="2022-03-02T13:25:00Z">
               <w:r>
                 <w:rPr>
                   <w:rFonts w:asciiTheme="minorHAnsi" w:hAnsiTheme="minorHAnsi" w:cstheme="minorHAnsi"/>
@@ -26510,7 +25947,7 @@
                 <w:t>&lt;&lt;Static Text - see the top&gt;&gt;</w:t>
               </w:r>
             </w:ins>
-            <w:del w:id="691" w:author="Alhabibi, Haider@Energy" w:date="2022-03-02T13:25:00Z">
+            <w:del w:id="632" w:author="Alhabibi, Haider@Energy" w:date="2022-03-02T13:25:00Z">
               <w:r>
                 <w:rPr>
                   <w:rFonts w:asciiTheme="minorHAnsi" w:hAnsiTheme="minorHAnsi" w:cstheme="minorHAnsi"/>
@@ -26526,13 +25963,13 @@
             <w:pPr>
               <w:keepNext/>
               <w:rPr>
-                <w:del w:id="692" w:author="Alhabibi, Haider@Energy" w:date="2022-03-02T13:25:00Z"/>
-                <w:rFonts w:asciiTheme="minorHAnsi" w:hAnsiTheme="minorHAnsi" w:cstheme="minorHAnsi"/>
-                <w:sz w:val="20"/>
-                <w:szCs w:val="20"/>
-              </w:rPr>
-            </w:pPr>
-            <w:del w:id="693" w:author="Alhabibi, Haider@Energy" w:date="2022-03-02T13:25:00Z">
+                <w:del w:id="633" w:author="Alhabibi, Haider@Energy" w:date="2022-03-02T13:25:00Z"/>
+                <w:rFonts w:asciiTheme="minorHAnsi" w:hAnsiTheme="minorHAnsi" w:cstheme="minorHAnsi"/>
+                <w:sz w:val="20"/>
+                <w:szCs w:val="20"/>
+              </w:rPr>
+            </w:pPr>
+            <w:del w:id="634" w:author="Alhabibi, Haider@Energy" w:date="2022-03-02T13:25:00Z">
               <w:r>
                 <w:rPr>
                   <w:rFonts w:asciiTheme="minorHAnsi" w:hAnsiTheme="minorHAnsi" w:cstheme="minorHAnsi"/>
@@ -26547,14 +25984,14 @@
             <w:pPr>
               <w:keepNext/>
               <w:rPr>
-                <w:del w:id="694" w:author="Alhabibi, Haider@Energy" w:date="2022-03-02T13:25:00Z"/>
+                <w:del w:id="635" w:author="Alhabibi, Haider@Energy" w:date="2022-03-02T13:25:00Z"/>
                 <w:rFonts w:asciiTheme="minorHAnsi" w:hAnsiTheme="minorHAnsi" w:cstheme="minorHAnsi"/>
                 <w:b/>
                 <w:sz w:val="20"/>
                 <w:szCs w:val="20"/>
               </w:rPr>
             </w:pPr>
-            <w:del w:id="695" w:author="Alhabibi, Haider@Energy" w:date="2022-03-02T13:25:00Z">
+            <w:del w:id="636" w:author="Alhabibi, Haider@Energy" w:date="2022-03-02T13:25:00Z">
               <w:r>
                 <w:rPr>
                   <w:rFonts w:asciiTheme="minorHAnsi" w:hAnsiTheme="minorHAnsi" w:cstheme="minorHAnsi"/>
@@ -26564,8 +26001,8 @@
                 <w:delText>-Duct insulation requirement for the new portions of supply-air and return-air ducts or plenums: R</w:delText>
               </w:r>
             </w:del>
-            <w:ins w:id="696" w:author="Moua, Cheng@Energy" w:date="2021-11-12T15:43:00Z">
-              <w:del w:id="697" w:author="Alhabibi, Haider@Energy" w:date="2022-03-02T13:25:00Z">
+            <w:ins w:id="637" w:author="Moua, Cheng@Energy" w:date="2021-11-12T15:43:00Z">
+              <w:del w:id="638" w:author="Alhabibi, Haider@Energy" w:date="2022-03-02T13:25:00Z">
                 <w:r>
                   <w:rPr>
                     <w:rFonts w:asciiTheme="minorHAnsi" w:hAnsiTheme="minorHAnsi" w:cstheme="minorHAnsi"/>
@@ -26576,7 +26013,7 @@
                 </w:r>
               </w:del>
             </w:ins>
-            <w:del w:id="698" w:author="Alhabibi, Haider@Energy" w:date="2022-03-02T13:25:00Z">
+            <w:del w:id="639" w:author="Alhabibi, Haider@Energy" w:date="2022-03-02T13:25:00Z">
               <w:r>
                 <w:rPr>
                   <w:rFonts w:asciiTheme="minorHAnsi" w:hAnsiTheme="minorHAnsi" w:cstheme="minorHAnsi"/>
@@ -26586,8 +26023,8 @@
                 <w:delText xml:space="preserve">6 (CZ </w:delText>
               </w:r>
             </w:del>
-            <w:ins w:id="699" w:author="Thomas" w:date="2021-10-29T15:01:00Z">
-              <w:del w:id="700" w:author="Alhabibi, Haider@Energy" w:date="2022-03-02T13:25:00Z">
+            <w:ins w:id="640" w:author="Thomas" w:date="2021-10-29T15:01:00Z">
+              <w:del w:id="641" w:author="Alhabibi, Haider@Energy" w:date="2022-03-02T13:25:00Z">
                 <w:r>
                   <w:rPr>
                     <w:rFonts w:asciiTheme="minorHAnsi" w:hAnsiTheme="minorHAnsi" w:cstheme="minorHAnsi"/>
@@ -26598,8 +26035,8 @@
                 </w:r>
               </w:del>
             </w:ins>
-            <w:ins w:id="701" w:author="Thomas" w:date="2021-10-29T15:02:00Z">
-              <w:del w:id="702" w:author="Alhabibi, Haider@Energy" w:date="2022-03-02T13:25:00Z">
+            <w:ins w:id="642" w:author="Thomas" w:date="2021-10-29T15:02:00Z">
+              <w:del w:id="643" w:author="Alhabibi, Haider@Energy" w:date="2022-03-02T13:25:00Z">
                 <w:r>
                   <w:rPr>
                     <w:rFonts w:asciiTheme="minorHAnsi" w:hAnsiTheme="minorHAnsi" w:cstheme="minorHAnsi"/>
@@ -26610,7 +26047,7 @@
                 </w:r>
               </w:del>
             </w:ins>
-            <w:del w:id="703" w:author="Alhabibi, Haider@Energy" w:date="2022-03-02T13:25:00Z">
+            <w:del w:id="644" w:author="Alhabibi, Haider@Energy" w:date="2022-03-02T13:25:00Z">
               <w:r>
                 <w:rPr>
                   <w:rFonts w:asciiTheme="minorHAnsi" w:hAnsiTheme="minorHAnsi" w:cstheme="minorHAnsi"/>
@@ -26620,8 +26057,8 @@
                 <w:delText xml:space="preserve">1-10, 12 &amp; 13) and R-8 (CZ </w:delText>
               </w:r>
             </w:del>
-            <w:ins w:id="704" w:author="Thomas" w:date="2021-10-29T15:02:00Z">
-              <w:del w:id="705" w:author="Alhabibi, Haider@Energy" w:date="2022-03-02T13:25:00Z">
+            <w:ins w:id="645" w:author="Thomas" w:date="2021-10-29T15:02:00Z">
+              <w:del w:id="646" w:author="Alhabibi, Haider@Energy" w:date="2022-03-02T13:25:00Z">
                 <w:r>
                   <w:rPr>
                     <w:rFonts w:asciiTheme="minorHAnsi" w:hAnsiTheme="minorHAnsi" w:cstheme="minorHAnsi"/>
@@ -26632,7 +26069,7 @@
                 </w:r>
               </w:del>
             </w:ins>
-            <w:del w:id="706" w:author="Alhabibi, Haider@Energy" w:date="2022-03-02T13:25:00Z">
+            <w:del w:id="647" w:author="Alhabibi, Haider@Energy" w:date="2022-03-02T13:25:00Z">
               <w:r>
                 <w:rPr>
                   <w:rFonts w:asciiTheme="minorHAnsi" w:hAnsiTheme="minorHAnsi" w:cstheme="minorHAnsi"/>
@@ -26647,13 +26084,13 @@
             <w:pPr>
               <w:keepNext/>
               <w:rPr>
-                <w:del w:id="707" w:author="Alhabibi, Haider@Energy" w:date="2022-03-02T13:25:00Z"/>
-                <w:rFonts w:asciiTheme="minorHAnsi" w:hAnsiTheme="minorHAnsi" w:cstheme="minorHAnsi"/>
-                <w:sz w:val="20"/>
-                <w:szCs w:val="20"/>
-              </w:rPr>
-            </w:pPr>
-            <w:del w:id="708" w:author="Alhabibi, Haider@Energy" w:date="2022-03-02T13:25:00Z">
+                <w:del w:id="648" w:author="Alhabibi, Haider@Energy" w:date="2022-03-02T13:25:00Z"/>
+                <w:rFonts w:asciiTheme="minorHAnsi" w:hAnsiTheme="minorHAnsi" w:cstheme="minorHAnsi"/>
+                <w:sz w:val="20"/>
+                <w:szCs w:val="20"/>
+              </w:rPr>
+            </w:pPr>
+            <w:del w:id="649" w:author="Alhabibi, Haider@Energy" w:date="2022-03-02T13:25:00Z">
               <w:r>
                 <w:rPr>
                   <w:rFonts w:asciiTheme="minorHAnsi" w:hAnsiTheme="minorHAnsi" w:cstheme="minorHAnsi"/>
@@ -26668,13 +26105,13 @@
             <w:pPr>
               <w:keepNext/>
               <w:rPr>
-                <w:del w:id="709" w:author="Alhabibi, Haider@Energy" w:date="2022-03-02T13:25:00Z"/>
-                <w:rFonts w:asciiTheme="minorHAnsi" w:hAnsiTheme="minorHAnsi" w:cstheme="minorHAnsi"/>
-                <w:sz w:val="20"/>
-                <w:szCs w:val="20"/>
-              </w:rPr>
-            </w:pPr>
-            <w:del w:id="710" w:author="Alhabibi, Haider@Energy" w:date="2022-03-02T13:25:00Z">
+                <w:del w:id="650" w:author="Alhabibi, Haider@Energy" w:date="2022-03-02T13:25:00Z"/>
+                <w:rFonts w:asciiTheme="minorHAnsi" w:hAnsiTheme="minorHAnsi" w:cstheme="minorHAnsi"/>
+                <w:sz w:val="20"/>
+                <w:szCs w:val="20"/>
+              </w:rPr>
+            </w:pPr>
+            <w:del w:id="651" w:author="Alhabibi, Haider@Energy" w:date="2022-03-02T13:25:00Z">
               <w:r>
                 <w:rPr>
                   <w:rFonts w:asciiTheme="minorHAnsi" w:hAnsiTheme="minorHAnsi" w:cstheme="minorHAnsi"/>
@@ -26684,8 +26121,8 @@
                 <w:delText xml:space="preserve">-Leakage rate compliance:  ≤ </w:delText>
               </w:r>
             </w:del>
-            <w:ins w:id="711" w:author="Shewmaker, Michael@Energy" w:date="2021-12-27T11:35:00Z">
-              <w:del w:id="712" w:author="Alhabibi, Haider@Energy" w:date="2022-03-02T13:25:00Z">
+            <w:ins w:id="652" w:author="Shewmaker, Michael@Energy" w:date="2021-12-27T11:35:00Z">
+              <w:del w:id="653" w:author="Alhabibi, Haider@Energy" w:date="2022-03-02T13:25:00Z">
                 <w:r>
                   <w:rPr>
                     <w:rFonts w:asciiTheme="minorHAnsi" w:hAnsiTheme="minorHAnsi" w:cstheme="minorHAnsi"/>
@@ -26696,7 +26133,7 @@
                 </w:r>
               </w:del>
             </w:ins>
-            <w:del w:id="713" w:author="Alhabibi, Haider@Energy" w:date="2022-03-02T13:25:00Z">
+            <w:del w:id="654" w:author="Alhabibi, Haider@Energy" w:date="2022-03-02T13:25:00Z">
               <w:r>
                 <w:rPr>
                   <w:rFonts w:asciiTheme="minorHAnsi" w:hAnsiTheme="minorHAnsi" w:cstheme="minorHAnsi"/>
@@ -26706,8 +26143,8 @@
                 <w:delText>1</w:delText>
               </w:r>
             </w:del>
-            <w:ins w:id="714" w:author="Thomas" w:date="2021-10-29T15:02:00Z">
-              <w:del w:id="715" w:author="Alhabibi, Haider@Energy" w:date="2022-03-02T13:25:00Z">
+            <w:ins w:id="655" w:author="Thomas" w:date="2021-10-29T15:02:00Z">
+              <w:del w:id="656" w:author="Alhabibi, Haider@Energy" w:date="2022-03-02T13:25:00Z">
                 <w:r>
                   <w:rPr>
                     <w:rFonts w:asciiTheme="minorHAnsi" w:hAnsiTheme="minorHAnsi" w:cstheme="minorHAnsi"/>
@@ -26718,7 +26155,7 @@
                 </w:r>
               </w:del>
             </w:ins>
-            <w:del w:id="716" w:author="Alhabibi, Haider@Energy" w:date="2022-03-02T13:25:00Z">
+            <w:del w:id="657" w:author="Alhabibi, Haider@Energy" w:date="2022-03-02T13:25:00Z">
               <w:r>
                 <w:rPr>
                   <w:rFonts w:asciiTheme="minorHAnsi" w:hAnsiTheme="minorHAnsi" w:cstheme="minorHAnsi"/>
@@ -26728,8 +26165,8 @@
                 <w:delText xml:space="preserve">5%,  or ≤ </w:delText>
               </w:r>
             </w:del>
-            <w:ins w:id="717" w:author="Shewmaker, Michael@Energy" w:date="2021-12-27T11:35:00Z">
-              <w:del w:id="718" w:author="Alhabibi, Haider@Energy" w:date="2022-03-02T13:25:00Z">
+            <w:ins w:id="658" w:author="Shewmaker, Michael@Energy" w:date="2021-12-27T11:35:00Z">
+              <w:del w:id="659" w:author="Alhabibi, Haider@Energy" w:date="2022-03-02T13:25:00Z">
                 <w:r>
                   <w:rPr>
                     <w:rFonts w:asciiTheme="minorHAnsi" w:hAnsiTheme="minorHAnsi" w:cstheme="minorHAnsi"/>
@@ -26740,8 +26177,8 @@
                 </w:r>
               </w:del>
             </w:ins>
-            <w:ins w:id="719" w:author="Thomas" w:date="2021-10-29T15:02:00Z">
-              <w:del w:id="720" w:author="Alhabibi, Haider@Energy" w:date="2022-03-02T13:25:00Z">
+            <w:ins w:id="660" w:author="Thomas" w:date="2021-10-29T15:02:00Z">
+              <w:del w:id="661" w:author="Alhabibi, Haider@Energy" w:date="2022-03-02T13:25:00Z">
                 <w:r>
                   <w:rPr>
                     <w:rFonts w:asciiTheme="minorHAnsi" w:hAnsiTheme="minorHAnsi" w:cstheme="minorHAnsi"/>
@@ -26752,7 +26189,7 @@
                 </w:r>
               </w:del>
             </w:ins>
-            <w:del w:id="721" w:author="Alhabibi, Haider@Energy" w:date="2022-03-02T13:25:00Z">
+            <w:del w:id="662" w:author="Alhabibi, Haider@Energy" w:date="2022-03-02T13:25:00Z">
               <w:r>
                 <w:rPr>
                   <w:rFonts w:asciiTheme="minorHAnsi" w:hAnsiTheme="minorHAnsi" w:cstheme="minorHAnsi"/>
@@ -26767,14 +26204,14 @@
             <w:pPr>
               <w:keepNext/>
               <w:rPr>
-                <w:del w:id="722" w:author="Alhabibi, Haider@Energy" w:date="2022-03-02T13:25:00Z"/>
+                <w:del w:id="663" w:author="Alhabibi, Haider@Energy" w:date="2022-03-02T13:25:00Z"/>
                 <w:rFonts w:asciiTheme="minorHAnsi" w:hAnsiTheme="minorHAnsi" w:cstheme="minorHAnsi"/>
                 <w:sz w:val="20"/>
                 <w:szCs w:val="20"/>
                 <w:u w:val="single"/>
               </w:rPr>
             </w:pPr>
-            <w:del w:id="723" w:author="Alhabibi, Haider@Energy" w:date="2022-03-02T13:25:00Z">
+            <w:del w:id="664" w:author="Alhabibi, Haider@Energy" w:date="2022-03-02T13:25:00Z">
               <w:r>
                 <w:rPr>
                   <w:rFonts w:asciiTheme="minorHAnsi" w:hAnsiTheme="minorHAnsi" w:cstheme="minorHAnsi"/>
@@ -26793,7 +26230,7 @@
                 <w:rFonts w:asciiTheme="minorHAnsi" w:hAnsiTheme="minorHAnsi" w:cstheme="minorHAnsi"/>
               </w:rPr>
             </w:pPr>
-            <w:del w:id="724" w:author="Alhabibi, Haider@Energy" w:date="2022-03-02T13:25:00Z">
+            <w:del w:id="665" w:author="Alhabibi, Haider@Energy" w:date="2022-03-02T13:25:00Z">
               <w:r>
                 <w:rPr>
                   <w:rFonts w:asciiTheme="minorHAnsi" w:hAnsiTheme="minorHAnsi" w:cstheme="minorHAnsi"/>
@@ -26803,8 +26240,8 @@
                 <w:delText>Existing duct systems constructed, insulated</w:delText>
               </w:r>
             </w:del>
-            <w:ins w:id="725" w:author="Shewmaker, Michael@Energy" w:date="2021-12-27T11:35:00Z">
-              <w:del w:id="726" w:author="Alhabibi, Haider@Energy" w:date="2022-03-02T13:25:00Z">
+            <w:ins w:id="666" w:author="Shewmaker, Michael@Energy" w:date="2021-12-27T11:35:00Z">
+              <w:del w:id="667" w:author="Alhabibi, Haider@Energy" w:date="2022-03-02T13:25:00Z">
                 <w:r>
                   <w:rPr>
                     <w:rFonts w:asciiTheme="minorHAnsi" w:hAnsiTheme="minorHAnsi" w:cstheme="minorHAnsi"/>
@@ -26815,7 +26252,7 @@
                 </w:r>
               </w:del>
             </w:ins>
-            <w:del w:id="727" w:author="Alhabibi, Haider@Energy" w:date="2022-03-02T13:25:00Z">
+            <w:del w:id="668" w:author="Alhabibi, Haider@Energy" w:date="2022-03-02T13:25:00Z">
               <w:r>
                 <w:rPr>
                   <w:rFonts w:asciiTheme="minorHAnsi" w:hAnsiTheme="minorHAnsi" w:cstheme="minorHAnsi"/>
@@ -26832,7 +26269,7 @@
     <w:p>
       <w:pPr>
         <w:rPr>
-          <w:ins w:id="728" w:author="Alhabibi, Haider@Energy" w:date="2023-08-14T16:25:00Z"/>
+          <w:ins w:id="669" w:author="Alhabibi, Haider@Energy" w:date="2023-08-14T16:25:00Z"/>
           <w:rFonts w:asciiTheme="minorHAnsi" w:hAnsiTheme="minorHAnsi" w:cstheme="minorHAnsi"/>
         </w:rPr>
       </w:pPr>
@@ -26840,11 +26277,11 @@
     <w:p>
       <w:pPr>
         <w:rPr>
-          <w:ins w:id="729" w:author="Alhabibi, Haider@Energy" w:date="2023-08-14T16:25:00Z"/>
+          <w:ins w:id="670" w:author="Alhabibi, Haider@Energy" w:date="2023-08-14T16:25:00Z"/>
           <w:rFonts w:asciiTheme="minorHAnsi" w:hAnsiTheme="minorHAnsi" w:cstheme="minorHAnsi"/>
         </w:rPr>
       </w:pPr>
-      <w:ins w:id="730" w:author="Alhabibi, Haider@Energy" w:date="2023-08-14T16:25:00Z">
+      <w:ins w:id="671" w:author="Alhabibi, Haider@Energy" w:date="2023-08-14T16:25:00Z">
         <w:r>
           <w:rPr>
             <w:rFonts w:asciiTheme="minorHAnsi" w:hAnsiTheme="minorHAnsi" w:cstheme="minorHAnsi"/>
@@ -27234,7 +26671,7 @@
                 <w:szCs w:val="20"/>
               </w:rPr>
             </w:pPr>
-            <w:ins w:id="731" w:author="Grewing, Kyle@Energy" w:date="2023-08-14T14:51:00Z">
+            <w:ins w:id="672" w:author="Grewing, Kyle@Energy" w:date="2023-08-14T14:51:00Z">
               <w:r>
                 <w:rPr>
                   <w:rFonts w:ascii="Calibri" w:hAnsi="Calibri"/>
@@ -27668,7 +27105,7 @@
               </w:rPr>
               <w:t>Minimum Efficiency Value</w:t>
             </w:r>
-            <w:ins w:id="732" w:author="Alhabibi, Haider@Energy" w:date="2023-08-14T16:32:00Z">
+            <w:ins w:id="673" w:author="Alhabibi, Haider@Energy" w:date="2023-08-14T16:32:00Z">
               <w:r>
                 <w:rPr>
                   <w:rFonts w:asciiTheme="minorHAnsi" w:hAnsiTheme="minorHAnsi" w:cstheme="minorHAnsi"/>
@@ -27694,7 +27131,7 @@
                 <w:szCs w:val="20"/>
               </w:rPr>
             </w:pPr>
-            <w:ins w:id="733" w:author="Grewing, Kyle@Energy" w:date="2023-08-14T14:51:00Z">
+            <w:ins w:id="674" w:author="Grewing, Kyle@Energy" w:date="2023-08-14T14:51:00Z">
               <w:r>
                 <w:rPr>
                   <w:rFonts w:ascii="Calibri" w:hAnsi="Calibri"/>
@@ -28665,7 +28102,7 @@
               </w:rPr>
               <w:t xml:space="preserve">*AFUE; *HSPF; </w:t>
             </w:r>
-            <w:ins w:id="734" w:author="Shewmaker, Michael@Energy" w:date="2021-12-27T11:36:00Z">
+            <w:ins w:id="675" w:author="Shewmaker, Michael@Energy" w:date="2021-12-27T11:36:00Z">
               <w:r>
                 <w:rPr>
                   <w:rFonts w:asciiTheme="minorHAnsi" w:hAnsiTheme="minorHAnsi" w:cstheme="minorHAnsi"/>
@@ -28780,7 +28217,7 @@
                 <w:szCs w:val="16"/>
               </w:rPr>
             </w:pPr>
-            <w:del w:id="735" w:author="Alhabibi, Haider@Energy" w:date="2023-08-14T16:39:00Z">
+            <w:del w:id="676" w:author="Alhabibi, Haider@Energy" w:date="2023-08-14T16:39:00Z">
               <w:r>
                 <w:rPr>
                   <w:rFonts w:asciiTheme="minorHAnsi" w:hAnsiTheme="minorHAnsi" w:cstheme="minorHAnsi"/>
@@ -28790,7 +28227,7 @@
                 <w:delText>0.80</w:delText>
               </w:r>
             </w:del>
-            <w:ins w:id="736" w:author="Alhabibi, Haider@Energy" w:date="2023-08-14T16:39:00Z">
+            <w:ins w:id="677" w:author="Alhabibi, Haider@Energy" w:date="2023-08-14T16:39:00Z">
               <w:r>
                 <w:rPr>
                   <w:rFonts w:asciiTheme="minorHAnsi" w:hAnsiTheme="minorHAnsi" w:cstheme="minorHAnsi"/>
@@ -28826,7 +28263,7 @@
               </w:rPr>
               <w:t xml:space="preserve">8.0; </w:t>
             </w:r>
-            <w:ins w:id="737" w:author="Shewmaker, Michael@Energy" w:date="2022-01-13T17:23:00Z">
+            <w:ins w:id="678" w:author="Shewmaker, Michael@Energy" w:date="2022-01-13T17:23:00Z">
               <w:r>
                 <w:rPr>
                   <w:rFonts w:asciiTheme="minorHAnsi" w:hAnsiTheme="minorHAnsi" w:cstheme="minorHAnsi"/>
@@ -28836,7 +28273,7 @@
                 <w:t>or default minim</w:t>
               </w:r>
             </w:ins>
-            <w:ins w:id="738" w:author="Shewmaker, Michael@Energy" w:date="2022-01-13T17:24:00Z">
+            <w:ins w:id="679" w:author="Shewmaker, Michael@Energy" w:date="2022-01-13T17:24:00Z">
               <w:r>
                 <w:rPr>
                   <w:rFonts w:asciiTheme="minorHAnsi" w:hAnsiTheme="minorHAnsi" w:cstheme="minorHAnsi"/>
@@ -28846,7 +28283,7 @@
                 <w:t>um value for HSPF2=</w:t>
               </w:r>
             </w:ins>
-            <w:ins w:id="739" w:author="Shewmaker, Michael@Energy" w:date="2022-01-13T17:26:00Z">
+            <w:ins w:id="680" w:author="Shewmaker, Michael@Energy" w:date="2022-01-13T17:26:00Z">
               <w:r>
                 <w:rPr>
                   <w:rFonts w:asciiTheme="minorHAnsi" w:hAnsiTheme="minorHAnsi" w:cstheme="minorHAnsi"/>
@@ -29766,7 +29203,7 @@
               </w:rPr>
               <w:t>*</w:t>
             </w:r>
-            <w:del w:id="740" w:author="Alhabibi, Haider@Energy" w:date="2023-08-14T16:36:00Z">
+            <w:del w:id="681" w:author="Alhabibi, Haider@Energy" w:date="2023-08-14T16:36:00Z">
               <w:r>
                 <w:rPr>
                   <w:rFonts w:asciiTheme="minorHAnsi" w:hAnsiTheme="minorHAnsi" w:cstheme="minorHAnsi"/>
@@ -29784,7 +29221,7 @@
               </w:rPr>
               <w:t>EER</w:t>
             </w:r>
-            <w:ins w:id="741" w:author="Alhabibi, Haider@Energy" w:date="2023-08-14T16:37:00Z">
+            <w:ins w:id="682" w:author="Alhabibi, Haider@Energy" w:date="2023-08-14T16:37:00Z">
               <w:r>
                 <w:rPr>
                   <w:rFonts w:asciiTheme="minorHAnsi" w:hAnsiTheme="minorHAnsi" w:cstheme="minorHAnsi"/>
@@ -29802,7 +29239,7 @@
               </w:rPr>
               <w:t xml:space="preserve">; </w:t>
             </w:r>
-            <w:ins w:id="742" w:author="Shewmaker, Michael@Energy" w:date="2021-12-27T11:37:00Z">
+            <w:ins w:id="683" w:author="Shewmaker, Michael@Energy" w:date="2021-12-27T11:37:00Z">
               <w:r>
                 <w:rPr>
                   <w:rFonts w:asciiTheme="minorHAnsi" w:hAnsiTheme="minorHAnsi" w:cstheme="minorHAnsi"/>
@@ -29812,7 +29249,7 @@
                 <w:t>*</w:t>
               </w:r>
             </w:ins>
-            <w:ins w:id="743" w:author="Alhabibi, Haider@Energy" w:date="2023-08-14T16:37:00Z">
+            <w:ins w:id="684" w:author="Alhabibi, Haider@Energy" w:date="2023-08-14T16:37:00Z">
               <w:r>
                 <w:rPr>
                   <w:rFonts w:asciiTheme="minorHAnsi" w:hAnsiTheme="minorHAnsi" w:cstheme="minorHAnsi"/>
@@ -29822,7 +29259,7 @@
                 <w:t>EER</w:t>
               </w:r>
             </w:ins>
-            <w:ins w:id="744" w:author="Alhabibi, Haider@Energy" w:date="2023-08-14T16:38:00Z">
+            <w:ins w:id="685" w:author="Alhabibi, Haider@Energy" w:date="2023-08-14T16:38:00Z">
               <w:r>
                 <w:rPr>
                   <w:rFonts w:asciiTheme="minorHAnsi" w:hAnsiTheme="minorHAnsi" w:cstheme="minorHAnsi"/>
@@ -29832,7 +29269,7 @@
                 <w:t>2</w:t>
               </w:r>
             </w:ins>
-            <w:ins w:id="745" w:author="Alhabibi, Haider@Energy" w:date="2023-08-14T16:37:00Z">
+            <w:ins w:id="686" w:author="Alhabibi, Haider@Energy" w:date="2023-08-14T16:37:00Z">
               <w:r>
                 <w:rPr>
                   <w:rFonts w:asciiTheme="minorHAnsi" w:hAnsiTheme="minorHAnsi" w:cstheme="minorHAnsi"/>
@@ -29842,7 +29279,7 @@
                 <w:t>/</w:t>
               </w:r>
             </w:ins>
-            <w:ins w:id="746" w:author="Shewmaker, Michael@Energy" w:date="2021-12-27T11:37:00Z">
+            <w:ins w:id="687" w:author="Shewmaker, Michael@Energy" w:date="2021-12-27T11:37:00Z">
               <w:r>
                 <w:rPr>
                   <w:rFonts w:asciiTheme="minorHAnsi" w:hAnsiTheme="minorHAnsi" w:cstheme="minorHAnsi"/>
@@ -29857,7 +29294,7 @@
             <w:pPr>
               <w:keepNext/>
               <w:rPr>
-                <w:ins w:id="747" w:author="Shewmaker, Michael@Energy" w:date="2021-12-27T11:37:00Z"/>
+                <w:ins w:id="688" w:author="Shewmaker, Michael@Energy" w:date="2021-12-27T11:37:00Z"/>
                 <w:rFonts w:asciiTheme="minorHAnsi" w:hAnsiTheme="minorHAnsi" w:cstheme="minorHAnsi"/>
                 <w:sz w:val="16"/>
                 <w:szCs w:val="16"/>
@@ -29871,7 +29308,7 @@
               </w:rPr>
               <w:t>*EER</w:t>
             </w:r>
-            <w:ins w:id="748" w:author="Shewmaker, Michael@Energy" w:date="2021-12-27T11:37:00Z">
+            <w:ins w:id="689" w:author="Shewmaker, Michael@Energy" w:date="2021-12-27T11:37:00Z">
               <w:r>
                 <w:rPr>
                   <w:rFonts w:asciiTheme="minorHAnsi" w:hAnsiTheme="minorHAnsi" w:cstheme="minorHAnsi"/>
@@ -29891,7 +29328,7 @@
                 <w:szCs w:val="16"/>
               </w:rPr>
             </w:pPr>
-            <w:ins w:id="749" w:author="Shewmaker, Michael@Energy" w:date="2021-12-27T11:37:00Z">
+            <w:ins w:id="690" w:author="Shewmaker, Michael@Energy" w:date="2021-12-27T11:37:00Z">
               <w:r>
                 <w:rPr>
                   <w:rFonts w:asciiTheme="minorHAnsi" w:hAnsiTheme="minorHAnsi" w:cstheme="minorHAnsi"/>
@@ -29978,7 +29415,7 @@
               </w:rPr>
               <w:t xml:space="preserve">xx.x;  default minimum value for </w:t>
             </w:r>
-            <w:ins w:id="750" w:author="Alhabibi, Haider@Energy" w:date="2023-08-14T16:34:00Z">
+            <w:ins w:id="691" w:author="Alhabibi, Haider@Energy" w:date="2023-08-14T16:34:00Z">
               <w:r>
                 <w:rPr>
                   <w:rFonts w:asciiTheme="minorHAnsi" w:hAnsiTheme="minorHAnsi" w:cstheme="minorHAnsi"/>
@@ -29996,7 +29433,7 @@
               </w:rPr>
               <w:t>SEER=14;</w:t>
             </w:r>
-            <w:ins w:id="751" w:author="Shewmaker, Michael@Energy" w:date="2022-01-13T17:26:00Z">
+            <w:ins w:id="692" w:author="Shewmaker, Michael@Energy" w:date="2022-01-13T17:26:00Z">
               <w:r>
                 <w:rPr>
                   <w:rFonts w:asciiTheme="minorHAnsi" w:hAnsiTheme="minorHAnsi" w:cstheme="minorHAnsi"/>
@@ -30006,7 +29443,7 @@
                 <w:t xml:space="preserve">or default minimum value for </w:t>
               </w:r>
             </w:ins>
-            <w:ins w:id="752" w:author="Alhabibi, Haider@Energy" w:date="2023-08-14T16:35:00Z">
+            <w:ins w:id="693" w:author="Alhabibi, Haider@Energy" w:date="2023-08-14T16:35:00Z">
               <w:r>
                 <w:rPr>
                   <w:rFonts w:asciiTheme="minorHAnsi" w:hAnsiTheme="minorHAnsi" w:cstheme="minorHAnsi"/>
@@ -30016,7 +29453,7 @@
                 <w:t>EER2/</w:t>
               </w:r>
             </w:ins>
-            <w:ins w:id="753" w:author="Shewmaker, Michael@Energy" w:date="2022-01-13T17:26:00Z">
+            <w:ins w:id="694" w:author="Shewmaker, Michael@Energy" w:date="2022-01-13T17:26:00Z">
               <w:r>
                 <w:rPr>
                   <w:rFonts w:asciiTheme="minorHAnsi" w:hAnsiTheme="minorHAnsi" w:cstheme="minorHAnsi"/>
@@ -30049,7 +29486,7 @@
                 <w:szCs w:val="16"/>
               </w:rPr>
             </w:pPr>
-            <w:ins w:id="754" w:author="Grewing, Kyle@Energy" w:date="2023-08-14T14:51:00Z">
+            <w:ins w:id="695" w:author="Grewing, Kyle@Energy" w:date="2023-08-14T14:51:00Z">
               <w:r>
                 <w:rPr>
                   <w:rFonts w:asciiTheme="minorHAnsi" w:hAnsiTheme="minorHAnsi"/>
@@ -30123,7 +29560,7 @@
               </w:rPr>
               <w:t>*≤</w:t>
             </w:r>
-            <w:del w:id="755" w:author="Shewmaker, Michael@Energy" w:date="2021-12-27T11:38:00Z">
+            <w:del w:id="696" w:author="Shewmaker, Michael@Energy" w:date="2021-12-27T11:38:00Z">
               <w:r>
                 <w:rPr>
                   <w:rFonts w:asciiTheme="minorHAnsi" w:hAnsiTheme="minorHAnsi" w:cstheme="minorHAnsi"/>
@@ -30133,7 +29570,7 @@
                 <w:delText>40</w:delText>
               </w:r>
             </w:del>
-            <w:ins w:id="756" w:author="Shewmaker, Michael@Energy" w:date="2021-12-27T11:38:00Z">
+            <w:ins w:id="697" w:author="Shewmaker, Michael@Energy" w:date="2021-12-27T11:38:00Z">
               <w:r>
                 <w:rPr>
                   <w:rFonts w:asciiTheme="minorHAnsi" w:hAnsiTheme="minorHAnsi" w:cstheme="minorHAnsi"/>
@@ -30151,7 +29588,7 @@
               </w:rPr>
               <w:t>ft; *&gt;</w:t>
             </w:r>
-            <w:del w:id="757" w:author="Shewmaker, Michael@Energy" w:date="2021-12-27T11:38:00Z">
+            <w:del w:id="698" w:author="Shewmaker, Michael@Energy" w:date="2021-12-27T11:38:00Z">
               <w:r>
                 <w:rPr>
                   <w:rFonts w:asciiTheme="minorHAnsi" w:hAnsiTheme="minorHAnsi" w:cstheme="minorHAnsi"/>
@@ -30161,7 +29598,7 @@
                 <w:delText>40</w:delText>
               </w:r>
             </w:del>
-            <w:ins w:id="758" w:author="Shewmaker, Michael@Energy" w:date="2021-12-27T11:38:00Z">
+            <w:ins w:id="699" w:author="Shewmaker, Michael@Energy" w:date="2021-12-27T11:38:00Z">
               <w:r>
                 <w:rPr>
                   <w:rFonts w:asciiTheme="minorHAnsi" w:hAnsiTheme="minorHAnsi" w:cstheme="minorHAnsi"/>
@@ -30238,7 +29675,7 @@
               </w:rPr>
               <w:t>elsif A09= CZ</w:t>
             </w:r>
-            <w:del w:id="759" w:author="Thomas" w:date="2021-10-29T15:44:00Z">
+            <w:del w:id="700" w:author="Thomas" w:date="2021-10-29T15:44:00Z">
               <w:r>
                 <w:rPr>
                   <w:rFonts w:asciiTheme="minorHAnsi" w:hAnsiTheme="minorHAnsi" w:cstheme="minorHAnsi"/>
@@ -30248,7 +29685,7 @@
                 <w:delText xml:space="preserve"> </w:delText>
               </w:r>
             </w:del>
-            <w:ins w:id="760" w:author="Thomas" w:date="2021-10-29T15:44:00Z">
+            <w:ins w:id="701" w:author="Thomas" w:date="2021-10-29T15:44:00Z">
               <w:r>
                 <w:rPr>
                   <w:rFonts w:asciiTheme="minorHAnsi" w:hAnsiTheme="minorHAnsi" w:cstheme="minorHAnsi"/>
@@ -30258,7 +29695,7 @@
                 <w:t>3, 5-7</w:t>
               </w:r>
             </w:ins>
-            <w:del w:id="761" w:author="Thomas" w:date="2021-10-29T15:44:00Z">
+            <w:del w:id="702" w:author="Thomas" w:date="2021-10-29T15:44:00Z">
               <w:r>
                 <w:rPr>
                   <w:rFonts w:asciiTheme="minorHAnsi" w:hAnsiTheme="minorHAnsi" w:cstheme="minorHAnsi"/>
@@ -30276,7 +29713,7 @@
               </w:rPr>
               <w:t xml:space="preserve">, then "R-6."; else if A09=CZ </w:t>
             </w:r>
-            <w:ins w:id="762" w:author="Thomas" w:date="2021-10-29T15:44:00Z">
+            <w:ins w:id="703" w:author="Thomas" w:date="2021-10-29T15:44:00Z">
               <w:r>
                 <w:rPr>
                   <w:rFonts w:asciiTheme="minorHAnsi" w:hAnsiTheme="minorHAnsi" w:cstheme="minorHAnsi"/>
@@ -30286,7 +29723,7 @@
                 <w:t>1, 2, 4, 8-16</w:t>
               </w:r>
             </w:ins>
-            <w:del w:id="763" w:author="Thomas" w:date="2021-10-29T15:44:00Z">
+            <w:del w:id="704" w:author="Thomas" w:date="2021-10-29T15:44:00Z">
               <w:r>
                 <w:rPr>
                   <w:rFonts w:asciiTheme="minorHAnsi" w:hAnsiTheme="minorHAnsi" w:cstheme="minorHAnsi"/>
@@ -30525,14 +29962,14 @@
             <w:pPr>
               <w:keepNext/>
               <w:rPr>
-                <w:del w:id="764" w:author="Alhabibi, Haider@Energy" w:date="2022-03-02T13:26:00Z"/>
+                <w:del w:id="705" w:author="Alhabibi, Haider@Energy" w:date="2022-03-02T13:26:00Z"/>
                 <w:rFonts w:asciiTheme="minorHAnsi" w:hAnsiTheme="minorHAnsi" w:cstheme="minorHAnsi"/>
                 <w:sz w:val="20"/>
                 <w:szCs w:val="20"/>
                 <w:u w:val="single"/>
               </w:rPr>
             </w:pPr>
-            <w:ins w:id="765" w:author="Alhabibi, Haider@Energy" w:date="2022-03-02T13:26:00Z">
+            <w:ins w:id="706" w:author="Alhabibi, Haider@Energy" w:date="2022-03-02T13:26:00Z">
               <w:r>
                 <w:rPr>
                   <w:rFonts w:asciiTheme="minorHAnsi" w:hAnsiTheme="minorHAnsi" w:cstheme="minorHAnsi"/>
@@ -30543,7 +29980,7 @@
                 <w:t>&lt;&lt;Static Text - see the top&gt;&gt;</w:t>
               </w:r>
             </w:ins>
-            <w:del w:id="766" w:author="Alhabibi, Haider@Energy" w:date="2022-03-02T13:26:00Z">
+            <w:del w:id="707" w:author="Alhabibi, Haider@Energy" w:date="2022-03-02T13:26:00Z">
               <w:r>
                 <w:rPr>
                   <w:rFonts w:asciiTheme="minorHAnsi" w:hAnsiTheme="minorHAnsi" w:cstheme="minorHAnsi"/>
@@ -30559,13 +29996,13 @@
             <w:pPr>
               <w:keepNext/>
               <w:rPr>
-                <w:del w:id="767" w:author="Alhabibi, Haider@Energy" w:date="2022-03-02T13:26:00Z"/>
-                <w:rFonts w:asciiTheme="minorHAnsi" w:hAnsiTheme="minorHAnsi" w:cstheme="minorHAnsi"/>
-                <w:sz w:val="20"/>
-                <w:szCs w:val="20"/>
-              </w:rPr>
-            </w:pPr>
-            <w:del w:id="768" w:author="Alhabibi, Haider@Energy" w:date="2022-03-02T13:26:00Z">
+                <w:del w:id="708" w:author="Alhabibi, Haider@Energy" w:date="2022-03-02T13:26:00Z"/>
+                <w:rFonts w:asciiTheme="minorHAnsi" w:hAnsiTheme="minorHAnsi" w:cstheme="minorHAnsi"/>
+                <w:sz w:val="20"/>
+                <w:szCs w:val="20"/>
+              </w:rPr>
+            </w:pPr>
+            <w:del w:id="709" w:author="Alhabibi, Haider@Energy" w:date="2022-03-02T13:26:00Z">
               <w:r>
                 <w:rPr>
                   <w:rFonts w:asciiTheme="minorHAnsi" w:hAnsiTheme="minorHAnsi" w:cstheme="minorHAnsi"/>
@@ -30580,14 +30017,14 @@
             <w:pPr>
               <w:keepNext/>
               <w:rPr>
-                <w:del w:id="769" w:author="Alhabibi, Haider@Energy" w:date="2022-03-02T13:26:00Z"/>
+                <w:del w:id="710" w:author="Alhabibi, Haider@Energy" w:date="2022-03-02T13:26:00Z"/>
                 <w:rFonts w:asciiTheme="minorHAnsi" w:hAnsiTheme="minorHAnsi" w:cstheme="minorHAnsi"/>
                 <w:b/>
                 <w:sz w:val="20"/>
                 <w:szCs w:val="20"/>
               </w:rPr>
             </w:pPr>
-            <w:del w:id="770" w:author="Alhabibi, Haider@Energy" w:date="2022-03-02T13:26:00Z">
+            <w:del w:id="711" w:author="Alhabibi, Haider@Energy" w:date="2022-03-02T13:26:00Z">
               <w:r>
                 <w:rPr>
                   <w:rFonts w:asciiTheme="minorHAnsi" w:hAnsiTheme="minorHAnsi" w:cstheme="minorHAnsi"/>
@@ -30597,8 +30034,8 @@
                 <w:delText>-Duct insulation requirement for the new portions of supply-air and return-air ducts or plenums: R</w:delText>
               </w:r>
             </w:del>
-            <w:ins w:id="771" w:author="Moua, Cheng@Energy" w:date="2021-11-12T15:43:00Z">
-              <w:del w:id="772" w:author="Alhabibi, Haider@Energy" w:date="2022-03-02T13:26:00Z">
+            <w:ins w:id="712" w:author="Moua, Cheng@Energy" w:date="2021-11-12T15:43:00Z">
+              <w:del w:id="713" w:author="Alhabibi, Haider@Energy" w:date="2022-03-02T13:26:00Z">
                 <w:r>
                   <w:rPr>
                     <w:rFonts w:asciiTheme="minorHAnsi" w:hAnsiTheme="minorHAnsi" w:cstheme="minorHAnsi"/>
@@ -30609,7 +30046,7 @@
                 </w:r>
               </w:del>
             </w:ins>
-            <w:del w:id="773" w:author="Alhabibi, Haider@Energy" w:date="2022-03-02T13:26:00Z">
+            <w:del w:id="714" w:author="Alhabibi, Haider@Energy" w:date="2022-03-02T13:26:00Z">
               <w:r>
                 <w:rPr>
                   <w:rFonts w:asciiTheme="minorHAnsi" w:hAnsiTheme="minorHAnsi" w:cstheme="minorHAnsi"/>
@@ -30619,8 +30056,8 @@
                 <w:delText xml:space="preserve">6 (CZ </w:delText>
               </w:r>
             </w:del>
-            <w:ins w:id="774" w:author="Mertens, Thomas" w:date="2021-11-01T14:43:00Z">
-              <w:del w:id="775" w:author="Alhabibi, Haider@Energy" w:date="2022-03-02T13:26:00Z">
+            <w:ins w:id="715" w:author="Mertens, Thomas" w:date="2021-11-01T14:43:00Z">
+              <w:del w:id="716" w:author="Alhabibi, Haider@Energy" w:date="2022-03-02T13:26:00Z">
                 <w:r>
                   <w:rPr>
                     <w:rFonts w:asciiTheme="minorHAnsi" w:hAnsiTheme="minorHAnsi" w:cstheme="minorHAnsi"/>
@@ -30631,7 +30068,7 @@
                 </w:r>
               </w:del>
             </w:ins>
-            <w:del w:id="776" w:author="Alhabibi, Haider@Energy" w:date="2022-03-02T13:26:00Z">
+            <w:del w:id="717" w:author="Alhabibi, Haider@Energy" w:date="2022-03-02T13:26:00Z">
               <w:r>
                 <w:rPr>
                   <w:rFonts w:asciiTheme="minorHAnsi" w:hAnsiTheme="minorHAnsi" w:cstheme="minorHAnsi"/>
@@ -30641,8 +30078,8 @@
                 <w:delText xml:space="preserve">1-10, 12 &amp; 13) and R-8 (CZ </w:delText>
               </w:r>
             </w:del>
-            <w:ins w:id="777" w:author="Mertens, Thomas" w:date="2021-11-01T14:43:00Z">
-              <w:del w:id="778" w:author="Alhabibi, Haider@Energy" w:date="2022-03-02T13:26:00Z">
+            <w:ins w:id="718" w:author="Mertens, Thomas" w:date="2021-11-01T14:43:00Z">
+              <w:del w:id="719" w:author="Alhabibi, Haider@Energy" w:date="2022-03-02T13:26:00Z">
                 <w:r>
                   <w:rPr>
                     <w:rFonts w:asciiTheme="minorHAnsi" w:hAnsiTheme="minorHAnsi" w:cstheme="minorHAnsi"/>
@@ -30653,7 +30090,7 @@
                 </w:r>
               </w:del>
             </w:ins>
-            <w:del w:id="779" w:author="Alhabibi, Haider@Energy" w:date="2022-03-02T13:26:00Z">
+            <w:del w:id="720" w:author="Alhabibi, Haider@Energy" w:date="2022-03-02T13:26:00Z">
               <w:r>
                 <w:rPr>
                   <w:rFonts w:asciiTheme="minorHAnsi" w:hAnsiTheme="minorHAnsi" w:cstheme="minorHAnsi"/>
@@ -30668,13 +30105,13 @@
             <w:pPr>
               <w:keepNext/>
               <w:rPr>
-                <w:del w:id="780" w:author="Alhabibi, Haider@Energy" w:date="2022-03-02T13:26:00Z"/>
-                <w:rFonts w:asciiTheme="minorHAnsi" w:hAnsiTheme="minorHAnsi" w:cstheme="minorHAnsi"/>
-                <w:sz w:val="20"/>
-                <w:szCs w:val="20"/>
-              </w:rPr>
-            </w:pPr>
-            <w:del w:id="781" w:author="Alhabibi, Haider@Energy" w:date="2022-03-02T13:26:00Z">
+                <w:del w:id="721" w:author="Alhabibi, Haider@Energy" w:date="2022-03-02T13:26:00Z"/>
+                <w:rFonts w:asciiTheme="minorHAnsi" w:hAnsiTheme="minorHAnsi" w:cstheme="minorHAnsi"/>
+                <w:sz w:val="20"/>
+                <w:szCs w:val="20"/>
+              </w:rPr>
+            </w:pPr>
+            <w:del w:id="722" w:author="Alhabibi, Haider@Energy" w:date="2022-03-02T13:26:00Z">
               <w:r>
                 <w:rPr>
                   <w:rFonts w:asciiTheme="minorHAnsi" w:hAnsiTheme="minorHAnsi" w:cstheme="minorHAnsi"/>
@@ -30684,8 +30121,8 @@
                 <w:delText xml:space="preserve">CF2R &amp; CF3R-MCH-20-H – Duct Leakage Test required when heating or cooling components are installed in ducted systems, or when more than 40 </w:delText>
               </w:r>
             </w:del>
-            <w:ins w:id="782" w:author="Moua, Cheng@Energy" w:date="2021-11-12T15:43:00Z">
-              <w:del w:id="783" w:author="Alhabibi, Haider@Energy" w:date="2022-03-02T13:26:00Z">
+            <w:ins w:id="723" w:author="Moua, Cheng@Energy" w:date="2021-11-12T15:43:00Z">
+              <w:del w:id="724" w:author="Alhabibi, Haider@Energy" w:date="2022-03-02T13:26:00Z">
                 <w:r>
                   <w:rPr>
                     <w:rFonts w:asciiTheme="minorHAnsi" w:hAnsiTheme="minorHAnsi" w:cstheme="minorHAnsi"/>
@@ -30696,7 +30133,7 @@
                 </w:r>
               </w:del>
             </w:ins>
-            <w:del w:id="784" w:author="Alhabibi, Haider@Energy" w:date="2022-03-02T13:26:00Z">
+            <w:del w:id="725" w:author="Alhabibi, Haider@Energy" w:date="2022-03-02T13:26:00Z">
               <w:r>
                 <w:rPr>
                   <w:rFonts w:asciiTheme="minorHAnsi" w:hAnsiTheme="minorHAnsi" w:cstheme="minorHAnsi"/>
@@ -30711,13 +30148,13 @@
             <w:pPr>
               <w:keepNext/>
               <w:rPr>
-                <w:del w:id="785" w:author="Alhabibi, Haider@Energy" w:date="2022-03-02T13:26:00Z"/>
-                <w:rFonts w:asciiTheme="minorHAnsi" w:hAnsiTheme="minorHAnsi" w:cstheme="minorHAnsi"/>
-                <w:sz w:val="20"/>
-                <w:szCs w:val="20"/>
-              </w:rPr>
-            </w:pPr>
-            <w:del w:id="786" w:author="Alhabibi, Haider@Energy" w:date="2022-03-02T13:26:00Z">
+                <w:del w:id="726" w:author="Alhabibi, Haider@Energy" w:date="2022-03-02T13:26:00Z"/>
+                <w:rFonts w:asciiTheme="minorHAnsi" w:hAnsiTheme="minorHAnsi" w:cstheme="minorHAnsi"/>
+                <w:sz w:val="20"/>
+                <w:szCs w:val="20"/>
+              </w:rPr>
+            </w:pPr>
+            <w:del w:id="727" w:author="Alhabibi, Haider@Energy" w:date="2022-03-02T13:26:00Z">
               <w:r>
                 <w:rPr>
                   <w:rFonts w:asciiTheme="minorHAnsi" w:hAnsiTheme="minorHAnsi" w:cstheme="minorHAnsi"/>
@@ -30727,8 +30164,8 @@
                 <w:delText xml:space="preserve">-Leakage rate compliance: ≤ </w:delText>
               </w:r>
             </w:del>
-            <w:ins w:id="787" w:author="Shewmaker, Michael@Energy" w:date="2021-12-27T11:39:00Z">
-              <w:del w:id="788" w:author="Alhabibi, Haider@Energy" w:date="2022-03-02T13:26:00Z">
+            <w:ins w:id="728" w:author="Shewmaker, Michael@Energy" w:date="2021-12-27T11:39:00Z">
+              <w:del w:id="729" w:author="Alhabibi, Haider@Energy" w:date="2022-03-02T13:26:00Z">
                 <w:r>
                   <w:rPr>
                     <w:rFonts w:asciiTheme="minorHAnsi" w:hAnsiTheme="minorHAnsi" w:cstheme="minorHAnsi"/>
@@ -30739,7 +30176,7 @@
                 </w:r>
               </w:del>
             </w:ins>
-            <w:del w:id="789" w:author="Alhabibi, Haider@Energy" w:date="2022-03-02T13:26:00Z">
+            <w:del w:id="730" w:author="Alhabibi, Haider@Energy" w:date="2022-03-02T13:26:00Z">
               <w:r>
                 <w:rPr>
                   <w:rFonts w:asciiTheme="minorHAnsi" w:hAnsiTheme="minorHAnsi" w:cstheme="minorHAnsi"/>
@@ -30749,8 +30186,8 @@
                 <w:delText>1</w:delText>
               </w:r>
             </w:del>
-            <w:ins w:id="790" w:author="Mertens, Thomas" w:date="2021-11-01T14:44:00Z">
-              <w:del w:id="791" w:author="Alhabibi, Haider@Energy" w:date="2022-03-02T13:26:00Z">
+            <w:ins w:id="731" w:author="Mertens, Thomas" w:date="2021-11-01T14:44:00Z">
+              <w:del w:id="732" w:author="Alhabibi, Haider@Energy" w:date="2022-03-02T13:26:00Z">
                 <w:r>
                   <w:rPr>
                     <w:rFonts w:asciiTheme="minorHAnsi" w:hAnsiTheme="minorHAnsi" w:cstheme="minorHAnsi"/>
@@ -30761,7 +30198,7 @@
                 </w:r>
               </w:del>
             </w:ins>
-            <w:del w:id="792" w:author="Alhabibi, Haider@Energy" w:date="2022-03-02T13:26:00Z">
+            <w:del w:id="733" w:author="Alhabibi, Haider@Energy" w:date="2022-03-02T13:26:00Z">
               <w:r>
                 <w:rPr>
                   <w:rFonts w:asciiTheme="minorHAnsi" w:hAnsiTheme="minorHAnsi" w:cstheme="minorHAnsi"/>
@@ -30771,8 +30208,8 @@
                 <w:delText xml:space="preserve">5%, or ≤ </w:delText>
               </w:r>
             </w:del>
-            <w:ins w:id="793" w:author="Shewmaker, Michael@Energy" w:date="2021-12-27T11:39:00Z">
-              <w:del w:id="794" w:author="Alhabibi, Haider@Energy" w:date="2022-03-02T13:26:00Z">
+            <w:ins w:id="734" w:author="Shewmaker, Michael@Energy" w:date="2021-12-27T11:39:00Z">
+              <w:del w:id="735" w:author="Alhabibi, Haider@Energy" w:date="2022-03-02T13:26:00Z">
                 <w:r>
                   <w:rPr>
                     <w:rFonts w:asciiTheme="minorHAnsi" w:hAnsiTheme="minorHAnsi" w:cstheme="minorHAnsi"/>
@@ -30783,8 +30220,8 @@
                 </w:r>
               </w:del>
             </w:ins>
-            <w:ins w:id="795" w:author="Mertens, Thomas" w:date="2021-11-01T14:44:00Z">
-              <w:del w:id="796" w:author="Alhabibi, Haider@Energy" w:date="2022-03-02T13:26:00Z">
+            <w:ins w:id="736" w:author="Mertens, Thomas" w:date="2021-11-01T14:44:00Z">
+              <w:del w:id="737" w:author="Alhabibi, Haider@Energy" w:date="2022-03-02T13:26:00Z">
                 <w:r>
                   <w:rPr>
                     <w:rFonts w:asciiTheme="minorHAnsi" w:hAnsiTheme="minorHAnsi" w:cstheme="minorHAnsi"/>
@@ -30795,7 +30232,7 @@
                 </w:r>
               </w:del>
             </w:ins>
-            <w:del w:id="797" w:author="Alhabibi, Haider@Energy" w:date="2022-03-02T13:26:00Z">
+            <w:del w:id="738" w:author="Alhabibi, Haider@Energy" w:date="2022-03-02T13:26:00Z">
               <w:r>
                 <w:rPr>
                   <w:rFonts w:asciiTheme="minorHAnsi" w:hAnsiTheme="minorHAnsi" w:cstheme="minorHAnsi"/>
@@ -30810,13 +30247,13 @@
             <w:pPr>
               <w:keepNext/>
               <w:rPr>
-                <w:del w:id="798" w:author="Alhabibi, Haider@Energy" w:date="2022-03-02T13:26:00Z"/>
-                <w:rFonts w:asciiTheme="minorHAnsi" w:hAnsiTheme="minorHAnsi" w:cstheme="minorHAnsi"/>
-                <w:sz w:val="20"/>
-                <w:szCs w:val="20"/>
-              </w:rPr>
-            </w:pPr>
-            <w:del w:id="799" w:author="Alhabibi, Haider@Energy" w:date="2022-03-02T13:26:00Z">
+                <w:del w:id="739" w:author="Alhabibi, Haider@Energy" w:date="2022-03-02T13:26:00Z"/>
+                <w:rFonts w:asciiTheme="minorHAnsi" w:hAnsiTheme="minorHAnsi" w:cstheme="minorHAnsi"/>
+                <w:sz w:val="20"/>
+                <w:szCs w:val="20"/>
+              </w:rPr>
+            </w:pPr>
+            <w:del w:id="740" w:author="Alhabibi, Haider@Energy" w:date="2022-03-02T13:26:00Z">
               <w:r>
                 <w:rPr>
                   <w:rFonts w:asciiTheme="minorHAnsi" w:hAnsiTheme="minorHAnsi" w:cstheme="minorHAnsi"/>
@@ -30848,13 +30285,13 @@
             <w:pPr>
               <w:keepNext/>
               <w:rPr>
-                <w:del w:id="800" w:author="Alhabibi, Haider@Energy" w:date="2022-03-02T13:26:00Z"/>
-                <w:rFonts w:asciiTheme="minorHAnsi" w:hAnsiTheme="minorHAnsi" w:cstheme="minorHAnsi"/>
-                <w:sz w:val="20"/>
-                <w:szCs w:val="20"/>
-              </w:rPr>
-            </w:pPr>
-            <w:del w:id="801" w:author="Alhabibi, Haider@Energy" w:date="2022-03-02T13:26:00Z">
+                <w:del w:id="741" w:author="Alhabibi, Haider@Energy" w:date="2022-03-02T13:26:00Z"/>
+                <w:rFonts w:asciiTheme="minorHAnsi" w:hAnsiTheme="minorHAnsi" w:cstheme="minorHAnsi"/>
+                <w:sz w:val="20"/>
+                <w:szCs w:val="20"/>
+              </w:rPr>
+            </w:pPr>
+            <w:del w:id="742" w:author="Alhabibi, Haider@Energy" w:date="2022-03-02T13:26:00Z">
               <w:r>
                 <w:rPr>
                   <w:rFonts w:asciiTheme="minorHAnsi" w:hAnsiTheme="minorHAnsi" w:cstheme="minorHAnsi"/>
@@ -30864,8 +30301,8 @@
                 <w:delText xml:space="preserve">CF2R &amp; CF3R-MCH-23 Airflow Rate ≥ </w:delText>
               </w:r>
             </w:del>
-            <w:ins w:id="802" w:author="Shewmaker, Michael@Energy" w:date="2021-12-27T11:39:00Z">
-              <w:del w:id="803" w:author="Alhabibi, Haider@Energy" w:date="2022-03-02T13:26:00Z">
+            <w:ins w:id="743" w:author="Shewmaker, Michael@Energy" w:date="2021-12-27T11:39:00Z">
+              <w:del w:id="744" w:author="Alhabibi, Haider@Energy" w:date="2022-03-02T13:26:00Z">
                 <w:r>
                   <w:rPr>
                     <w:rFonts w:asciiTheme="minorHAnsi" w:hAnsiTheme="minorHAnsi" w:cstheme="minorHAnsi"/>
@@ -30876,7 +30313,7 @@
                 </w:r>
               </w:del>
             </w:ins>
-            <w:del w:id="804" w:author="Alhabibi, Haider@Energy" w:date="2022-03-02T13:26:00Z">
+            <w:del w:id="745" w:author="Alhabibi, Haider@Energy" w:date="2022-03-02T13:26:00Z">
               <w:r>
                 <w:rPr>
                   <w:rFonts w:asciiTheme="minorHAnsi" w:hAnsiTheme="minorHAnsi" w:cstheme="minorHAnsi"/>
@@ -30891,14 +30328,14 @@
             <w:pPr>
               <w:keepNext/>
               <w:rPr>
-                <w:del w:id="805" w:author="Alhabibi, Haider@Energy" w:date="2022-03-02T13:26:00Z"/>
+                <w:del w:id="746" w:author="Alhabibi, Haider@Energy" w:date="2022-03-02T13:26:00Z"/>
                 <w:rFonts w:asciiTheme="minorHAnsi" w:hAnsiTheme="minorHAnsi" w:cstheme="minorHAnsi"/>
                 <w:sz w:val="20"/>
                 <w:szCs w:val="20"/>
                 <w:u w:val="single"/>
               </w:rPr>
             </w:pPr>
-            <w:del w:id="806" w:author="Alhabibi, Haider@Energy" w:date="2022-03-02T13:26:00Z">
+            <w:del w:id="747" w:author="Alhabibi, Haider@Energy" w:date="2022-03-02T13:26:00Z">
               <w:r>
                 <w:rPr>
                   <w:rFonts w:asciiTheme="minorHAnsi" w:hAnsiTheme="minorHAnsi" w:cstheme="minorHAnsi"/>
@@ -30914,13 +30351,13 @@
             <w:pPr>
               <w:keepNext/>
               <w:rPr>
-                <w:del w:id="807" w:author="Alhabibi, Haider@Energy" w:date="2022-03-02T13:26:00Z"/>
-                <w:rFonts w:asciiTheme="minorHAnsi" w:hAnsiTheme="minorHAnsi" w:cstheme="minorHAnsi"/>
-                <w:sz w:val="20"/>
-                <w:szCs w:val="20"/>
-              </w:rPr>
-            </w:pPr>
-            <w:del w:id="808" w:author="Alhabibi, Haider@Energy" w:date="2022-03-02T13:26:00Z">
+                <w:del w:id="748" w:author="Alhabibi, Haider@Energy" w:date="2022-03-02T13:26:00Z"/>
+                <w:rFonts w:asciiTheme="minorHAnsi" w:hAnsiTheme="minorHAnsi" w:cstheme="minorHAnsi"/>
+                <w:sz w:val="20"/>
+                <w:szCs w:val="20"/>
+              </w:rPr>
+            </w:pPr>
+            <w:del w:id="749" w:author="Alhabibi, Haider@Energy" w:date="2022-03-02T13:26:00Z">
               <w:r>
                 <w:rPr>
                   <w:rFonts w:asciiTheme="minorHAnsi" w:hAnsiTheme="minorHAnsi" w:cstheme="minorHAnsi"/>
@@ -30935,13 +30372,13 @@
             <w:pPr>
               <w:keepNext/>
               <w:rPr>
-                <w:del w:id="809" w:author="Alhabibi, Haider@Energy" w:date="2022-03-02T13:26:00Z"/>
-                <w:rFonts w:asciiTheme="minorHAnsi" w:hAnsiTheme="minorHAnsi" w:cstheme="minorHAnsi"/>
-                <w:sz w:val="20"/>
-                <w:szCs w:val="20"/>
-              </w:rPr>
-            </w:pPr>
-            <w:del w:id="810" w:author="Alhabibi, Haider@Energy" w:date="2022-03-02T13:26:00Z">
+                <w:del w:id="750" w:author="Alhabibi, Haider@Energy" w:date="2022-03-02T13:26:00Z"/>
+                <w:rFonts w:asciiTheme="minorHAnsi" w:hAnsiTheme="minorHAnsi" w:cstheme="minorHAnsi"/>
+                <w:sz w:val="20"/>
+                <w:szCs w:val="20"/>
+              </w:rPr>
+            </w:pPr>
+            <w:del w:id="751" w:author="Alhabibi, Haider@Energy" w:date="2022-03-02T13:26:00Z">
               <w:r>
                 <w:rPr>
                   <w:rFonts w:asciiTheme="minorHAnsi" w:hAnsiTheme="minorHAnsi" w:cstheme="minorHAnsi"/>
@@ -30961,7 +30398,7 @@
                 <w:szCs w:val="20"/>
               </w:rPr>
             </w:pPr>
-            <w:del w:id="811" w:author="Alhabibi, Haider@Energy" w:date="2022-03-02T13:26:00Z">
+            <w:del w:id="752" w:author="Alhabibi, Haider@Energy" w:date="2022-03-02T13:26:00Z">
               <w:r>
                 <w:rPr>
                   <w:rFonts w:asciiTheme="minorHAnsi" w:hAnsiTheme="minorHAnsi" w:cstheme="minorHAnsi"/>
@@ -30971,8 +30408,8 @@
                 <w:delText>-Existing duct systems constructed, insulated</w:delText>
               </w:r>
             </w:del>
-            <w:ins w:id="812" w:author="Shewmaker, Michael@Energy" w:date="2021-12-27T11:39:00Z">
-              <w:del w:id="813" w:author="Alhabibi, Haider@Energy" w:date="2022-03-02T13:26:00Z">
+            <w:ins w:id="753" w:author="Shewmaker, Michael@Energy" w:date="2021-12-27T11:39:00Z">
+              <w:del w:id="754" w:author="Alhabibi, Haider@Energy" w:date="2022-03-02T13:26:00Z">
                 <w:r>
                   <w:rPr>
                     <w:rFonts w:asciiTheme="minorHAnsi" w:hAnsiTheme="minorHAnsi" w:cstheme="minorHAnsi"/>
@@ -30983,7 +30420,7 @@
                 </w:r>
               </w:del>
             </w:ins>
-            <w:del w:id="814" w:author="Alhabibi, Haider@Energy" w:date="2022-03-02T13:26:00Z">
+            <w:del w:id="755" w:author="Alhabibi, Haider@Energy" w:date="2022-03-02T13:26:00Z">
               <w:r>
                 <w:rPr>
                   <w:rFonts w:asciiTheme="minorHAnsi" w:hAnsiTheme="minorHAnsi" w:cstheme="minorHAnsi"/>
@@ -31344,7 +30781,7 @@
                 <w:szCs w:val="20"/>
               </w:rPr>
             </w:pPr>
-            <w:ins w:id="815" w:author="Grewing, Kyle@Energy" w:date="2023-08-14T14:56:00Z">
+            <w:ins w:id="756" w:author="Grewing, Kyle@Energy" w:date="2023-08-14T14:56:00Z">
               <w:r>
                 <w:rPr>
                   <w:rFonts w:ascii="Calibri" w:hAnsi="Calibri"/>
@@ -31774,7 +31211,7 @@
               </w:rPr>
               <w:t>Minimum Efficiency Value</w:t>
             </w:r>
-            <w:ins w:id="816" w:author="Alhabibi, Haider@Energy" w:date="2023-08-14T16:39:00Z">
+            <w:ins w:id="757" w:author="Alhabibi, Haider@Energy" w:date="2023-08-14T16:39:00Z">
               <w:r>
                 <w:rPr>
                   <w:sz w:val="20"/>
@@ -31807,7 +31244,7 @@
                 <w:szCs w:val="20"/>
               </w:rPr>
             </w:pPr>
-            <w:ins w:id="817" w:author="Grewing, Kyle@Energy" w:date="2023-08-14T14:56:00Z">
+            <w:ins w:id="758" w:author="Grewing, Kyle@Energy" w:date="2023-08-14T14:56:00Z">
               <w:r>
                 <w:rPr>
                   <w:rFonts w:ascii="Calibri" w:hAnsi="Calibri"/>
@@ -32704,7 +32141,7 @@
               </w:rPr>
               <w:t xml:space="preserve">*AFUE; *HSPF; </w:t>
             </w:r>
-            <w:ins w:id="818" w:author="Shewmaker, Michael@Energy" w:date="2021-12-27T11:47:00Z">
+            <w:ins w:id="759" w:author="Shewmaker, Michael@Energy" w:date="2021-12-27T11:47:00Z">
               <w:r>
                 <w:rPr>
                   <w:rFonts w:asciiTheme="minorHAnsi" w:hAnsiTheme="minorHAnsi" w:cstheme="minorHAnsi"/>
@@ -32818,7 +32255,7 @@
               </w:rPr>
               <w:t xml:space="preserve">8.0; </w:t>
             </w:r>
-            <w:ins w:id="819" w:author="Shewmaker, Michael@Energy" w:date="2022-01-13T17:27:00Z">
+            <w:ins w:id="760" w:author="Shewmaker, Michael@Energy" w:date="2022-01-13T17:27:00Z">
               <w:r>
                 <w:rPr>
                   <w:rFonts w:asciiTheme="minorHAnsi" w:hAnsiTheme="minorHAnsi" w:cstheme="minorHAnsi"/>
@@ -33656,7 +33093,7 @@
             <w:pPr>
               <w:keepNext/>
               <w:rPr>
-                <w:ins w:id="820" w:author="Shewmaker, Michael@Energy" w:date="2021-12-27T11:47:00Z"/>
+                <w:ins w:id="761" w:author="Shewmaker, Michael@Energy" w:date="2021-12-27T11:47:00Z"/>
                 <w:rFonts w:asciiTheme="minorHAnsi" w:hAnsiTheme="minorHAnsi" w:cstheme="minorHAnsi"/>
                 <w:sz w:val="16"/>
                 <w:szCs w:val="16"/>
@@ -33670,7 +33107,7 @@
               </w:rPr>
               <w:t>else user pick from list:  *</w:t>
             </w:r>
-            <w:del w:id="821" w:author="Alhabibi, Haider@Energy" w:date="2023-08-14T16:40:00Z">
+            <w:del w:id="762" w:author="Alhabibi, Haider@Energy" w:date="2023-08-14T16:40:00Z">
               <w:r>
                 <w:rPr>
                   <w:rFonts w:asciiTheme="minorHAnsi" w:hAnsiTheme="minorHAnsi" w:cstheme="minorHAnsi"/>
@@ -33688,7 +33125,7 @@
               </w:rPr>
               <w:t>EER</w:t>
             </w:r>
-            <w:ins w:id="822" w:author="Alhabibi, Haider@Energy" w:date="2023-08-14T16:40:00Z">
+            <w:ins w:id="763" w:author="Alhabibi, Haider@Energy" w:date="2023-08-14T16:40:00Z">
               <w:r>
                 <w:rPr>
                   <w:rFonts w:asciiTheme="minorHAnsi" w:hAnsiTheme="minorHAnsi" w:cstheme="minorHAnsi"/>
@@ -33716,7 +33153,7 @@
                 <w:szCs w:val="16"/>
               </w:rPr>
             </w:pPr>
-            <w:ins w:id="823" w:author="Shewmaker, Michael@Energy" w:date="2021-12-27T11:47:00Z">
+            <w:ins w:id="764" w:author="Shewmaker, Michael@Energy" w:date="2021-12-27T11:47:00Z">
               <w:r>
                 <w:rPr>
                   <w:rFonts w:asciiTheme="minorHAnsi" w:hAnsiTheme="minorHAnsi" w:cstheme="minorHAnsi"/>
@@ -33726,7 +33163,7 @@
                 <w:t>*</w:t>
               </w:r>
             </w:ins>
-            <w:ins w:id="824" w:author="Alhabibi, Haider@Energy" w:date="2023-08-14T16:40:00Z">
+            <w:ins w:id="765" w:author="Alhabibi, Haider@Energy" w:date="2023-08-14T16:40:00Z">
               <w:r>
                 <w:rPr>
                   <w:rFonts w:asciiTheme="minorHAnsi" w:hAnsiTheme="minorHAnsi" w:cstheme="minorHAnsi"/>
@@ -33736,7 +33173,7 @@
                 <w:t>EER</w:t>
               </w:r>
             </w:ins>
-            <w:ins w:id="825" w:author="Alhabibi, Haider@Energy" w:date="2023-08-14T16:41:00Z">
+            <w:ins w:id="766" w:author="Alhabibi, Haider@Energy" w:date="2023-08-14T16:41:00Z">
               <w:r>
                 <w:rPr>
                   <w:rFonts w:asciiTheme="minorHAnsi" w:hAnsiTheme="minorHAnsi" w:cstheme="minorHAnsi"/>
@@ -33746,7 +33183,7 @@
                 <w:t>2/</w:t>
               </w:r>
             </w:ins>
-            <w:ins w:id="826" w:author="Shewmaker, Michael@Energy" w:date="2021-12-27T11:47:00Z">
+            <w:ins w:id="767" w:author="Shewmaker, Michael@Energy" w:date="2021-12-27T11:47:00Z">
               <w:r>
                 <w:rPr>
                   <w:rFonts w:asciiTheme="minorHAnsi" w:hAnsiTheme="minorHAnsi" w:cstheme="minorHAnsi"/>
@@ -33769,7 +33206,7 @@
             <w:pPr>
               <w:keepNext/>
               <w:rPr>
-                <w:ins w:id="827" w:author="Shewmaker, Michael@Energy" w:date="2021-12-27T11:47:00Z"/>
+                <w:ins w:id="768" w:author="Shewmaker, Michael@Energy" w:date="2021-12-27T11:47:00Z"/>
                 <w:rFonts w:asciiTheme="minorHAnsi" w:hAnsiTheme="minorHAnsi" w:cstheme="minorHAnsi"/>
                 <w:sz w:val="16"/>
                 <w:szCs w:val="16"/>
@@ -33783,7 +33220,7 @@
               </w:rPr>
               <w:t>*EER</w:t>
             </w:r>
-            <w:ins w:id="828" w:author="Shewmaker, Michael@Energy" w:date="2021-12-27T11:47:00Z">
+            <w:ins w:id="769" w:author="Shewmaker, Michael@Energy" w:date="2021-12-27T11:47:00Z">
               <w:r>
                 <w:rPr>
                   <w:rFonts w:asciiTheme="minorHAnsi" w:hAnsiTheme="minorHAnsi" w:cstheme="minorHAnsi"/>
@@ -33803,7 +33240,7 @@
                 <w:szCs w:val="16"/>
               </w:rPr>
             </w:pPr>
-            <w:ins w:id="829" w:author="Shewmaker, Michael@Energy" w:date="2021-12-27T11:47:00Z">
+            <w:ins w:id="770" w:author="Shewmaker, Michael@Energy" w:date="2021-12-27T11:47:00Z">
               <w:r>
                 <w:rPr>
                   <w:rFonts w:asciiTheme="minorHAnsi" w:hAnsiTheme="minorHAnsi" w:cstheme="minorHAnsi"/>
@@ -33872,7 +33309,7 @@
               </w:rPr>
               <w:t xml:space="preserve">xx.x; default minimum value for </w:t>
             </w:r>
-            <w:ins w:id="830" w:author="Alhabibi, Haider@Energy" w:date="2023-08-14T16:40:00Z">
+            <w:ins w:id="771" w:author="Alhabibi, Haider@Energy" w:date="2023-08-14T16:40:00Z">
               <w:r>
                 <w:rPr>
                   <w:rFonts w:asciiTheme="minorHAnsi" w:hAnsiTheme="minorHAnsi" w:cstheme="minorHAnsi"/>
@@ -33890,7 +33327,7 @@
               </w:rPr>
               <w:t xml:space="preserve">SEER=14; </w:t>
             </w:r>
-            <w:ins w:id="831" w:author="Shewmaker, Michael@Energy" w:date="2022-01-13T17:27:00Z">
+            <w:ins w:id="772" w:author="Shewmaker, Michael@Energy" w:date="2022-01-13T17:27:00Z">
               <w:r>
                 <w:rPr>
                   <w:rFonts w:asciiTheme="minorHAnsi" w:hAnsiTheme="minorHAnsi" w:cstheme="minorHAnsi"/>
@@ -33900,7 +33337,7 @@
                 <w:t>or default minimum</w:t>
               </w:r>
             </w:ins>
-            <w:ins w:id="832" w:author="Shewmaker, Michael@Energy" w:date="2022-01-13T17:28:00Z">
+            <w:ins w:id="773" w:author="Shewmaker, Michael@Energy" w:date="2022-01-13T17:28:00Z">
               <w:r>
                 <w:rPr>
                   <w:rFonts w:asciiTheme="minorHAnsi" w:hAnsiTheme="minorHAnsi" w:cstheme="minorHAnsi"/>
@@ -33910,7 +33347,7 @@
                 <w:t xml:space="preserve"> value for </w:t>
               </w:r>
             </w:ins>
-            <w:ins w:id="833" w:author="Alhabibi, Haider@Energy" w:date="2023-08-14T16:40:00Z">
+            <w:ins w:id="774" w:author="Alhabibi, Haider@Energy" w:date="2023-08-14T16:40:00Z">
               <w:r>
                 <w:rPr>
                   <w:rFonts w:asciiTheme="minorHAnsi" w:hAnsiTheme="minorHAnsi" w:cstheme="minorHAnsi"/>
@@ -33920,7 +33357,7 @@
                 <w:t>EER2/</w:t>
               </w:r>
             </w:ins>
-            <w:ins w:id="834" w:author="Shewmaker, Michael@Energy" w:date="2022-01-13T17:28:00Z">
+            <w:ins w:id="775" w:author="Shewmaker, Michael@Energy" w:date="2022-01-13T17:28:00Z">
               <w:r>
                 <w:rPr>
                   <w:rFonts w:asciiTheme="minorHAnsi" w:hAnsiTheme="minorHAnsi" w:cstheme="minorHAnsi"/>
@@ -33954,7 +33391,7 @@
                 <w:szCs w:val="16"/>
               </w:rPr>
             </w:pPr>
-            <w:ins w:id="835" w:author="Grewing, Kyle@Energy" w:date="2023-08-14T14:56:00Z">
+            <w:ins w:id="776" w:author="Grewing, Kyle@Energy" w:date="2023-08-14T14:56:00Z">
               <w:r>
                 <w:rPr>
                   <w:rFonts w:ascii="Calibri" w:hAnsi="Calibri"/>
@@ -34011,7 +33448,7 @@
               </w:rPr>
               <w:t>&lt;&lt;calculated field: if A09= CZ</w:t>
             </w:r>
-            <w:del w:id="836" w:author="Mertens, Thomas" w:date="2021-11-01T14:53:00Z">
+            <w:del w:id="777" w:author="Mertens, Thomas" w:date="2021-11-01T14:53:00Z">
               <w:r>
                 <w:rPr>
                   <w:rFonts w:asciiTheme="minorHAnsi" w:hAnsiTheme="minorHAnsi" w:cstheme="minorHAnsi"/>
@@ -34021,7 +33458,7 @@
                 <w:delText xml:space="preserve"> </w:delText>
               </w:r>
             </w:del>
-            <w:ins w:id="837" w:author="Mertens, Thomas" w:date="2021-11-01T14:53:00Z">
+            <w:ins w:id="778" w:author="Mertens, Thomas" w:date="2021-11-01T14:53:00Z">
               <w:r>
                 <w:rPr>
                   <w:rFonts w:asciiTheme="minorHAnsi" w:hAnsiTheme="minorHAnsi" w:cstheme="minorHAnsi"/>
@@ -34031,7 +33468,7 @@
                 <w:t>3, 5-7</w:t>
               </w:r>
             </w:ins>
-            <w:del w:id="838" w:author="Mertens, Thomas" w:date="2021-11-01T14:53:00Z">
+            <w:del w:id="779" w:author="Mertens, Thomas" w:date="2021-11-01T14:53:00Z">
               <w:r>
                 <w:rPr>
                   <w:rFonts w:asciiTheme="minorHAnsi" w:hAnsiTheme="minorHAnsi" w:cstheme="minorHAnsi"/>
@@ -34049,7 +33486,7 @@
               </w:rPr>
               <w:t xml:space="preserve">, then "R-6."; else if A09=CZ </w:t>
             </w:r>
-            <w:ins w:id="839" w:author="Mertens, Thomas" w:date="2021-11-01T14:54:00Z">
+            <w:ins w:id="780" w:author="Mertens, Thomas" w:date="2021-11-01T14:54:00Z">
               <w:r>
                 <w:rPr>
                   <w:rFonts w:asciiTheme="minorHAnsi" w:hAnsiTheme="minorHAnsi" w:cstheme="minorHAnsi"/>
@@ -34059,7 +33496,7 @@
                 <w:t>1, 2, 4, 8-16</w:t>
               </w:r>
             </w:ins>
-            <w:del w:id="840" w:author="Mertens, Thomas" w:date="2021-11-01T14:53:00Z">
+            <w:del w:id="781" w:author="Mertens, Thomas" w:date="2021-11-01T14:53:00Z">
               <w:r>
                 <w:rPr>
                   <w:rFonts w:asciiTheme="minorHAnsi" w:hAnsiTheme="minorHAnsi" w:cstheme="minorHAnsi"/>
@@ -34294,14 +33731,14 @@
             <w:pPr>
               <w:keepNext/>
               <w:rPr>
-                <w:del w:id="841" w:author="Alhabibi, Haider@Energy" w:date="2022-03-02T13:26:00Z"/>
+                <w:del w:id="782" w:author="Alhabibi, Haider@Energy" w:date="2022-03-02T13:26:00Z"/>
                 <w:rFonts w:asciiTheme="minorHAnsi" w:hAnsiTheme="minorHAnsi" w:cstheme="minorHAnsi"/>
                 <w:sz w:val="20"/>
                 <w:szCs w:val="20"/>
                 <w:u w:val="single"/>
               </w:rPr>
             </w:pPr>
-            <w:ins w:id="842" w:author="Alhabibi, Haider@Energy" w:date="2022-03-02T13:26:00Z">
+            <w:ins w:id="783" w:author="Alhabibi, Haider@Energy" w:date="2022-03-02T13:26:00Z">
               <w:r>
                 <w:rPr>
                   <w:rFonts w:asciiTheme="minorHAnsi" w:hAnsiTheme="minorHAnsi" w:cstheme="minorHAnsi"/>
@@ -34312,7 +33749,7 @@
                 <w:t>&lt;&lt;Static Text - see the top&gt;&gt;</w:t>
               </w:r>
             </w:ins>
-            <w:del w:id="843" w:author="Alhabibi, Haider@Energy" w:date="2022-03-02T13:26:00Z">
+            <w:del w:id="784" w:author="Alhabibi, Haider@Energy" w:date="2022-03-02T13:26:00Z">
               <w:r>
                 <w:rPr>
                   <w:rFonts w:asciiTheme="minorHAnsi" w:hAnsiTheme="minorHAnsi" w:cstheme="minorHAnsi"/>
@@ -34328,13 +33765,13 @@
             <w:pPr>
               <w:keepNext/>
               <w:rPr>
-                <w:del w:id="844" w:author="Alhabibi, Haider@Energy" w:date="2022-03-02T13:26:00Z"/>
-                <w:rFonts w:asciiTheme="minorHAnsi" w:hAnsiTheme="minorHAnsi" w:cstheme="minorHAnsi"/>
-                <w:sz w:val="20"/>
-                <w:szCs w:val="20"/>
-              </w:rPr>
-            </w:pPr>
-            <w:del w:id="845" w:author="Alhabibi, Haider@Energy" w:date="2022-03-02T13:26:00Z">
+                <w:del w:id="785" w:author="Alhabibi, Haider@Energy" w:date="2022-03-02T13:26:00Z"/>
+                <w:rFonts w:asciiTheme="minorHAnsi" w:hAnsiTheme="minorHAnsi" w:cstheme="minorHAnsi"/>
+                <w:sz w:val="20"/>
+                <w:szCs w:val="20"/>
+              </w:rPr>
+            </w:pPr>
+            <w:del w:id="786" w:author="Alhabibi, Haider@Energy" w:date="2022-03-02T13:26:00Z">
               <w:r>
                 <w:rPr>
                   <w:rFonts w:asciiTheme="minorHAnsi" w:hAnsiTheme="minorHAnsi" w:cstheme="minorHAnsi"/>
@@ -34349,14 +33786,14 @@
             <w:pPr>
               <w:keepNext/>
               <w:rPr>
-                <w:del w:id="846" w:author="Alhabibi, Haider@Energy" w:date="2022-03-02T13:26:00Z"/>
+                <w:del w:id="787" w:author="Alhabibi, Haider@Energy" w:date="2022-03-02T13:26:00Z"/>
                 <w:rFonts w:asciiTheme="minorHAnsi" w:hAnsiTheme="minorHAnsi" w:cstheme="minorHAnsi"/>
                 <w:b/>
                 <w:sz w:val="20"/>
                 <w:szCs w:val="20"/>
               </w:rPr>
             </w:pPr>
-            <w:del w:id="847" w:author="Alhabibi, Haider@Energy" w:date="2022-03-02T13:26:00Z">
+            <w:del w:id="788" w:author="Alhabibi, Haider@Energy" w:date="2022-03-02T13:26:00Z">
               <w:r>
                 <w:rPr>
                   <w:rFonts w:asciiTheme="minorHAnsi" w:hAnsiTheme="minorHAnsi" w:cstheme="minorHAnsi"/>
@@ -34366,8 +33803,8 @@
                 <w:delText>-Duct insulation requirement for the new portions of supply-air and return-air ducts or plenums: R</w:delText>
               </w:r>
             </w:del>
-            <w:ins w:id="848" w:author="Moua, Cheng@Energy" w:date="2021-11-12T15:45:00Z">
-              <w:del w:id="849" w:author="Alhabibi, Haider@Energy" w:date="2022-03-02T13:26:00Z">
+            <w:ins w:id="789" w:author="Moua, Cheng@Energy" w:date="2021-11-12T15:45:00Z">
+              <w:del w:id="790" w:author="Alhabibi, Haider@Energy" w:date="2022-03-02T13:26:00Z">
                 <w:r>
                   <w:rPr>
                     <w:rFonts w:asciiTheme="minorHAnsi" w:hAnsiTheme="minorHAnsi" w:cstheme="minorHAnsi"/>
@@ -34378,7 +33815,7 @@
                 </w:r>
               </w:del>
             </w:ins>
-            <w:del w:id="850" w:author="Alhabibi, Haider@Energy" w:date="2022-03-02T13:26:00Z">
+            <w:del w:id="791" w:author="Alhabibi, Haider@Energy" w:date="2022-03-02T13:26:00Z">
               <w:r>
                 <w:rPr>
                   <w:rFonts w:asciiTheme="minorHAnsi" w:hAnsiTheme="minorHAnsi" w:cstheme="minorHAnsi"/>
@@ -34388,8 +33825,8 @@
                 <w:delText xml:space="preserve">6 (CZ </w:delText>
               </w:r>
             </w:del>
-            <w:ins w:id="851" w:author="Mertens, Thomas" w:date="2021-11-01T14:49:00Z">
-              <w:del w:id="852" w:author="Alhabibi, Haider@Energy" w:date="2022-03-02T13:26:00Z">
+            <w:ins w:id="792" w:author="Mertens, Thomas" w:date="2021-11-01T14:49:00Z">
+              <w:del w:id="793" w:author="Alhabibi, Haider@Energy" w:date="2022-03-02T13:26:00Z">
                 <w:r>
                   <w:rPr>
                     <w:rFonts w:asciiTheme="minorHAnsi" w:hAnsiTheme="minorHAnsi" w:cstheme="minorHAnsi"/>
@@ -34400,7 +33837,7 @@
                 </w:r>
               </w:del>
             </w:ins>
-            <w:del w:id="853" w:author="Alhabibi, Haider@Energy" w:date="2022-03-02T13:26:00Z">
+            <w:del w:id="794" w:author="Alhabibi, Haider@Energy" w:date="2022-03-02T13:26:00Z">
               <w:r>
                 <w:rPr>
                   <w:rFonts w:asciiTheme="minorHAnsi" w:hAnsiTheme="minorHAnsi" w:cstheme="minorHAnsi"/>
@@ -34410,8 +33847,8 @@
                 <w:delText xml:space="preserve">1-10, 12 &amp; 13) and R-8 (CZ </w:delText>
               </w:r>
             </w:del>
-            <w:ins w:id="854" w:author="Mertens, Thomas" w:date="2021-11-01T14:49:00Z">
-              <w:del w:id="855" w:author="Alhabibi, Haider@Energy" w:date="2022-03-02T13:26:00Z">
+            <w:ins w:id="795" w:author="Mertens, Thomas" w:date="2021-11-01T14:49:00Z">
+              <w:del w:id="796" w:author="Alhabibi, Haider@Energy" w:date="2022-03-02T13:26:00Z">
                 <w:r>
                   <w:rPr>
                     <w:rFonts w:asciiTheme="minorHAnsi" w:hAnsiTheme="minorHAnsi" w:cstheme="minorHAnsi"/>
@@ -34422,7 +33859,7 @@
                 </w:r>
               </w:del>
             </w:ins>
-            <w:del w:id="856" w:author="Alhabibi, Haider@Energy" w:date="2022-03-02T13:26:00Z">
+            <w:del w:id="797" w:author="Alhabibi, Haider@Energy" w:date="2022-03-02T13:26:00Z">
               <w:r>
                 <w:rPr>
                   <w:rFonts w:asciiTheme="minorHAnsi" w:hAnsiTheme="minorHAnsi" w:cstheme="minorHAnsi"/>
@@ -34437,13 +33874,13 @@
             <w:pPr>
               <w:keepNext/>
               <w:rPr>
-                <w:del w:id="857" w:author="Alhabibi, Haider@Energy" w:date="2022-03-02T13:26:00Z"/>
-                <w:rFonts w:asciiTheme="minorHAnsi" w:hAnsiTheme="minorHAnsi" w:cstheme="minorHAnsi"/>
-                <w:sz w:val="20"/>
-                <w:szCs w:val="20"/>
-              </w:rPr>
-            </w:pPr>
-            <w:del w:id="858" w:author="Alhabibi, Haider@Energy" w:date="2022-03-02T13:26:00Z">
+                <w:del w:id="798" w:author="Alhabibi, Haider@Energy" w:date="2022-03-02T13:26:00Z"/>
+                <w:rFonts w:asciiTheme="minorHAnsi" w:hAnsiTheme="minorHAnsi" w:cstheme="minorHAnsi"/>
+                <w:sz w:val="20"/>
+                <w:szCs w:val="20"/>
+              </w:rPr>
+            </w:pPr>
+            <w:del w:id="799" w:author="Alhabibi, Haider@Energy" w:date="2022-03-02T13:26:00Z">
               <w:r>
                 <w:rPr>
                   <w:rFonts w:asciiTheme="minorHAnsi" w:hAnsiTheme="minorHAnsi" w:cstheme="minorHAnsi"/>
@@ -34458,13 +33895,13 @@
             <w:pPr>
               <w:keepNext/>
               <w:rPr>
-                <w:del w:id="859" w:author="Alhabibi, Haider@Energy" w:date="2022-03-02T13:26:00Z"/>
-                <w:rFonts w:asciiTheme="minorHAnsi" w:hAnsiTheme="minorHAnsi" w:cstheme="minorHAnsi"/>
-                <w:sz w:val="20"/>
-                <w:szCs w:val="20"/>
-              </w:rPr>
-            </w:pPr>
-            <w:del w:id="860" w:author="Alhabibi, Haider@Energy" w:date="2022-03-02T13:26:00Z">
+                <w:del w:id="800" w:author="Alhabibi, Haider@Energy" w:date="2022-03-02T13:26:00Z"/>
+                <w:rFonts w:asciiTheme="minorHAnsi" w:hAnsiTheme="minorHAnsi" w:cstheme="minorHAnsi"/>
+                <w:sz w:val="20"/>
+                <w:szCs w:val="20"/>
+              </w:rPr>
+            </w:pPr>
+            <w:del w:id="801" w:author="Alhabibi, Haider@Energy" w:date="2022-03-02T13:26:00Z">
               <w:r>
                 <w:rPr>
                   <w:rFonts w:asciiTheme="minorHAnsi" w:hAnsiTheme="minorHAnsi" w:cstheme="minorHAnsi"/>
@@ -34474,8 +33911,8 @@
                 <w:delText xml:space="preserve">-Leakage rate compliance:  ≤ </w:delText>
               </w:r>
             </w:del>
-            <w:ins w:id="861" w:author="Shewmaker, Michael@Energy" w:date="2021-12-27T11:48:00Z">
-              <w:del w:id="862" w:author="Alhabibi, Haider@Energy" w:date="2022-03-02T13:26:00Z">
+            <w:ins w:id="802" w:author="Shewmaker, Michael@Energy" w:date="2021-12-27T11:48:00Z">
+              <w:del w:id="803" w:author="Alhabibi, Haider@Energy" w:date="2022-03-02T13:26:00Z">
                 <w:r>
                   <w:rPr>
                     <w:rFonts w:asciiTheme="minorHAnsi" w:hAnsiTheme="minorHAnsi" w:cstheme="minorHAnsi"/>
@@ -34486,7 +33923,7 @@
                 </w:r>
               </w:del>
             </w:ins>
-            <w:del w:id="863" w:author="Alhabibi, Haider@Energy" w:date="2022-03-02T13:26:00Z">
+            <w:del w:id="804" w:author="Alhabibi, Haider@Energy" w:date="2022-03-02T13:26:00Z">
               <w:r>
                 <w:rPr>
                   <w:rFonts w:asciiTheme="minorHAnsi" w:hAnsiTheme="minorHAnsi" w:cstheme="minorHAnsi"/>
@@ -34496,8 +33933,8 @@
                 <w:delText>5%.</w:delText>
               </w:r>
             </w:del>
-            <w:ins w:id="864" w:author="Shewmaker, Michael@Energy" w:date="2021-12-27T11:48:00Z">
-              <w:del w:id="865" w:author="Alhabibi, Haider@Energy" w:date="2022-03-02T13:26:00Z">
+            <w:ins w:id="805" w:author="Shewmaker, Michael@Energy" w:date="2021-12-27T11:48:00Z">
+              <w:del w:id="806" w:author="Alhabibi, Haider@Energy" w:date="2022-03-02T13:26:00Z">
                 <w:r>
                   <w:rPr>
                     <w:rFonts w:asciiTheme="minorHAnsi" w:hAnsiTheme="minorHAnsi" w:cstheme="minorHAnsi"/>
@@ -34513,13 +33950,13 @@
             <w:pPr>
               <w:keepNext/>
               <w:rPr>
-                <w:del w:id="866" w:author="Alhabibi, Haider@Energy" w:date="2022-03-02T13:26:00Z"/>
-                <w:rFonts w:asciiTheme="minorHAnsi" w:hAnsiTheme="minorHAnsi" w:cstheme="minorHAnsi"/>
-                <w:sz w:val="20"/>
-                <w:szCs w:val="20"/>
-              </w:rPr>
-            </w:pPr>
-            <w:del w:id="867" w:author="Alhabibi, Haider@Energy" w:date="2022-03-02T13:26:00Z">
+                <w:del w:id="807" w:author="Alhabibi, Haider@Energy" w:date="2022-03-02T13:26:00Z"/>
+                <w:rFonts w:asciiTheme="minorHAnsi" w:hAnsiTheme="minorHAnsi" w:cstheme="minorHAnsi"/>
+                <w:sz w:val="20"/>
+                <w:szCs w:val="20"/>
+              </w:rPr>
+            </w:pPr>
+            <w:del w:id="808" w:author="Alhabibi, Haider@Energy" w:date="2022-03-02T13:26:00Z">
               <w:r>
                 <w:rPr>
                   <w:rFonts w:asciiTheme="minorHAnsi" w:hAnsiTheme="minorHAnsi" w:cstheme="minorHAnsi"/>
@@ -34534,13 +33971,13 @@
             <w:pPr>
               <w:keepNext/>
               <w:rPr>
-                <w:del w:id="868" w:author="Alhabibi, Haider@Energy" w:date="2022-03-02T13:26:00Z"/>
-                <w:rFonts w:asciiTheme="minorHAnsi" w:hAnsiTheme="minorHAnsi" w:cstheme="minorHAnsi"/>
-                <w:sz w:val="20"/>
-                <w:szCs w:val="20"/>
-              </w:rPr>
-            </w:pPr>
-            <w:del w:id="869" w:author="Alhabibi, Haider@Energy" w:date="2022-03-02T13:26:00Z">
+                <w:del w:id="809" w:author="Alhabibi, Haider@Energy" w:date="2022-03-02T13:26:00Z"/>
+                <w:rFonts w:asciiTheme="minorHAnsi" w:hAnsiTheme="minorHAnsi" w:cstheme="minorHAnsi"/>
+                <w:sz w:val="20"/>
+                <w:szCs w:val="20"/>
+              </w:rPr>
+            </w:pPr>
+            <w:del w:id="810" w:author="Alhabibi, Haider@Energy" w:date="2022-03-02T13:26:00Z">
               <w:r>
                 <w:rPr>
                   <w:rFonts w:asciiTheme="minorHAnsi" w:hAnsiTheme="minorHAnsi" w:cstheme="minorHAnsi"/>
@@ -34555,13 +33992,13 @@
             <w:pPr>
               <w:keepNext/>
               <w:rPr>
-                <w:del w:id="870" w:author="Alhabibi, Haider@Energy" w:date="2022-03-02T13:26:00Z"/>
-                <w:rFonts w:asciiTheme="minorHAnsi" w:hAnsiTheme="minorHAnsi" w:cstheme="minorHAnsi"/>
-                <w:sz w:val="20"/>
-                <w:szCs w:val="20"/>
-              </w:rPr>
-            </w:pPr>
-            <w:del w:id="871" w:author="Alhabibi, Haider@Energy" w:date="2022-03-02T13:26:00Z">
+                <w:del w:id="811" w:author="Alhabibi, Haider@Energy" w:date="2022-03-02T13:26:00Z"/>
+                <w:rFonts w:asciiTheme="minorHAnsi" w:hAnsiTheme="minorHAnsi" w:cstheme="minorHAnsi"/>
+                <w:sz w:val="20"/>
+                <w:szCs w:val="20"/>
+              </w:rPr>
+            </w:pPr>
+            <w:del w:id="812" w:author="Alhabibi, Haider@Energy" w:date="2022-03-02T13:26:00Z">
               <w:r>
                 <w:rPr>
                   <w:rFonts w:asciiTheme="minorHAnsi" w:hAnsiTheme="minorHAnsi" w:cstheme="minorHAnsi"/>
@@ -34571,8 +34008,8 @@
                 <w:delText xml:space="preserve">-Compliance: Fan Efficacy ≤ </w:delText>
               </w:r>
             </w:del>
-            <w:ins w:id="872" w:author="Shewmaker, Michael@Energy" w:date="2021-12-27T11:48:00Z">
-              <w:del w:id="873" w:author="Alhabibi, Haider@Energy" w:date="2022-03-02T13:26:00Z">
+            <w:ins w:id="813" w:author="Shewmaker, Michael@Energy" w:date="2021-12-27T11:48:00Z">
+              <w:del w:id="814" w:author="Alhabibi, Haider@Energy" w:date="2022-03-02T13:26:00Z">
                 <w:r>
                   <w:rPr>
                     <w:rFonts w:asciiTheme="minorHAnsi" w:hAnsiTheme="minorHAnsi" w:cstheme="minorHAnsi"/>
@@ -34583,7 +34020,7 @@
                 </w:r>
               </w:del>
             </w:ins>
-            <w:del w:id="874" w:author="Alhabibi, Haider@Energy" w:date="2022-03-02T13:26:00Z">
+            <w:del w:id="815" w:author="Alhabibi, Haider@Energy" w:date="2022-03-02T13:26:00Z">
               <w:r>
                 <w:rPr>
                   <w:rFonts w:asciiTheme="minorHAnsi" w:hAnsiTheme="minorHAnsi" w:cstheme="minorHAnsi"/>
@@ -34593,8 +34030,8 @@
                 <w:delText xml:space="preserve">0.58 W/cfm for non-gas furnaces and 0.45 W/cfm for gas furnaces and System Airflow ≥ </w:delText>
               </w:r>
             </w:del>
-            <w:ins w:id="875" w:author="Shewmaker, Michael@Energy" w:date="2021-12-27T11:48:00Z">
-              <w:del w:id="876" w:author="Alhabibi, Haider@Energy" w:date="2022-03-02T13:26:00Z">
+            <w:ins w:id="816" w:author="Shewmaker, Michael@Energy" w:date="2021-12-27T11:48:00Z">
+              <w:del w:id="817" w:author="Alhabibi, Haider@Energy" w:date="2022-03-02T13:26:00Z">
                 <w:r>
                   <w:rPr>
                     <w:rFonts w:asciiTheme="minorHAnsi" w:hAnsiTheme="minorHAnsi" w:cstheme="minorHAnsi"/>
@@ -34605,7 +34042,7 @@
                 </w:r>
               </w:del>
             </w:ins>
-            <w:del w:id="877" w:author="Alhabibi, Haider@Energy" w:date="2022-03-02T13:26:00Z">
+            <w:del w:id="818" w:author="Alhabibi, Haider@Energy" w:date="2022-03-02T13:26:00Z">
               <w:r>
                 <w:rPr>
                   <w:rFonts w:asciiTheme="minorHAnsi" w:hAnsiTheme="minorHAnsi" w:cstheme="minorHAnsi"/>
@@ -34620,13 +34057,13 @@
             <w:pPr>
               <w:keepNext/>
               <w:rPr>
-                <w:del w:id="878" w:author="Alhabibi, Haider@Energy" w:date="2022-03-02T13:26:00Z"/>
-                <w:rFonts w:asciiTheme="minorHAnsi" w:hAnsiTheme="minorHAnsi" w:cstheme="minorHAnsi"/>
-                <w:sz w:val="20"/>
-                <w:szCs w:val="20"/>
-              </w:rPr>
-            </w:pPr>
-            <w:del w:id="879" w:author="Alhabibi, Haider@Energy" w:date="2022-03-02T13:26:00Z">
+                <w:del w:id="819" w:author="Alhabibi, Haider@Energy" w:date="2022-03-02T13:26:00Z"/>
+                <w:rFonts w:asciiTheme="minorHAnsi" w:hAnsiTheme="minorHAnsi" w:cstheme="minorHAnsi"/>
+                <w:sz w:val="20"/>
+                <w:szCs w:val="20"/>
+              </w:rPr>
+            </w:pPr>
+            <w:del w:id="820" w:author="Alhabibi, Haider@Energy" w:date="2022-03-02T13:26:00Z">
               <w:r>
                 <w:rPr>
                   <w:rFonts w:asciiTheme="minorHAnsi" w:hAnsiTheme="minorHAnsi" w:cstheme="minorHAnsi"/>
@@ -34641,13 +34078,13 @@
             <w:pPr>
               <w:keepNext/>
               <w:rPr>
-                <w:del w:id="880" w:author="Alhabibi, Haider@Energy" w:date="2022-03-02T13:26:00Z"/>
-                <w:rFonts w:asciiTheme="minorHAnsi" w:hAnsiTheme="minorHAnsi" w:cstheme="minorHAnsi"/>
-                <w:sz w:val="20"/>
-                <w:szCs w:val="20"/>
-              </w:rPr>
-            </w:pPr>
-            <w:del w:id="881" w:author="Alhabibi, Haider@Energy" w:date="2022-03-02T13:26:00Z">
+                <w:del w:id="821" w:author="Alhabibi, Haider@Energy" w:date="2022-03-02T13:26:00Z"/>
+                <w:rFonts w:asciiTheme="minorHAnsi" w:hAnsiTheme="minorHAnsi" w:cstheme="minorHAnsi"/>
+                <w:sz w:val="20"/>
+                <w:szCs w:val="20"/>
+              </w:rPr>
+            </w:pPr>
+            <w:del w:id="822" w:author="Alhabibi, Haider@Energy" w:date="2022-03-02T13:26:00Z">
               <w:r>
                 <w:rPr>
                   <w:rFonts w:asciiTheme="minorHAnsi" w:hAnsiTheme="minorHAnsi" w:cstheme="minorHAnsi"/>
@@ -34679,14 +34116,14 @@
             <w:pPr>
               <w:keepNext/>
               <w:rPr>
-                <w:del w:id="882" w:author="Alhabibi, Haider@Energy" w:date="2022-03-02T13:26:00Z"/>
+                <w:del w:id="823" w:author="Alhabibi, Haider@Energy" w:date="2022-03-02T13:26:00Z"/>
                 <w:rFonts w:asciiTheme="minorHAnsi" w:hAnsiTheme="minorHAnsi" w:cstheme="minorHAnsi"/>
                 <w:sz w:val="20"/>
                 <w:szCs w:val="20"/>
                 <w:u w:val="single"/>
               </w:rPr>
             </w:pPr>
-            <w:del w:id="883" w:author="Alhabibi, Haider@Energy" w:date="2022-03-02T13:26:00Z">
+            <w:del w:id="824" w:author="Alhabibi, Haider@Energy" w:date="2022-03-02T13:26:00Z">
               <w:r>
                 <w:rPr>
                   <w:rFonts w:asciiTheme="minorHAnsi" w:hAnsiTheme="minorHAnsi" w:cstheme="minorHAnsi"/>
@@ -34702,13 +34139,13 @@
             <w:pPr>
               <w:keepNext/>
               <w:rPr>
-                <w:del w:id="884" w:author="Alhabibi, Haider@Energy" w:date="2022-03-02T13:26:00Z"/>
-                <w:rFonts w:asciiTheme="minorHAnsi" w:hAnsiTheme="minorHAnsi" w:cstheme="minorHAnsi"/>
-                <w:sz w:val="20"/>
-                <w:szCs w:val="20"/>
-              </w:rPr>
-            </w:pPr>
-            <w:del w:id="885" w:author="Alhabibi, Haider@Energy" w:date="2022-03-02T13:26:00Z">
+                <w:del w:id="825" w:author="Alhabibi, Haider@Energy" w:date="2022-03-02T13:26:00Z"/>
+                <w:rFonts w:asciiTheme="minorHAnsi" w:hAnsiTheme="minorHAnsi" w:cstheme="minorHAnsi"/>
+                <w:sz w:val="20"/>
+                <w:szCs w:val="20"/>
+              </w:rPr>
+            </w:pPr>
+            <w:del w:id="826" w:author="Alhabibi, Haider@Energy" w:date="2022-03-02T13:26:00Z">
               <w:r>
                 <w:rPr>
                   <w:rFonts w:asciiTheme="minorHAnsi" w:hAnsiTheme="minorHAnsi" w:cstheme="minorHAnsi"/>
@@ -34723,14 +34160,14 @@
             <w:pPr>
               <w:keepNext/>
               <w:rPr>
-                <w:del w:id="886" w:author="Alhabibi, Haider@Energy" w:date="2022-03-02T13:26:00Z"/>
+                <w:del w:id="827" w:author="Alhabibi, Haider@Energy" w:date="2022-03-02T13:26:00Z"/>
                 <w:rFonts w:asciiTheme="minorHAnsi" w:hAnsiTheme="minorHAnsi" w:cstheme="minorHAnsi"/>
                 <w:sz w:val="20"/>
                 <w:szCs w:val="20"/>
                 <w:u w:val="single"/>
               </w:rPr>
             </w:pPr>
-            <w:del w:id="887" w:author="Alhabibi, Haider@Energy" w:date="2022-03-02T13:26:00Z">
+            <w:del w:id="828" w:author="Alhabibi, Haider@Energy" w:date="2022-03-02T13:26:00Z">
               <w:r>
                 <w:rPr>
                   <w:rFonts w:asciiTheme="minorHAnsi" w:hAnsiTheme="minorHAnsi" w:cstheme="minorHAnsi"/>
@@ -34751,7 +34188,7 @@
                 <w:szCs w:val="20"/>
               </w:rPr>
             </w:pPr>
-            <w:del w:id="888" w:author="Alhabibi, Haider@Energy" w:date="2022-03-02T13:26:00Z">
+            <w:del w:id="829" w:author="Alhabibi, Haider@Energy" w:date="2022-03-02T13:26:00Z">
               <w:r>
                 <w:rPr>
                   <w:rFonts w:asciiTheme="minorHAnsi" w:hAnsiTheme="minorHAnsi" w:cstheme="minorHAnsi"/>
@@ -35119,7 +34556,7 @@
                 <w:szCs w:val="20"/>
               </w:rPr>
             </w:pPr>
-            <w:ins w:id="889" w:author="Grewing, Kyle@Energy" w:date="2023-08-14T14:57:00Z">
+            <w:ins w:id="830" w:author="Grewing, Kyle@Energy" w:date="2023-08-14T14:57:00Z">
               <w:r>
                 <w:rPr>
                   <w:rFonts w:ascii="Calibri" w:hAnsi="Calibri"/>
@@ -35531,7 +34968,7 @@
               </w:rPr>
               <w:t>Minimum Efficiency Value</w:t>
             </w:r>
-            <w:ins w:id="890" w:author="Alhabibi, Haider@Energy" w:date="2023-08-14T16:44:00Z">
+            <w:ins w:id="831" w:author="Alhabibi, Haider@Energy" w:date="2023-08-14T16:44:00Z">
               <w:r>
                 <w:rPr>
                   <w:rFonts w:asciiTheme="minorHAnsi" w:hAnsiTheme="minorHAnsi" w:cstheme="minorHAnsi"/>
@@ -35573,7 +35010,7 @@
                 <w:szCs w:val="20"/>
               </w:rPr>
             </w:pPr>
-            <w:ins w:id="891" w:author="Grewing, Kyle@Energy" w:date="2023-08-14T14:57:00Z">
+            <w:ins w:id="832" w:author="Grewing, Kyle@Energy" w:date="2023-08-14T14:57:00Z">
               <w:r>
                 <w:rPr>
                   <w:rFonts w:ascii="Calibri" w:hAnsi="Calibri"/>
@@ -36402,7 +35839,7 @@
               </w:rPr>
               <w:t xml:space="preserve">*AFUE; *HSPF; </w:t>
             </w:r>
-            <w:ins w:id="892" w:author="Shewmaker, Michael@Energy" w:date="2021-12-27T11:48:00Z">
+            <w:ins w:id="833" w:author="Shewmaker, Michael@Energy" w:date="2021-12-27T11:48:00Z">
               <w:r>
                 <w:rPr>
                   <w:rFonts w:asciiTheme="minorHAnsi" w:hAnsiTheme="minorHAnsi" w:cstheme="minorHAnsi"/>
@@ -36489,7 +35926,7 @@
                 <w:szCs w:val="16"/>
               </w:rPr>
             </w:pPr>
-            <w:del w:id="893" w:author="Alhabibi, Haider@Energy" w:date="2023-08-14T16:45:00Z">
+            <w:del w:id="834" w:author="Alhabibi, Haider@Energy" w:date="2023-08-14T16:45:00Z">
               <w:r>
                 <w:rPr>
                   <w:rFonts w:asciiTheme="minorHAnsi" w:hAnsiTheme="minorHAnsi" w:cstheme="minorHAnsi"/>
@@ -36499,7 +35936,7 @@
                 <w:delText>0.80</w:delText>
               </w:r>
             </w:del>
-            <w:ins w:id="894" w:author="Alhabibi, Haider@Energy" w:date="2023-08-14T16:45:00Z">
+            <w:ins w:id="835" w:author="Alhabibi, Haider@Energy" w:date="2023-08-14T16:45:00Z">
               <w:r>
                 <w:rPr>
                   <w:rFonts w:asciiTheme="minorHAnsi" w:hAnsiTheme="minorHAnsi" w:cstheme="minorHAnsi"/>
@@ -36535,7 +35972,7 @@
               </w:rPr>
               <w:t xml:space="preserve">8.0; </w:t>
             </w:r>
-            <w:ins w:id="895" w:author="Shewmaker, Michael@Energy" w:date="2022-01-13T17:28:00Z">
+            <w:ins w:id="836" w:author="Shewmaker, Michael@Energy" w:date="2022-01-13T17:28:00Z">
               <w:r>
                 <w:rPr>
                   <w:rFonts w:asciiTheme="minorHAnsi" w:hAnsiTheme="minorHAnsi" w:cstheme="minorHAnsi"/>
@@ -37366,7 +36803,7 @@
             <w:pPr>
               <w:keepNext/>
               <w:rPr>
-                <w:ins w:id="896" w:author="Shewmaker, Michael@Energy" w:date="2021-12-27T11:49:00Z"/>
+                <w:ins w:id="837" w:author="Shewmaker, Michael@Energy" w:date="2021-12-27T11:49:00Z"/>
                 <w:rFonts w:asciiTheme="minorHAnsi" w:hAnsiTheme="minorHAnsi" w:cstheme="minorHAnsi"/>
                 <w:sz w:val="16"/>
                 <w:szCs w:val="16"/>
@@ -37380,7 +36817,7 @@
               </w:rPr>
               <w:t>*</w:t>
             </w:r>
-            <w:ins w:id="897" w:author="Alhabibi, Haider@Energy" w:date="2023-08-14T16:44:00Z">
+            <w:ins w:id="838" w:author="Alhabibi, Haider@Energy" w:date="2023-08-14T16:44:00Z">
               <w:r>
                 <w:rPr>
                   <w:rFonts w:asciiTheme="minorHAnsi" w:hAnsiTheme="minorHAnsi" w:cstheme="minorHAnsi"/>
@@ -37408,7 +36845,7 @@
                 <w:szCs w:val="16"/>
               </w:rPr>
             </w:pPr>
-            <w:ins w:id="898" w:author="Shewmaker, Michael@Energy" w:date="2021-12-27T11:49:00Z">
+            <w:ins w:id="839" w:author="Shewmaker, Michael@Energy" w:date="2021-12-27T11:49:00Z">
               <w:r>
                 <w:rPr>
                   <w:rFonts w:asciiTheme="minorHAnsi" w:hAnsiTheme="minorHAnsi" w:cstheme="minorHAnsi"/>
@@ -37418,7 +36855,7 @@
                 <w:t>*</w:t>
               </w:r>
             </w:ins>
-            <w:ins w:id="899" w:author="Alhabibi, Haider@Energy" w:date="2023-08-14T16:44:00Z">
+            <w:ins w:id="840" w:author="Alhabibi, Haider@Energy" w:date="2023-08-14T16:44:00Z">
               <w:r>
                 <w:rPr>
                   <w:rFonts w:asciiTheme="minorHAnsi" w:hAnsiTheme="minorHAnsi" w:cstheme="minorHAnsi"/>
@@ -37428,7 +36865,7 @@
                 <w:t>EER2/</w:t>
               </w:r>
             </w:ins>
-            <w:ins w:id="900" w:author="Shewmaker, Michael@Energy" w:date="2021-12-27T11:49:00Z">
+            <w:ins w:id="841" w:author="Shewmaker, Michael@Energy" w:date="2021-12-27T11:49:00Z">
               <w:r>
                 <w:rPr>
                   <w:rFonts w:asciiTheme="minorHAnsi" w:hAnsiTheme="minorHAnsi" w:cstheme="minorHAnsi"/>
@@ -37443,7 +36880,7 @@
             <w:pPr>
               <w:keepNext/>
               <w:rPr>
-                <w:ins w:id="901" w:author="Shewmaker, Michael@Energy" w:date="2021-12-27T11:49:00Z"/>
+                <w:ins w:id="842" w:author="Shewmaker, Michael@Energy" w:date="2021-12-27T11:49:00Z"/>
                 <w:rFonts w:asciiTheme="minorHAnsi" w:hAnsiTheme="minorHAnsi" w:cstheme="minorHAnsi"/>
                 <w:sz w:val="16"/>
                 <w:szCs w:val="16"/>
@@ -37457,7 +36894,7 @@
               </w:rPr>
               <w:t>*EER</w:t>
             </w:r>
-            <w:ins w:id="902" w:author="Shewmaker, Michael@Energy" w:date="2021-12-27T11:49:00Z">
+            <w:ins w:id="843" w:author="Shewmaker, Michael@Energy" w:date="2021-12-27T11:49:00Z">
               <w:r>
                 <w:rPr>
                   <w:rFonts w:asciiTheme="minorHAnsi" w:hAnsiTheme="minorHAnsi" w:cstheme="minorHAnsi"/>
@@ -37477,7 +36914,7 @@
                 <w:szCs w:val="16"/>
               </w:rPr>
             </w:pPr>
-            <w:ins w:id="903" w:author="Shewmaker, Michael@Energy" w:date="2021-12-27T11:49:00Z">
+            <w:ins w:id="844" w:author="Shewmaker, Michael@Energy" w:date="2021-12-27T11:49:00Z">
               <w:r>
                 <w:rPr>
                   <w:rFonts w:asciiTheme="minorHAnsi" w:hAnsiTheme="minorHAnsi" w:cstheme="minorHAnsi"/>
@@ -37592,7 +37029,7 @@
               </w:rPr>
               <w:t xml:space="preserve">default minimum value for </w:t>
             </w:r>
-            <w:ins w:id="904" w:author="Alhabibi, Haider@Energy" w:date="2023-08-14T16:44:00Z">
+            <w:ins w:id="845" w:author="Alhabibi, Haider@Energy" w:date="2023-08-14T16:44:00Z">
               <w:r>
                 <w:rPr>
                   <w:rFonts w:asciiTheme="minorHAnsi" w:hAnsiTheme="minorHAnsi" w:cstheme="minorHAnsi"/>
@@ -37610,7 +37047,7 @@
               </w:rPr>
               <w:t xml:space="preserve">SEER=14; </w:t>
             </w:r>
-            <w:ins w:id="905" w:author="Shewmaker, Michael@Energy" w:date="2022-01-13T17:28:00Z">
+            <w:ins w:id="846" w:author="Shewmaker, Michael@Energy" w:date="2022-01-13T17:28:00Z">
               <w:r>
                 <w:rPr>
                   <w:rFonts w:asciiTheme="minorHAnsi" w:hAnsiTheme="minorHAnsi" w:cstheme="minorHAnsi"/>
@@ -37620,7 +37057,7 @@
                 <w:t xml:space="preserve">or default minimum value for </w:t>
               </w:r>
             </w:ins>
-            <w:ins w:id="906" w:author="Alhabibi, Haider@Energy" w:date="2023-08-14T16:44:00Z">
+            <w:ins w:id="847" w:author="Alhabibi, Haider@Energy" w:date="2023-08-14T16:44:00Z">
               <w:r>
                 <w:rPr>
                   <w:rFonts w:asciiTheme="minorHAnsi" w:hAnsiTheme="minorHAnsi" w:cstheme="minorHAnsi"/>
@@ -37630,7 +37067,7 @@
                 <w:t>EER2/</w:t>
               </w:r>
             </w:ins>
-            <w:ins w:id="907" w:author="Shewmaker, Michael@Energy" w:date="2022-01-13T17:28:00Z">
+            <w:ins w:id="848" w:author="Shewmaker, Michael@Energy" w:date="2022-01-13T17:28:00Z">
               <w:r>
                 <w:rPr>
                   <w:rFonts w:asciiTheme="minorHAnsi" w:hAnsiTheme="minorHAnsi" w:cstheme="minorHAnsi"/>
@@ -37663,7 +37100,7 @@
                 <w:szCs w:val="20"/>
               </w:rPr>
             </w:pPr>
-            <w:ins w:id="908" w:author="Grewing, Kyle@Energy" w:date="2023-08-14T14:57:00Z">
+            <w:ins w:id="849" w:author="Grewing, Kyle@Energy" w:date="2023-08-14T14:57:00Z">
               <w:r>
                 <w:rPr>
                   <w:rFonts w:ascii="Calibri" w:hAnsi="Calibri"/>
@@ -37769,7 +37206,7 @@
               </w:rPr>
               <w:t xml:space="preserve"> A09= CZ </w:t>
             </w:r>
-            <w:ins w:id="909" w:author="Mertens, Thomas" w:date="2021-11-01T14:54:00Z">
+            <w:ins w:id="850" w:author="Mertens, Thomas" w:date="2021-11-01T14:54:00Z">
               <w:r>
                 <w:rPr>
                   <w:rFonts w:asciiTheme="minorHAnsi" w:hAnsiTheme="minorHAnsi" w:cstheme="minorHAnsi"/>
@@ -37779,7 +37216,7 @@
                 <w:t>3, 5-7</w:t>
               </w:r>
             </w:ins>
-            <w:del w:id="910" w:author="Mertens, Thomas" w:date="2021-11-01T14:54:00Z">
+            <w:del w:id="851" w:author="Mertens, Thomas" w:date="2021-11-01T14:54:00Z">
               <w:r>
                 <w:rPr>
                   <w:rFonts w:asciiTheme="minorHAnsi" w:hAnsiTheme="minorHAnsi" w:cstheme="minorHAnsi"/>
@@ -37861,7 +37298,7 @@
               </w:rPr>
               <w:t xml:space="preserve"> if A09=CZ </w:t>
             </w:r>
-            <w:ins w:id="911" w:author="Mertens, Thomas" w:date="2021-11-01T14:54:00Z">
+            <w:ins w:id="852" w:author="Mertens, Thomas" w:date="2021-11-01T14:54:00Z">
               <w:r>
                 <w:rPr>
                   <w:rFonts w:asciiTheme="minorHAnsi" w:hAnsiTheme="minorHAnsi" w:cstheme="minorHAnsi"/>
@@ -37871,7 +37308,7 @@
                 <w:t>1, 2, 4, 8-16</w:t>
               </w:r>
             </w:ins>
-            <w:del w:id="912" w:author="Mertens, Thomas" w:date="2021-11-01T14:54:00Z">
+            <w:del w:id="853" w:author="Mertens, Thomas" w:date="2021-11-01T14:54:00Z">
               <w:r>
                 <w:rPr>
                   <w:rFonts w:asciiTheme="minorHAnsi" w:hAnsiTheme="minorHAnsi" w:cstheme="minorHAnsi"/>
@@ -38141,14 +37578,14 @@
             <w:pPr>
               <w:keepNext/>
               <w:rPr>
-                <w:del w:id="913" w:author="Alhabibi, Haider@Energy" w:date="2022-03-02T13:26:00Z"/>
+                <w:del w:id="854" w:author="Alhabibi, Haider@Energy" w:date="2022-03-02T13:26:00Z"/>
                 <w:rFonts w:asciiTheme="minorHAnsi" w:hAnsiTheme="minorHAnsi" w:cstheme="minorHAnsi"/>
                 <w:sz w:val="20"/>
                 <w:szCs w:val="20"/>
                 <w:u w:val="single"/>
               </w:rPr>
             </w:pPr>
-            <w:ins w:id="914" w:author="Alhabibi, Haider@Energy" w:date="2022-03-02T13:26:00Z">
+            <w:ins w:id="855" w:author="Alhabibi, Haider@Energy" w:date="2022-03-02T13:26:00Z">
               <w:r>
                 <w:rPr>
                   <w:rFonts w:asciiTheme="minorHAnsi" w:hAnsiTheme="minorHAnsi" w:cstheme="minorHAnsi"/>
@@ -38159,7 +37596,7 @@
                 <w:t>&lt;&lt;Static Text - see the top&gt;&gt;</w:t>
               </w:r>
             </w:ins>
-            <w:del w:id="915" w:author="Alhabibi, Haider@Energy" w:date="2022-03-02T13:26:00Z">
+            <w:del w:id="856" w:author="Alhabibi, Haider@Energy" w:date="2022-03-02T13:26:00Z">
               <w:r>
                 <w:rPr>
                   <w:rFonts w:asciiTheme="minorHAnsi" w:hAnsiTheme="minorHAnsi" w:cstheme="minorHAnsi"/>
@@ -38175,13 +37612,13 @@
             <w:pPr>
               <w:keepNext/>
               <w:rPr>
-                <w:del w:id="916" w:author="Alhabibi, Haider@Energy" w:date="2022-03-02T13:26:00Z"/>
-                <w:rFonts w:asciiTheme="minorHAnsi" w:hAnsiTheme="minorHAnsi" w:cstheme="minorHAnsi"/>
-                <w:sz w:val="20"/>
-                <w:szCs w:val="20"/>
-              </w:rPr>
-            </w:pPr>
-            <w:del w:id="917" w:author="Alhabibi, Haider@Energy" w:date="2022-03-02T13:26:00Z">
+                <w:del w:id="857" w:author="Alhabibi, Haider@Energy" w:date="2022-03-02T13:26:00Z"/>
+                <w:rFonts w:asciiTheme="minorHAnsi" w:hAnsiTheme="minorHAnsi" w:cstheme="minorHAnsi"/>
+                <w:sz w:val="20"/>
+                <w:szCs w:val="20"/>
+              </w:rPr>
+            </w:pPr>
+            <w:del w:id="858" w:author="Alhabibi, Haider@Energy" w:date="2022-03-02T13:26:00Z">
               <w:r>
                 <w:rPr>
                   <w:rFonts w:asciiTheme="minorHAnsi" w:hAnsiTheme="minorHAnsi" w:cstheme="minorHAnsi"/>
@@ -38205,14 +37642,14 @@
             <w:pPr>
               <w:keepNext/>
               <w:rPr>
-                <w:del w:id="918" w:author="Alhabibi, Haider@Energy" w:date="2022-03-02T13:26:00Z"/>
+                <w:del w:id="859" w:author="Alhabibi, Haider@Energy" w:date="2022-03-02T13:26:00Z"/>
                 <w:rFonts w:asciiTheme="minorHAnsi" w:hAnsiTheme="minorHAnsi" w:cstheme="minorHAnsi"/>
                 <w:b/>
                 <w:sz w:val="20"/>
                 <w:szCs w:val="20"/>
               </w:rPr>
             </w:pPr>
-            <w:del w:id="919" w:author="Alhabibi, Haider@Energy" w:date="2022-03-02T13:26:00Z">
+            <w:del w:id="860" w:author="Alhabibi, Haider@Energy" w:date="2022-03-02T13:26:00Z">
               <w:r>
                 <w:rPr>
                   <w:rFonts w:asciiTheme="minorHAnsi" w:hAnsiTheme="minorHAnsi" w:cstheme="minorHAnsi"/>
@@ -38222,8 +37659,8 @@
                 <w:delText>-Duct insulation requirement for the new portions of supply-air and return-air ducts or plenums: R</w:delText>
               </w:r>
             </w:del>
-            <w:ins w:id="920" w:author="Moua, Cheng@Energy" w:date="2021-11-12T15:45:00Z">
-              <w:del w:id="921" w:author="Alhabibi, Haider@Energy" w:date="2022-03-02T13:26:00Z">
+            <w:ins w:id="861" w:author="Moua, Cheng@Energy" w:date="2021-11-12T15:45:00Z">
+              <w:del w:id="862" w:author="Alhabibi, Haider@Energy" w:date="2022-03-02T13:26:00Z">
                 <w:r>
                   <w:rPr>
                     <w:rFonts w:asciiTheme="minorHAnsi" w:hAnsiTheme="minorHAnsi" w:cstheme="minorHAnsi"/>
@@ -38234,7 +37671,7 @@
                 </w:r>
               </w:del>
             </w:ins>
-            <w:del w:id="922" w:author="Alhabibi, Haider@Energy" w:date="2022-03-02T13:26:00Z">
+            <w:del w:id="863" w:author="Alhabibi, Haider@Energy" w:date="2022-03-02T13:26:00Z">
               <w:r>
                 <w:rPr>
                   <w:rFonts w:asciiTheme="minorHAnsi" w:hAnsiTheme="minorHAnsi" w:cstheme="minorHAnsi"/>
@@ -38244,8 +37681,8 @@
                 <w:delText xml:space="preserve">6 (CZ </w:delText>
               </w:r>
             </w:del>
-            <w:ins w:id="923" w:author="Mertens, Thomas" w:date="2021-11-01T14:48:00Z">
-              <w:del w:id="924" w:author="Alhabibi, Haider@Energy" w:date="2022-03-02T13:26:00Z">
+            <w:ins w:id="864" w:author="Mertens, Thomas" w:date="2021-11-01T14:48:00Z">
+              <w:del w:id="865" w:author="Alhabibi, Haider@Energy" w:date="2022-03-02T13:26:00Z">
                 <w:r>
                   <w:rPr>
                     <w:rFonts w:asciiTheme="minorHAnsi" w:hAnsiTheme="minorHAnsi" w:cstheme="minorHAnsi"/>
@@ -38256,8 +37693,8 @@
                 </w:r>
               </w:del>
             </w:ins>
-            <w:ins w:id="925" w:author="Mertens, Thomas" w:date="2021-11-01T14:49:00Z">
-              <w:del w:id="926" w:author="Alhabibi, Haider@Energy" w:date="2022-03-02T13:26:00Z">
+            <w:ins w:id="866" w:author="Mertens, Thomas" w:date="2021-11-01T14:49:00Z">
+              <w:del w:id="867" w:author="Alhabibi, Haider@Energy" w:date="2022-03-02T13:26:00Z">
                 <w:r>
                   <w:rPr>
                     <w:rFonts w:asciiTheme="minorHAnsi" w:hAnsiTheme="minorHAnsi" w:cstheme="minorHAnsi"/>
@@ -38268,7 +37705,7 @@
                 </w:r>
               </w:del>
             </w:ins>
-            <w:del w:id="927" w:author="Alhabibi, Haider@Energy" w:date="2022-03-02T13:26:00Z">
+            <w:del w:id="868" w:author="Alhabibi, Haider@Energy" w:date="2022-03-02T13:26:00Z">
               <w:r>
                 <w:rPr>
                   <w:rFonts w:asciiTheme="minorHAnsi" w:hAnsiTheme="minorHAnsi" w:cstheme="minorHAnsi"/>
@@ -38278,8 +37715,8 @@
                 <w:delText xml:space="preserve">1-10, 12 &amp; 13) and R-8 (CZ </w:delText>
               </w:r>
             </w:del>
-            <w:ins w:id="928" w:author="Mertens, Thomas" w:date="2021-11-01T14:49:00Z">
-              <w:del w:id="929" w:author="Alhabibi, Haider@Energy" w:date="2022-03-02T13:26:00Z">
+            <w:ins w:id="869" w:author="Mertens, Thomas" w:date="2021-11-01T14:49:00Z">
+              <w:del w:id="870" w:author="Alhabibi, Haider@Energy" w:date="2022-03-02T13:26:00Z">
                 <w:r>
                   <w:rPr>
                     <w:rFonts w:asciiTheme="minorHAnsi" w:hAnsiTheme="minorHAnsi" w:cstheme="minorHAnsi"/>
@@ -38290,7 +37727,7 @@
                 </w:r>
               </w:del>
             </w:ins>
-            <w:del w:id="930" w:author="Alhabibi, Haider@Energy" w:date="2022-03-02T13:26:00Z">
+            <w:del w:id="871" w:author="Alhabibi, Haider@Energy" w:date="2022-03-02T13:26:00Z">
               <w:r>
                 <w:rPr>
                   <w:rFonts w:asciiTheme="minorHAnsi" w:hAnsiTheme="minorHAnsi" w:cstheme="minorHAnsi"/>
@@ -38305,13 +37742,13 @@
             <w:pPr>
               <w:keepNext/>
               <w:rPr>
-                <w:del w:id="931" w:author="Alhabibi, Haider@Energy" w:date="2022-03-02T13:26:00Z"/>
-                <w:rFonts w:asciiTheme="minorHAnsi" w:hAnsiTheme="minorHAnsi" w:cstheme="minorHAnsi"/>
-                <w:sz w:val="20"/>
-                <w:szCs w:val="20"/>
-              </w:rPr>
-            </w:pPr>
-            <w:del w:id="932" w:author="Alhabibi, Haider@Energy" w:date="2022-03-02T13:26:00Z">
+                <w:del w:id="872" w:author="Alhabibi, Haider@Energy" w:date="2022-03-02T13:26:00Z"/>
+                <w:rFonts w:asciiTheme="minorHAnsi" w:hAnsiTheme="minorHAnsi" w:cstheme="minorHAnsi"/>
+                <w:sz w:val="20"/>
+                <w:szCs w:val="20"/>
+              </w:rPr>
+            </w:pPr>
+            <w:del w:id="873" w:author="Alhabibi, Haider@Energy" w:date="2022-03-02T13:26:00Z">
               <w:r>
                 <w:rPr>
                   <w:rFonts w:asciiTheme="minorHAnsi" w:hAnsiTheme="minorHAnsi" w:cstheme="minorHAnsi"/>
@@ -38326,13 +37763,13 @@
             <w:pPr>
               <w:keepNext/>
               <w:rPr>
-                <w:del w:id="933" w:author="Alhabibi, Haider@Energy" w:date="2022-03-02T13:26:00Z"/>
-                <w:rFonts w:asciiTheme="minorHAnsi" w:hAnsiTheme="minorHAnsi" w:cstheme="minorHAnsi"/>
-                <w:sz w:val="20"/>
-                <w:szCs w:val="20"/>
-              </w:rPr>
-            </w:pPr>
-            <w:del w:id="934" w:author="Alhabibi, Haider@Energy" w:date="2022-03-02T13:26:00Z">
+                <w:del w:id="874" w:author="Alhabibi, Haider@Energy" w:date="2022-03-02T13:26:00Z"/>
+                <w:rFonts w:asciiTheme="minorHAnsi" w:hAnsiTheme="minorHAnsi" w:cstheme="minorHAnsi"/>
+                <w:sz w:val="20"/>
+                <w:szCs w:val="20"/>
+              </w:rPr>
+            </w:pPr>
+            <w:del w:id="875" w:author="Alhabibi, Haider@Energy" w:date="2022-03-02T13:26:00Z">
               <w:r>
                 <w:rPr>
                   <w:rFonts w:asciiTheme="minorHAnsi" w:hAnsiTheme="minorHAnsi" w:cstheme="minorHAnsi"/>
@@ -38342,8 +37779,8 @@
                 <w:delText xml:space="preserve">-Leakage rate compliance:  ≤ </w:delText>
               </w:r>
             </w:del>
-            <w:ins w:id="935" w:author="Shewmaker, Michael@Energy" w:date="2021-12-27T11:49:00Z">
-              <w:del w:id="936" w:author="Alhabibi, Haider@Energy" w:date="2022-03-02T13:26:00Z">
+            <w:ins w:id="876" w:author="Shewmaker, Michael@Energy" w:date="2021-12-27T11:49:00Z">
+              <w:del w:id="877" w:author="Alhabibi, Haider@Energy" w:date="2022-03-02T13:26:00Z">
                 <w:r>
                   <w:rPr>
                     <w:rFonts w:asciiTheme="minorHAnsi" w:hAnsiTheme="minorHAnsi" w:cstheme="minorHAnsi"/>
@@ -38354,7 +37791,7 @@
                 </w:r>
               </w:del>
             </w:ins>
-            <w:del w:id="937" w:author="Alhabibi, Haider@Energy" w:date="2022-03-02T13:26:00Z">
+            <w:del w:id="878" w:author="Alhabibi, Haider@Energy" w:date="2022-03-02T13:26:00Z">
               <w:r>
                 <w:rPr>
                   <w:rFonts w:asciiTheme="minorHAnsi" w:hAnsiTheme="minorHAnsi" w:cstheme="minorHAnsi"/>
@@ -38364,8 +37801,8 @@
                 <w:delText>5%.</w:delText>
               </w:r>
             </w:del>
-            <w:ins w:id="938" w:author="Shewmaker, Michael@Energy" w:date="2021-12-27T11:49:00Z">
-              <w:del w:id="939" w:author="Alhabibi, Haider@Energy" w:date="2022-03-02T13:26:00Z">
+            <w:ins w:id="879" w:author="Shewmaker, Michael@Energy" w:date="2021-12-27T11:49:00Z">
+              <w:del w:id="880" w:author="Alhabibi, Haider@Energy" w:date="2022-03-02T13:26:00Z">
                 <w:r>
                   <w:rPr>
                     <w:rFonts w:asciiTheme="minorHAnsi" w:hAnsiTheme="minorHAnsi" w:cstheme="minorHAnsi"/>
@@ -38381,13 +37818,13 @@
             <w:pPr>
               <w:keepNext/>
               <w:rPr>
-                <w:del w:id="940" w:author="Alhabibi, Haider@Energy" w:date="2022-03-02T13:26:00Z"/>
-                <w:rFonts w:asciiTheme="minorHAnsi" w:hAnsiTheme="minorHAnsi" w:cstheme="minorHAnsi"/>
-                <w:sz w:val="20"/>
-                <w:szCs w:val="20"/>
-              </w:rPr>
-            </w:pPr>
-            <w:del w:id="941" w:author="Alhabibi, Haider@Energy" w:date="2022-03-02T13:26:00Z">
+                <w:del w:id="881" w:author="Alhabibi, Haider@Energy" w:date="2022-03-02T13:26:00Z"/>
+                <w:rFonts w:asciiTheme="minorHAnsi" w:hAnsiTheme="minorHAnsi" w:cstheme="minorHAnsi"/>
+                <w:sz w:val="20"/>
+                <w:szCs w:val="20"/>
+              </w:rPr>
+            </w:pPr>
+            <w:del w:id="882" w:author="Alhabibi, Haider@Energy" w:date="2022-03-02T13:26:00Z">
               <w:r>
                 <w:rPr>
                   <w:rFonts w:asciiTheme="minorHAnsi" w:hAnsiTheme="minorHAnsi" w:cstheme="minorHAnsi"/>
@@ -38402,13 +37839,13 @@
             <w:pPr>
               <w:keepNext/>
               <w:rPr>
-                <w:del w:id="942" w:author="Alhabibi, Haider@Energy" w:date="2022-03-02T13:26:00Z"/>
-                <w:rFonts w:asciiTheme="minorHAnsi" w:hAnsiTheme="minorHAnsi" w:cstheme="minorHAnsi"/>
-                <w:sz w:val="20"/>
-                <w:szCs w:val="20"/>
-              </w:rPr>
-            </w:pPr>
-            <w:del w:id="943" w:author="Alhabibi, Haider@Energy" w:date="2022-03-02T13:26:00Z">
+                <w:del w:id="883" w:author="Alhabibi, Haider@Energy" w:date="2022-03-02T13:26:00Z"/>
+                <w:rFonts w:asciiTheme="minorHAnsi" w:hAnsiTheme="minorHAnsi" w:cstheme="minorHAnsi"/>
+                <w:sz w:val="20"/>
+                <w:szCs w:val="20"/>
+              </w:rPr>
+            </w:pPr>
+            <w:del w:id="884" w:author="Alhabibi, Haider@Energy" w:date="2022-03-02T13:26:00Z">
               <w:r>
                 <w:rPr>
                   <w:rFonts w:asciiTheme="minorHAnsi" w:hAnsiTheme="minorHAnsi" w:cstheme="minorHAnsi"/>
@@ -38423,13 +37860,13 @@
             <w:pPr>
               <w:keepNext/>
               <w:rPr>
-                <w:del w:id="944" w:author="Alhabibi, Haider@Energy" w:date="2022-03-02T13:26:00Z"/>
-                <w:rFonts w:asciiTheme="minorHAnsi" w:hAnsiTheme="minorHAnsi" w:cstheme="minorHAnsi"/>
-                <w:sz w:val="20"/>
-                <w:szCs w:val="20"/>
-              </w:rPr>
-            </w:pPr>
-            <w:del w:id="945" w:author="Alhabibi, Haider@Energy" w:date="2022-03-02T13:26:00Z">
+                <w:del w:id="885" w:author="Alhabibi, Haider@Energy" w:date="2022-03-02T13:26:00Z"/>
+                <w:rFonts w:asciiTheme="minorHAnsi" w:hAnsiTheme="minorHAnsi" w:cstheme="minorHAnsi"/>
+                <w:sz w:val="20"/>
+                <w:szCs w:val="20"/>
+              </w:rPr>
+            </w:pPr>
+            <w:del w:id="886" w:author="Alhabibi, Haider@Energy" w:date="2022-03-02T13:26:00Z">
               <w:r>
                 <w:rPr>
                   <w:rFonts w:asciiTheme="minorHAnsi" w:hAnsiTheme="minorHAnsi" w:cstheme="minorHAnsi"/>
@@ -38439,8 +37876,8 @@
                 <w:delText xml:space="preserve">-Compliance: Fan Efficacy ≤ </w:delText>
               </w:r>
             </w:del>
-            <w:ins w:id="946" w:author="Shewmaker, Michael@Energy" w:date="2021-12-27T11:49:00Z">
-              <w:del w:id="947" w:author="Alhabibi, Haider@Energy" w:date="2022-03-02T13:26:00Z">
+            <w:ins w:id="887" w:author="Shewmaker, Michael@Energy" w:date="2021-12-27T11:49:00Z">
+              <w:del w:id="888" w:author="Alhabibi, Haider@Energy" w:date="2022-03-02T13:26:00Z">
                 <w:r>
                   <w:rPr>
                     <w:rFonts w:asciiTheme="minorHAnsi" w:hAnsiTheme="minorHAnsi" w:cstheme="minorHAnsi"/>
@@ -38451,7 +37888,7 @@
                 </w:r>
               </w:del>
             </w:ins>
-            <w:del w:id="948" w:author="Alhabibi, Haider@Energy" w:date="2022-03-02T13:26:00Z">
+            <w:del w:id="889" w:author="Alhabibi, Haider@Energy" w:date="2022-03-02T13:26:00Z">
               <w:r>
                 <w:rPr>
                   <w:rFonts w:asciiTheme="minorHAnsi" w:hAnsiTheme="minorHAnsi" w:cstheme="minorHAnsi"/>
@@ -38461,8 +37898,8 @@
                 <w:delText xml:space="preserve">0.58 W/cfm for non-gas furnaces and 0.45 W/cfm for gas furnaces and System Airflow ≥ </w:delText>
               </w:r>
             </w:del>
-            <w:ins w:id="949" w:author="Shewmaker, Michael@Energy" w:date="2021-12-27T11:49:00Z">
-              <w:del w:id="950" w:author="Alhabibi, Haider@Energy" w:date="2022-03-02T13:26:00Z">
+            <w:ins w:id="890" w:author="Shewmaker, Michael@Energy" w:date="2021-12-27T11:49:00Z">
+              <w:del w:id="891" w:author="Alhabibi, Haider@Energy" w:date="2022-03-02T13:26:00Z">
                 <w:r>
                   <w:rPr>
                     <w:rFonts w:asciiTheme="minorHAnsi" w:hAnsiTheme="minorHAnsi" w:cstheme="minorHAnsi"/>
@@ -38473,7 +37910,7 @@
                 </w:r>
               </w:del>
             </w:ins>
-            <w:del w:id="951" w:author="Alhabibi, Haider@Energy" w:date="2022-03-02T13:26:00Z">
+            <w:del w:id="892" w:author="Alhabibi, Haider@Energy" w:date="2022-03-02T13:26:00Z">
               <w:r>
                 <w:rPr>
                   <w:rFonts w:asciiTheme="minorHAnsi" w:hAnsiTheme="minorHAnsi" w:cstheme="minorHAnsi"/>
@@ -38488,13 +37925,13 @@
             <w:pPr>
               <w:keepNext/>
               <w:rPr>
-                <w:del w:id="952" w:author="Alhabibi, Haider@Energy" w:date="2022-03-02T13:26:00Z"/>
-                <w:rFonts w:asciiTheme="minorHAnsi" w:hAnsiTheme="minorHAnsi" w:cstheme="minorHAnsi"/>
-                <w:sz w:val="20"/>
-                <w:szCs w:val="20"/>
-              </w:rPr>
-            </w:pPr>
-            <w:del w:id="953" w:author="Alhabibi, Haider@Energy" w:date="2022-03-02T13:26:00Z">
+                <w:del w:id="893" w:author="Alhabibi, Haider@Energy" w:date="2022-03-02T13:26:00Z"/>
+                <w:rFonts w:asciiTheme="minorHAnsi" w:hAnsiTheme="minorHAnsi" w:cstheme="minorHAnsi"/>
+                <w:sz w:val="20"/>
+                <w:szCs w:val="20"/>
+              </w:rPr>
+            </w:pPr>
+            <w:del w:id="894" w:author="Alhabibi, Haider@Energy" w:date="2022-03-02T13:26:00Z">
               <w:r>
                 <w:rPr>
                   <w:rFonts w:asciiTheme="minorHAnsi" w:hAnsiTheme="minorHAnsi" w:cstheme="minorHAnsi"/>
@@ -38509,13 +37946,13 @@
             <w:pPr>
               <w:keepNext/>
               <w:rPr>
-                <w:del w:id="954" w:author="Alhabibi, Haider@Energy" w:date="2022-03-02T13:26:00Z"/>
-                <w:rFonts w:asciiTheme="minorHAnsi" w:hAnsiTheme="minorHAnsi" w:cstheme="minorHAnsi"/>
-                <w:sz w:val="20"/>
-                <w:szCs w:val="20"/>
-              </w:rPr>
-            </w:pPr>
-            <w:del w:id="955" w:author="Alhabibi, Haider@Energy" w:date="2022-03-02T13:26:00Z">
+                <w:del w:id="895" w:author="Alhabibi, Haider@Energy" w:date="2022-03-02T13:26:00Z"/>
+                <w:rFonts w:asciiTheme="minorHAnsi" w:hAnsiTheme="minorHAnsi" w:cstheme="minorHAnsi"/>
+                <w:sz w:val="20"/>
+                <w:szCs w:val="20"/>
+              </w:rPr>
+            </w:pPr>
+            <w:del w:id="896" w:author="Alhabibi, Haider@Energy" w:date="2022-03-02T13:26:00Z">
               <w:r>
                 <w:rPr>
                   <w:rFonts w:asciiTheme="minorHAnsi" w:hAnsiTheme="minorHAnsi" w:cstheme="minorHAnsi"/>
@@ -38547,14 +37984,14 @@
             <w:pPr>
               <w:keepNext/>
               <w:rPr>
-                <w:del w:id="956" w:author="Alhabibi, Haider@Energy" w:date="2022-03-02T13:26:00Z"/>
+                <w:del w:id="897" w:author="Alhabibi, Haider@Energy" w:date="2022-03-02T13:26:00Z"/>
                 <w:rFonts w:asciiTheme="minorHAnsi" w:hAnsiTheme="minorHAnsi" w:cstheme="minorHAnsi"/>
                 <w:sz w:val="20"/>
                 <w:szCs w:val="20"/>
                 <w:u w:val="single"/>
               </w:rPr>
             </w:pPr>
-            <w:del w:id="957" w:author="Alhabibi, Haider@Energy" w:date="2022-03-02T13:26:00Z">
+            <w:del w:id="898" w:author="Alhabibi, Haider@Energy" w:date="2022-03-02T13:26:00Z">
               <w:r>
                 <w:rPr>
                   <w:rFonts w:asciiTheme="minorHAnsi" w:hAnsiTheme="minorHAnsi" w:cstheme="minorHAnsi"/>
@@ -38570,13 +38007,13 @@
             <w:pPr>
               <w:keepNext/>
               <w:rPr>
-                <w:del w:id="958" w:author="Alhabibi, Haider@Energy" w:date="2022-03-02T13:26:00Z"/>
-                <w:rFonts w:asciiTheme="minorHAnsi" w:hAnsiTheme="minorHAnsi" w:cstheme="minorHAnsi"/>
-                <w:sz w:val="20"/>
-                <w:szCs w:val="20"/>
-              </w:rPr>
-            </w:pPr>
-            <w:del w:id="959" w:author="Alhabibi, Haider@Energy" w:date="2022-03-02T13:26:00Z">
+                <w:del w:id="899" w:author="Alhabibi, Haider@Energy" w:date="2022-03-02T13:26:00Z"/>
+                <w:rFonts w:asciiTheme="minorHAnsi" w:hAnsiTheme="minorHAnsi" w:cstheme="minorHAnsi"/>
+                <w:sz w:val="20"/>
+                <w:szCs w:val="20"/>
+              </w:rPr>
+            </w:pPr>
+            <w:del w:id="900" w:author="Alhabibi, Haider@Energy" w:date="2022-03-02T13:26:00Z">
               <w:r>
                 <w:rPr>
                   <w:rFonts w:asciiTheme="minorHAnsi" w:hAnsiTheme="minorHAnsi" w:cstheme="minorHAnsi"/>
@@ -38591,14 +38028,14 @@
             <w:pPr>
               <w:keepNext/>
               <w:rPr>
-                <w:del w:id="960" w:author="Alhabibi, Haider@Energy" w:date="2022-03-02T13:26:00Z"/>
+                <w:del w:id="901" w:author="Alhabibi, Haider@Energy" w:date="2022-03-02T13:26:00Z"/>
                 <w:rFonts w:asciiTheme="minorHAnsi" w:hAnsiTheme="minorHAnsi" w:cstheme="minorHAnsi"/>
                 <w:sz w:val="20"/>
                 <w:szCs w:val="20"/>
                 <w:u w:val="single"/>
               </w:rPr>
             </w:pPr>
-            <w:del w:id="961" w:author="Alhabibi, Haider@Energy" w:date="2022-03-02T13:26:00Z">
+            <w:del w:id="902" w:author="Alhabibi, Haider@Energy" w:date="2022-03-02T13:26:00Z">
               <w:r>
                 <w:rPr>
                   <w:rFonts w:asciiTheme="minorHAnsi" w:hAnsiTheme="minorHAnsi" w:cstheme="minorHAnsi"/>
@@ -38619,7 +38056,7 @@
                 <w:szCs w:val="20"/>
               </w:rPr>
             </w:pPr>
-            <w:del w:id="962" w:author="Alhabibi, Haider@Energy" w:date="2022-03-02T13:26:00Z">
+            <w:del w:id="903" w:author="Alhabibi, Haider@Energy" w:date="2022-03-02T13:26:00Z">
               <w:r>
                 <w:rPr>
                   <w:rFonts w:asciiTheme="minorHAnsi" w:hAnsiTheme="minorHAnsi" w:cstheme="minorHAnsi"/>
@@ -38786,7 +38223,7 @@
       </w:rPr>
       <w:t>s - 20</w:t>
     </w:r>
-    <w:ins w:id="396" w:author="Alhabibi, Haider@Energy" w:date="2021-08-17T13:18:00Z">
+    <w:ins w:id="377" w:author="Alhabibi, Haider@Energy" w:date="2021-08-17T13:18:00Z">
       <w:r>
         <w:rPr>
           <w:rFonts w:ascii="Calibri" w:hAnsi="Calibri"/>
@@ -38796,7 +38233,7 @@
         <w:t>22</w:t>
       </w:r>
     </w:ins>
-    <w:del w:id="397" w:author="Alhabibi, Haider@Energy" w:date="2021-08-17T13:18:00Z">
+    <w:del w:id="378" w:author="Alhabibi, Haider@Energy" w:date="2021-08-17T13:18:00Z">
       <w:r>
         <w:rPr>
           <w:rFonts w:ascii="Calibri" w:hAnsi="Calibri"/>
@@ -38822,7 +38259,7 @@
       </w:rPr>
       <w:tab/>
     </w:r>
-    <w:del w:id="398" w:author="Markstrum, Alexis@Energy" w:date="2021-10-18T12:41:00Z">
+    <w:del w:id="379" w:author="Markstrum, Alexis@Energy" w:date="2021-10-18T12:41:00Z">
       <w:r>
         <w:rPr>
           <w:rFonts w:ascii="Calibri" w:hAnsi="Calibri"/>
@@ -38832,7 +38269,7 @@
         <w:delText xml:space="preserve">March </w:delText>
       </w:r>
     </w:del>
-    <w:ins w:id="399" w:author="Markstrum, Alexis@Energy" w:date="2021-10-18T12:41:00Z">
+    <w:ins w:id="380" w:author="Markstrum, Alexis@Energy" w:date="2021-10-18T12:41:00Z">
       <w:r>
         <w:rPr>
           <w:rFonts w:ascii="Calibri" w:hAnsi="Calibri"/>
@@ -38850,7 +38287,7 @@
       </w:rPr>
       <w:t>20</w:t>
     </w:r>
-    <w:ins w:id="400" w:author="Alhabibi, Haider@Energy" w:date="2021-08-17T13:17:00Z">
+    <w:ins w:id="381" w:author="Alhabibi, Haider@Energy" w:date="2021-08-17T13:17:00Z">
       <w:r>
         <w:rPr>
           <w:rFonts w:ascii="Calibri" w:hAnsi="Calibri"/>
@@ -38860,7 +38297,7 @@
         <w:t>22</w:t>
       </w:r>
     </w:ins>
-    <w:del w:id="401" w:author="Alhabibi, Haider@Energy" w:date="2021-08-17T13:17:00Z">
+    <w:del w:id="382" w:author="Alhabibi, Haider@Energy" w:date="2021-08-17T13:17:00Z">
       <w:r>
         <w:rPr>
           <w:rFonts w:ascii="Calibri" w:hAnsi="Calibri"/>
@@ -38908,7 +38345,7 @@
       </w:rPr>
       <w:t>s - 20</w:t>
     </w:r>
-    <w:ins w:id="569" w:author="Alhabibi, Haider@Energy" w:date="2021-08-17T13:17:00Z">
+    <w:ins w:id="549" w:author="Alhabibi, Haider@Energy" w:date="2021-08-17T13:17:00Z">
       <w:r>
         <w:rPr>
           <w:rFonts w:ascii="Calibri" w:hAnsi="Calibri"/>
@@ -38918,7 +38355,7 @@
         <w:t>22</w:t>
       </w:r>
     </w:ins>
-    <w:del w:id="570" w:author="Alhabibi, Haider@Energy" w:date="2021-08-17T13:17:00Z">
+    <w:del w:id="550" w:author="Alhabibi, Haider@Energy" w:date="2021-08-17T13:17:00Z">
       <w:r>
         <w:rPr>
           <w:rFonts w:ascii="Calibri" w:hAnsi="Calibri"/>
@@ -38944,7 +38381,7 @@
       </w:rPr>
       <w:tab/>
     </w:r>
-    <w:del w:id="571" w:author="Markstrum, Alexis@Energy" w:date="2021-10-18T12:41:00Z">
+    <w:del w:id="551" w:author="Markstrum, Alexis@Energy" w:date="2021-10-18T12:41:00Z">
       <w:r>
         <w:rPr>
           <w:rFonts w:ascii="Calibri" w:hAnsi="Calibri"/>
@@ -38954,7 +38391,7 @@
         <w:delText xml:space="preserve">March </w:delText>
       </w:r>
     </w:del>
-    <w:ins w:id="572" w:author="Markstrum, Alexis@Energy" w:date="2021-10-18T12:41:00Z">
+    <w:ins w:id="552" w:author="Markstrum, Alexis@Energy" w:date="2021-10-18T12:41:00Z">
       <w:r>
         <w:rPr>
           <w:rFonts w:ascii="Calibri" w:hAnsi="Calibri"/>
@@ -38972,7 +38409,7 @@
       </w:rPr>
       <w:t>20</w:t>
     </w:r>
-    <w:ins w:id="573" w:author="Alhabibi, Haider@Energy" w:date="2021-08-17T13:17:00Z">
+    <w:ins w:id="553" w:author="Alhabibi, Haider@Energy" w:date="2021-08-17T13:17:00Z">
       <w:r>
         <w:rPr>
           <w:rFonts w:ascii="Calibri" w:hAnsi="Calibri"/>
@@ -38982,7 +38419,7 @@
         <w:t>22</w:t>
       </w:r>
     </w:ins>
-    <w:del w:id="574" w:author="Alhabibi, Haider@Energy" w:date="2021-08-17T13:17:00Z">
+    <w:del w:id="554" w:author="Alhabibi, Haider@Energy" w:date="2021-08-17T13:17:00Z">
       <w:r>
         <w:rPr>
           <w:rFonts w:ascii="Calibri" w:hAnsi="Calibri"/>
@@ -39066,13 +38503,13 @@
       <w:ind w:left="360"/>
       <w:jc w:val="center"/>
       <w:rPr>
-        <w:ins w:id="357" w:author="Geiser, Che@Energy" w:date="2022-04-07T08:53:00Z"/>
+        <w:ins w:id="338" w:author="Geiser, Che@Energy" w:date="2022-04-07T08:53:00Z"/>
         <w:rFonts w:ascii="Arial" w:hAnsi="Arial" w:cs="Arial"/>
         <w:b/>
         <w:bCs/>
       </w:rPr>
     </w:pPr>
-    <w:ins w:id="358" w:author="Geiser, Che@Energy" w:date="2022-04-07T08:53:00Z">
+    <w:ins w:id="339" w:author="Geiser, Che@Energy" w:date="2022-04-07T08:53:00Z">
       <w:r>
         <w:rPr>
           <w:rFonts w:asciiTheme="minorHAnsi" w:hAnsiTheme="minorHAnsi" w:cstheme="minorHAnsi"/>
@@ -39157,11 +38594,11 @@
       <w:pStyle w:val="Header"/>
       <w:ind w:left="360"/>
       <w:rPr>
-        <w:ins w:id="359" w:author="Geiser, Che@Energy" w:date="2022-04-07T08:53:00Z"/>
+        <w:ins w:id="340" w:author="Geiser, Che@Energy" w:date="2022-04-07T08:53:00Z"/>
         <w:rFonts w:ascii="Arial" w:hAnsi="Arial" w:cs="Arial"/>
       </w:rPr>
     </w:pPr>
-    <w:ins w:id="360" w:author="Geiser, Che@Energy" w:date="2022-04-07T08:53:00Z">
+    <w:ins w:id="341" w:author="Geiser, Che@Energy" w:date="2022-04-07T08:53:00Z">
       <w:r>
         <w:rPr>
           <w:rFonts w:ascii="Arial" w:hAnsi="Arial" w:cs="Arial"/>
@@ -39186,7 +38623,7 @@
         <w:t xml:space="preserve"> </w:t>
       </w:r>
     </w:ins>
-    <w:ins w:id="361" w:author="Geiser, Che@Energy" w:date="2023-08-03T16:37:00Z">
+    <w:ins w:id="342" w:author="Geiser, Che@Energy" w:date="2023-08-03T16:37:00Z">
       <w:r>
         <w:rPr>
           <w:rFonts w:asciiTheme="minorHAnsi" w:hAnsiTheme="minorHAnsi" w:cstheme="minorHAnsi"/>
@@ -39196,7 +38633,7 @@
         <w:t>LMCC</w:t>
       </w:r>
     </w:ins>
-    <w:ins w:id="362" w:author="Geiser, Che@Energy" w:date="2022-04-07T08:53:00Z">
+    <w:ins w:id="343" w:author="Geiser, Che@Energy" w:date="2022-04-07T08:53:00Z">
       <w:r>
         <w:rPr>
           <w:rFonts w:asciiTheme="minorHAnsi" w:hAnsiTheme="minorHAnsi" w:cstheme="minorHAnsi"/>
@@ -39206,7 +38643,7 @@
         <w:t>-</w:t>
       </w:r>
     </w:ins>
-    <w:ins w:id="363" w:author="Geiser, Che@Energy" w:date="2023-08-03T16:38:00Z">
+    <w:ins w:id="344" w:author="Geiser, Che@Energy" w:date="2023-08-03T16:38:00Z">
       <w:r>
         <w:rPr>
           <w:rFonts w:asciiTheme="minorHAnsi" w:hAnsiTheme="minorHAnsi" w:cstheme="minorHAnsi"/>
@@ -39216,7 +38653,7 @@
         <w:t>MCH</w:t>
       </w:r>
     </w:ins>
-    <w:ins w:id="364" w:author="Geiser, Che@Energy" w:date="2022-04-07T08:53:00Z">
+    <w:ins w:id="345" w:author="Geiser, Che@Energy" w:date="2022-04-07T08:53:00Z">
       <w:r>
         <w:rPr>
           <w:rFonts w:asciiTheme="minorHAnsi" w:hAnsiTheme="minorHAnsi" w:cstheme="minorHAnsi"/>
@@ -39240,7 +38677,7 @@
       <w:pStyle w:val="Header"/>
       <w:ind w:left="360"/>
       <w:rPr>
-        <w:ins w:id="365" w:author="Geiser, Che@Energy" w:date="2022-04-07T08:53:00Z"/>
+        <w:ins w:id="346" w:author="Geiser, Che@Energy" w:date="2022-04-07T08:53:00Z"/>
         <w:rFonts w:ascii="Arial" w:hAnsi="Arial" w:cs="Arial"/>
       </w:rPr>
     </w:pPr>
@@ -39249,7 +38686,7 @@
     <w:pPr>
       <w:ind w:left="360"/>
       <w:rPr>
-        <w:ins w:id="366" w:author="Geiser, Che@Energy" w:date="2022-04-07T08:53:00Z"/>
+        <w:ins w:id="347" w:author="Geiser, Che@Energy" w:date="2022-04-07T08:53:00Z"/>
         <w:rFonts w:cstheme="minorHAnsi"/>
         <w:b/>
         <w:bCs/>
@@ -39259,7 +38696,7 @@
         <w:szCs w:val="28"/>
       </w:rPr>
     </w:pPr>
-    <w:ins w:id="367" w:author="Geiser, Che@Energy" w:date="2022-04-07T08:53:00Z">
+    <w:ins w:id="348" w:author="Geiser, Che@Energy" w:date="2022-04-07T08:53:00Z">
       <w:r>
         <w:rPr>
           <w:rFonts w:ascii="Arial" w:hAnsi="Arial" w:cs="Arial"/>
@@ -39285,13 +38722,13 @@
       <w:suppressAutoHyphens/>
       <w:ind w:left="-90"/>
       <w:rPr>
-        <w:del w:id="368" w:author="Geiser, Che@Energy" w:date="2022-04-07T08:53:00Z"/>
+        <w:del w:id="349" w:author="Geiser, Che@Energy" w:date="2022-04-07T08:53:00Z"/>
         <w:rFonts w:ascii="Arial" w:hAnsi="Arial" w:cs="Arial"/>
         <w:sz w:val="14"/>
         <w:szCs w:val="14"/>
       </w:rPr>
     </w:pPr>
-    <w:del w:id="369" w:author="Geiser, Che@Energy" w:date="2022-04-07T08:53:00Z">
+    <w:del w:id="350" w:author="Geiser, Che@Energy" w:date="2022-04-07T08:53:00Z">
       <w:r>
         <w:rPr>
           <w:noProof/>
@@ -39368,12 +38805,12 @@
       <w:spacing w:line="240" w:lineRule="atLeast"/>
       <w:ind w:left="-86"/>
       <w:rPr>
-        <w:del w:id="370" w:author="Geiser, Che@Energy" w:date="2022-04-07T08:53:00Z"/>
+        <w:del w:id="351" w:author="Geiser, Che@Energy" w:date="2022-04-07T08:53:00Z"/>
         <w:rFonts w:ascii="Arial" w:hAnsi="Arial" w:cs="Arial"/>
         <w:b/>
       </w:rPr>
     </w:pPr>
-    <w:del w:id="371" w:author="Geiser, Che@Energy" w:date="2022-04-07T08:53:00Z">
+    <w:del w:id="352" w:author="Geiser, Che@Energy" w:date="2022-04-07T08:53:00Z">
       <w:r>
         <w:rPr>
           <w:rFonts w:ascii="Arial" w:hAnsi="Arial" w:cs="Arial"/>
@@ -39388,13 +38825,13 @@
       <w:suppressAutoHyphens/>
       <w:ind w:left="-90"/>
       <w:rPr>
-        <w:del w:id="372" w:author="Geiser, Che@Energy" w:date="2022-04-07T08:53:00Z"/>
+        <w:del w:id="353" w:author="Geiser, Che@Energy" w:date="2022-04-07T08:53:00Z"/>
         <w:rFonts w:ascii="Arial" w:hAnsi="Arial" w:cs="Arial"/>
         <w:sz w:val="14"/>
         <w:szCs w:val="14"/>
       </w:rPr>
     </w:pPr>
-    <w:del w:id="373" w:author="Geiser, Che@Energy" w:date="2022-04-07T08:53:00Z">
+    <w:del w:id="354" w:author="Geiser, Che@Energy" w:date="2022-04-07T08:53:00Z">
       <w:r>
         <w:rPr>
           <w:rFonts w:ascii="Arial" w:hAnsi="Arial" w:cs="Arial"/>
@@ -39428,8 +38865,8 @@
         <w:delText xml:space="preserve"> 03</w:delText>
       </w:r>
     </w:del>
-    <w:ins w:id="374" w:author="Markstrum, Alexis@Energy" w:date="2021-10-18T12:41:00Z">
-      <w:del w:id="375" w:author="Geiser, Che@Energy" w:date="2022-04-07T08:53:00Z">
+    <w:ins w:id="355" w:author="Markstrum, Alexis@Energy" w:date="2021-10-18T12:41:00Z">
+      <w:del w:id="356" w:author="Geiser, Che@Energy" w:date="2022-04-07T08:53:00Z">
         <w:r>
           <w:rPr>
             <w:rFonts w:ascii="Arial" w:hAnsi="Arial" w:cs="Arial"/>
@@ -39440,7 +38877,7 @@
         </w:r>
       </w:del>
     </w:ins>
-    <w:del w:id="376" w:author="Geiser, Che@Energy" w:date="2022-04-07T08:53:00Z">
+    <w:del w:id="357" w:author="Geiser, Che@Energy" w:date="2022-04-07T08:53:00Z">
       <w:r>
         <w:rPr>
           <w:rFonts w:ascii="Arial" w:hAnsi="Arial" w:cs="Arial"/>
@@ -39450,8 +38887,8 @@
         <w:delText>/</w:delText>
       </w:r>
     </w:del>
-    <w:ins w:id="377" w:author="Alhabibi, Haider@Energy" w:date="2021-08-17T13:17:00Z">
-      <w:del w:id="378" w:author="Geiser, Che@Energy" w:date="2022-04-07T08:53:00Z">
+    <w:ins w:id="358" w:author="Alhabibi, Haider@Energy" w:date="2021-08-17T13:17:00Z">
+      <w:del w:id="359" w:author="Geiser, Che@Energy" w:date="2022-04-07T08:53:00Z">
         <w:r>
           <w:rPr>
             <w:rFonts w:ascii="Arial" w:hAnsi="Arial" w:cs="Arial"/>
@@ -39462,7 +38899,7 @@
         </w:r>
       </w:del>
     </w:ins>
-    <w:del w:id="379" w:author="Geiser, Che@Energy" w:date="2022-04-07T08:53:00Z">
+    <w:del w:id="360" w:author="Geiser, Che@Energy" w:date="2022-04-07T08:53:00Z">
       <w:r>
         <w:rPr>
           <w:rFonts w:ascii="Arial" w:hAnsi="Arial" w:cs="Arial"/>
@@ -39556,7 +38993,7 @@
       <w:trPr>
         <w:cantSplit/>
         <w:trHeight w:val="288"/>
-        <w:del w:id="380" w:author="Geiser, Che@Energy" w:date="2022-04-07T08:53:00Z"/>
+        <w:del w:id="361" w:author="Geiser, Che@Energy" w:date="2022-04-07T08:53:00Z"/>
       </w:trPr>
       <w:tc>
         <w:tcPr>
@@ -39571,11 +39008,11 @@
           <w:pPr>
             <w:pStyle w:val="Style77"/>
             <w:rPr>
-              <w:del w:id="381" w:author="Geiser, Che@Energy" w:date="2022-04-07T08:53:00Z"/>
+              <w:del w:id="362" w:author="Geiser, Che@Energy" w:date="2022-04-07T08:53:00Z"/>
               <w:b/>
             </w:rPr>
           </w:pPr>
-          <w:del w:id="382" w:author="Geiser, Che@Energy" w:date="2022-04-07T08:53:00Z">
+          <w:del w:id="363" w:author="Geiser, Che@Energy" w:date="2022-04-07T08:53:00Z">
             <w:r>
               <w:delText xml:space="preserve">CERTIFICATE OF COMPLIANCE </w:delText>
             </w:r>
@@ -39598,12 +39035,12 @@
           <w:pPr>
             <w:pStyle w:val="Style78"/>
             <w:rPr>
-              <w:del w:id="383" w:author="Geiser, Che@Energy" w:date="2022-04-07T08:53:00Z"/>
+              <w:del w:id="364" w:author="Geiser, Che@Energy" w:date="2022-04-07T08:53:00Z"/>
               <w:b/>
             </w:rPr>
           </w:pPr>
-          <w:bookmarkStart w:id="384" w:name="_Hlk100213894"/>
-          <w:del w:id="385" w:author="Geiser, Che@Energy" w:date="2022-04-07T08:53:00Z">
+          <w:bookmarkStart w:id="365" w:name="_Hlk100213894"/>
+          <w:del w:id="366" w:author="Geiser, Che@Energy" w:date="2022-04-07T08:53:00Z">
             <w:r>
               <w:delText>CF1R-</w:delText>
             </w:r>
@@ -39613,7 +39050,7 @@
             <w:r>
               <w:delText>-E</w:delText>
             </w:r>
-            <w:bookmarkEnd w:id="384"/>
+            <w:bookmarkEnd w:id="365"/>
           </w:del>
         </w:p>
       </w:tc>
@@ -39622,7 +39059,7 @@
       <w:trPr>
         <w:cantSplit/>
         <w:trHeight w:val="288"/>
-        <w:del w:id="386" w:author="Geiser, Che@Energy" w:date="2022-04-07T08:53:00Z"/>
+        <w:del w:id="367" w:author="Geiser, Che@Energy" w:date="2022-04-07T08:53:00Z"/>
       </w:trPr>
       <w:tc>
         <w:tcPr>
@@ -39636,10 +39073,10 @@
           <w:pPr>
             <w:pStyle w:val="Style77"/>
             <w:rPr>
-              <w:del w:id="387" w:author="Geiser, Che@Energy" w:date="2022-04-07T08:53:00Z"/>
+              <w:del w:id="368" w:author="Geiser, Che@Energy" w:date="2022-04-07T08:53:00Z"/>
             </w:rPr>
           </w:pPr>
-          <w:del w:id="388" w:author="Geiser, Che@Energy" w:date="2022-04-07T08:53:00Z">
+          <w:del w:id="369" w:author="Geiser, Che@Energy" w:date="2022-04-07T08:53:00Z">
             <w:r>
               <w:delText xml:space="preserve">Alterations to Space Conditioning Systems </w:delText>
             </w:r>
@@ -39657,27 +39094,21 @@
           <w:pPr>
             <w:pStyle w:val="Style78"/>
             <w:rPr>
-              <w:del w:id="389" w:author="Geiser, Che@Energy" w:date="2022-04-07T08:53:00Z"/>
+              <w:del w:id="370" w:author="Geiser, Che@Energy" w:date="2022-04-07T08:53:00Z"/>
             </w:rPr>
           </w:pPr>
-          <w:del w:id="390" w:author="Geiser, Che@Energy" w:date="2022-04-07T08:53:00Z">
+          <w:del w:id="371" w:author="Geiser, Che@Energy" w:date="2022-04-07T08:53:00Z">
             <w:r>
               <w:tab/>
               <w:delText xml:space="preserve">(Page </w:delText>
             </w:r>
             <w:r>
-              <w:rPr>
-                <w:bCs w:val="0"/>
-              </w:rPr>
               <w:fldChar w:fldCharType="begin"/>
             </w:r>
             <w:r>
               <w:delInstrText xml:space="preserve"> PAGE   \* MERGEFORMAT </w:delInstrText>
             </w:r>
             <w:r>
-              <w:rPr>
-                <w:bCs w:val="0"/>
-              </w:rPr>
               <w:fldChar w:fldCharType="separate"/>
             </w:r>
             <w:r>
@@ -39688,7 +39119,6 @@
             </w:r>
             <w:r>
               <w:rPr>
-                <w:bCs w:val="0"/>
                 <w:noProof/>
               </w:rPr>
               <w:fldChar w:fldCharType="end"/>
@@ -39698,7 +39128,6 @@
             </w:r>
             <w:r>
               <w:rPr>
-                <w:bCs w:val="0"/>
                 <w:noProof/>
               </w:rPr>
               <w:fldChar w:fldCharType="begin"/>
@@ -39711,7 +39140,6 @@
             </w:r>
             <w:r>
               <w:rPr>
-                <w:bCs w:val="0"/>
                 <w:noProof/>
               </w:rPr>
               <w:fldChar w:fldCharType="separate"/>
@@ -39724,7 +39152,6 @@
             </w:r>
             <w:r>
               <w:rPr>
-                <w:bCs w:val="0"/>
                 <w:noProof/>
               </w:rPr>
               <w:fldChar w:fldCharType="end"/>
@@ -39740,7 +39167,7 @@
       <w:trPr>
         <w:cantSplit/>
         <w:trHeight w:val="288"/>
-        <w:del w:id="391" w:author="Geiser, Che@Energy" w:date="2022-04-07T08:53:00Z"/>
+        <w:del w:id="372" w:author="Geiser, Che@Energy" w:date="2022-04-07T08:53:00Z"/>
       </w:trPr>
       <w:tc>
         <w:tcPr>
@@ -39750,10 +39177,10 @@
           <w:pPr>
             <w:pStyle w:val="Style20"/>
             <w:rPr>
-              <w:del w:id="392" w:author="Geiser, Che@Energy" w:date="2022-04-07T08:53:00Z"/>
+              <w:del w:id="373" w:author="Geiser, Che@Energy" w:date="2022-04-07T08:53:00Z"/>
             </w:rPr>
           </w:pPr>
-          <w:del w:id="393" w:author="Geiser, Che@Energy" w:date="2022-04-07T08:53:00Z">
+          <w:del w:id="374" w:author="Geiser, Che@Energy" w:date="2022-04-07T08:53:00Z">
             <w:r>
               <w:delText>Project Name:</w:delText>
             </w:r>
@@ -39769,10 +39196,10 @@
           <w:pPr>
             <w:pStyle w:val="Style20"/>
             <w:rPr>
-              <w:del w:id="394" w:author="Geiser, Che@Energy" w:date="2022-04-07T08:53:00Z"/>
+              <w:del w:id="375" w:author="Geiser, Che@Energy" w:date="2022-04-07T08:53:00Z"/>
             </w:rPr>
           </w:pPr>
-          <w:del w:id="395" w:author="Geiser, Che@Energy" w:date="2022-04-07T08:53:00Z">
+          <w:del w:id="376" w:author="Geiser, Che@Energy" w:date="2022-04-07T08:53:00Z">
             <w:r>
               <w:delText>Date Prepared:</w:delText>
             </w:r>
@@ -39889,7 +39316,7 @@
     <w:tr>
       <w:trPr>
         <w:trHeight w:val="288"/>
-        <w:ins w:id="545" w:author="Geiser, Che@Energy" w:date="2022-04-07T08:54:00Z"/>
+        <w:ins w:id="525" w:author="Geiser, Che@Energy" w:date="2022-04-07T08:54:00Z"/>
       </w:trPr>
       <w:tc>
         <w:tcPr>
@@ -39899,13 +39326,13 @@
           <w:pPr>
             <w:pStyle w:val="Style77"/>
             <w:rPr>
-              <w:ins w:id="546" w:author="Geiser, Che@Energy" w:date="2022-04-07T08:54:00Z"/>
+              <w:ins w:id="526" w:author="Geiser, Che@Energy" w:date="2022-04-07T08:54:00Z"/>
               <w:b/>
               <w:sz w:val="24"/>
               <w:szCs w:val="24"/>
             </w:rPr>
           </w:pPr>
-          <w:ins w:id="547" w:author="Geiser, Che@Energy" w:date="2022-04-07T08:54:00Z">
+          <w:ins w:id="527" w:author="Geiser, Che@Energy" w:date="2022-04-07T08:54:00Z">
             <w:r>
               <w:rPr>
                 <w:sz w:val="24"/>
@@ -39924,14 +39351,14 @@
           <w:pPr>
             <w:pStyle w:val="Style78"/>
             <w:rPr>
-              <w:ins w:id="548" w:author="Geiser, Che@Energy" w:date="2022-04-07T08:54:00Z"/>
+              <w:ins w:id="528" w:author="Geiser, Che@Energy" w:date="2022-04-07T08:54:00Z"/>
               <w:b/>
               <w:sz w:val="24"/>
               <w:szCs w:val="24"/>
             </w:rPr>
           </w:pPr>
-          <w:ins w:id="549" w:author="Geiser, Che@Energy" w:date="2022-04-07T08:54:00Z">
-            <w:del w:id="550" w:author="Grewing, Kyle@Energy" w:date="2023-08-10T14:49:00Z">
+          <w:ins w:id="529" w:author="Geiser, Che@Energy" w:date="2022-04-07T08:54:00Z">
+            <w:del w:id="530" w:author="Grewing, Kyle@Energy" w:date="2023-08-10T14:49:00Z">
               <w:r>
                 <w:rPr>
                   <w:sz w:val="24"/>
@@ -39941,7 +39368,7 @@
               </w:r>
             </w:del>
           </w:ins>
-          <w:ins w:id="551" w:author="Grewing, Kyle@Energy" w:date="2023-08-10T14:49:00Z">
+          <w:ins w:id="531" w:author="Grewing, Kyle@Energy" w:date="2023-08-10T14:49:00Z">
             <w:r>
               <w:rPr>
                 <w:sz w:val="24"/>
@@ -39950,7 +39377,7 @@
               <w:t>LMCC-MCH</w:t>
             </w:r>
           </w:ins>
-          <w:ins w:id="552" w:author="Geiser, Che@Energy" w:date="2022-04-07T08:54:00Z">
+          <w:ins w:id="532" w:author="Geiser, Che@Energy" w:date="2022-04-07T08:54:00Z">
             <w:r>
               <w:rPr>
                 <w:sz w:val="24"/>
@@ -39965,7 +39392,7 @@
     <w:tr>
       <w:trPr>
         <w:trHeight w:val="288"/>
-        <w:ins w:id="553" w:author="Geiser, Che@Energy" w:date="2022-04-07T08:54:00Z"/>
+        <w:ins w:id="533" w:author="Geiser, Che@Energy" w:date="2022-04-07T08:54:00Z"/>
       </w:trPr>
       <w:tc>
         <w:tcPr>
@@ -39975,12 +39402,12 @@
           <w:pPr>
             <w:pStyle w:val="Style77"/>
             <w:rPr>
-              <w:ins w:id="554" w:author="Geiser, Che@Energy" w:date="2022-04-07T08:54:00Z"/>
+              <w:ins w:id="534" w:author="Geiser, Che@Energy" w:date="2022-04-07T08:54:00Z"/>
               <w:sz w:val="24"/>
               <w:szCs w:val="24"/>
             </w:rPr>
           </w:pPr>
-          <w:ins w:id="555" w:author="Geiser, Che@Energy" w:date="2022-04-07T08:54:00Z">
+          <w:ins w:id="535" w:author="Geiser, Che@Energy" w:date="2022-04-07T08:54:00Z">
             <w:r>
               <w:rPr>
                 <w:sz w:val="24"/>
@@ -39999,12 +39426,12 @@
           <w:pPr>
             <w:pStyle w:val="Style78"/>
             <w:rPr>
-              <w:ins w:id="556" w:author="Geiser, Che@Energy" w:date="2022-04-07T08:54:00Z"/>
+              <w:ins w:id="536" w:author="Geiser, Che@Energy" w:date="2022-04-07T08:54:00Z"/>
               <w:sz w:val="24"/>
               <w:szCs w:val="24"/>
             </w:rPr>
           </w:pPr>
-          <w:ins w:id="557" w:author="Geiser, Che@Energy" w:date="2022-04-07T08:54:00Z">
+          <w:ins w:id="537" w:author="Geiser, Che@Energy" w:date="2022-04-07T08:54:00Z">
             <w:r>
               <w:rPr>
                 <w:sz w:val="24"/>
@@ -40087,9 +39514,9 @@
               <w:sz w:val="24"/>
               <w:szCs w:val="24"/>
             </w:rPr>
-            <w:t>5</w:t>
+            <w:t>7</w:t>
           </w:r>
-          <w:ins w:id="558" w:author="Geiser, Che@Energy" w:date="2022-04-07T08:54:00Z">
+          <w:ins w:id="538" w:author="Geiser, Che@Energy" w:date="2022-04-07T08:54:00Z">
             <w:r>
               <w:rPr>
                 <w:noProof/>
@@ -40120,7 +39547,7 @@
       <w:trPr>
         <w:cantSplit/>
         <w:trHeight w:val="288"/>
-        <w:del w:id="559" w:author="Geiser, Che@Energy" w:date="2022-04-07T08:55:00Z"/>
+        <w:del w:id="539" w:author="Geiser, Che@Energy" w:date="2022-04-07T08:55:00Z"/>
       </w:trPr>
       <w:tc>
         <w:tcPr>
@@ -40134,11 +39561,11 @@
           <w:pPr>
             <w:pStyle w:val="Style77"/>
             <w:rPr>
-              <w:del w:id="560" w:author="Geiser, Che@Energy" w:date="2022-04-07T08:55:00Z"/>
+              <w:del w:id="540" w:author="Geiser, Che@Energy" w:date="2022-04-07T08:55:00Z"/>
               <w:b/>
             </w:rPr>
           </w:pPr>
-          <w:del w:id="561" w:author="Geiser, Che@Energy" w:date="2022-04-07T08:55:00Z">
+          <w:del w:id="541" w:author="Geiser, Che@Energy" w:date="2022-04-07T08:55:00Z">
             <w:r>
               <w:delText xml:space="preserve">CERTIFICATE OF COMPLIANCE </w:delText>
             </w:r>
@@ -40164,11 +39591,11 @@
           <w:pPr>
             <w:pStyle w:val="Style78"/>
             <w:rPr>
-              <w:del w:id="562" w:author="Geiser, Che@Energy" w:date="2022-04-07T08:55:00Z"/>
+              <w:del w:id="542" w:author="Geiser, Che@Energy" w:date="2022-04-07T08:55:00Z"/>
               <w:b/>
             </w:rPr>
           </w:pPr>
-          <w:del w:id="563" w:author="Geiser, Che@Energy" w:date="2022-04-07T08:55:00Z">
+          <w:del w:id="543" w:author="Geiser, Che@Energy" w:date="2022-04-07T08:55:00Z">
             <w:r>
               <w:delText>CF1R-</w:delText>
             </w:r>
@@ -40193,7 +39620,7 @@
       <w:trPr>
         <w:cantSplit/>
         <w:trHeight w:val="326"/>
-        <w:del w:id="564" w:author="Geiser, Che@Energy" w:date="2022-04-07T08:55:00Z"/>
+        <w:del w:id="544" w:author="Geiser, Che@Energy" w:date="2022-04-07T08:55:00Z"/>
       </w:trPr>
       <w:tc>
         <w:tcPr>
@@ -40206,10 +39633,10 @@
           <w:pPr>
             <w:pStyle w:val="Style77"/>
             <w:rPr>
-              <w:del w:id="565" w:author="Geiser, Che@Energy" w:date="2022-04-07T08:55:00Z"/>
+              <w:del w:id="545" w:author="Geiser, Che@Energy" w:date="2022-04-07T08:55:00Z"/>
             </w:rPr>
           </w:pPr>
-          <w:del w:id="566" w:author="Geiser, Che@Energy" w:date="2022-04-07T08:55:00Z">
+          <w:del w:id="546" w:author="Geiser, Che@Energy" w:date="2022-04-07T08:55:00Z">
             <w:r>
               <w:delText xml:space="preserve">Alterations to Space Conditioning Systems </w:delText>
             </w:r>
@@ -40227,27 +39654,21 @@
           <w:pPr>
             <w:pStyle w:val="Style78"/>
             <w:rPr>
-              <w:del w:id="567" w:author="Geiser, Che@Energy" w:date="2022-04-07T08:55:00Z"/>
+              <w:del w:id="547" w:author="Geiser, Che@Energy" w:date="2022-04-07T08:55:00Z"/>
             </w:rPr>
           </w:pPr>
-          <w:del w:id="568" w:author="Geiser, Che@Energy" w:date="2022-04-07T08:55:00Z">
+          <w:del w:id="548" w:author="Geiser, Che@Energy" w:date="2022-04-07T08:55:00Z">
             <w:r>
               <w:tab/>
               <w:delText xml:space="preserve">(Page </w:delText>
             </w:r>
             <w:r>
-              <w:rPr>
-                <w:bCs w:val="0"/>
-              </w:rPr>
               <w:fldChar w:fldCharType="begin"/>
             </w:r>
             <w:r>
               <w:delInstrText xml:space="preserve"> PAGE   \* MERGEFORMAT </w:delInstrText>
             </w:r>
             <w:r>
-              <w:rPr>
-                <w:bCs w:val="0"/>
-              </w:rPr>
               <w:fldChar w:fldCharType="separate"/>
             </w:r>
             <w:r>
@@ -40258,7 +39679,6 @@
             </w:r>
             <w:r>
               <w:rPr>
-                <w:bCs w:val="0"/>
                 <w:noProof/>
               </w:rPr>
               <w:fldChar w:fldCharType="end"/>
@@ -40268,7 +39688,6 @@
             </w:r>
             <w:r>
               <w:rPr>
-                <w:bCs w:val="0"/>
                 <w:noProof/>
               </w:rPr>
               <w:fldChar w:fldCharType="begin"/>
@@ -40281,7 +39700,6 @@
             </w:r>
             <w:r>
               <w:rPr>
-                <w:bCs w:val="0"/>
                 <w:noProof/>
               </w:rPr>
               <w:fldChar w:fldCharType="separate"/>
@@ -40294,7 +39712,6 @@
             </w:r>
             <w:r>
               <w:rPr>
-                <w:bCs w:val="0"/>
                 <w:noProof/>
               </w:rPr>
               <w:fldChar w:fldCharType="end"/>
@@ -40503,7 +39920,7 @@
               <w:b/>
             </w:rPr>
           </w:pPr>
-          <w:del w:id="963" w:author="Grewing, Kyle@Energy" w:date="2023-08-10T15:45:00Z">
+          <w:del w:id="904" w:author="Grewing, Kyle@Energy" w:date="2023-08-10T15:45:00Z">
             <w:r>
               <w:delText>CF1R-</w:delText>
             </w:r>
@@ -40511,7 +39928,7 @@
               <w:delText>ALT</w:delText>
             </w:r>
           </w:del>
-          <w:ins w:id="964" w:author="Grewing, Kyle@Energy" w:date="2023-08-10T15:45:00Z">
+          <w:ins w:id="905" w:author="Grewing, Kyle@Energy" w:date="2023-08-10T15:45:00Z">
             <w:r>
               <w:t>LMCC-MCH</w:t>
             </w:r>
@@ -40607,7 +40024,7 @@
             <w:rPr>
               <w:noProof/>
             </w:rPr>
-            <w:t>11</w:t>
+            <w:t>12</w:t>
           </w:r>
           <w:r>
             <w:rPr>
@@ -45183,14 +44600,14 @@
   <w15:person w15:author="Moua, Cheng@Energy">
     <w15:presenceInfo w15:providerId="AD" w15:userId="S::Cheng.Moua@energy.ca.gov::0a7b5eaa-32b5-460c-b817-ff0d5e5e693f"/>
   </w15:person>
-  <w15:person w15:author="Alhabibi, Haider@Energy">
-    <w15:presenceInfo w15:providerId="AD" w15:userId="S::Haider.AlHabibi@energy.ca.gov::9decb8d2-95ad-4b7d-9bf6-d4373f69254c"/>
-  </w15:person>
   <w15:person w15:author="Thomas">
     <w15:presenceInfo w15:providerId="AD" w15:userId="S::T0MA@pge.com::031d7820-b683-4922-baae-ce7fd8d70ee6"/>
   </w15:person>
   <w15:person w15:author="Markstrum, Alexis@Energy">
     <w15:presenceInfo w15:providerId="AD" w15:userId="S::alexis.markstrum@energy.ca.gov::e6e55ac6-69d0-40ac-bbd2-3f40141a0771"/>
+  </w15:person>
+  <w15:person w15:author="Alhabibi, Haider@Energy">
+    <w15:presenceInfo w15:providerId="AD" w15:userId="S::Haider.AlHabibi@energy.ca.gov::9decb8d2-95ad-4b7d-9bf6-d4373f69254c"/>
   </w15:person>
   <w15:person w15:author="Mertens, Thomas">
     <w15:presenceInfo w15:providerId="AD" w15:userId="S::T0MA@pge.com::031d7820-b683-4922-baae-ce7fd8d70ee6"/>
@@ -46476,6 +45893,42 @@
 </file>
 
 <file path=customXml/item1.xml><?xml version="1.0" encoding="utf-8"?>
+<?mso-contentType ?>
+<FormTemplates xmlns="http://schemas.microsoft.com/sharepoint/v3/contenttype/forms">
+  <Display>DocumentLibraryForm</Display>
+  <Edit>DocumentLibraryForm</Edit>
+  <New>DocumentLibraryForm</New>
+</FormTemplates>
+</file>
+
+<file path=customXml/item2.xml><?xml version="1.0" encoding="utf-8"?>
+<b:Sources xmlns:b="http://schemas.openxmlformats.org/officeDocument/2006/bibliography" xmlns="http://schemas.openxmlformats.org/officeDocument/2006/bibliography" SelectedStyle="\APA.XSL" StyleName="APA Fifth Edition"/>
+</file>
+
+<file path=customXml/item3.xml><?xml version="1.0" encoding="utf-8"?>
+<b:Sources xmlns:b="http://schemas.openxmlformats.org/officeDocument/2006/bibliography" xmlns="http://schemas.openxmlformats.org/officeDocument/2006/bibliography" SelectedStyle="\APA.XSL" StyleName="APA Fifth Edition"/>
+</file>
+
+<file path=customXml/item4.xml><?xml version="1.0" encoding="utf-8"?>
+<p:properties xmlns:p="http://schemas.microsoft.com/office/2006/metadata/properties" xmlns:xsi="http://www.w3.org/2001/XMLSchema-instance" xmlns:pc="http://schemas.microsoft.com/office/infopath/2007/PartnerControls">
+  <documentManagement>
+    <b26d xmlns="785685f2-c2e1-4352-89aa-3faca8eaba52" xsi:nil="true"/>
+    <DateCCOReviewed xmlns="785685f2-c2e1-4352-89aa-3faca8eaba52" xsi:nil="true"/>
+    <oawc xmlns="785685f2-c2e1-4352-89aa-3faca8eaba52" xsi:nil="true"/>
+    <sipv xmlns="785685f2-c2e1-4352-89aa-3faca8eaba52" xsi:nil="true"/>
+    <_x0074_mv6 xmlns="785685f2-c2e1-4352-89aa-3faca8eaba52">
+      <UserInfo>
+        <DisplayName/>
+        <AccountId xsi:nil="true"/>
+        <AccountType/>
+      </UserInfo>
+    </_x0074_mv6>
+    <CCOReviewr xmlns="785685f2-c2e1-4352-89aa-3faca8eaba52" xsi:nil="true"/>
+  </documentManagement>
+</p:properties>
+</file>
+
+<file path=customXml/item5.xml><?xml version="1.0" encoding="utf-8"?>
 <ct:contentTypeSchema xmlns:ct="http://schemas.microsoft.com/office/2006/metadata/contentType" xmlns:ma="http://schemas.microsoft.com/office/2006/metadata/properties/metaAttributes" ct:_="" ma:_="" ma:contentTypeName="Document" ma:contentTypeID="0x01010061DC9A153AAEEE45BACE06E01F8272AC" ma:contentTypeVersion="17" ma:contentTypeDescription="Create a new document." ma:contentTypeScope="" ma:versionID="fc2579ad1970445b0ba1f5954956792b">
   <xsd:schema xmlns:xsd="http://www.w3.org/2001/XMLSchema" xmlns:xs="http://www.w3.org/2001/XMLSchema" xmlns:p="http://schemas.microsoft.com/office/2006/metadata/properties" xmlns:ns2="785685f2-c2e1-4352-89aa-3faca8eaba52" xmlns:ns3="5067c814-4b34-462c-a21d-c185ff6548d2" targetNamespace="http://schemas.microsoft.com/office/2006/metadata/properties" ma:root="true" ma:fieldsID="864106e033a537969187528b3c0914e2" ns2:_="" ns3:_="">
     <xsd:import namespace="785685f2-c2e1-4352-89aa-3faca8eaba52"/>
@@ -46738,43 +46191,48 @@
 </ct:contentTypeSchema>
 </file>
 
-<file path=customXml/item2.xml><?xml version="1.0" encoding="utf-8"?>
-<p:properties xmlns:p="http://schemas.microsoft.com/office/2006/metadata/properties" xmlns:xsi="http://www.w3.org/2001/XMLSchema-instance" xmlns:pc="http://schemas.microsoft.com/office/infopath/2007/PartnerControls">
-  <documentManagement>
-    <b26d xmlns="785685f2-c2e1-4352-89aa-3faca8eaba52" xsi:nil="true"/>
-    <DateCCOReviewed xmlns="785685f2-c2e1-4352-89aa-3faca8eaba52" xsi:nil="true"/>
-    <oawc xmlns="785685f2-c2e1-4352-89aa-3faca8eaba52" xsi:nil="true"/>
-    <sipv xmlns="785685f2-c2e1-4352-89aa-3faca8eaba52" xsi:nil="true"/>
-    <_x0074_mv6 xmlns="785685f2-c2e1-4352-89aa-3faca8eaba52">
-      <UserInfo>
-        <DisplayName/>
-        <AccountId xsi:nil="true"/>
-        <AccountType/>
-      </UserInfo>
-    </_x0074_mv6>
-    <CCOReviewr xmlns="785685f2-c2e1-4352-89aa-3faca8eaba52" xsi:nil="true"/>
-  </documentManagement>
-</p:properties>
+<file path=customXml/itemProps1.xml><?xml version="1.0" encoding="utf-8"?>
+<ds:datastoreItem xmlns:ds="http://schemas.openxmlformats.org/officeDocument/2006/customXml" ds:itemID="{A8A0F89E-C8D0-4355-9020-16F593C6CF69}">
+  <ds:schemaRefs>
+    <ds:schemaRef ds:uri="http://schemas.microsoft.com/sharepoint/v3/contenttype/forms"/>
+  </ds:schemaRefs>
+</ds:datastoreItem>
 </file>
 
-<file path=customXml/item3.xml><?xml version="1.0" encoding="utf-8"?>
-<b:Sources xmlns:b="http://schemas.openxmlformats.org/officeDocument/2006/bibliography" xmlns="http://schemas.openxmlformats.org/officeDocument/2006/bibliography" SelectedStyle="\APA.XSL" StyleName="APA Fifth Edition"/>
+<file path=customXml/itemProps2.xml><?xml version="1.0" encoding="utf-8"?>
+<ds:datastoreItem xmlns:ds="http://schemas.openxmlformats.org/officeDocument/2006/customXml" ds:itemID="{63CD447F-A464-4DB0-846A-0962E3004C05}">
+  <ds:schemaRefs>
+    <ds:schemaRef ds:uri="http://schemas.openxmlformats.org/officeDocument/2006/bibliography"/>
+  </ds:schemaRefs>
+</ds:datastoreItem>
 </file>
 
-<file path=customXml/item4.xml><?xml version="1.0" encoding="utf-8"?>
-<b:Sources xmlns:b="http://schemas.openxmlformats.org/officeDocument/2006/bibliography" xmlns="http://schemas.openxmlformats.org/officeDocument/2006/bibliography" SelectedStyle="\APA.XSL" StyleName="APA Fifth Edition"/>
+<file path=customXml/itemProps3.xml><?xml version="1.0" encoding="utf-8"?>
+<ds:datastoreItem xmlns:ds="http://schemas.openxmlformats.org/officeDocument/2006/customXml" ds:itemID="{D842F347-D382-4782-A78E-4DBF9273AFD0}">
+  <ds:schemaRefs>
+    <ds:schemaRef ds:uri="http://schemas.openxmlformats.org/officeDocument/2006/bibliography"/>
+  </ds:schemaRefs>
+</ds:datastoreItem>
 </file>
 
-<file path=customXml/item5.xml><?xml version="1.0" encoding="utf-8"?>
-<?mso-contentType ?>
-<FormTemplates xmlns="http://schemas.microsoft.com/sharepoint/v3/contenttype/forms">
-  <Display>DocumentLibraryForm</Display>
-  <Edit>DocumentLibraryForm</Edit>
-  <New>DocumentLibraryForm</New>
-</FormTemplates>
+<file path=customXml/itemProps4.xml><?xml version="1.0" encoding="utf-8"?>
+<ds:datastoreItem xmlns:ds="http://schemas.openxmlformats.org/officeDocument/2006/customXml" ds:itemID="{A49FFC6A-4ABD-49DA-8C72-2A78B6526FA3}">
+  <ds:schemaRefs>
+    <ds:schemaRef ds:uri="http://schemas.microsoft.com/office/2006/documentManagement/types"/>
+    <ds:schemaRef ds:uri="http://purl.org/dc/terms/"/>
+    <ds:schemaRef ds:uri="http://schemas.microsoft.com/office/2006/metadata/properties"/>
+    <ds:schemaRef ds:uri="5067c814-4b34-462c-a21d-c185ff6548d2"/>
+    <ds:schemaRef ds:uri="785685f2-c2e1-4352-89aa-3faca8eaba52"/>
+    <ds:schemaRef ds:uri="http://schemas.openxmlformats.org/package/2006/metadata/core-properties"/>
+    <ds:schemaRef ds:uri="http://www.w3.org/XML/1998/namespace"/>
+    <ds:schemaRef ds:uri="http://schemas.microsoft.com/office/infopath/2007/PartnerControls"/>
+    <ds:schemaRef ds:uri="http://purl.org/dc/dcmitype/"/>
+    <ds:schemaRef ds:uri="http://purl.org/dc/elements/1.1/"/>
+  </ds:schemaRefs>
+</ds:datastoreItem>
 </file>
 
-<file path=customXml/itemProps1.xml><?xml version="1.0" encoding="utf-8"?>
+<file path=customXml/itemProps5.xml><?xml version="1.0" encoding="utf-8"?>
 <ds:datastoreItem xmlns:ds="http://schemas.openxmlformats.org/officeDocument/2006/customXml" ds:itemID="{CD591E89-A315-4EA3-990C-42355ED2BC5F}">
   <ds:schemaRefs>
     <ds:schemaRef ds:uri="http://schemas.microsoft.com/office/2006/metadata/contentType"/>
@@ -46791,45 +46249,4 @@
     <ds:schemaRef ds:uri="http://schemas.microsoft.com/internal/obd"/>
   </ds:schemaRefs>
 </ds:datastoreItem>
-</file>
-
-<file path=customXml/itemProps2.xml><?xml version="1.0" encoding="utf-8"?>
-<ds:datastoreItem xmlns:ds="http://schemas.openxmlformats.org/officeDocument/2006/customXml" ds:itemID="{A49FFC6A-4ABD-49DA-8C72-2A78B6526FA3}">
-  <ds:schemaRefs>
-    <ds:schemaRef ds:uri="http://schemas.microsoft.com/office/2006/documentManagement/types"/>
-    <ds:schemaRef ds:uri="http://purl.org/dc/terms/"/>
-    <ds:schemaRef ds:uri="http://schemas.microsoft.com/office/2006/metadata/properties"/>
-    <ds:schemaRef ds:uri="5067c814-4b34-462c-a21d-c185ff6548d2"/>
-    <ds:schemaRef ds:uri="785685f2-c2e1-4352-89aa-3faca8eaba52"/>
-    <ds:schemaRef ds:uri="http://schemas.openxmlformats.org/package/2006/metadata/core-properties"/>
-    <ds:schemaRef ds:uri="http://www.w3.org/XML/1998/namespace"/>
-    <ds:schemaRef ds:uri="http://schemas.microsoft.com/office/infopath/2007/PartnerControls"/>
-    <ds:schemaRef ds:uri="http://purl.org/dc/dcmitype/"/>
-    <ds:schemaRef ds:uri="http://purl.org/dc/elements/1.1/"/>
-  </ds:schemaRefs>
-</ds:datastoreItem>
-</file>
-
-<file path=customXml/itemProps3.xml><?xml version="1.0" encoding="utf-8"?>
-<ds:datastoreItem xmlns:ds="http://schemas.openxmlformats.org/officeDocument/2006/customXml" ds:itemID="{D842F347-D382-4782-A78E-4DBF9273AFD0}">
-  <ds:schemaRefs>
-    <ds:schemaRef ds:uri="http://schemas.openxmlformats.org/officeDocument/2006/bibliography"/>
-  </ds:schemaRefs>
-</ds:datastoreItem>
-</file>
-
-<file path=customXml/itemProps4.xml><?xml version="1.0" encoding="utf-8"?>
-<ds:datastoreItem xmlns:ds="http://schemas.openxmlformats.org/officeDocument/2006/customXml" ds:itemID="{63CD447F-A464-4DB0-846A-0962E3004C05}">
-  <ds:schemaRefs>
-    <ds:schemaRef ds:uri="http://schemas.openxmlformats.org/officeDocument/2006/bibliography"/>
-  </ds:schemaRefs>
-</ds:datastoreItem>
-</file>
-
-<file path=customXml/itemProps5.xml><?xml version="1.0" encoding="utf-8"?>
-<ds:datastoreItem xmlns:ds="http://schemas.openxmlformats.org/officeDocument/2006/customXml" ds:itemID="{A8A0F89E-C8D0-4355-9020-16F593C6CF69}">
-  <ds:schemaRefs>
-    <ds:schemaRef ds:uri="http://schemas.microsoft.com/sharepoint/v3/contenttype/forms"/>
-  </ds:schemaRefs>
-</ds:datastoreItem>
 </file>